--- a/downloads/teacher/ai-2-week-27.docx
+++ b/downloads/teacher/ai-2-week-27.docx
@@ -2826,6 +2826,396 @@
         <w:t>Use approved book facts for recommender explanations; generated fluency is not a replacement for catalogue evidence.</w:t>
       </w:r>
     </w:p>
+    <w:p>
+      <w:pPr>
+        <w:pStyle w:val="Heading1"/>
+      </w:pPr>
+      <w:r>
+        <w:t>07. Prepare, teach and assess</w:t>
+      </w:r>
+    </w:p>
+    <w:p>
+      <w:r>
+        <w:t>Teaching target: Distinguish discriminative prediction from generation by inspecting the requested output</w:t>
+      </w:r>
+    </w:p>
+    <w:p>
+      <w:r>
+        <w:t>Prepare the labelled worked-case picture, the matching workbook, fictional input cards and a place for individual responses. No paid AI account is required for the paper reasoning activities.</w:t>
+      </w:r>
+    </w:p>
+    <w:tbl>
+      <w:tblPr>
+        <w:tblStyle w:val="LightShading-Accent1"/>
+        <w:tblW w:type="auto" w:w="0"/>
+        <w:tblLook w:firstColumn="1" w:firstRow="1" w:lastColumn="0" w:lastRow="0" w:noHBand="0" w:noVBand="1" w:val="04A0"/>
+      </w:tblPr>
+      <w:tblGrid>
+        <w:gridCol w:w="3408"/>
+        <w:gridCol w:w="3408"/>
+        <w:gridCol w:w="3408"/>
+      </w:tblGrid>
+      <w:tr>
+        <w:trPr>
+          <w:tblHeader/>
+        </w:trPr>
+        <w:tc>
+          <w:tcPr>
+            <w:tcW w:type="dxa" w:w="3408"/>
+          </w:tcPr>
+          <w:p>
+            <w:r>
+              <w:t>Session</w:t>
+            </w:r>
+          </w:p>
+        </w:tc>
+        <w:tc>
+          <w:tcPr>
+            <w:tcW w:type="dxa" w:w="3408"/>
+          </w:tcPr>
+          <w:p>
+            <w:r>
+              <w:t>Plan</w:t>
+            </w:r>
+          </w:p>
+        </w:tc>
+        <w:tc>
+          <w:tcPr>
+            <w:tcW w:type="dxa" w:w="3408"/>
+          </w:tcPr>
+          <w:p>
+            <w:r>
+              <w:t>Resources</w:t>
+            </w:r>
+          </w:p>
+        </w:tc>
+      </w:tr>
+      <w:tr>
+        <w:tc>
+          <w:tcPr>
+            <w:tcW w:type="dxa" w:w="3408"/>
+          </w:tcPr>
+          <w:p>
+            <w:r>
+              <w:t>Session 1 · Understand · 45 min</w:t>
+            </w:r>
+          </w:p>
+        </w:tc>
+        <w:tc>
+          <w:tcPr>
+            <w:tcW w:type="dxa" w:w="3408"/>
+          </w:tcPr>
+          <w:p>
+            <w:r>
+              <w:t>0–7: recall and prerequisite; 7–15: inspect the concrete case and predict; 15–30: teacher models the worked trace; 30–40: learners explain a step using the text and visual; 40–45: check the core idea.</w:t>
+            </w:r>
+          </w:p>
+        </w:tc>
+        <w:tc>
+          <w:tcPr>
+            <w:tcW w:type="dxa" w:w="3408"/>
+          </w:tcPr>
+          <w:p>
+            <w:r>
+              <w:t>Sections 1–6; record the brief recall in the workbook.</w:t>
+            </w:r>
+          </w:p>
+        </w:tc>
+      </w:tr>
+      <w:tr>
+        <w:tc>
+          <w:tcPr>
+            <w:tcW w:type="dxa" w:w="3408"/>
+          </w:tcPr>
+          <w:p>
+            <w:r>
+              <w:t>Session 2 · Practise · 45 min</w:t>
+            </w:r>
+          </w:p>
+        </w:tc>
+        <w:tc>
+          <w:tcPr>
+            <w:tcW w:type="dxa" w:w="3408"/>
+          </w:tcPr>
+          <w:p>
+            <w:r>
+              <w:t>0–5: retrieve the procedure; 5–15: W2 completion practice; 15–23: explain and check with a partner; 23–30: each learner answers the misconception check; 30–40: targeted reteaching or a harder variation; 40–45: prepare the investigation.</w:t>
+            </w:r>
+          </w:p>
+        </w:tc>
+        <w:tc>
+          <w:tcPr>
+            <w:tcW w:type="dxa" w:w="3408"/>
+          </w:tcPr>
+          <w:p>
+            <w:r>
+              <w:t>Sections 7–10; use the matching workbook W2 and misconception check.</w:t>
+            </w:r>
+          </w:p>
+        </w:tc>
+      </w:tr>
+      <w:tr>
+        <w:tc>
+          <w:tcPr>
+            <w:tcW w:type="dxa" w:w="3408"/>
+          </w:tcPr>
+          <w:p>
+            <w:r>
+              <w:t>Session 3 · Investigate and transfer · 45 min</w:t>
+            </w:r>
+          </w:p>
+        </w:tc>
+        <w:tc>
+          <w:tcPr>
+            <w:tcW w:type="dxa" w:w="3408"/>
+          </w:tcPr>
+          <w:p>
+            <w:r>
+              <w:t>0–5: retrieve the decision rule; 5–20: investigate or trace; 20–30: start the independent case; 30–38: connect the project; 38–43: act on feedback; 43–45: plan the return check.</w:t>
+            </w:r>
+          </w:p>
+        </w:tc>
+        <w:tc>
+          <w:tcPr>
+            <w:tcW w:type="dxa" w:w="3408"/>
+          </w:tcPr>
+          <w:p>
+            <w:r>
+              <w:t>Sections 9 and 11–14. Give extra time to finish the full task set; use Section 15 when the week includes a coding lab.</w:t>
+            </w:r>
+          </w:p>
+        </w:tc>
+      </w:tr>
+    </w:tbl>
+    <w:p>
+      <w:r>
+        <w:t>Before class, solve the supported practice: For The marker is, calculate the three empirical probabilities, their sum and their meaning.</w:t>
+      </w:r>
+    </w:p>
+    <w:p>
+      <w:r>
+        <w:t>Reasoned practice answer: Teacher explanation: Probabilities 0.6,0.3,0.1 sum to 1 and describe ten supplied corpus continuations; they are not observations of the current marker.</w:t>
+      </w:r>
+    </w:p>
+    <w:p>
+      <w:r>
+        <w:t>Check every learner before discussion: Use the worked case for Generative and predictive objectives. Proposed explanation: “Generative models do not predict”. Decide whether this explanation is supported. Point to the step or supplied fact that decides; explain your repair if needed.</w:t>
+      </w:r>
+    </w:p>
+    <w:p>
+      <w:r>
+        <w:t>Misconception repair: Autoregressive generation predicts the next item repeatedly.</w:t>
+      </w:r>
+    </w:p>
+    <w:p>
+      <w:r>
+        <w:t>Support: read the exact case aloud, enlarge the labelled picture, supply input cards and model only the first deciding step. Accept a spoken explanation or drawing; retain the reasoning goal.</w:t>
+      </w:r>
+    </w:p>
+    <w:p>
+      <w:r>
+        <w:t>Extension: Change the training table to full 2, empty 7, unknown 1. Require a prediction and a reason before comparing. Expected result: Greedy output becomes empty with probability 0.7. Reason: The continuation distribution changed; the independently observed box has not changed.</w:t>
+      </w:r>
+    </w:p>
+    <w:p>
+      <w:r>
+        <w:t>Independent assessment: withhold the reserved answer until the learner has attempted the new case. Record support separately from correctness.</w:t>
+      </w:r>
+    </w:p>
+    <w:tbl>
+      <w:tblPr>
+        <w:tblStyle w:val="LightShading-Accent1"/>
+        <w:tblW w:type="auto" w:w="0"/>
+        <w:tblLook w:firstColumn="1" w:firstRow="1" w:lastColumn="0" w:lastRow="0" w:noHBand="0" w:noVBand="1" w:val="04A0"/>
+      </w:tblPr>
+      <w:tblGrid>
+        <w:gridCol w:w="2556"/>
+        <w:gridCol w:w="2556"/>
+        <w:gridCol w:w="2556"/>
+        <w:gridCol w:w="2556"/>
+      </w:tblGrid>
+      <w:tr>
+        <w:trPr>
+          <w:tblHeader/>
+        </w:trPr>
+        <w:tc>
+          <w:tcPr>
+            <w:tcW w:type="dxa" w:w="2556"/>
+          </w:tcPr>
+          <w:p>
+            <w:r>
+              <w:t>Criterion</w:t>
+            </w:r>
+          </w:p>
+        </w:tc>
+        <w:tc>
+          <w:tcPr>
+            <w:tcW w:type="dxa" w:w="2556"/>
+          </w:tcPr>
+          <w:p>
+            <w:r>
+              <w:t>Not yet</w:t>
+            </w:r>
+          </w:p>
+        </w:tc>
+        <w:tc>
+          <w:tcPr>
+            <w:tcW w:type="dxa" w:w="2556"/>
+          </w:tcPr>
+          <w:p>
+            <w:r>
+              <w:t>With support</w:t>
+            </w:r>
+          </w:p>
+        </w:tc>
+        <w:tc>
+          <w:tcPr>
+            <w:tcW w:type="dxa" w:w="2556"/>
+          </w:tcPr>
+          <w:p>
+            <w:r>
+              <w:t>Independent</w:t>
+            </w:r>
+          </w:p>
+        </w:tc>
+      </w:tr>
+      <w:tr>
+        <w:tc>
+          <w:tcPr>
+            <w:tcW w:type="dxa" w:w="2556"/>
+          </w:tcPr>
+          <w:p>
+            <w:r>
+              <w:t>Explanation</w:t>
+            </w:r>
+          </w:p>
+        </w:tc>
+        <w:tc>
+          <w:tcPr>
+            <w:tcW w:type="dxa" w:w="2556"/>
+          </w:tcPr>
+          <w:p>
+            <w:r>
+              <w:t>Names an answer without a deciding fact</w:t>
+            </w:r>
+          </w:p>
+        </w:tc>
+        <w:tc>
+          <w:tcPr>
+            <w:tcW w:type="dxa" w:w="2556"/>
+          </w:tcPr>
+          <w:p>
+            <w:r>
+              <w:t>Uses a hint to link fact and decision</w:t>
+            </w:r>
+          </w:p>
+        </w:tc>
+        <w:tc>
+          <w:tcPr>
+            <w:tcW w:type="dxa" w:w="2556"/>
+          </w:tcPr>
+          <w:p>
+            <w:r>
+              <w:t>Explains the deciding fact in own words</w:t>
+            </w:r>
+          </w:p>
+        </w:tc>
+      </w:tr>
+      <w:tr>
+        <w:tc>
+          <w:tcPr>
+            <w:tcW w:type="dxa" w:w="2556"/>
+          </w:tcPr>
+          <w:p>
+            <w:r>
+              <w:t>Trace or test</w:t>
+            </w:r>
+          </w:p>
+        </w:tc>
+        <w:tc>
+          <w:tcPr>
+            <w:tcW w:type="dxa" w:w="2556"/>
+          </w:tcPr>
+          <w:p>
+            <w:r>
+              <w:t>Cannot connect input and result</w:t>
+            </w:r>
+          </w:p>
+        </w:tc>
+        <w:tc>
+          <w:tcPr>
+            <w:tcW w:type="dxa" w:w="2556"/>
+          </w:tcPr>
+          <w:p>
+            <w:r>
+              <w:t>Completes steps with prompts</w:t>
+            </w:r>
+          </w:p>
+        </w:tc>
+        <w:tc>
+          <w:tcPr>
+            <w:tcW w:type="dxa" w:w="2556"/>
+          </w:tcPr>
+          <w:p>
+            <w:r>
+              <w:t>Traces or tests a changed case accurately</w:t>
+            </w:r>
+          </w:p>
+        </w:tc>
+      </w:tr>
+      <w:tr>
+        <w:tc>
+          <w:tcPr>
+            <w:tcW w:type="dxa" w:w="2556"/>
+          </w:tcPr>
+          <w:p>
+            <w:r>
+              <w:t>Limits and revision</w:t>
+            </w:r>
+          </w:p>
+        </w:tc>
+        <w:tc>
+          <w:tcPr>
+            <w:tcW w:type="dxa" w:w="2556"/>
+          </w:tcPr>
+          <w:p>
+            <w:r>
+              <w:t>Claims more than evidence supports</w:t>
+            </w:r>
+          </w:p>
+        </w:tc>
+        <w:tc>
+          <w:tcPr>
+            <w:tcW w:type="dxa" w:w="2556"/>
+          </w:tcPr>
+          <w:p>
+            <w:r>
+              <w:t>Names a limit after a prompt</w:t>
+            </w:r>
+          </w:p>
+        </w:tc>
+        <w:tc>
+          <w:tcPr>
+            <w:tcW w:type="dxa" w:w="2556"/>
+          </w:tcPr>
+          <w:p>
+            <w:r>
+              <w:t>States a defensible limit and useful next test</w:t>
+            </w:r>
+          </w:p>
+        </w:tc>
+      </w:tr>
+    </w:tbl>
+    <w:p>
+      <w:r>
+        <w:t>Project checkpoint: Prepare the demonstration. Gather reproducible instructions, evidence, access checks and remaining limitations.</w:t>
+      </w:r>
+    </w:p>
+    <w:p>
+      <w:r>
+        <w:t>Use the weekly teacher answer for topic-specific reasoning. A saved progress tick is an activity record; judge mastery from the learner’s explanation and evidence.</w:t>
+      </w:r>
+    </w:p>
     <w:sectPr>
       <w:pgSz w:w="12240" w:h="15840"/>
       <w:pgMar w:top="936" w:right="1008" w:bottom="936" w:left="1008" w:header="720" w:footer="720" w:gutter="0"/>

--- a/downloads/teacher/ai-2-week-27.docx
+++ b/downloads/teacher/ai-2-week-27.docx
@@ -3216,6 +3216,39 @@
         <w:t>Use the weekly teacher answer for topic-specific reasoning. A saved progress tick is an activity record; judge mastery from the learner’s explanation and evidence.</w:t>
       </w:r>
     </w:p>
+    <w:p>
+      <w:pPr>
+        <w:pStyle w:val="Heading1"/>
+      </w:pPr>
+      <w:r>
+        <w:t>08. Use feedback, labs and repair paths</w:t>
+      </w:r>
+    </w:p>
+    <w:p>
+      <w:r>
+        <w:t>Use the two formative questions as supported practice, not as independent mastery scores. Discuss the deciding evidence rather than accepting a guessed selection.</w:t>
+      </w:r>
+    </w:p>
+    <w:p>
+      <w:r>
+        <w:t>The feedback comes from the reviewed public worked case. Do not reveal the separately reserved independent teacher answer until the learner has attempted that case.</w:t>
+      </w:r>
+    </w:p>
+    <w:p>
+      <w:r>
+        <w:t>Ask students to predict before running code. Preserve errors and actual outputs; collect a changed test and an explanation. The branch-boundary and indexing lessons deliberately include failure cases.</w:t>
+      </w:r>
+    </w:p>
+    <w:p>
+      <w:r>
+        <w:t>Use the earlier worked-explanation links to address a specific missing building block, then return to the current question. Adapt this suggestion after observing the learner; it is not an automatic diagnosis.</w:t>
+      </w:r>
+    </w:p>
+    <w:p>
+      <w:r>
+        <w:t>Collect the completed-work portfolio as evidence. Record support separately from correctness, and assess explanation, trace/test and limitations. Progress ticks and quiz selections alone do not establish mastery.</w:t>
+      </w:r>
+    </w:p>
     <w:sectPr>
       <w:pgSz w:w="12240" w:h="15840"/>
       <w:pgMar w:top="936" w:right="1008" w:bottom="936" w:left="1008" w:header="720" w:footer="720" w:gutter="0"/>

--- a/downloads/teacher/ai-2-week-27.docx
+++ b/downloads/teacher/ai-2-week-27.docx
@@ -29,6 +29,11 @@
       </w:r>
     </w:p>
     <w:p>
+      <w:r>
+        <w:t>Prepare Predictive vs Generative: check the target, prerequisites, resources and adaptable teaching schedule.</w:t>
+      </w:r>
+    </w:p>
+    <w:p>
       <w:pPr>
         <w:pStyle w:val="Heading3"/>
       </w:pPr>
@@ -37,8 +42,32 @@
       </w:r>
     </w:p>
     <w:p>
-      <w:r>
-        <w:t>Primary target: Distinguish discriminative prediction from generation by inspecting the requested output</w:t>
+      <w:pPr>
+        <w:spacing w:line="336" w:lineRule="auto" w:after="180"/>
+      </w:pPr>
+      <w:r>
+        <w:rPr>
+          <w:b w:val="0"/>
+        </w:rPr>
+        <w:t xml:space="preserve">Primary target: Distinguish discriminative </w:t>
+      </w:r>
+      <w:r>
+        <w:rPr>
+          <w:b/>
+        </w:rPr>
+        <w:t>prediction</w:t>
+      </w:r>
+      <w:r>
+        <w:rPr>
+          <w:b w:val="0"/>
+        </w:rPr>
+        <w:t xml:space="preserve"> from generation by inspecting the requested </w:t>
+      </w:r>
+      <w:r>
+        <w:rPr>
+          <w:b/>
+        </w:rPr>
+        <w:t>output</w:t>
       </w:r>
     </w:p>
     <w:tbl>
@@ -185,12 +214,47 @@
       </w:tr>
     </w:tbl>
     <w:p>
-      <w:r>
-        <w:t>This is a starting allocation of 135 minutes, not a validated duration. Preserve all named topics. Schedule extra time for connected examples, the full investigation, independent cases and project building. Repeated copies of a case share one recorded attempt; they are not new evidence.</w:t>
-      </w:r>
-    </w:p>
-    <w:p>
-      <w:r>
+      <w:pPr>
+        <w:spacing w:line="336" w:lineRule="auto" w:after="180"/>
+      </w:pPr>
+      <w:r>
+        <w:rPr>
+          <w:b w:val="0"/>
+        </w:rPr>
+        <w:t>This is a starting allocation of 135 minutes, not a validated duration. Preserve all named topics. Schedule extra time for connected examples, the full investigation, independent cases and project building.</w:t>
+      </w:r>
+    </w:p>
+    <w:p>
+      <w:pPr>
+        <w:spacing w:line="336" w:lineRule="auto" w:after="180"/>
+      </w:pPr>
+      <w:r>
+        <w:rPr>
+          <w:b w:val="0"/>
+        </w:rPr>
+        <w:t xml:space="preserve">Repeated copies of a case share one recorded attempt; they are not new </w:t>
+      </w:r>
+      <w:r>
+        <w:rPr>
+          <w:b/>
+        </w:rPr>
+        <w:t>evidence</w:t>
+      </w:r>
+      <w:r>
+        <w:rPr>
+          <w:b w:val="0"/>
+        </w:rPr>
+        <w:t>.</w:t>
+      </w:r>
+    </w:p>
+    <w:p>
+      <w:pPr>
+        <w:spacing w:line="336" w:lineRule="auto" w:after="180"/>
+      </w:pPr>
+      <w:r>
+        <w:rPr>
+          <w:b w:val="0"/>
+        </w:rPr>
         <w:t>Case exposure check: this source example appears in ai-2/27, ai-3/1. Reuse a familiar case for recall or modelling; verify that the case used to assess transfer has not already received feedback.</w:t>
       </w:r>
     </w:p>
@@ -211,18 +275,88 @@
       </w:r>
     </w:p>
     <w:p>
-      <w:r>
+      <w:pPr>
+        <w:spacing w:line="336" w:lineRule="auto" w:after="180"/>
+      </w:pPr>
+      <w:r>
+        <w:rPr>
+          <w:b w:val="0"/>
+        </w:rPr>
         <w:t>Without opening the old lesson, explain one key idea from Image and Voice Pipelines. Give an example and a mistake that the idea helps you avoid.</w:t>
       </w:r>
     </w:p>
     <w:p>
-      <w:r>
-        <w:t>Look for: Explain the mechanism and terminology of speech pipelines and multimodal evidence</w:t>
-      </w:r>
-    </w:p>
-    <w:p>
-      <w:r>
-        <w:t>Reference example, not the only acceptable wording: Teacher explanation: A multimodal pipeline may transcribe speech, inspect an image and generate a response. Errors at one stage can propagate even when later stages run correctly. Track source modality, segment/time references, transcription, interpretation and final claims separately. Compare conflicting evidence without assuming one modality always wins. Ask for clarification when the task needs unresolved information.</w:t>
+      <w:pPr>
+        <w:spacing w:line="336" w:lineRule="auto" w:after="180"/>
+      </w:pPr>
+      <w:r>
+        <w:rPr>
+          <w:b w:val="0"/>
+        </w:rPr>
+        <w:t xml:space="preserve">Look for: Explain the </w:t>
+      </w:r>
+      <w:r>
+        <w:rPr>
+          <w:b/>
+        </w:rPr>
+        <w:t>mechanism</w:t>
+      </w:r>
+      <w:r>
+        <w:rPr>
+          <w:b w:val="0"/>
+        </w:rPr>
+        <w:t xml:space="preserve"> and terminology of speech pipelines and multimodal </w:t>
+      </w:r>
+      <w:r>
+        <w:rPr>
+          <w:b/>
+        </w:rPr>
+        <w:t>evidence</w:t>
+      </w:r>
+    </w:p>
+    <w:p>
+      <w:pPr>
+        <w:spacing w:line="336" w:lineRule="auto" w:after="180"/>
+      </w:pPr>
+      <w:r>
+        <w:rPr>
+          <w:b w:val="0"/>
+        </w:rPr>
+        <w:t>Reference example, not the only acceptable wording: Teacher explanation: A multimodal pipeline may transcribe speech, inspect an image and generate a response.</w:t>
+      </w:r>
+    </w:p>
+    <w:p>
+      <w:pPr>
+        <w:spacing w:line="336" w:lineRule="auto" w:after="180"/>
+      </w:pPr>
+      <w:r>
+        <w:rPr>
+          <w:b w:val="0"/>
+        </w:rPr>
+        <w:t>Errors at one stage can propagate even when later stages run correctly. Track source modality, segment/time references, transcription, interpretation and final claims separately.</w:t>
+      </w:r>
+    </w:p>
+    <w:p>
+      <w:pPr>
+        <w:spacing w:line="336" w:lineRule="auto" w:after="180"/>
+      </w:pPr>
+      <w:r>
+        <w:rPr>
+          <w:b w:val="0"/>
+        </w:rPr>
+        <w:t xml:space="preserve">Compare conflicting </w:t>
+      </w:r>
+      <w:r>
+        <w:rPr>
+          <w:b/>
+        </w:rPr>
+        <w:t>evidence</w:t>
+      </w:r>
+      <w:r>
+        <w:rPr>
+          <w:b w:val="0"/>
+        </w:rPr>
+        <w:t xml:space="preserve"> without assuming one modality always wins. Ask for clarification when the task needs unresolved information.</w:t>
       </w:r>
     </w:p>
     <w:p>
@@ -234,17 +368,35 @@
       </w:r>
     </w:p>
     <w:p>
-      <w:r>
+      <w:pPr>
+        <w:spacing w:line="336" w:lineRule="auto" w:after="180"/>
+      </w:pPr>
+      <w:r>
+        <w:rPr>
+          <w:b w:val="0"/>
+        </w:rPr>
         <w:t>Without opening the old lesson, explain one key idea from Feedback Loops. Give an example and a mistake that the idea helps you avoid.</w:t>
       </w:r>
     </w:p>
     <w:p>
-      <w:r>
+      <w:pPr>
+        <w:spacing w:line="336" w:lineRule="auto" w:after="180"/>
+      </w:pPr>
+      <w:r>
+        <w:rPr>
+          <w:b w:val="0"/>
+        </w:rPr>
         <w:t>Look for: Implement a deterministic recommender</w:t>
       </w:r>
     </w:p>
     <w:p>
-      <w:r>
+      <w:pPr>
+        <w:spacing w:line="336" w:lineRule="auto" w:after="180"/>
+      </w:pPr>
+      <w:r>
+        <w:rPr>
+          <w:b w:val="0"/>
+        </w:rPr>
         <w:t>Reference example, not the only acceptable wording: Both score 8 and qualify; A is alphabetically first under the tie rule.</w:t>
       </w:r>
     </w:p>
@@ -257,22 +409,46 @@
       </w:r>
     </w:p>
     <w:p>
-      <w:r>
+      <w:pPr>
+        <w:spacing w:line="336" w:lineRule="auto" w:after="180"/>
+      </w:pPr>
+      <w:r>
+        <w:rPr>
+          <w:b w:val="0"/>
+        </w:rPr>
         <w:t>Without opening the old lesson, explain one key idea from Similarity by Selected Traits. Give an example and a mistake that the idea helps you avoid.</w:t>
       </w:r>
     </w:p>
     <w:p>
-      <w:r>
+      <w:pPr>
+        <w:spacing w:line="336" w:lineRule="auto" w:after="180"/>
+      </w:pPr>
+      <w:r>
+        <w:rPr>
+          <w:b w:val="0"/>
+        </w:rPr>
         <w:t>Look for: Represent items with numeric features</w:t>
       </w:r>
     </w:p>
     <w:p>
-      <w:r>
+      <w:pPr>
+        <w:spacing w:line="336" w:lineRule="auto" w:after="180"/>
+      </w:pPr>
+      <w:r>
+        <w:rPr>
+          <w:b w:val="0"/>
+        </w:rPr>
         <w:t>Reference example, not the only acceptable wording: Energy 4, group work 1.</w:t>
       </w:r>
     </w:p>
     <w:p>
-      <w:r>
+      <w:pPr>
+        <w:spacing w:line="336" w:lineRule="auto" w:after="180"/>
+      </w:pPr>
+      <w:r>
+        <w:rPr>
+          <w:b w:val="0"/>
+        </w:rPr>
         <w:t>Use the student module and workbook section with this exact week title. The worked case, independent question and answers below form one aligned lesson sequence.</w:t>
       </w:r>
     </w:p>
@@ -285,7 +461,13 @@
       </w:r>
     </w:p>
     <w:p>
-      <w:r>
+      <w:pPr>
+        <w:spacing w:line="336" w:lineRule="auto" w:after="180"/>
+      </w:pPr>
+      <w:r>
+        <w:rPr>
+          <w:b w:val="0"/>
+        </w:rPr>
         <w:t>A tool retrieves a book description, predicts a genre, then writes a new blurb. Identify each operation and give one distinct failure to check at each stage.</w:t>
       </w:r>
     </w:p>
@@ -298,8 +480,44 @@
       </w:r>
     </w:p>
     <w:p>
-      <w:r>
-        <w:t>Predictive systems select a target; generative systems construct new output.</w:t>
+      <w:pPr>
+        <w:spacing w:line="336" w:lineRule="auto" w:after="180"/>
+      </w:pPr>
+      <w:r>
+        <w:rPr>
+          <w:b/>
+        </w:rPr>
+        <w:t>Predictive</w:t>
+      </w:r>
+      <w:r>
+        <w:rPr>
+          <w:b w:val="0"/>
+        </w:rPr>
+        <w:t xml:space="preserve"> systems select a target; </w:t>
+      </w:r>
+      <w:r>
+        <w:rPr>
+          <w:b/>
+        </w:rPr>
+        <w:t>generative</w:t>
+      </w:r>
+      <w:r>
+        <w:rPr>
+          <w:b w:val="0"/>
+        </w:rPr>
+        <w:t xml:space="preserve"> systems construct new </w:t>
+      </w:r>
+      <w:r>
+        <w:rPr>
+          <w:b/>
+        </w:rPr>
+        <w:t>output</w:t>
+      </w:r>
+      <w:r>
+        <w:rPr>
+          <w:b w:val="0"/>
+        </w:rPr>
+        <w:t>.</w:t>
       </w:r>
     </w:p>
     <w:tbl>
@@ -435,12 +653,38 @@
       </w:r>
     </w:p>
     <w:p>
-      <w:r>
+      <w:pPr>
+        <w:spacing w:line="336" w:lineRule="auto" w:after="180"/>
+      </w:pPr>
+      <w:r>
+        <w:rPr>
+          <w:b w:val="0"/>
+        </w:rPr>
         <w:t>Use the supplied scenario, student illustrations and blank paper. For numeric work, offer counters or a calculator after learners show the setup. Fictional records are supplied; personal data and paid accounts are unnecessary.</w:t>
       </w:r>
     </w:p>
     <w:p>
-      <w:r>
+      <w:pPr>
+        <w:pStyle w:val="Heading3"/>
+      </w:pPr>
+      <w:r>
+        <w:t>Alternative compact allocation</w:t>
+      </w:r>
+    </w:p>
+    <w:p>
+      <w:r>
+        <w:t>This compact option is not the full-week schedule. Use the main teaching cycle and allow extra sessions for the investigation, independent work and project.</w:t>
+      </w:r>
+    </w:p>
+    <w:p>
+      <w:pPr>
+        <w:spacing w:line="336" w:lineRule="auto" w:after="180"/>
+        <w:shd w:fill="F1F6F8"/>
+      </w:pPr>
+      <w:r>
+        <w:rPr>
+          <w:b w:val="0"/>
+        </w:rPr>
         <w:t>Allow 80 minutes: recall 8; explanation 12; worked demonstration 15; guided practice 20; independent assessment 15; project and reflection 10. Extend the lab into a second session when needed.</w:t>
       </w:r>
     </w:p>
@@ -453,8 +697,37 @@
       </w:r>
     </w:p>
     <w:p>
-      <w:r>
-        <w:t>Use two 45-minute sessions. All model outputs and probability tables are constructed classroom examples. No hosted AI service, external API or student account is needed. Distinguish a model objective from factual support and system permissions. Collect independent work before discussing its solutions.</w:t>
+      <w:pPr>
+        <w:spacing w:line="336" w:lineRule="auto" w:after="180"/>
+      </w:pPr>
+      <w:r>
+        <w:rPr>
+          <w:b w:val="0"/>
+        </w:rPr>
+        <w:t xml:space="preserve">Use two 45-minute sessions. All model </w:t>
+      </w:r>
+      <w:r>
+        <w:rPr>
+          <w:b/>
+        </w:rPr>
+        <w:t>output</w:t>
+      </w:r>
+      <w:r>
+        <w:rPr>
+          <w:b w:val="0"/>
+        </w:rPr>
+        <w:t>s and probability tables are constructed classroom examples. No hosted AI service, external API or student account is needed.</w:t>
+      </w:r>
+    </w:p>
+    <w:p>
+      <w:pPr>
+        <w:spacing w:line="336" w:lineRule="auto" w:after="180"/>
+      </w:pPr>
+      <w:r>
+        <w:rPr>
+          <w:b w:val="0"/>
+        </w:rPr>
+        <w:t>Distinguish a model objective from factual support and system permissions. Collect independent work before discussing its solutions.</w:t>
       </w:r>
     </w:p>
     <w:p>
@@ -466,22 +739,106 @@
       </w:r>
     </w:p>
     <w:p>
-      <w:r>
-        <w:t>A prediction is a model output. Truth requires appropriate independent observations or sources; confidence and low training loss do not supply that evidence.</w:t>
-      </w:r>
-    </w:p>
-    <w:p>
-      <w:r>
+      <w:pPr>
+        <w:spacing w:line="336" w:lineRule="auto" w:after="180"/>
+      </w:pPr>
+      <w:r>
+        <w:rPr>
+          <w:b w:val="0"/>
+        </w:rPr>
+        <w:t xml:space="preserve">A </w:t>
+      </w:r>
+      <w:r>
+        <w:rPr>
+          <w:b/>
+        </w:rPr>
+        <w:t>prediction</w:t>
+      </w:r>
+      <w:r>
+        <w:rPr>
+          <w:b w:val="0"/>
+        </w:rPr>
+        <w:t xml:space="preserve"> is a model </w:t>
+      </w:r>
+      <w:r>
+        <w:rPr>
+          <w:b/>
+        </w:rPr>
+        <w:t>output</w:t>
+      </w:r>
+      <w:r>
+        <w:rPr>
+          <w:b w:val="0"/>
+        </w:rPr>
+        <w:t xml:space="preserve">. Truth requires appropriate independent </w:t>
+      </w:r>
+      <w:r>
+        <w:rPr>
+          <w:b/>
+        </w:rPr>
+        <w:t>observation</w:t>
+      </w:r>
+      <w:r>
+        <w:rPr>
+          <w:b w:val="0"/>
+        </w:rPr>
+        <w:t xml:space="preserve">s or sources; confidence and low </w:t>
+      </w:r>
+      <w:r>
+        <w:rPr>
+          <w:b/>
+        </w:rPr>
+        <w:t>training</w:t>
+      </w:r>
+      <w:r>
+        <w:rPr>
+          <w:b w:val="0"/>
+        </w:rPr>
+        <w:t xml:space="preserve"> loss do not supply that </w:t>
+      </w:r>
+      <w:r>
+        <w:rPr>
+          <w:b/>
+        </w:rPr>
+        <w:t>evidence</w:t>
+      </w:r>
+      <w:r>
+        <w:rPr>
+          <w:b w:val="0"/>
+        </w:rPr>
+        <w:t>.</w:t>
+      </w:r>
+    </w:p>
+    <w:p>
+      <w:pPr>
+        <w:spacing w:line="336" w:lineRule="auto" w:after="180"/>
+      </w:pPr>
+      <w:r>
+        <w:rPr>
+          <w:b w:val="0"/>
+        </w:rPr>
         <w:t>Printed lesson and workbook; paper and pencil</w:t>
       </w:r>
     </w:p>
     <w:p>
-      <w:r>
+      <w:pPr>
+        <w:spacing w:line="336" w:lineRule="auto" w:after="180"/>
+      </w:pPr>
+      <w:r>
+        <w:rPr>
+          <w:b w:val="0"/>
+        </w:rPr>
         <w:t>Calculator; optional local Python 3 interpreter</w:t>
       </w:r>
     </w:p>
     <w:p>
-      <w:r>
+      <w:pPr>
+        <w:spacing w:line="336" w:lineRule="auto" w:after="180"/>
+      </w:pPr>
+      <w:r>
+        <w:rPr>
+          <w:b w:val="0"/>
+        </w:rPr>
         <w:t>Prepare the independent task and fresh retry without displaying solutions</w:t>
       </w:r>
     </w:p>
@@ -494,12 +851,36 @@
       </w:r>
     </w:p>
     <w:p>
-      <w:r>
-        <w:t>By the end, I can distinguish a generated continuation from a prediction checked against the world.</w:t>
-      </w:r>
-    </w:p>
-    <w:p>
-      <w:r>
+      <w:pPr>
+        <w:spacing w:line="336" w:lineRule="auto" w:after="180"/>
+      </w:pPr>
+      <w:r>
+        <w:rPr>
+          <w:b w:val="0"/>
+        </w:rPr>
+        <w:t xml:space="preserve">By the end, I can distinguish a generated continuation from a </w:t>
+      </w:r>
+      <w:r>
+        <w:rPr>
+          <w:b/>
+        </w:rPr>
+        <w:t>prediction</w:t>
+      </w:r>
+      <w:r>
+        <w:rPr>
+          <w:b w:val="0"/>
+        </w:rPr>
+        <w:t xml:space="preserve"> checked against the world.</w:t>
+      </w:r>
+    </w:p>
+    <w:p>
+      <w:pPr>
+        <w:spacing w:line="336" w:lineRule="auto" w:after="180"/>
+      </w:pPr>
+      <w:r>
+        <w:rPr>
+          <w:b w:val="0"/>
+        </w:rPr>
         <w:t>This added worked case illustrates the week’s main idea. Retain all original and connected topics; schedule its practice within the teaching cycle.</w:t>
       </w:r>
     </w:p>
@@ -512,61 +893,191 @@
       </w:r>
     </w:p>
     <w:p>
+      <w:r>
+        <w:t>Model Predictive vs Generative using the supplied case, labelled mechanism and reasoning. Make the scope of each conclusion explicit.</w:t>
+      </w:r>
+    </w:p>
+    <w:p>
+      <w:pPr>
+        <w:spacing w:line="336" w:lineRule="auto" w:after="180"/>
+      </w:pPr>
+      <w:r>
+        <w:rPr>
+          <w:b/>
+        </w:rPr>
+        <w:t>Input</w:t>
+      </w:r>
+      <w:r>
+        <w:rPr>
+          <w:b w:val="0"/>
+        </w:rPr>
+        <w:t xml:space="preserve"> → </w:t>
+      </w:r>
+      <w:r>
+        <w:rPr>
+          <w:b/>
+        </w:rPr>
+        <w:t>Process</w:t>
+      </w:r>
+      <w:r>
+        <w:rPr>
+          <w:b w:val="0"/>
+        </w:rPr>
+        <w:t xml:space="preserve"> → </w:t>
+      </w:r>
+      <w:r>
+        <w:rPr>
+          <w:b/>
+        </w:rPr>
+        <w:t>Output</w:t>
+      </w:r>
+    </w:p>
+    <w:p>
+      <w:pPr>
+        <w:spacing w:line="336" w:lineRule="auto" w:after="180"/>
+      </w:pPr>
+      <w:r>
+        <w:rPr>
+          <w:b w:val="0"/>
+        </w:rPr>
+        <w:t>Trace the information. At each stage, ask what changed and how you could test it.</w:t>
+      </w:r>
+    </w:p>
+    <w:p>
+      <w:pPr>
+        <w:spacing w:line="336" w:lineRule="auto" w:after="180"/>
+      </w:pPr>
+      <w:r>
+        <w:rPr>
+          <w:b w:val="0"/>
+        </w:rPr>
+        <w:t>Which stage could fail even when the other two are correct? Explain:</w:t>
+      </w:r>
+    </w:p>
+    <w:p>
+      <w:pPr>
+        <w:spacing w:line="336" w:lineRule="auto" w:after="180"/>
+      </w:pPr>
+      <w:r>
+        <w:rPr>
+          <w:b w:val="0"/>
+        </w:rPr>
+        <w:t xml:space="preserve">Predict first. Then check each step. A correct answer without visible reasoning is incomplete </w:t>
+      </w:r>
+      <w:r>
+        <w:rPr>
+          <w:b/>
+        </w:rPr>
+        <w:t>evidence</w:t>
+      </w:r>
+      <w:r>
+        <w:rPr>
+          <w:b w:val="0"/>
+        </w:rPr>
+        <w:t>.</w:t>
+      </w:r>
+    </w:p>
+    <w:p>
+      <w:pPr>
+        <w:spacing w:line="336" w:lineRule="auto" w:after="180"/>
+        <w:shd w:fill="F4F9FC"/>
+      </w:pPr>
+      <w:r>
+        <w:rPr>
+          <w:b w:val="0"/>
+        </w:rPr>
+        <w:t>1. ‘Is this book suitable?’ → classification.</w:t>
+      </w:r>
+    </w:p>
+    <w:p>
+      <w:pPr>
+        <w:spacing w:line="336" w:lineRule="auto" w:after="180"/>
+        <w:shd w:fill="F4F9FC"/>
+      </w:pPr>
+      <w:r>
+        <w:rPr>
+          <w:b w:val="0"/>
+        </w:rPr>
+        <w:t xml:space="preserve">2. ‘How many days to finish?’ → numeric </w:t>
+      </w:r>
+      <w:r>
+        <w:rPr>
+          <w:b/>
+        </w:rPr>
+        <w:t>prediction</w:t>
+      </w:r>
+      <w:r>
+        <w:rPr>
+          <w:b w:val="0"/>
+        </w:rPr>
+        <w:t>.</w:t>
+      </w:r>
+    </w:p>
+    <w:p>
+      <w:pPr>
+        <w:spacing w:line="336" w:lineRule="auto" w:after="180"/>
+        <w:shd w:fill="F4F9FC"/>
+      </w:pPr>
+      <w:r>
+        <w:rPr>
+          <w:b w:val="0"/>
+        </w:rPr>
+        <w:t>3. ‘Write a spoiler-free teaser’ → generation.</w:t>
+      </w:r>
+    </w:p>
+    <w:p>
+      <w:pPr>
+        <w:spacing w:line="336" w:lineRule="auto" w:after="180"/>
+        <w:shd w:fill="F4F9FC"/>
+      </w:pPr>
+      <w:r>
+        <w:rPr>
+          <w:b w:val="0"/>
+        </w:rPr>
+        <w:t>4. A product may combine them, but each stage needs its own test.</w:t>
+      </w:r>
+    </w:p>
+    <w:p>
+      <w:pPr>
+        <w:spacing w:line="336" w:lineRule="auto" w:after="180"/>
+      </w:pPr>
+      <w:r>
+        <w:rPr>
+          <w:b w:val="0"/>
+        </w:rPr>
+        <w:t>Recalculate, retrace, or restate the reasoning in your own representation:</w:t>
+      </w:r>
+    </w:p>
+    <w:p>
+      <w:pPr>
+        <w:spacing w:line="336" w:lineRule="auto" w:after="180"/>
+        <w:shd w:fill="F5F1FB"/>
+      </w:pPr>
+      <w:r>
+        <w:rPr>
+          <w:b w:val="0"/>
+        </w:rPr>
+        <w:t xml:space="preserve">CHECK Did the </w:t>
+      </w:r>
+      <w:r>
+        <w:rPr>
+          <w:b/>
+        </w:rPr>
+        <w:t>evidence</w:t>
+      </w:r>
+      <w:r>
+        <w:rPr>
+          <w:b w:val="0"/>
+        </w:rPr>
+        <w:t xml:space="preserve"> answer the exact question? Did the total, path, or source record stay consistent?</w:t>
+      </w:r>
+    </w:p>
+    <w:p>
       <w:pPr>
         <w:pStyle w:val="Heading3"/>
       </w:pPr>
       <w:r>
-        <w:t>Explain the mechanism</w:t>
-      </w:r>
-    </w:p>
-    <w:p>
-      <w:r>
-        <w:t>Input → Process → Output</w:t>
-      </w:r>
-    </w:p>
-    <w:p>
-      <w:r>
-        <w:t>Trace the information. At each stage, ask what changed and how you could test it.</w:t>
-      </w:r>
-    </w:p>
-    <w:p>
-      <w:r>
-        <w:t>Which stage could fail even when the other two are correct? Explain:</w:t>
-      </w:r>
-    </w:p>
-    <w:p>
-      <w:r>
-        <w:t>Predict first. Then check each step. A correct answer without visible reasoning is incomplete evidence.</w:t>
-      </w:r>
-    </w:p>
-    <w:p>
-      <w:r>
-        <w:t>1. ‘Is this book suitable?’ → classification.</w:t>
-      </w:r>
-    </w:p>
-    <w:p>
-      <w:r>
-        <w:t>2. ‘How many days to finish?’ → numeric prediction.</w:t>
-      </w:r>
-    </w:p>
-    <w:p>
-      <w:r>
-        <w:t>3. ‘Write a spoiler-free teaser’ → generation.</w:t>
-      </w:r>
-    </w:p>
-    <w:p>
-      <w:r>
-        <w:t>4. A product may combine them, but each stage needs its own test.</w:t>
-      </w:r>
-    </w:p>
-    <w:p>
-      <w:r>
-        <w:t>Recalculate, retrace, or restate the reasoning in your own representation:</w:t>
-      </w:r>
-    </w:p>
-    <w:p>
-      <w:r>
-        <w:t>CHECK Did the evidence answer the exact question? Did the total, path, or source record stay consistent?</w:t>
+        <w:t>Concrete teaching case</w:t>
       </w:r>
     </w:p>
     <w:p>
@@ -574,16 +1085,38 @@
         <w:pStyle w:val="Heading3"/>
       </w:pPr>
       <w:r>
-        <w:t>Concrete teaching case</w:t>
-      </w:r>
-    </w:p>
-    <w:p>
-      <w:r>
+        <w:t>The teaching case</w:t>
+      </w:r>
+    </w:p>
+    <w:p>
+      <w:pPr>
+        <w:spacing w:line="336" w:lineRule="auto" w:after="180"/>
+        <w:shd w:fill="F1F6FC"/>
+      </w:pPr>
+      <w:r>
+        <w:rPr>
+          <w:b w:val="0"/>
+        </w:rPr>
         <w:t>A labels genre; B writes a new blurb; C computes 24/6.</w:t>
       </w:r>
     </w:p>
     <w:p>
-      <w:r>
+      <w:pPr>
+        <w:pStyle w:val="Heading3"/>
+      </w:pPr>
+      <w:r>
+        <w:t>The teaching case</w:t>
+      </w:r>
+    </w:p>
+    <w:p>
+      <w:pPr>
+        <w:spacing w:line="336" w:lineRule="auto" w:after="180"/>
+        <w:shd w:fill="F1F6FC"/>
+      </w:pPr>
+      <w:r>
+        <w:rPr>
+          <w:b w:val="0"/>
+        </w:rPr>
         <w:t>Distinguish operations.</w:t>
       </w:r>
     </w:p>
@@ -596,7 +1129,22 @@
       </w:r>
     </w:p>
     <w:p>
-      <w:r>
+      <w:pPr>
+        <w:pStyle w:val="Heading3"/>
+      </w:pPr>
+      <w:r>
+        <w:t>Why the result follows</w:t>
+      </w:r>
+    </w:p>
+    <w:p>
+      <w:pPr>
+        <w:spacing w:line="336" w:lineRule="auto" w:after="180"/>
+        <w:shd w:fill="F1F6FC"/>
+      </w:pPr>
+      <w:r>
+        <w:rPr>
+          <w:b w:val="0"/>
+        </w:rPr>
         <w:t>A predicts a category, B generates text, C calculates 4. Products may combine them.</w:t>
       </w:r>
     </w:p>
@@ -609,18 +1157,168 @@
       </w:r>
     </w:p>
     <w:p>
-      <w:r>
-        <w:t>A classifier might map a message to the label request or report. A text generator instead produces a sequence, predicting a distribution over the next token given a prefix. Both make predictions, but the training targets and permitted outputs differ. One application can combine generation with a classifier, retrieval and human approval. Calling a whole product “generative” does not describe every component.</w:t>
-      </w:r>
-    </w:p>
-    <w:p>
-      <w:r>
-        <w:t>The objective defines what training attempts to fit. Next-token fit rewards matching observed continuations; it does not directly certify that an answer is true, well sourced or permitted. A fluent completion is still an output to evaluate against the task.</w:t>
-      </w:r>
-    </w:p>
-    <w:p>
-      <w:r>
-        <w:t>There are ten observed continuations. The empirical probabilities are red 6/10 = 0.6, blue 3/10 = 0.3, green 1/10 = 0.1. They are nonnegative and sum to 1. A simple frequentist classroom model uses these relative counts as its next-token distribution. These probabilities describe the supplied corpus counts, not the current colour of any actual marker.</w:t>
+      <w:pPr>
+        <w:pStyle w:val="Heading3"/>
+      </w:pPr>
+      <w:r>
+        <w:t>Explain the added worked example · 1</w:t>
+      </w:r>
+    </w:p>
+    <w:p>
+      <w:pPr>
+        <w:spacing w:line="336" w:lineRule="auto" w:after="180"/>
+      </w:pPr>
+      <w:r>
+        <w:rPr>
+          <w:b w:val="0"/>
+        </w:rPr>
+        <w:t>A classifier might map a message to the label request or report. A text generator instead produces a sequence, predicting a distribution over the next token given a prefix.</w:t>
+      </w:r>
+    </w:p>
+    <w:p>
+      <w:pPr>
+        <w:spacing w:line="336" w:lineRule="auto" w:after="180"/>
+      </w:pPr>
+      <w:r>
+        <w:rPr>
+          <w:b w:val="0"/>
+        </w:rPr>
+        <w:t xml:space="preserve">Both make </w:t>
+      </w:r>
+      <w:r>
+        <w:rPr>
+          <w:b/>
+        </w:rPr>
+        <w:t>prediction</w:t>
+      </w:r>
+      <w:r>
+        <w:rPr>
+          <w:b w:val="0"/>
+        </w:rPr>
+        <w:t xml:space="preserve">s, but the </w:t>
+      </w:r>
+      <w:r>
+        <w:rPr>
+          <w:b/>
+        </w:rPr>
+        <w:t>training</w:t>
+      </w:r>
+      <w:r>
+        <w:rPr>
+          <w:b w:val="0"/>
+        </w:rPr>
+        <w:t xml:space="preserve"> targets and permitted </w:t>
+      </w:r>
+      <w:r>
+        <w:rPr>
+          <w:b/>
+        </w:rPr>
+        <w:t>output</w:t>
+      </w:r>
+      <w:r>
+        <w:rPr>
+          <w:b w:val="0"/>
+        </w:rPr>
+        <w:t>s differ. One application can combine generation with a classifier, retrieval and human approval.</w:t>
+      </w:r>
+    </w:p>
+    <w:p>
+      <w:pPr>
+        <w:spacing w:line="336" w:lineRule="auto" w:after="180"/>
+      </w:pPr>
+      <w:r>
+        <w:rPr>
+          <w:b w:val="0"/>
+        </w:rPr>
+        <w:t>Calling a whole product “</w:t>
+      </w:r>
+      <w:r>
+        <w:rPr>
+          <w:b/>
+        </w:rPr>
+        <w:t>generative</w:t>
+      </w:r>
+      <w:r>
+        <w:rPr>
+          <w:b w:val="0"/>
+        </w:rPr>
+        <w:t>” does not describe every component.</w:t>
+      </w:r>
+    </w:p>
+    <w:p>
+      <w:pPr>
+        <w:spacing w:line="336" w:lineRule="auto" w:after="180"/>
+      </w:pPr>
+      <w:r>
+        <w:rPr>
+          <w:b w:val="0"/>
+        </w:rPr>
+        <w:t xml:space="preserve">The objective defines what </w:t>
+      </w:r>
+      <w:r>
+        <w:rPr>
+          <w:b/>
+        </w:rPr>
+        <w:t>training</w:t>
+      </w:r>
+      <w:r>
+        <w:rPr>
+          <w:b w:val="0"/>
+        </w:rPr>
+        <w:t xml:space="preserve"> attempts to fit. Next-token fit rewards matching observed continuations; it does not directly certify that an answer is true, well sourced or permitted.</w:t>
+      </w:r>
+    </w:p>
+    <w:p>
+      <w:pPr>
+        <w:spacing w:line="336" w:lineRule="auto" w:after="180"/>
+      </w:pPr>
+      <w:r>
+        <w:rPr>
+          <w:b w:val="0"/>
+        </w:rPr>
+        <w:t xml:space="preserve">A fluent completion is still an </w:t>
+      </w:r>
+      <w:r>
+        <w:rPr>
+          <w:b/>
+        </w:rPr>
+        <w:t>output</w:t>
+      </w:r>
+      <w:r>
+        <w:rPr>
+          <w:b w:val="0"/>
+        </w:rPr>
+        <w:t xml:space="preserve"> to evaluate against the task.</w:t>
+      </w:r>
+    </w:p>
+    <w:p>
+      <w:pPr>
+        <w:pStyle w:val="Heading3"/>
+      </w:pPr>
+      <w:r>
+        <w:t>Explain the added worked example · 2</w:t>
+      </w:r>
+    </w:p>
+    <w:p>
+      <w:pPr>
+        <w:spacing w:line="336" w:lineRule="auto" w:after="180"/>
+      </w:pPr>
+      <w:r>
+        <w:rPr>
+          <w:b w:val="0"/>
+        </w:rPr>
+        <w:t>There are ten observed continuations. The empirical probabilities are red 6/10 = 0.6, blue 3/10 = 0.3, green 1/10 = 0.1. They are nonnegative and sum to 1.</w:t>
+      </w:r>
+    </w:p>
+    <w:p>
+      <w:pPr>
+        <w:spacing w:line="336" w:lineRule="auto" w:after="180"/>
+      </w:pPr>
+      <w:r>
+        <w:rPr>
+          <w:b w:val="0"/>
+        </w:rPr>
+        <w:t>A simple frequentist classroom model uses these relative counts as its next-token distribution. These probabilities describe the supplied corpus counts, not the current colour of any actual marker.</w:t>
       </w:r>
     </w:p>
     <w:p>
@@ -764,18 +1462,109 @@
       </w:r>
     </w:p>
     <w:p>
-      <w:r>
-        <w:t>Use the complete worked example below before asking learners to complete W2. Reveal a small part, invite a prediction, then explain the deciding step. These teacher notes contain solutions; do not reveal the independent case answer during modelling.</w:t>
-      </w:r>
-    </w:p>
-    <w:p>
-      <w:r>
-        <w:t>After producing red, the next step conditions on the expanded prefix “The marker is red”. A second table might give an end token probability 0.8 and the token today probability 0.2. A generated sequence can stop at the end token or continue. Do not reuse the first-step table unchanged after adding a token unless the model explicitly ignores the new prefix.</w:t>
-      </w:r>
-    </w:p>
-    <w:p>
-      <w:r>
-        <w:t>A separate classifier can return red as a label from an image; that is a different input and target from continuing text. A downstream evaluation asks whether the system correctly reports the current marker. It must include ground truth or sources and appropriate failure handling, not just count plausible phrases.</w:t>
+      <w:pPr>
+        <w:spacing w:line="336" w:lineRule="auto" w:after="180"/>
+      </w:pPr>
+      <w:r>
+        <w:rPr>
+          <w:b w:val="0"/>
+        </w:rPr>
+        <w:t xml:space="preserve">Use the complete worked example below before asking learners to complete W2. Reveal a small part, invite a </w:t>
+      </w:r>
+      <w:r>
+        <w:rPr>
+          <w:b/>
+        </w:rPr>
+        <w:t>prediction</w:t>
+      </w:r>
+      <w:r>
+        <w:rPr>
+          <w:b w:val="0"/>
+        </w:rPr>
+        <w:t>, then explain the deciding step.</w:t>
+      </w:r>
+    </w:p>
+    <w:p>
+      <w:pPr>
+        <w:spacing w:line="336" w:lineRule="auto" w:after="180"/>
+      </w:pPr>
+      <w:r>
+        <w:rPr>
+          <w:b w:val="0"/>
+        </w:rPr>
+        <w:t>These teacher notes contain solutions; do not reveal the independent case answer during modelling.</w:t>
+      </w:r>
+    </w:p>
+    <w:p>
+      <w:pPr>
+        <w:pStyle w:val="Heading3"/>
+      </w:pPr>
+      <w:r>
+        <w:t>Model the reasoning aloud · 3</w:t>
+      </w:r>
+    </w:p>
+    <w:p>
+      <w:pPr>
+        <w:spacing w:line="336" w:lineRule="auto" w:after="180"/>
+      </w:pPr>
+      <w:r>
+        <w:rPr>
+          <w:b w:val="0"/>
+        </w:rPr>
+        <w:t>After producing red, the next step conditions on the expanded prefix “The marker is red”. A second table might give an end token probability 0.8 and the token today probability 0.2.</w:t>
+      </w:r>
+    </w:p>
+    <w:p>
+      <w:pPr>
+        <w:spacing w:line="336" w:lineRule="auto" w:after="180"/>
+      </w:pPr>
+      <w:r>
+        <w:rPr>
+          <w:b w:val="0"/>
+        </w:rPr>
+        <w:t>A generated sequence can stop at the end token or continue. Do not reuse the first-step table unchanged after adding a token unless the model explicitly ignores the new prefix.</w:t>
+      </w:r>
+    </w:p>
+    <w:p>
+      <w:pPr>
+        <w:pStyle w:val="Heading3"/>
+      </w:pPr>
+      <w:r>
+        <w:t>Model the reasoning aloud · 4</w:t>
+      </w:r>
+    </w:p>
+    <w:p>
+      <w:pPr>
+        <w:spacing w:line="336" w:lineRule="auto" w:after="180"/>
+      </w:pPr>
+      <w:r>
+        <w:rPr>
+          <w:b w:val="0"/>
+        </w:rPr>
+        <w:t xml:space="preserve">A separate classifier can return red as a label from an image; that is a different </w:t>
+      </w:r>
+      <w:r>
+        <w:rPr>
+          <w:b/>
+        </w:rPr>
+        <w:t>input</w:t>
+      </w:r>
+      <w:r>
+        <w:rPr>
+          <w:b w:val="0"/>
+        </w:rPr>
+        <w:t xml:space="preserve"> and target from continuing text. A downstream evaluation asks whether the system correctly reports the current marker.</w:t>
+      </w:r>
+    </w:p>
+    <w:p>
+      <w:pPr>
+        <w:spacing w:line="336" w:lineRule="auto" w:after="180"/>
+      </w:pPr>
+      <w:r>
+        <w:rPr>
+          <w:b w:val="0"/>
+        </w:rPr>
+        <w:t>It must include ground truth or sources and appropriate failure handling, not just count plausible phrases.</w:t>
       </w:r>
     </w:p>
     <w:tbl>
@@ -881,7 +1670,13 @@
       </w:tr>
     </w:tbl>
     <w:p>
-      <w:r>
+      <w:pPr>
+        <w:spacing w:line="336" w:lineRule="auto" w:after="180"/>
+      </w:pPr>
+      <w:r>
+        <w:rPr>
+          <w:b w:val="0"/>
+        </w:rPr>
         <w:t>Use the diagram and verbal explanation together. Ask learners to match a sentence to a specific visual step; do not assign learners fixed visual or auditory learning styles.</w:t>
       </w:r>
     </w:p>
@@ -894,7 +1689,13 @@
       </w:r>
     </w:p>
     <w:p>
-      <w:r>
+      <w:pPr>
+        <w:spacing w:line="336" w:lineRule="auto" w:after="180"/>
+      </w:pPr>
+      <w:r>
+        <w:rPr>
+          <w:b w:val="0"/>
+        </w:rPr>
         <w:t>A fictional toy generator predicts the next word after “The box is”.</w:t>
       </w:r>
     </w:p>
@@ -907,12 +1708,54 @@
       </w:r>
     </w:p>
     <w:p>
-      <w:r>
-        <w:t>Observed training continuations: full 6, empty 3, unknown 1.</w:t>
-      </w:r>
-    </w:p>
-    <w:p>
-      <w:r>
+      <w:pPr>
+        <w:pStyle w:val="Heading3"/>
+      </w:pPr>
+      <w:r>
+        <w:t>Supplied facts</w:t>
+      </w:r>
+    </w:p>
+    <w:p>
+      <w:pPr>
+        <w:spacing w:line="336" w:lineRule="auto" w:after="180"/>
+        <w:shd w:fill="F1F6FC"/>
+      </w:pPr>
+      <w:r>
+        <w:rPr>
+          <w:b w:val="0"/>
+        </w:rPr>
+        <w:t xml:space="preserve">Observed </w:t>
+      </w:r>
+      <w:r>
+        <w:rPr>
+          <w:b/>
+        </w:rPr>
+        <w:t>training</w:t>
+      </w:r>
+      <w:r>
+        <w:rPr>
+          <w:b w:val="0"/>
+        </w:rPr>
+        <w:t xml:space="preserve"> continuations: full 6, empty 3, unknown 1.</w:t>
+      </w:r>
+    </w:p>
+    <w:p>
+      <w:pPr>
+        <w:pStyle w:val="Heading3"/>
+      </w:pPr>
+      <w:r>
+        <w:t>Supplied facts</w:t>
+      </w:r>
+    </w:p>
+    <w:p>
+      <w:pPr>
+        <w:spacing w:line="336" w:lineRule="auto" w:after="180"/>
+        <w:shd w:fill="F1F6FC"/>
+      </w:pPr>
+      <w:r>
+        <w:rPr>
+          <w:b w:val="0"/>
+        </w:rPr>
         <w:t>Use counts divided by total 10. The current physical box is separately checked and found empty.</w:t>
       </w:r>
     </w:p>
@@ -1134,43 +1977,208 @@
       </w:r>
     </w:p>
     <w:p>
-      <w:r>
-        <w:t>The table predicts a continuation in a text exercise, not the contents of the current box. Generating the most frequent token is a model-defined decision. A factual inventory statement needs current evidence. The numerical table is intentionally small; real generative systems condition on richer context and do not simply consult these three counts.</w:t>
-      </w:r>
-    </w:p>
-    <w:p>
       <w:pPr>
         <w:pStyle w:val="Heading3"/>
       </w:pPr>
       <w:r>
+        <w:t>Why the result follows</w:t>
+      </w:r>
+    </w:p>
+    <w:p>
+      <w:pPr>
+        <w:spacing w:line="336" w:lineRule="auto" w:after="180"/>
+        <w:shd w:fill="F1F6FC"/>
+      </w:pPr>
+      <w:r>
+        <w:rPr>
+          <w:b w:val="0"/>
+        </w:rPr>
+        <w:t xml:space="preserve">The table predicts a continuation in a text exercise, not the contents of the current box. Generating the most frequent token is a model-defined decision. A factual inventory statement needs current </w:t>
+      </w:r>
+      <w:r>
+        <w:rPr>
+          <w:b/>
+        </w:rPr>
+        <w:t>evidence</w:t>
+      </w:r>
+      <w:r>
+        <w:rPr>
+          <w:b w:val="0"/>
+        </w:rPr>
+        <w:t>.</w:t>
+      </w:r>
+    </w:p>
+    <w:p>
+      <w:pPr>
+        <w:spacing w:line="336" w:lineRule="auto" w:after="180"/>
+        <w:shd w:fill="F1F6FC"/>
+      </w:pPr>
+      <w:r>
+        <w:rPr>
+          <w:b w:val="0"/>
+        </w:rPr>
+        <w:t xml:space="preserve">The numerical table is intentionally small; real </w:t>
+      </w:r>
+      <w:r>
+        <w:rPr>
+          <w:b/>
+        </w:rPr>
+        <w:t>generative</w:t>
+      </w:r>
+      <w:r>
+        <w:rPr>
+          <w:b w:val="0"/>
+        </w:rPr>
+        <w:t xml:space="preserve"> systems condition on richer context and do not simply consult these three counts.</w:t>
+      </w:r>
+    </w:p>
+    <w:p>
+      <w:pPr>
+        <w:pStyle w:val="Heading3"/>
+      </w:pPr>
+      <w:r>
         <w:t>What this example does not establish</w:t>
       </w:r>
     </w:p>
     <w:p>
-      <w:r>
-        <w:t>A one-step toy distribution does not describe every predictive or generative model or validate factual accuracy.</w:t>
-      </w:r>
-    </w:p>
-    <w:p>
       <w:pPr>
         <w:pStyle w:val="Heading3"/>
       </w:pPr>
       <w:r>
+        <w:t>Keep the stated limit</w:t>
+      </w:r>
+    </w:p>
+    <w:p>
+      <w:pPr>
+        <w:spacing w:line="336" w:lineRule="auto" w:after="180"/>
+        <w:shd w:fill="FFF5E6"/>
+      </w:pPr>
+      <w:r>
+        <w:rPr>
+          <w:b w:val="0"/>
+        </w:rPr>
+        <w:t xml:space="preserve">A one-step toy distribution does not describe every </w:t>
+      </w:r>
+      <w:r>
+        <w:rPr>
+          <w:b/>
+        </w:rPr>
+        <w:t>predictive</w:t>
+      </w:r>
+      <w:r>
+        <w:rPr>
+          <w:b w:val="0"/>
+        </w:rPr>
+        <w:t xml:space="preserve"> or </w:t>
+      </w:r>
+      <w:r>
+        <w:rPr>
+          <w:b/>
+        </w:rPr>
+        <w:t>generative</w:t>
+      </w:r>
+      <w:r>
+        <w:rPr>
+          <w:b w:val="0"/>
+        </w:rPr>
+        <w:t xml:space="preserve"> model or validate factual accuracy.</w:t>
+      </w:r>
+    </w:p>
+    <w:p>
+      <w:pPr>
+        <w:pStyle w:val="Heading3"/>
+      </w:pPr>
+      <w:r>
         <w:t>Change one thing in the pictured case</w:t>
       </w:r>
     </w:p>
     <w:p>
-      <w:r>
-        <w:t>Change: Change the training table to full 2, empty 7, unknown 1.</w:t>
-      </w:r>
-    </w:p>
-    <w:p>
-      <w:r>
-        <w:t>Prediction: Greedy output becomes empty with probability 0.7.</w:t>
-      </w:r>
-    </w:p>
-    <w:p>
-      <w:r>
+      <w:pPr>
+        <w:pStyle w:val="Heading3"/>
+      </w:pPr>
+      <w:r>
+        <w:t>Change one thing</w:t>
+      </w:r>
+    </w:p>
+    <w:p>
+      <w:pPr>
+        <w:spacing w:line="336" w:lineRule="auto" w:after="180"/>
+        <w:shd w:fill="F5F1FB"/>
+      </w:pPr>
+      <w:r>
+        <w:rPr>
+          <w:b w:val="0"/>
+        </w:rPr>
+        <w:t xml:space="preserve">Change: Change the </w:t>
+      </w:r>
+      <w:r>
+        <w:rPr>
+          <w:b/>
+        </w:rPr>
+        <w:t>training</w:t>
+      </w:r>
+      <w:r>
+        <w:rPr>
+          <w:b w:val="0"/>
+        </w:rPr>
+        <w:t xml:space="preserve"> table to full 2, empty 7, unknown 1.</w:t>
+      </w:r>
+    </w:p>
+    <w:p>
+      <w:pPr>
+        <w:pStyle w:val="Heading3"/>
+      </w:pPr>
+      <w:r>
+        <w:t>Predicted result</w:t>
+      </w:r>
+    </w:p>
+    <w:p>
+      <w:pPr>
+        <w:spacing w:line="336" w:lineRule="auto" w:after="180"/>
+        <w:shd w:fill="F1F6FC"/>
+      </w:pPr>
+      <w:r>
+        <w:rPr>
+          <w:b/>
+        </w:rPr>
+        <w:t>Prediction</w:t>
+      </w:r>
+      <w:r>
+        <w:rPr>
+          <w:b w:val="0"/>
+        </w:rPr>
+        <w:t xml:space="preserve">: Greedy </w:t>
+      </w:r>
+      <w:r>
+        <w:rPr>
+          <w:b/>
+        </w:rPr>
+        <w:t>output</w:t>
+      </w:r>
+      <w:r>
+        <w:rPr>
+          <w:b w:val="0"/>
+        </w:rPr>
+        <w:t xml:space="preserve"> becomes empty with probability 0.7.</w:t>
+      </w:r>
+    </w:p>
+    <w:p>
+      <w:pPr>
+        <w:pStyle w:val="Heading3"/>
+      </w:pPr>
+      <w:r>
+        <w:t>Why the result follows</w:t>
+      </w:r>
+    </w:p>
+    <w:p>
+      <w:pPr>
+        <w:spacing w:line="336" w:lineRule="auto" w:after="180"/>
+        <w:shd w:fill="F1F6FC"/>
+      </w:pPr>
+      <w:r>
+        <w:rPr>
+          <w:b w:val="0"/>
+        </w:rPr>
         <w:t>Reason: The continuation distribution changed; the independently observed box has not changed.</w:t>
       </w:r>
     </w:p>
@@ -1183,8 +2191,57 @@
       </w:r>
     </w:p>
     <w:p>
-      <w:r>
-        <w:t>Cover the result. Ask learners to name the inputs and predict the next step. Uncover one step, connect the icon to the actual procedure, and explain its evidence. Then change the supplied condition and compare. The picture is a representation; it does not document execution of a real AI model.</w:t>
+      <w:pPr>
+        <w:pStyle w:val="Heading3"/>
+      </w:pPr>
+      <w:r>
+        <w:t>Ask while showing the picture · 5</w:t>
+      </w:r>
+    </w:p>
+    <w:p>
+      <w:pPr>
+        <w:spacing w:line="336" w:lineRule="auto" w:after="180"/>
+      </w:pPr>
+      <w:r>
+        <w:rPr>
+          <w:b w:val="0"/>
+        </w:rPr>
+        <w:t xml:space="preserve">Cover the result. Ask learners to name the </w:t>
+      </w:r>
+      <w:r>
+        <w:rPr>
+          <w:b/>
+        </w:rPr>
+        <w:t>input</w:t>
+      </w:r>
+      <w:r>
+        <w:rPr>
+          <w:b w:val="0"/>
+        </w:rPr>
+        <w:t xml:space="preserve">s and predict the next step. Uncover one step, connect the icon to the actual procedure, and explain its </w:t>
+      </w:r>
+      <w:r>
+        <w:rPr>
+          <w:b/>
+        </w:rPr>
+        <w:t>evidence</w:t>
+      </w:r>
+      <w:r>
+        <w:rPr>
+          <w:b w:val="0"/>
+        </w:rPr>
+        <w:t>. Then change the supplied condition and compare.</w:t>
+      </w:r>
+    </w:p>
+    <w:p>
+      <w:pPr>
+        <w:spacing w:line="336" w:lineRule="auto" w:after="180"/>
+      </w:pPr>
+      <w:r>
+        <w:rPr>
+          <w:b w:val="0"/>
+        </w:rPr>
+        <w:t>The picture is a representation; it does not document execution of a real AI model.</w:t>
       </w:r>
     </w:p>
     <w:p>
@@ -1196,11 +2253,16 @@
       </w:r>
     </w:p>
     <w:p>
+      <w:r>
+        <w:t>Demonstrate Predictive vs Generative, reduce support deliberately and check individual reasoning before discussing answers.</w:t>
+      </w:r>
+    </w:p>
+    <w:p>
       <w:pPr>
         <w:pStyle w:val="Heading3"/>
       </w:pPr>
       <w:r>
-        <w:t>Demonstrate and guide practice</w:t>
+        <w:t>Board sequence</w:t>
       </w:r>
     </w:p>
     <w:p>
@@ -1208,26 +2270,90 @@
         <w:pStyle w:val="Heading3"/>
       </w:pPr>
       <w:r>
-        <w:t>Board sequence</w:t>
-      </w:r>
-    </w:p>
-    <w:p>
-      <w:r>
+        <w:t>1. Put the facts on the board</w:t>
+      </w:r>
+    </w:p>
+    <w:p>
+      <w:pPr>
+        <w:spacing w:line="336" w:lineRule="auto" w:after="180"/>
+        <w:shd w:fill="F4F9FC"/>
+      </w:pPr>
+      <w:r>
+        <w:rPr>
+          <w:b w:val="0"/>
+        </w:rPr>
         <w:t>Write the given facts: A labels genre; B writes a new blurb; C computes 24/6.</w:t>
       </w:r>
     </w:p>
     <w:p>
-      <w:r>
+      <w:pPr>
+        <w:pStyle w:val="Heading3"/>
+      </w:pPr>
+      <w:r>
+        <w:t>2. State the decision to explain</w:t>
+      </w:r>
+    </w:p>
+    <w:p>
+      <w:pPr>
+        <w:spacing w:line="336" w:lineRule="auto" w:after="180"/>
+        <w:shd w:fill="F4F9FC"/>
+      </w:pPr>
+      <w:r>
+        <w:rPr>
+          <w:b w:val="0"/>
+        </w:rPr>
         <w:t>Write the question to explain: Distinguish operations.</w:t>
       </w:r>
     </w:p>
     <w:p>
-      <w:r>
-        <w:t>Reveal after predictions: A predicts a category, B generates text, C calculates 4. Products may combine them.</w:t>
-      </w:r>
-    </w:p>
-    <w:p>
-      <w:r>
+      <w:pPr>
+        <w:pStyle w:val="Heading3"/>
+      </w:pPr>
+      <w:r>
+        <w:t>3. Reveal the worked reasoning</w:t>
+      </w:r>
+    </w:p>
+    <w:p>
+      <w:pPr>
+        <w:spacing w:line="336" w:lineRule="auto" w:after="180"/>
+        <w:shd w:fill="F1F6FC"/>
+      </w:pPr>
+      <w:r>
+        <w:rPr>
+          <w:b w:val="0"/>
+        </w:rPr>
+        <w:t xml:space="preserve">Reveal after </w:t>
+      </w:r>
+      <w:r>
+        <w:rPr>
+          <w:b/>
+        </w:rPr>
+        <w:t>prediction</w:t>
+      </w:r>
+      <w:r>
+        <w:rPr>
+          <w:b w:val="0"/>
+        </w:rPr>
+        <w:t>s: A predicts a category, B generates text, C calculates 4. Products may combine them.</w:t>
+      </w:r>
+    </w:p>
+    <w:p>
+      <w:pPr>
+        <w:pStyle w:val="Heading3"/>
+      </w:pPr>
+      <w:r>
+        <w:t>Hold back the independent task</w:t>
+      </w:r>
+    </w:p>
+    <w:p>
+      <w:pPr>
+        <w:spacing w:line="336" w:lineRule="auto" w:after="180"/>
+        <w:shd w:fill="F5F1FB"/>
+      </w:pPr>
+      <w:r>
+        <w:rPr>
+          <w:b w:val="0"/>
+        </w:rPr>
         <w:t>Keep for an independent attempt: One model labels a review positive or negative; another writes a new review. Which classifies and which generates? Must generated text be true?</w:t>
       </w:r>
     </w:p>
@@ -1240,23 +2366,77 @@
       </w:r>
     </w:p>
     <w:p>
-      <w:r>
+      <w:pPr>
+        <w:pStyle w:val="Heading3"/>
+      </w:pPr>
+      <w:r>
+        <w:t>Ask the class</w:t>
+      </w:r>
+    </w:p>
+    <w:p>
+      <w:pPr>
+        <w:spacing w:line="336" w:lineRule="auto" w:after="180"/>
+        <w:shd w:fill="F5F1FB"/>
+      </w:pPr>
+      <w:r>
+        <w:rPr>
+          <w:b w:val="0"/>
+        </w:rPr>
         <w:t>Ask: Which facts are given, and which would we have to assume? Learners mark relevant details before discussing answers.</w:t>
       </w:r>
     </w:p>
     <w:p>
-      <w:r>
+      <w:pPr>
+        <w:pStyle w:val="Heading3"/>
+      </w:pPr>
+      <w:r>
+        <w:t>Language to model</w:t>
+      </w:r>
+    </w:p>
+    <w:p>
+      <w:pPr>
+        <w:spacing w:line="336" w:lineRule="auto" w:after="180"/>
+        <w:shd w:fill="F1F6F8"/>
+      </w:pPr>
+      <w:r>
+        <w:rPr>
+          <w:b w:val="0"/>
+        </w:rPr>
         <w:t>Say: Predict first. Show the rule, information path or calculation that would produce the result. A correct guess is not yet an explanation.</w:t>
       </w:r>
     </w:p>
     <w:p>
-      <w:r>
+      <w:pPr>
+        <w:spacing w:line="336" w:lineRule="auto" w:after="180"/>
+      </w:pPr>
+      <w:r>
+        <w:rPr>
+          <w:b w:val="0"/>
+        </w:rPr>
         <w:t>Reveal reasoning one step at a time. Explain why a tempting alternative fails. Write units and denominators for arithmetic, trace conditions for decisions, and identify supporting sources for claims.</w:t>
       </w:r>
     </w:p>
     <w:p>
-      <w:r>
-        <w:t>In pairs, one learner solves while the other checks evidence; exchange roles. Remove the worked answer before independent assessment.</w:t>
+      <w:pPr>
+        <w:spacing w:line="336" w:lineRule="auto" w:after="180"/>
+      </w:pPr>
+      <w:r>
+        <w:rPr>
+          <w:b w:val="0"/>
+        </w:rPr>
+        <w:t xml:space="preserve">In pairs, one learner solves while the other checks </w:t>
+      </w:r>
+      <w:r>
+        <w:rPr>
+          <w:b/>
+        </w:rPr>
+        <w:t>evidence</w:t>
+      </w:r>
+      <w:r>
+        <w:rPr>
+          <w:b w:val="0"/>
+        </w:rPr>
+        <w:t>; exchange roles. Remove the worked answer before independent assessment.</w:t>
       </w:r>
     </w:p>
     <w:p>
@@ -1268,8 +2448,26 @@
       </w:r>
     </w:p>
     <w:p>
-      <w:r>
-        <w:t>Guided: open 0.8 and closed 0.2. The corpus prefers open, but the sensor supplies current closed evidence. Exit: a conditional continuation probability is not verification of a current fact.</w:t>
+      <w:pPr>
+        <w:spacing w:line="336" w:lineRule="auto" w:after="180"/>
+      </w:pPr>
+      <w:r>
+        <w:rPr>
+          <w:b w:val="0"/>
+        </w:rPr>
+        <w:t xml:space="preserve">Guided: open 0.8 and closed 0.2. The corpus prefers open, but the sensor supplies current closed </w:t>
+      </w:r>
+      <w:r>
+        <w:rPr>
+          <w:b/>
+        </w:rPr>
+        <w:t>evidence</w:t>
+      </w:r>
+      <w:r>
+        <w:rPr>
+          <w:b w:val="0"/>
+        </w:rPr>
+        <w:t>. Exit: a conditional continuation probability is not verification of a current fact.</w:t>
       </w:r>
     </w:p>
     <w:p>
@@ -1501,41 +2699,155 @@
       </w:r>
     </w:p>
     <w:p>
-      <w:r>
+      <w:pPr>
+        <w:pStyle w:val="Heading3"/>
+      </w:pPr>
+      <w:r>
+        <w:t>Completion practice</w:t>
+      </w:r>
+    </w:p>
+    <w:p>
+      <w:pPr>
+        <w:spacing w:line="336" w:lineRule="auto" w:after="180"/>
+        <w:shd w:fill="F5F1FB"/>
+      </w:pPr>
+      <w:r>
+        <w:rPr>
+          <w:b w:val="0"/>
+        </w:rPr>
         <w:t>Completion task: For The marker is, calculate the three empirical probabilities, their sum and their meaning.</w:t>
       </w:r>
     </w:p>
     <w:p>
-      <w:r>
-        <w:t>Teacher check: Teacher explanation: Probabilities 0.6,0.3,0.1 sum to 1 and describe ten supplied corpus continuations; they are not observations of the current marker.</w:t>
-      </w:r>
-    </w:p>
-    <w:p>
-      <w:r>
-        <w:t>Start by identifying the given inputs together. Leave the intermediate steps blank. If needed, model one step, then withdraw that help on the next step. Move to a full trace only when the partial trace is understood. For partners, alternate explainer and checker; collect a response from every learner before discussion.</w:t>
-      </w:r>
-    </w:p>
-    <w:p>
       <w:pPr>
         <w:pStyle w:val="Heading3"/>
       </w:pPr>
       <w:r>
+        <w:t>Reasoning to listen for</w:t>
+      </w:r>
+    </w:p>
+    <w:p>
+      <w:pPr>
+        <w:spacing w:line="336" w:lineRule="auto" w:after="180"/>
+        <w:shd w:fill="F1F6FC"/>
+      </w:pPr>
+      <w:r>
+        <w:rPr>
+          <w:b w:val="0"/>
+        </w:rPr>
+        <w:t xml:space="preserve">Teacher check: Teacher explanation: Probabilities 0.6,0.3,0.1 sum to 1 and describe ten supplied corpus continuations; they are not </w:t>
+      </w:r>
+      <w:r>
+        <w:rPr>
+          <w:b/>
+        </w:rPr>
+        <w:t>observation</w:t>
+      </w:r>
+      <w:r>
+        <w:rPr>
+          <w:b w:val="0"/>
+        </w:rPr>
+        <w:t>s of the current marker.</w:t>
+      </w:r>
+    </w:p>
+    <w:p>
+      <w:pPr>
+        <w:spacing w:line="336" w:lineRule="auto" w:after="180"/>
+      </w:pPr>
+      <w:r>
+        <w:rPr>
+          <w:b w:val="0"/>
+        </w:rPr>
+        <w:t xml:space="preserve">Start by identifying the given </w:t>
+      </w:r>
+      <w:r>
+        <w:rPr>
+          <w:b/>
+        </w:rPr>
+        <w:t>input</w:t>
+      </w:r>
+      <w:r>
+        <w:rPr>
+          <w:b w:val="0"/>
+        </w:rPr>
+        <w:t>s together. Leave the intermediate steps blank. If needed, model one step, then withdraw that help on the next step. Move to a full trace only when the partial trace is understood.</w:t>
+      </w:r>
+    </w:p>
+    <w:p>
+      <w:pPr>
+        <w:spacing w:line="336" w:lineRule="auto" w:after="180"/>
+      </w:pPr>
+      <w:r>
+        <w:rPr>
+          <w:b w:val="0"/>
+        </w:rPr>
+        <w:t>For partners, alternate explainer and checker; collect a response from every learner before discussion.</w:t>
+      </w:r>
+    </w:p>
+    <w:p>
+      <w:pPr>
+        <w:pStyle w:val="Heading3"/>
+      </w:pPr>
+      <w:r>
         <w:t>Individual reasoning check</w:t>
       </w:r>
     </w:p>
     <w:p>
-      <w:r>
-        <w:t>Use the worked case for Generative and predictive objectives. Proposed explanation: “Generative models do not predict”. Decide whether this explanation is supported. Point to the step or supplied fact that decides; explain your repair if needed.</w:t>
-      </w:r>
-    </w:p>
-    <w:p>
-      <w:r>
-        <w:t>Expected correction: Autoregressive generation predicts the next item repeatedly.</w:t>
-      </w:r>
-    </w:p>
-    <w:p>
-      <w:r>
-        <w:t>Collect explanations, not only yes/no votes. If a misunderstanding is common, re-model the relevant step for the class. If it affects a few learners, give a short targeted group explanation while others solve a more demanding variation.</w:t>
+      <w:pPr>
+        <w:spacing w:line="336" w:lineRule="auto" w:after="180"/>
+      </w:pPr>
+      <w:r>
+        <w:rPr>
+          <w:b w:val="0"/>
+        </w:rPr>
+        <w:t xml:space="preserve">Use the worked case for </w:t>
+      </w:r>
+      <w:r>
+        <w:rPr>
+          <w:b/>
+        </w:rPr>
+        <w:t>Generative</w:t>
+      </w:r>
+      <w:r>
+        <w:rPr>
+          <w:b w:val="0"/>
+        </w:rPr>
+        <w:t xml:space="preserve"> and </w:t>
+      </w:r>
+      <w:r>
+        <w:rPr>
+          <w:b/>
+        </w:rPr>
+        <w:t>predictive</w:t>
+      </w:r>
+      <w:r>
+        <w:rPr>
+          <w:b w:val="0"/>
+        </w:rPr>
+        <w:t xml:space="preserve"> objectives. Proposed explanation: “</w:t>
+      </w:r>
+      <w:r>
+        <w:rPr>
+          <w:b/>
+        </w:rPr>
+        <w:t>Generative</w:t>
+      </w:r>
+      <w:r>
+        <w:rPr>
+          <w:b w:val="0"/>
+        </w:rPr>
+        <w:t xml:space="preserve"> models do not predict”. Decide whether this explanation is supported.</w:t>
+      </w:r>
+    </w:p>
+    <w:p>
+      <w:pPr>
+        <w:spacing w:line="336" w:lineRule="auto" w:after="180"/>
+      </w:pPr>
+      <w:r>
+        <w:rPr>
+          <w:b w:val="0"/>
+        </w:rPr>
+        <w:t>Point to the step or supplied fact that decides; explain your repair if needed.</w:t>
       </w:r>
     </w:p>
     <w:p>
@@ -1543,11 +2855,72 @@
         <w:pStyle w:val="Heading3"/>
       </w:pPr>
       <w:r>
+        <w:t>Expected repair</w:t>
+      </w:r>
+    </w:p>
+    <w:p>
+      <w:pPr>
+        <w:spacing w:line="336" w:lineRule="auto" w:after="180"/>
+        <w:shd w:fill="F1F6FC"/>
+      </w:pPr>
+      <w:r>
+        <w:rPr>
+          <w:b w:val="0"/>
+        </w:rPr>
+        <w:t xml:space="preserve">Expected correction: </w:t>
+      </w:r>
+      <w:r>
+        <w:rPr>
+          <w:b/>
+        </w:rPr>
+        <w:t>Autoregressive generation</w:t>
+      </w:r>
+      <w:r>
+        <w:rPr>
+          <w:b w:val="0"/>
+        </w:rPr>
+        <w:t xml:space="preserve"> predicts the next item repeatedly.</w:t>
+      </w:r>
+    </w:p>
+    <w:p>
+      <w:pPr>
+        <w:spacing w:line="336" w:lineRule="auto" w:after="180"/>
+      </w:pPr>
+      <w:r>
+        <w:rPr>
+          <w:b w:val="0"/>
+        </w:rPr>
+        <w:t>Collect explanations, not only yes/no votes. If a misunderstanding is common, re-model the relevant step for the class.</w:t>
+      </w:r>
+    </w:p>
+    <w:p>
+      <w:pPr>
+        <w:spacing w:line="336" w:lineRule="auto" w:after="180"/>
+      </w:pPr>
+      <w:r>
+        <w:rPr>
+          <w:b w:val="0"/>
+        </w:rPr>
+        <w:t>If it affects a few learners, give a short targeted group explanation while others solve a more demanding variation.</w:t>
+      </w:r>
+    </w:p>
+    <w:p>
+      <w:pPr>
+        <w:pStyle w:val="Heading3"/>
+      </w:pPr>
+      <w:r>
         <w:t>Pictorial practice question</w:t>
       </w:r>
     </w:p>
     <w:p>
-      <w:r>
+      <w:pPr>
+        <w:spacing w:line="336" w:lineRule="auto" w:after="180"/>
+        <w:shd w:fill="F5F1FB"/>
+      </w:pPr>
+      <w:r>
+        <w:rPr>
+          <w:b w:val="0"/>
+        </w:rPr>
         <w:t>Does matching the physical box in the changed table prove the generator measures boxes?</w:t>
       </w:r>
     </w:p>
@@ -1560,18 +2933,84 @@
       </w:r>
     </w:p>
     <w:p>
-      <w:r>
-        <w:t>No. It happens to match here; its mechanism still selects a token from supplied counts rather than sensing contents.</w:t>
-      </w:r>
-    </w:p>
-    <w:p>
-      <w:r>
-        <w:t>Changed-case reasoning: Greedy output becomes empty with probability 0.7. The continuation distribution changed; the independently observed box has not changed.</w:t>
-      </w:r>
-    </w:p>
-    <w:p>
-      <w:r>
-        <w:t>Collect each learner’s explanation before discussion. Use the first missing connection between input, deciding step and result to choose support. This question is worked-case practice, not fresh mastery evidence.</w:t>
+      <w:pPr>
+        <w:spacing w:line="336" w:lineRule="auto" w:after="180"/>
+      </w:pPr>
+      <w:r>
+        <w:rPr>
+          <w:b w:val="0"/>
+        </w:rPr>
+        <w:t xml:space="preserve">No. It happens to match here; its </w:t>
+      </w:r>
+      <w:r>
+        <w:rPr>
+          <w:b/>
+        </w:rPr>
+        <w:t>mechanism</w:t>
+      </w:r>
+      <w:r>
+        <w:rPr>
+          <w:b w:val="0"/>
+        </w:rPr>
+        <w:t xml:space="preserve"> still selects a token from supplied counts rather than sensing contents.</w:t>
+      </w:r>
+    </w:p>
+    <w:p>
+      <w:pPr>
+        <w:spacing w:line="336" w:lineRule="auto" w:after="180"/>
+      </w:pPr>
+      <w:r>
+        <w:rPr>
+          <w:b w:val="0"/>
+        </w:rPr>
+        <w:t xml:space="preserve">Changed-case reasoning: Greedy </w:t>
+      </w:r>
+      <w:r>
+        <w:rPr>
+          <w:b/>
+        </w:rPr>
+        <w:t>output</w:t>
+      </w:r>
+      <w:r>
+        <w:rPr>
+          <w:b w:val="0"/>
+        </w:rPr>
+        <w:t xml:space="preserve"> becomes empty with probability 0.7. The continuation distribution changed; the independently observed box has not changed.</w:t>
+      </w:r>
+    </w:p>
+    <w:p>
+      <w:pPr>
+        <w:spacing w:line="336" w:lineRule="auto" w:after="180"/>
+      </w:pPr>
+      <w:r>
+        <w:rPr>
+          <w:b w:val="0"/>
+        </w:rPr>
+        <w:t xml:space="preserve">Collect each learner’s explanation before discussion. Use the first missing connection between </w:t>
+      </w:r>
+      <w:r>
+        <w:rPr>
+          <w:b/>
+        </w:rPr>
+        <w:t>input</w:t>
+      </w:r>
+      <w:r>
+        <w:rPr>
+          <w:b w:val="0"/>
+        </w:rPr>
+        <w:t xml:space="preserve">, deciding step and result to choose support. This question is worked-case practice, not fresh mastery </w:t>
+      </w:r>
+      <w:r>
+        <w:rPr>
+          <w:b/>
+        </w:rPr>
+        <w:t>evidence</w:t>
+      </w:r>
+      <w:r>
+        <w:rPr>
+          <w:b w:val="0"/>
+        </w:rPr>
+        <w:t>.</w:t>
       </w:r>
     </w:p>
     <w:p>
@@ -1583,54 +3022,129 @@
       </w:r>
     </w:p>
     <w:p>
+      <w:r>
+        <w:t>Run the Predictive vs Generative investigation and use the first unsupported step to choose a teaching response.</w:t>
+      </w:r>
+    </w:p>
+    <w:p>
+      <w:pPr>
+        <w:spacing w:line="336" w:lineRule="auto" w:after="180"/>
+      </w:pPr>
+      <w:r>
+        <w:rPr>
+          <w:b w:val="0"/>
+        </w:rPr>
+        <w:t>Words You Can Use to Reason</w:t>
+      </w:r>
+    </w:p>
+    <w:p>
+      <w:pPr>
+        <w:spacing w:line="336" w:lineRule="auto" w:after="180"/>
+      </w:pPr>
+      <w:r>
+        <w:rPr>
+          <w:b w:val="0"/>
+        </w:rPr>
+        <w:t>A definition matters when you can recognize the idea, use it, and contrast it with a near-miss.</w:t>
+      </w:r>
+    </w:p>
+    <w:p>
+      <w:pPr>
+        <w:spacing w:line="336" w:lineRule="auto" w:after="180"/>
+      </w:pPr>
+      <w:r>
+        <w:rPr>
+          <w:b w:val="0"/>
+        </w:rPr>
+        <w:t>Predict → Test → Record → Explain</w:t>
+      </w:r>
+    </w:p>
+    <w:p>
+      <w:pPr>
+        <w:spacing w:line="336" w:lineRule="auto" w:after="180"/>
+      </w:pPr>
+      <w:r>
+        <w:rPr>
+          <w:b w:val="0"/>
+        </w:rPr>
+        <w:t>Keep expected and actual results separate. Surprises are useful data when recorded honestly.</w:t>
+      </w:r>
+    </w:p>
+    <w:p>
+      <w:pPr>
+        <w:spacing w:line="336" w:lineRule="auto" w:after="180"/>
+      </w:pPr>
+      <w:r>
+        <w:rPr>
+          <w:b w:val="0"/>
+        </w:rPr>
+        <w:t xml:space="preserve">Sort nine task cards by </w:t>
+      </w:r>
+      <w:r>
+        <w:rPr>
+          <w:b/>
+        </w:rPr>
+        <w:t>mechanism</w:t>
+      </w:r>
+      <w:r>
+        <w:rPr>
+          <w:b w:val="0"/>
+        </w:rPr>
+        <w:t xml:space="preserve">, name the </w:t>
+      </w:r>
+      <w:r>
+        <w:rPr>
+          <w:b/>
+        </w:rPr>
+        <w:t>output space</w:t>
+      </w:r>
+      <w:r>
+        <w:rPr>
+          <w:b w:val="0"/>
+        </w:rPr>
+        <w:t>, and specify one evaluation method for each category.</w:t>
+      </w:r>
+    </w:p>
+    <w:p>
+      <w:pPr>
+        <w:spacing w:line="336" w:lineRule="auto" w:after="180"/>
+        <w:shd w:fill="F5F1FB"/>
+      </w:pPr>
+      <w:r>
+        <w:rPr>
+          <w:b w:val="0"/>
+        </w:rPr>
+        <w:t>What did the hardest test teach you that the normal test did not?</w:t>
+      </w:r>
+    </w:p>
+    <w:p>
       <w:pPr>
         <w:pStyle w:val="Heading3"/>
       </w:pPr>
       <w:r>
-        <w:t>Run the weekly evidence lab</w:t>
-      </w:r>
-    </w:p>
-    <w:p>
-      <w:r>
-        <w:t>Words You Can Use to Reason</w:t>
-      </w:r>
-    </w:p>
-    <w:p>
-      <w:r>
-        <w:t>A definition matters when you can recognize the idea, use it, and contrast it with a near-miss.</w:t>
-      </w:r>
-    </w:p>
-    <w:p>
-      <w:r>
-        <w:t>Predict → Test → Record → Explain</w:t>
-      </w:r>
-    </w:p>
-    <w:p>
-      <w:r>
-        <w:t>Keep expected and actual results separate. Surprises are useful data when recorded honestly.</w:t>
-      </w:r>
-    </w:p>
-    <w:p>
-      <w:r>
-        <w:t>Sort nine task cards by mechanism, name the output space, and specify one evaluation method for each category.</w:t>
-      </w:r>
-    </w:p>
-    <w:p>
-      <w:r>
-        <w:t>What did the hardest test teach you that the normal test did not?</w:t>
-      </w:r>
-    </w:p>
-    <w:p>
-      <w:pPr>
-        <w:pStyle w:val="Heading3"/>
-      </w:pPr>
-      <w:r>
         <w:t>Make the lab runnable</w:t>
       </w:r>
     </w:p>
     <w:p>
-      <w:r>
-        <w:t>Use the concrete case as the shared normal case and the independent question as a second case. Each pair creates a boundary or missing-information case and predicts its result before testing. Keep the expected result separate from an observed mistake.</w:t>
+      <w:pPr>
+        <w:spacing w:line="336" w:lineRule="auto" w:after="180"/>
+      </w:pPr>
+      <w:r>
+        <w:rPr>
+          <w:b w:val="0"/>
+        </w:rPr>
+        <w:t>Use the concrete case as the shared normal case and the independent question as a second case. Each pair creates a boundary or missing-information case and predicts its result before testing.</w:t>
+      </w:r>
+    </w:p>
+    <w:p>
+      <w:pPr>
+        <w:spacing w:line="336" w:lineRule="auto" w:after="180"/>
+      </w:pPr>
+      <w:r>
+        <w:rPr>
+          <w:b w:val="0"/>
+        </w:rPr>
+        <w:t>Keep the expected result separate from an observed mistake.</w:t>
       </w:r>
     </w:p>
     <w:tbl>
@@ -1788,8 +3302,25 @@
       </w:r>
     </w:p>
     <w:p>
-      <w:r>
-        <w:t>For guessing, return to given facts and request a trace. For vocabulary without application, use one example and one non-example. For arithmetic errors, check the setup before the calculation. Finish with a different uncoached case before recording mastery.</w:t>
+      <w:pPr>
+        <w:spacing w:line="336" w:lineRule="auto" w:after="180"/>
+      </w:pPr>
+      <w:r>
+        <w:rPr>
+          <w:b w:val="0"/>
+        </w:rPr>
+        <w:t>For guessing, return to given facts and request a trace. For vocabulary without application, use one example and one non-example. For arithmetic errors, check the setup before the calculation.</w:t>
+      </w:r>
+    </w:p>
+    <w:p>
+      <w:pPr>
+        <w:spacing w:line="336" w:lineRule="auto" w:after="180"/>
+      </w:pPr>
+      <w:r>
+        <w:rPr>
+          <w:b w:val="0"/>
+        </w:rPr>
+        <w:t>Finish with a different uncoached case before recording mastery.</w:t>
       </w:r>
     </w:p>
     <w:p>
@@ -1801,17 +3332,65 @@
       </w:r>
     </w:p>
     <w:p>
-      <w:r>
-        <w:t>Generative models do not predict: Autoregressive generation predicts the next item repeatedly.</w:t>
-      </w:r>
-    </w:p>
-    <w:p>
-      <w:r>
-        <w:t>The most frequent phrase is the current truth: Corpus frequency and current observations answer different questions.</w:t>
-      </w:r>
-    </w:p>
-    <w:p>
-      <w:r>
+      <w:pPr>
+        <w:spacing w:line="336" w:lineRule="auto" w:after="180"/>
+      </w:pPr>
+      <w:r>
+        <w:rPr>
+          <w:b/>
+        </w:rPr>
+        <w:t>Generative</w:t>
+      </w:r>
+      <w:r>
+        <w:rPr>
+          <w:b w:val="0"/>
+        </w:rPr>
+        <w:t xml:space="preserve"> models do not predict: </w:t>
+      </w:r>
+      <w:r>
+        <w:rPr>
+          <w:b/>
+        </w:rPr>
+        <w:t>Autoregressive generation</w:t>
+      </w:r>
+      <w:r>
+        <w:rPr>
+          <w:b w:val="0"/>
+        </w:rPr>
+        <w:t xml:space="preserve"> predicts the next item repeatedly.</w:t>
+      </w:r>
+    </w:p>
+    <w:p>
+      <w:pPr>
+        <w:spacing w:line="336" w:lineRule="auto" w:after="180"/>
+      </w:pPr>
+      <w:r>
+        <w:rPr>
+          <w:b w:val="0"/>
+        </w:rPr>
+        <w:t xml:space="preserve">The most frequent phrase is the current truth: Corpus frequency and current </w:t>
+      </w:r>
+      <w:r>
+        <w:rPr>
+          <w:b/>
+        </w:rPr>
+        <w:t>observation</w:t>
+      </w:r>
+      <w:r>
+        <w:rPr>
+          <w:b w:val="0"/>
+        </w:rPr>
+        <w:t>s answer different questions.</w:t>
+      </w:r>
+    </w:p>
+    <w:p>
+      <w:pPr>
+        <w:spacing w:line="336" w:lineRule="auto" w:after="180"/>
+      </w:pPr>
+      <w:r>
+        <w:rPr>
+          <w:b w:val="0"/>
+        </w:rPr>
         <w:t>A single accuracy score evaluates the whole system: Generation, retrieval, grounding, formatting and permissions require appropriate separate checks.</w:t>
       </w:r>
     </w:p>
@@ -1970,8 +3549,25 @@
       </w:tr>
     </w:tbl>
     <w:p>
-      <w:r>
-        <w:t>Offer an oral explanation, drawing, enlarged visual or fewer examples when that removes a reading/writing barrier. Keep the same reasoning goal. Stretch secure learners by changing a boundary or assumption and asking them to defend the effect, not simply by assigning more of the same questions.</w:t>
+      <w:pPr>
+        <w:spacing w:line="336" w:lineRule="auto" w:after="180"/>
+      </w:pPr>
+      <w:r>
+        <w:rPr>
+          <w:b w:val="0"/>
+        </w:rPr>
+        <w:t>Offer an oral explanation, drawing, enlarged visual or fewer examples when that removes a reading/writing barrier. Keep the same reasoning goal.</w:t>
+      </w:r>
+    </w:p>
+    <w:p>
+      <w:pPr>
+        <w:spacing w:line="336" w:lineRule="auto" w:after="180"/>
+      </w:pPr>
+      <w:r>
+        <w:rPr>
+          <w:b w:val="0"/>
+        </w:rPr>
+        <w:t>Stretch secure learners by changing a boundary or assumption and asking them to defend the effect, not simply by assigning more of the same questions.</w:t>
       </w:r>
     </w:p>
     <w:p>
@@ -1983,11 +3579,16 @@
       </w:r>
     </w:p>
     <w:p>
+      <w:r>
+        <w:t>Use the Predictive vs Generative questions, teacher keys and criteria after the relevant attempts. Previously discussed cases are practice; protect the separately selected independent task.</w:t>
+      </w:r>
+    </w:p>
+    <w:p>
       <w:pPr>
         <w:pStyle w:val="Heading3"/>
       </w:pPr>
       <w:r>
-        <w:t>Assess and explain the answers</w:t>
+        <w:t>Worked case answer</w:t>
       </w:r>
     </w:p>
     <w:p>
@@ -1995,11 +3596,18 @@
         <w:pStyle w:val="Heading3"/>
       </w:pPr>
       <w:r>
-        <w:t>Worked case answer</w:t>
-      </w:r>
-    </w:p>
-    <w:p>
-      <w:r>
+        <w:t>Teacher key · Worked case answer</w:t>
+      </w:r>
+    </w:p>
+    <w:p>
+      <w:pPr>
+        <w:spacing w:line="336" w:lineRule="auto" w:after="180"/>
+        <w:shd w:fill="F1F6FC"/>
+      </w:pPr>
+      <w:r>
+        <w:rPr>
+          <w:b w:val="0"/>
+        </w:rPr>
         <w:t>A predicts a category, B generates text, C calculates 4. Products may combine them.</w:t>
       </w:r>
     </w:p>
@@ -2012,7 +3620,22 @@
       </w:r>
     </w:p>
     <w:p>
-      <w:r>
+      <w:pPr>
+        <w:pStyle w:val="Heading3"/>
+      </w:pPr>
+      <w:r>
+        <w:t>Independent question · withhold the key</w:t>
+      </w:r>
+    </w:p>
+    <w:p>
+      <w:pPr>
+        <w:spacing w:line="336" w:lineRule="auto" w:after="180"/>
+        <w:shd w:fill="F5F1FB"/>
+      </w:pPr>
+      <w:r>
+        <w:rPr>
+          <w:b w:val="0"/>
+        </w:rPr>
         <w:t>One model labels a review positive or negative; another writes a new review. Which classifies and which generates? Must generated text be true?</w:t>
       </w:r>
     </w:p>
@@ -2025,8 +3648,35 @@
       </w:r>
     </w:p>
     <w:p>
-      <w:r>
-        <w:t>The first classifies; the second generates. Generated text can be inaccurate or invented, so a fluent review is not verified evidence.</w:t>
+      <w:pPr>
+        <w:pStyle w:val="Heading3"/>
+      </w:pPr>
+      <w:r>
+        <w:t>Teacher key · Expected independent answer</w:t>
+      </w:r>
+    </w:p>
+    <w:p>
+      <w:pPr>
+        <w:spacing w:line="336" w:lineRule="auto" w:after="180"/>
+        <w:shd w:fill="F1F6FC"/>
+      </w:pPr>
+      <w:r>
+        <w:rPr>
+          <w:b w:val="0"/>
+        </w:rPr>
+        <w:t xml:space="preserve">The first classifies; the second generates. Generated text can be inaccurate or invented, so a fluent review is not verified </w:t>
+      </w:r>
+      <w:r>
+        <w:rPr>
+          <w:b/>
+        </w:rPr>
+        <w:t>evidence</w:t>
+      </w:r>
+      <w:r>
+        <w:rPr>
+          <w:b w:val="0"/>
+        </w:rPr>
+        <w:t>.</w:t>
       </w:r>
     </w:p>
     <w:p>
@@ -2264,8 +3914,25 @@
       </w:tr>
     </w:tbl>
     <w:p>
-      <w:r>
-        <w:t>Use 6/8 as a classroom checkpoint, with 2 required for both Result and Reasoning. This is a proposed teaching rule, not a validated certification threshold. Do not count a coached answer as independent mastery; correct unsafe or unsupported claims regardless of total.</w:t>
+      <w:pPr>
+        <w:spacing w:line="336" w:lineRule="auto" w:after="180"/>
+      </w:pPr>
+      <w:r>
+        <w:rPr>
+          <w:b w:val="0"/>
+        </w:rPr>
+        <w:t>Use 6/8 as a classroom checkpoint, with 2 required for both Result and Reasoning. This is a proposed teaching rule, not a validated certification threshold.</w:t>
+      </w:r>
+    </w:p>
+    <w:p>
+      <w:pPr>
+        <w:spacing w:line="336" w:lineRule="auto" w:after="180"/>
+      </w:pPr>
+      <w:r>
+        <w:rPr>
+          <w:b w:val="0"/>
+        </w:rPr>
+        <w:t>Do not count a coached answer as independent mastery; correct unsafe or unsupported claims regardless of total.</w:t>
       </w:r>
     </w:p>
     <w:p>
@@ -2277,8 +3944,26 @@
       </w:r>
     </w:p>
     <w:p>
-      <w:r>
-        <w:t>Ask the learner to find the evidence that challenges this claim: “Generating text proves the model checked the facts.” Keep the first attempt and an uncoached retry separate.</w:t>
+      <w:pPr>
+        <w:spacing w:line="336" w:lineRule="auto" w:after="180"/>
+      </w:pPr>
+      <w:r>
+        <w:rPr>
+          <w:b w:val="0"/>
+        </w:rPr>
+        <w:t xml:space="preserve">Ask the learner to find the </w:t>
+      </w:r>
+      <w:r>
+        <w:rPr>
+          <w:b/>
+        </w:rPr>
+        <w:t>evidence</w:t>
+      </w:r>
+      <w:r>
+        <w:rPr>
+          <w:b w:val="0"/>
+        </w:rPr>
+        <w:t xml:space="preserve"> that challenges this claim: “Generating text proves the model checked the facts.” Keep the first attempt and an uncoached retry separate.</w:t>
       </w:r>
     </w:p>
     <w:p>
@@ -2290,15 +3975,66 @@
       </w:r>
     </w:p>
     <w:p>
-      <w:r>
-        <w:t>Retrieval may fetch the wrong edition; prediction may choose the wrong genre; generation may invent an unsupported detail. Check document identity, the genre against reliable evidence and each factual claim in the blurb. Fluency does not validate the preceding stages.</w:t>
-      </w:r>
-    </w:p>
-    <w:p>
       <w:pPr>
         <w:pStyle w:val="Heading3"/>
       </w:pPr>
       <w:r>
+        <w:t>Teacher key · Original transfer answer</w:t>
+      </w:r>
+    </w:p>
+    <w:p>
+      <w:pPr>
+        <w:spacing w:line="336" w:lineRule="auto" w:after="180"/>
+        <w:shd w:fill="F1F6FC"/>
+      </w:pPr>
+      <w:r>
+        <w:rPr>
+          <w:b w:val="0"/>
+        </w:rPr>
+        <w:t xml:space="preserve">Retrieval may fetch the wrong edition; </w:t>
+      </w:r>
+      <w:r>
+        <w:rPr>
+          <w:b/>
+        </w:rPr>
+        <w:t>prediction</w:t>
+      </w:r>
+      <w:r>
+        <w:rPr>
+          <w:b w:val="0"/>
+        </w:rPr>
+        <w:t xml:space="preserve"> may choose the wrong genre; generation may invent an unsupported detail. Check document identity, the genre against reliable </w:t>
+      </w:r>
+      <w:r>
+        <w:rPr>
+          <w:b/>
+        </w:rPr>
+        <w:t>evidence</w:t>
+      </w:r>
+      <w:r>
+        <w:rPr>
+          <w:b w:val="0"/>
+        </w:rPr>
+        <w:t xml:space="preserve"> and each factual claim in the blurb.</w:t>
+      </w:r>
+    </w:p>
+    <w:p>
+      <w:pPr>
+        <w:spacing w:line="336" w:lineRule="auto" w:after="180"/>
+        <w:shd w:fill="F1F6FC"/>
+      </w:pPr>
+      <w:r>
+        <w:rPr>
+          <w:b w:val="0"/>
+        </w:rPr>
+        <w:t>Fluency does not validate the preceding stages.</w:t>
+      </w:r>
+    </w:p>
+    <w:p>
+      <w:pPr>
+        <w:pStyle w:val="Heading3"/>
+      </w:pPr>
+      <w:r>
         <w:t>Explanations for the additional workbook examples</w:t>
       </w:r>
     </w:p>
@@ -2311,48 +4047,186 @@
       </w:r>
     </w:p>
     <w:p>
-      <w:r>
+      <w:pPr>
+        <w:pStyle w:val="Heading3"/>
+      </w:pPr>
+      <w:r>
+        <w:t>Workbook question · W1</w:t>
+      </w:r>
+    </w:p>
+    <w:p>
+      <w:pPr>
+        <w:spacing w:line="336" w:lineRule="auto" w:after="180"/>
+        <w:shd w:fill="F5F1FB"/>
+      </w:pPr>
+      <w:r>
+        <w:rPr>
+          <w:b w:val="0"/>
+        </w:rPr>
         <w:t>Classify these components by target: label a message request/report; continue a prefix with a sequence; retrieve a stored sensor record. Explain why the application may combine them.</w:t>
       </w:r>
     </w:p>
     <w:p>
-      <w:r>
-        <w:t>Teacher explanation: Message labels are discriminative prediction; continuing a sequence is generation; record lookup is retrieval rather than learned generation by itself. One application can route a request, retrieve evidence and generate a response.</w:t>
-      </w:r>
-    </w:p>
-    <w:p>
       <w:pPr>
         <w:pStyle w:val="Heading3"/>
       </w:pPr>
       <w:r>
+        <w:t>Teacher reasoning · W1</w:t>
+      </w:r>
+    </w:p>
+    <w:p>
+      <w:pPr>
+        <w:spacing w:line="336" w:lineRule="auto" w:after="180"/>
+        <w:shd w:fill="F1F6FC"/>
+      </w:pPr>
+      <w:r>
+        <w:rPr>
+          <w:b w:val="0"/>
+        </w:rPr>
+        <w:t xml:space="preserve">Teacher explanation: Message labels are discriminative </w:t>
+      </w:r>
+      <w:r>
+        <w:rPr>
+          <w:b/>
+        </w:rPr>
+        <w:t>prediction</w:t>
+      </w:r>
+      <w:r>
+        <w:rPr>
+          <w:b w:val="0"/>
+        </w:rPr>
+        <w:t>; continuing a sequence is generation; record lookup is retrieval rather than learned generation by itself.</w:t>
+      </w:r>
+    </w:p>
+    <w:p>
+      <w:pPr>
+        <w:spacing w:line="336" w:lineRule="auto" w:after="180"/>
+        <w:shd w:fill="F1F6FC"/>
+      </w:pPr>
+      <w:r>
+        <w:rPr>
+          <w:b w:val="0"/>
+        </w:rPr>
+        <w:t xml:space="preserve">One application can route a request, retrieve </w:t>
+      </w:r>
+      <w:r>
+        <w:rPr>
+          <w:b/>
+        </w:rPr>
+        <w:t>evidence</w:t>
+      </w:r>
+      <w:r>
+        <w:rPr>
+          <w:b w:val="0"/>
+        </w:rPr>
+        <w:t xml:space="preserve"> and generate a response.</w:t>
+      </w:r>
+    </w:p>
+    <w:p>
+      <w:pPr>
+        <w:pStyle w:val="Heading3"/>
+      </w:pPr>
+      <w:r>
         <w:t>W2 Compute the distribution</w:t>
       </w:r>
     </w:p>
     <w:p>
-      <w:r>
+      <w:pPr>
+        <w:pStyle w:val="Heading3"/>
+      </w:pPr>
+      <w:r>
+        <w:t>Workbook question · W2</w:t>
+      </w:r>
+    </w:p>
+    <w:p>
+      <w:pPr>
+        <w:spacing w:line="336" w:lineRule="auto" w:after="180"/>
+        <w:shd w:fill="F5F1FB"/>
+      </w:pPr>
+      <w:r>
+        <w:rPr>
+          <w:b w:val="0"/>
+        </w:rPr>
         <w:t>For The marker is, calculate the three empirical probabilities, their sum and their meaning.</w:t>
       </w:r>
     </w:p>
     <w:p>
-      <w:r>
-        <w:t>Teacher explanation: Probabilities 0.6,0.3,0.1 sum to 1 and describe ten supplied corpus continuations; they are not observations of the current marker.</w:t>
-      </w:r>
-    </w:p>
-    <w:p>
       <w:pPr>
         <w:pStyle w:val="Heading3"/>
       </w:pPr>
       <w:r>
+        <w:t>Teacher reasoning · W2</w:t>
+      </w:r>
+    </w:p>
+    <w:p>
+      <w:pPr>
+        <w:spacing w:line="336" w:lineRule="auto" w:after="180"/>
+        <w:shd w:fill="F1F6FC"/>
+      </w:pPr>
+      <w:r>
+        <w:rPr>
+          <w:b w:val="0"/>
+        </w:rPr>
+        <w:t xml:space="preserve">Teacher explanation: Probabilities 0.6,0.3,0.1 sum to 1 and describe ten supplied corpus continuations; they are not </w:t>
+      </w:r>
+      <w:r>
+        <w:rPr>
+          <w:b/>
+        </w:rPr>
+        <w:t>observation</w:t>
+      </w:r>
+      <w:r>
+        <w:rPr>
+          <w:b w:val="0"/>
+        </w:rPr>
+        <w:t>s of the current marker.</w:t>
+      </w:r>
+    </w:p>
+    <w:p>
+      <w:pPr>
+        <w:pStyle w:val="Heading3"/>
+      </w:pPr>
+      <w:r>
         <w:t>W3 Follow the prefix</w:t>
       </w:r>
     </w:p>
     <w:p>
-      <w:r>
+      <w:pPr>
+        <w:pStyle w:val="Heading3"/>
+      </w:pPr>
+      <w:r>
+        <w:t>Workbook question · W3</w:t>
+      </w:r>
+    </w:p>
+    <w:p>
+      <w:pPr>
+        <w:spacing w:line="336" w:lineRule="auto" w:after="180"/>
+        <w:shd w:fill="F5F1FB"/>
+      </w:pPr>
+      <w:r>
+        <w:rPr>
+          <w:b w:val="0"/>
+        </w:rPr>
         <w:t>After red is selected, the expanded-prefix table gives end 0.8 and today 0.2. Explain why these values cannot be substituted for the red/blue/green probabilities.</w:t>
       </w:r>
     </w:p>
     <w:p>
-      <w:r>
+      <w:pPr>
+        <w:pStyle w:val="Heading3"/>
+      </w:pPr>
+      <w:r>
+        <w:t>Teacher reasoning · W3</w:t>
+      </w:r>
+    </w:p>
+    <w:p>
+      <w:pPr>
+        <w:spacing w:line="336" w:lineRule="auto" w:after="180"/>
+        <w:shd w:fill="F1F6FC"/>
+      </w:pPr>
+      <w:r>
+        <w:rPr>
+          <w:b w:val="0"/>
+        </w:rPr>
         <w:t>Teacher explanation: The conditional prefix and alternatives differ. The second table describes what follows The marker is red, not what colour follows the earlier prefix.</w:t>
       </w:r>
     </w:p>
@@ -2365,57 +4239,255 @@
       </w:r>
     </w:p>
     <w:p>
-      <w:r>
-        <w:t>For prefix The signal is, counts are high 2, low 5, unknown 3. Compute all probabilities and the most frequent continuation. A current measurement reports high. State what the most frequent continuation does and does not establish.</w:t>
-      </w:r>
-    </w:p>
-    <w:p>
-      <w:r>
-        <w:t>Teacher explanation: Probabilities high 0.2, low 0.5, unknown 0.3; low is most frequent. This describes the constructed corpus, not the current signal. Current high is supported by the supplied measurement; generating low would conflict with that observation.</w:t>
-      </w:r>
-    </w:p>
-    <w:p>
       <w:pPr>
         <w:pStyle w:val="Heading3"/>
       </w:pPr>
       <w:r>
+        <w:t>Workbook question · W4</w:t>
+      </w:r>
+    </w:p>
+    <w:p>
+      <w:pPr>
+        <w:spacing w:line="336" w:lineRule="auto" w:after="180"/>
+        <w:shd w:fill="F5F1FB"/>
+      </w:pPr>
+      <w:r>
+        <w:rPr>
+          <w:b w:val="0"/>
+        </w:rPr>
+        <w:t>For prefix The signal is, counts are high 2, low 5, unknown 3. Compute all probabilities and the most frequent continuation. A current measurement reports high.</w:t>
+      </w:r>
+    </w:p>
+    <w:p>
+      <w:pPr>
+        <w:spacing w:line="336" w:lineRule="auto" w:after="180"/>
+        <w:shd w:fill="F5F1FB"/>
+      </w:pPr>
+      <w:r>
+        <w:rPr>
+          <w:b w:val="0"/>
+        </w:rPr>
+        <w:t>State what the most frequent continuation does and does not establish.</w:t>
+      </w:r>
+    </w:p>
+    <w:p>
+      <w:pPr>
+        <w:pStyle w:val="Heading3"/>
+      </w:pPr>
+      <w:r>
+        <w:t>Teacher reasoning · W4</w:t>
+      </w:r>
+    </w:p>
+    <w:p>
+      <w:pPr>
+        <w:spacing w:line="336" w:lineRule="auto" w:after="180"/>
+        <w:shd w:fill="F1F6FC"/>
+      </w:pPr>
+      <w:r>
+        <w:rPr>
+          <w:b w:val="0"/>
+        </w:rPr>
+        <w:t>Teacher explanation: Probabilities high 0.2, low 0.5, unknown 0.3; low is most frequent. This describes the constructed corpus, not the current signal.</w:t>
+      </w:r>
+    </w:p>
+    <w:p>
+      <w:pPr>
+        <w:spacing w:line="336" w:lineRule="auto" w:after="180"/>
+        <w:shd w:fill="F1F6FC"/>
+      </w:pPr>
+      <w:r>
+        <w:rPr>
+          <w:b w:val="0"/>
+        </w:rPr>
+        <w:t xml:space="preserve">Current high is supported by the supplied measurement; generating low would conflict with that </w:t>
+      </w:r>
+      <w:r>
+        <w:rPr>
+          <w:b/>
+        </w:rPr>
+        <w:t>observation</w:t>
+      </w:r>
+      <w:r>
+        <w:rPr>
+          <w:b w:val="0"/>
+        </w:rPr>
+        <w:t>.</w:t>
+      </w:r>
+    </w:p>
+    <w:p>
+      <w:pPr>
+        <w:pStyle w:val="Heading3"/>
+      </w:pPr>
+      <w:r>
         <w:t>W5 Design a useful evaluation</w:t>
       </w:r>
     </w:p>
     <w:p>
-      <w:r>
-        <w:t>A system reports current room status using retrieved measurements and generated sentences. Name checks for evidence, response quality and permission.</w:t>
-      </w:r>
-    </w:p>
-    <w:p>
-      <w:r>
-        <w:t>Teacher explanation: Check the correct room and measurement time/source, agreement of every status claim with retrieved data, required response format and handling of missing/conflicting observations, and that only approved read/report actions occur. Continuation fit alone is insufficient.</w:t>
-      </w:r>
-    </w:p>
-    <w:p>
       <w:pPr>
         <w:pStyle w:val="Heading3"/>
       </w:pPr>
       <w:r>
+        <w:t>Workbook question · W5</w:t>
+      </w:r>
+    </w:p>
+    <w:p>
+      <w:pPr>
+        <w:spacing w:line="336" w:lineRule="auto" w:after="180"/>
+        <w:shd w:fill="F5F1FB"/>
+      </w:pPr>
+      <w:r>
+        <w:rPr>
+          <w:b w:val="0"/>
+        </w:rPr>
+        <w:t xml:space="preserve">A system reports current room status using retrieved measurements and generated sentences. Name checks for </w:t>
+      </w:r>
+      <w:r>
+        <w:rPr>
+          <w:b/>
+        </w:rPr>
+        <w:t>evidence</w:t>
+      </w:r>
+      <w:r>
+        <w:rPr>
+          <w:b w:val="0"/>
+        </w:rPr>
+        <w:t>, response quality and permission.</w:t>
+      </w:r>
+    </w:p>
+    <w:p>
+      <w:pPr>
+        <w:pStyle w:val="Heading3"/>
+      </w:pPr>
+      <w:r>
+        <w:t>Teacher reasoning · W5</w:t>
+      </w:r>
+    </w:p>
+    <w:p>
+      <w:pPr>
+        <w:spacing w:line="336" w:lineRule="auto" w:after="180"/>
+        <w:shd w:fill="F1F6FC"/>
+      </w:pPr>
+      <w:r>
+        <w:rPr>
+          <w:b w:val="0"/>
+        </w:rPr>
+        <w:t xml:space="preserve">Teacher explanation: Check the correct room and measurement time/source, agreement of every status claim with retrieved data, required response format and handling of missing/conflicting </w:t>
+      </w:r>
+      <w:r>
+        <w:rPr>
+          <w:b/>
+        </w:rPr>
+        <w:t>observation</w:t>
+      </w:r>
+      <w:r>
+        <w:rPr>
+          <w:b w:val="0"/>
+        </w:rPr>
+        <w:t>s, and that only approved read/report actions occur.</w:t>
+      </w:r>
+    </w:p>
+    <w:p>
+      <w:pPr>
+        <w:spacing w:line="336" w:lineRule="auto" w:after="180"/>
+        <w:shd w:fill="F1F6FC"/>
+      </w:pPr>
+      <w:r>
+        <w:rPr>
+          <w:b w:val="0"/>
+        </w:rPr>
+        <w:t>Continuation fit alone is insufficient.</w:t>
+      </w:r>
+    </w:p>
+    <w:p>
+      <w:pPr>
+        <w:pStyle w:val="Heading3"/>
+      </w:pPr>
+      <w:r>
         <w:t>Assess independent transfer</w:t>
       </w:r>
     </w:p>
     <w:p>
-      <w:r>
-        <w:t>Selected case: For prefix The signal is, counts are high 2, low 5, unknown 3. Compute all probabilities and the most frequent continuation. A current measurement reports high. State what the most frequent continuation does and does not establish.</w:t>
-      </w:r>
-    </w:p>
-    <w:p>
       <w:pPr>
         <w:pStyle w:val="Heading3"/>
       </w:pPr>
       <w:r>
+        <w:t>Independent question · withhold the key</w:t>
+      </w:r>
+    </w:p>
+    <w:p>
+      <w:pPr>
+        <w:spacing w:line="336" w:lineRule="auto" w:after="180"/>
+        <w:shd w:fill="F5F1FB"/>
+      </w:pPr>
+      <w:r>
+        <w:rPr>
+          <w:b w:val="0"/>
+        </w:rPr>
+        <w:t>Selected case: For prefix The signal is, counts are high 2, low 5, unknown 3. Compute all probabilities and the most frequent continuation. A current measurement reports high.</w:t>
+      </w:r>
+    </w:p>
+    <w:p>
+      <w:pPr>
+        <w:spacing w:line="336" w:lineRule="auto" w:after="180"/>
+        <w:shd w:fill="F5F1FB"/>
+      </w:pPr>
+      <w:r>
+        <w:rPr>
+          <w:b w:val="0"/>
+        </w:rPr>
+        <w:t>State what the most frequent continuation does and does not establish.</w:t>
+      </w:r>
+    </w:p>
+    <w:p>
+      <w:pPr>
+        <w:pStyle w:val="Heading3"/>
+      </w:pPr>
+      <w:r>
         <w:t>Selected case answer</w:t>
       </w:r>
     </w:p>
     <w:p>
-      <w:r>
-        <w:t>Teacher explanation: Probabilities high 0.2, low 0.5, unknown 0.3; low is most frequent. This describes the constructed corpus, not the current signal. Current high is supported by the supplied measurement; generating low would conflict with that observation.</w:t>
+      <w:pPr>
+        <w:pStyle w:val="Heading3"/>
+      </w:pPr>
+      <w:r>
+        <w:t>Teacher key · Selected case answer</w:t>
+      </w:r>
+    </w:p>
+    <w:p>
+      <w:pPr>
+        <w:spacing w:line="336" w:lineRule="auto" w:after="180"/>
+        <w:shd w:fill="F1F6FC"/>
+      </w:pPr>
+      <w:r>
+        <w:rPr>
+          <w:b w:val="0"/>
+        </w:rPr>
+        <w:t>Teacher explanation: Probabilities high 0.2, low 0.5, unknown 0.3; low is most frequent. This describes the constructed corpus, not the current signal.</w:t>
+      </w:r>
+    </w:p>
+    <w:p>
+      <w:pPr>
+        <w:spacing w:line="336" w:lineRule="auto" w:after="180"/>
+        <w:shd w:fill="F1F6FC"/>
+      </w:pPr>
+      <w:r>
+        <w:rPr>
+          <w:b w:val="0"/>
+        </w:rPr>
+        <w:t xml:space="preserve">Current high is supported by the supplied measurement; generating low would conflict with that </w:t>
+      </w:r>
+      <w:r>
+        <w:rPr>
+          <w:b/>
+        </w:rPr>
+        <w:t>observation</w:t>
+      </w:r>
+      <w:r>
+        <w:rPr>
+          <w:b w:val="0"/>
+        </w:rPr>
+        <w:t>.</w:t>
       </w:r>
     </w:p>
     <w:tbl>
@@ -2521,21 +4593,77 @@
       </w:tr>
     </w:tbl>
     <w:p>
-      <w:r>
-        <w:t>Record each dimension as not yet, with support, or independent. Accept a valid alternative procedure with a defensible trace. Do not penalise an honestly recorded model failure if the learner correctly explains its evidence and limits.</w:t>
-      </w:r>
-    </w:p>
-    <w:p>
       <w:pPr>
         <w:pStyle w:val="Heading3"/>
       </w:pPr>
       <w:r>
+        <w:t>Teacher key · Selected case answer</w:t>
+      </w:r>
+    </w:p>
+    <w:p>
+      <w:pPr>
+        <w:spacing w:line="336" w:lineRule="auto" w:after="180"/>
+        <w:shd w:fill="F1F6FC"/>
+      </w:pPr>
+      <w:r>
+        <w:rPr>
+          <w:b w:val="0"/>
+        </w:rPr>
+        <w:t>Record each dimension as not yet, with support, or independent. Accept a valid alternative procedure with a defensible trace.</w:t>
+      </w:r>
+    </w:p>
+    <w:p>
+      <w:pPr>
+        <w:spacing w:line="336" w:lineRule="auto" w:after="180"/>
+        <w:shd w:fill="F1F6FC"/>
+      </w:pPr>
+      <w:r>
+        <w:rPr>
+          <w:b w:val="0"/>
+        </w:rPr>
+        <w:t xml:space="preserve">Do not penalise an honestly recorded model failure if the learner correctly explains its </w:t>
+      </w:r>
+      <w:r>
+        <w:rPr>
+          <w:b/>
+        </w:rPr>
+        <w:t>evidence</w:t>
+      </w:r>
+      <w:r>
+        <w:rPr>
+          <w:b w:val="0"/>
+        </w:rPr>
+        <w:t xml:space="preserve"> and limits.</w:t>
+      </w:r>
+    </w:p>
+    <w:p>
+      <w:pPr>
+        <w:pStyle w:val="Heading3"/>
+      </w:pPr>
+      <w:r>
         <w:t>Feedback that the learner uses</w:t>
       </w:r>
     </w:p>
     <w:p>
-      <w:r>
-        <w:t>Name the earliest unsupported step and give one action to repair it. Have the learner make that repair now and explain why. Then assess the relevant skill on a fresh, fully specified case. Confirm it was not previously practised with feedback; solve and check the new case before assigning it. A follow-up design prompt is a starting brief, not automatically an equivalent test.</w:t>
+      <w:pPr>
+        <w:spacing w:line="336" w:lineRule="auto" w:after="180"/>
+      </w:pPr>
+      <w:r>
+        <w:rPr>
+          <w:b w:val="0"/>
+        </w:rPr>
+        <w:t>Name the earliest unsupported step and give one action to repair it. Have the learner make that repair now and explain why. Then assess the relevant skill on a fresh, fully specified case.</w:t>
+      </w:r>
+    </w:p>
+    <w:p>
+      <w:pPr>
+        <w:spacing w:line="336" w:lineRule="auto" w:after="180"/>
+      </w:pPr>
+      <w:r>
+        <w:rPr>
+          <w:b w:val="0"/>
+        </w:rPr>
+        <w:t>Confirm it was not previously practised with feedback; solve and check the new case before assigning it. A follow-up design prompt is a starting brief, not automatically an equivalent test.</w:t>
       </w:r>
     </w:p>
     <w:p>
@@ -2547,11 +4675,74 @@
       </w:r>
     </w:p>
     <w:p>
+      <w:r>
+        <w:t>Connect Predictive vs Generative to Transparent Book Recommender, adapt support and plan a later changed-case check.</w:t>
+      </w:r>
+    </w:p>
+    <w:p>
       <w:pPr>
         <w:pStyle w:val="Heading3"/>
       </w:pPr>
       <w:r>
-        <w:t>Connect and extend learning</w:t>
+        <w:t>Transparent Book Recommender</w:t>
+      </w:r>
+    </w:p>
+    <w:p>
+      <w:pPr>
+        <w:spacing w:line="336" w:lineRule="auto" w:after="180"/>
+      </w:pPr>
+      <w:r>
+        <w:rPr>
+          <w:b w:val="0"/>
+        </w:rPr>
+        <w:t xml:space="preserve">Keep scoring </w:t>
+      </w:r>
+      <w:r>
+        <w:rPr>
+          <w:b/>
+        </w:rPr>
+        <w:t>predictive</w:t>
+      </w:r>
+      <w:r>
+        <w:rPr>
+          <w:b w:val="0"/>
+        </w:rPr>
+        <w:t xml:space="preserve"> and explanations templated or carefully generated and verified.</w:t>
+      </w:r>
+    </w:p>
+    <w:p>
+      <w:pPr>
+        <w:spacing w:line="336" w:lineRule="auto" w:after="180"/>
+      </w:pPr>
+      <w:r>
+        <w:rPr>
+          <w:b w:val="0"/>
+        </w:rPr>
+        <w:t xml:space="preserve">Keep the decision, </w:t>
+      </w:r>
+      <w:r>
+        <w:rPr>
+          <w:b/>
+        </w:rPr>
+        <w:t>input</w:t>
+      </w:r>
+      <w:r>
+        <w:rPr>
+          <w:b w:val="0"/>
+        </w:rPr>
+        <w:t xml:space="preserve">, result, explanation and remaining limitation in the project </w:t>
+      </w:r>
+      <w:r>
+        <w:rPr>
+          <w:b/>
+        </w:rPr>
+        <w:t>evidence</w:t>
+      </w:r>
+      <w:r>
+        <w:rPr>
+          <w:b w:val="0"/>
+        </w:rPr>
+        <w:t xml:space="preserve"> record. Retrieve this record next week rather than restarting the project.</w:t>
       </w:r>
     </w:p>
     <w:p>
@@ -2559,17 +4750,18 @@
         <w:pStyle w:val="Heading3"/>
       </w:pPr>
       <w:r>
-        <w:t>Transparent Book Recommender</w:t>
-      </w:r>
-    </w:p>
-    <w:p>
-      <w:r>
-        <w:t>Keep scoring predictive and explanations templated or carefully generated and verified.</w:t>
-      </w:r>
-    </w:p>
-    <w:p>
-      <w:r>
-        <w:t>Keep the decision, input, result, explanation and remaining limitation in the project evidence record. Retrieve this record next week rather than restarting the project.</w:t>
+        <w:t>Support and stretch</w:t>
+      </w:r>
+    </w:p>
+    <w:p>
+      <w:pPr>
+        <w:spacing w:line="336" w:lineRule="auto" w:after="180"/>
+      </w:pPr>
+      <w:r>
+        <w:rPr>
+          <w:b w:val="0"/>
+        </w:rPr>
+        <w:t>Trace one record or condition at a time with counters and labelled columns. Stretch: introduce a tie, boundary or missing field and declare its handling policy before rerunning.</w:t>
       </w:r>
     </w:p>
     <w:p>
@@ -2577,12 +4769,30 @@
         <w:pStyle w:val="Heading3"/>
       </w:pPr>
       <w:r>
-        <w:t>Support and stretch</w:t>
-      </w:r>
-    </w:p>
-    <w:p>
-      <w:r>
-        <w:t>Trace one record or condition at a time with counters and labelled columns. Stretch: introduce a tie, boundary or missing field and declare its handling policy before rerunning.</w:t>
+        <w:t>Exit reflection</w:t>
+      </w:r>
+    </w:p>
+    <w:p>
+      <w:pPr>
+        <w:spacing w:line="336" w:lineRule="auto" w:after="180"/>
+      </w:pPr>
+      <w:r>
+        <w:rPr>
+          <w:b w:val="0"/>
+        </w:rPr>
+        <w:t xml:space="preserve">Ask for one decision the learner can now justify and one situation requiring more </w:t>
+      </w:r>
+      <w:r>
+        <w:rPr>
+          <w:b/>
+        </w:rPr>
+        <w:t>evidence</w:t>
+      </w:r>
+      <w:r>
+        <w:rPr>
+          <w:b w:val="0"/>
+        </w:rPr>
+        <w:t xml:space="preserve"> or human review. Confidence ratings are separate from correct independent performance.</w:t>
       </w:r>
     </w:p>
     <w:p>
@@ -2590,12 +4800,30 @@
         <w:pStyle w:val="Heading3"/>
       </w:pPr>
       <w:r>
-        <w:t>Exit reflection</w:t>
-      </w:r>
-    </w:p>
-    <w:p>
-      <w:r>
-        <w:t>Ask for one decision the learner can now justify and one situation requiring more evidence or human review. Confidence ratings are separate from correct independent performance.</w:t>
+        <w:t>Bridge to the next week</w:t>
+      </w:r>
+    </w:p>
+    <w:p>
+      <w:pPr>
+        <w:spacing w:line="336" w:lineRule="auto" w:after="180"/>
+      </w:pPr>
+      <w:r>
+        <w:rPr>
+          <w:b w:val="0"/>
+        </w:rPr>
+        <w:t xml:space="preserve">Next: Week 28: Prompt Experiments. Retrieve today’s </w:t>
+      </w:r>
+      <w:r>
+        <w:rPr>
+          <w:b/>
+        </w:rPr>
+        <w:t>evidence</w:t>
+      </w:r>
+      <w:r>
+        <w:rPr>
+          <w:b w:val="0"/>
+        </w:rPr>
+        <w:t xml:space="preserve"> and identify what carries forward and what is new.</w:t>
       </w:r>
     </w:p>
     <w:p>
@@ -2603,12 +4831,86 @@
         <w:pStyle w:val="Heading3"/>
       </w:pPr>
       <w:r>
-        <w:t>Bridge to the next week</w:t>
-      </w:r>
-    </w:p>
-    <w:p>
-      <w:r>
-        <w:t>Next: Week 28: Prompt Experiments. Retrieve today’s evidence and identify what carries forward and what is new.</w:t>
+        <w:t>Support and fresh reassessment</w:t>
+      </w:r>
+    </w:p>
+    <w:p>
+      <w:pPr>
+        <w:spacing w:line="336" w:lineRule="auto" w:after="180"/>
+      </w:pPr>
+      <w:r>
+        <w:rPr>
+          <w:b w:val="0"/>
+        </w:rPr>
+        <w:t>Provide labelled intermediate columns and allow a calculator. Ask students to state the meaning and denominator of a value before interpreting it.</w:t>
+      </w:r>
+    </w:p>
+    <w:p>
+      <w:pPr>
+        <w:spacing w:line="336" w:lineRule="auto" w:after="180"/>
+      </w:pPr>
+      <w:r>
+        <w:rPr>
+          <w:b w:val="0"/>
+        </w:rPr>
+        <w:t>Extension: implement the classroom calculation locally and test boundary cases without using personal data.</w:t>
+      </w:r>
+    </w:p>
+    <w:p>
+      <w:pPr>
+        <w:spacing w:line="336" w:lineRule="auto" w:after="180"/>
+      </w:pPr>
+      <w:r>
+        <w:rPr>
+          <w:b w:val="0"/>
+        </w:rPr>
+        <w:t>W4 requires 0.2,0.5,0.3 and low, with the corpus/current-</w:t>
+      </w:r>
+      <w:r>
+        <w:rPr>
+          <w:b/>
+        </w:rPr>
+        <w:t>evidence</w:t>
+      </w:r>
+      <w:r>
+        <w:rPr>
+          <w:b w:val="0"/>
+        </w:rPr>
+        <w:t xml:space="preserve"> distinction. Fresh retry: counts ready 7, busy 1, unknown 2 and current </w:t>
+      </w:r>
+      <w:r>
+        <w:rPr>
+          <w:b/>
+        </w:rPr>
+        <w:t>observation</w:t>
+      </w:r>
+      <w:r>
+        <w:rPr>
+          <w:b w:val="0"/>
+        </w:rPr>
+        <w:t xml:space="preserve"> busy.</w:t>
+      </w:r>
+    </w:p>
+    <w:p>
+      <w:pPr>
+        <w:spacing w:line="336" w:lineRule="auto" w:after="180"/>
+      </w:pPr>
+      <w:r>
+        <w:rPr>
+          <w:b w:val="0"/>
+        </w:rPr>
+        <w:t>Probabilities 0.7,0.1,0.2; ready is most frequent but does not establish the current state.</w:t>
+      </w:r>
+    </w:p>
+    <w:p>
+      <w:pPr>
+        <w:spacing w:line="336" w:lineRule="auto" w:after="180"/>
+      </w:pPr>
+      <w:r>
+        <w:rPr>
+          <w:b w:val="0"/>
+        </w:rPr>
+        <w:t>Week 2 defines a small token vocabulary and traces encoding and decoding without assuming tokens are words.</w:t>
       </w:r>
     </w:p>
     <w:p>
@@ -2616,40 +4918,40 @@
         <w:pStyle w:val="Heading3"/>
       </w:pPr>
       <w:r>
-        <w:t>Support and fresh reassessment</w:t>
-      </w:r>
-    </w:p>
-    <w:p>
-      <w:r>
-        <w:t>Provide labelled intermediate columns and allow a calculator. Ask students to state the meaning and denominator of a value before interpreting it. Extension: implement the classroom calculation locally and test boundary cases without using personal data.</w:t>
-      </w:r>
-    </w:p>
-    <w:p>
-      <w:r>
-        <w:t>W4 requires 0.2,0.5,0.3 and low, with the corpus/current-evidence distinction. Fresh retry: counts ready 7, busy 1, unknown 2 and current observation busy. Probabilities 0.7,0.1,0.2; ready is most frequent but does not establish the current state.</w:t>
-      </w:r>
-    </w:p>
-    <w:p>
-      <w:r>
-        <w:t>Week 2 defines a small token vocabulary and traces encoding and decoding without assuming tokens are words.</w:t>
-      </w:r>
-    </w:p>
-    <w:p>
-      <w:pPr>
-        <w:pStyle w:val="Heading3"/>
-      </w:pPr>
-      <w:r>
         <w:t>Plan the delayed return</w:t>
       </w:r>
     </w:p>
     <w:p>
-      <w:r>
+      <w:pPr>
+        <w:spacing w:line="336" w:lineRule="auto" w:after="180"/>
+      </w:pPr>
+      <w:r>
+        <w:rPr>
+          <w:b w:val="0"/>
+        </w:rPr>
         <w:t>Suggested return points in this level: ai-2/28, ai-2/30, ai-2/33. Use actual classroom dates, adjusting for holidays and gaps. One, three and six teaching weeks are scheduling choices, not a claimed optimal spacing.</w:t>
       </w:r>
     </w:p>
     <w:p>
-      <w:r>
-        <w:t>At a delayed check, ask for the idea from memory and a changed application. Compare with the earlier independent response and record support used. For a new level, revisit the previous capstone before checking the new prerequisites.</w:t>
+      <w:pPr>
+        <w:spacing w:line="336" w:lineRule="auto" w:after="180"/>
+      </w:pPr>
+      <w:r>
+        <w:rPr>
+          <w:b w:val="0"/>
+        </w:rPr>
+        <w:t>At a delayed check, ask for the idea from memory and a changed application. Compare with the earlier independent response and record support used.</w:t>
+      </w:r>
+    </w:p>
+    <w:p>
+      <w:pPr>
+        <w:spacing w:line="336" w:lineRule="auto" w:after="180"/>
+      </w:pPr>
+      <w:r>
+        <w:rPr>
+          <w:b w:val="0"/>
+        </w:rPr>
+        <w:t>For a new level, revisit the previous capstone before checking the new prerequisites.</w:t>
       </w:r>
     </w:p>
     <w:tbl>
@@ -2809,8 +5111,26 @@
       </w:tr>
     </w:tbl>
     <w:p>
-      <w:r>
-        <w:t>Use the evidence to choose reteaching or the next step. A completed page, confidence rating or attractive project does not by itself demonstrate understanding.</w:t>
+      <w:pPr>
+        <w:spacing w:line="336" w:lineRule="auto" w:after="180"/>
+      </w:pPr>
+      <w:r>
+        <w:rPr>
+          <w:b w:val="0"/>
+        </w:rPr>
+        <w:t xml:space="preserve">Use the </w:t>
+      </w:r>
+      <w:r>
+        <w:rPr>
+          <w:b/>
+        </w:rPr>
+        <w:t>evidence</w:t>
+      </w:r>
+      <w:r>
+        <w:rPr>
+          <w:b w:val="0"/>
+        </w:rPr>
+        <w:t xml:space="preserve"> to choose reteaching or the next step. A completed page, confidence rating or attractive project does not by itself demonstrate understanding.</w:t>
       </w:r>
     </w:p>
     <w:p>
@@ -2822,8 +5142,26 @@
       </w:r>
     </w:p>
     <w:p>
-      <w:r>
-        <w:t>Use approved book facts for recommender explanations; generated fluency is not a replacement for catalogue evidence.</w:t>
+      <w:pPr>
+        <w:spacing w:line="336" w:lineRule="auto" w:after="180"/>
+      </w:pPr>
+      <w:r>
+        <w:rPr>
+          <w:b w:val="0"/>
+        </w:rPr>
+        <w:t xml:space="preserve">Use approved book facts for recommender explanations; generated fluency is not a replacement for catalogue </w:t>
+      </w:r>
+      <w:r>
+        <w:rPr>
+          <w:b/>
+        </w:rPr>
+        <w:t>evidence</w:t>
+      </w:r>
+      <w:r>
+        <w:rPr>
+          <w:b w:val="0"/>
+        </w:rPr>
+        <w:t>.</w:t>
       </w:r>
     </w:p>
     <w:p>
@@ -2836,12 +5174,68 @@
     </w:p>
     <w:p>
       <w:r>
-        <w:t>Teaching target: Distinguish discriminative prediction from generation by inspecting the requested output</w:t>
-      </w:r>
-    </w:p>
-    <w:p>
-      <w:r>
-        <w:t>Prepare the labelled worked-case picture, the matching workbook, fictional input cards and a place for individual responses. No paid AI account is required for the paper reasoning activities.</w:t>
+        <w:t>Use this preparation summary alongside the detailed Predictive vs Generative lesson; it is a checklist rather than a replacement for the full sequence.</w:t>
+      </w:r>
+    </w:p>
+    <w:p>
+      <w:pPr>
+        <w:pStyle w:val="Heading3"/>
+      </w:pPr>
+      <w:r>
+        <w:t>Teaching target</w:t>
+      </w:r>
+    </w:p>
+    <w:p>
+      <w:pPr>
+        <w:spacing w:line="336" w:lineRule="auto" w:after="180"/>
+        <w:shd w:fill="EDF7F3"/>
+      </w:pPr>
+      <w:r>
+        <w:rPr>
+          <w:b w:val="0"/>
+        </w:rPr>
+        <w:t xml:space="preserve">Teaching target: Distinguish discriminative </w:t>
+      </w:r>
+      <w:r>
+        <w:rPr>
+          <w:b/>
+        </w:rPr>
+        <w:t>prediction</w:t>
+      </w:r>
+      <w:r>
+        <w:rPr>
+          <w:b w:val="0"/>
+        </w:rPr>
+        <w:t xml:space="preserve"> from generation by inspecting the requested </w:t>
+      </w:r>
+      <w:r>
+        <w:rPr>
+          <w:b/>
+        </w:rPr>
+        <w:t>output</w:t>
+      </w:r>
+    </w:p>
+    <w:p>
+      <w:pPr>
+        <w:spacing w:line="336" w:lineRule="auto" w:after="180"/>
+      </w:pPr>
+      <w:r>
+        <w:rPr>
+          <w:b w:val="0"/>
+        </w:rPr>
+        <w:t xml:space="preserve">Prepare the labelled worked-case picture, the matching workbook, fictional </w:t>
+      </w:r>
+      <w:r>
+        <w:rPr>
+          <w:b/>
+        </w:rPr>
+        <w:t>input</w:t>
+      </w:r>
+      <w:r>
+        <w:rPr>
+          <w:b w:val="0"/>
+        </w:rPr>
+        <w:t xml:space="preserve"> cards and a place for individual responses. No paid AI account is required for the paper reasoning activities.</w:t>
       </w:r>
     </w:p>
     <w:tbl>
@@ -2988,37 +5382,255 @@
       </w:tr>
     </w:tbl>
     <w:p>
-      <w:r>
+      <w:pPr>
+        <w:spacing w:line="336" w:lineRule="auto" w:after="180"/>
+      </w:pPr>
+      <w:r>
+        <w:rPr>
+          <w:b w:val="0"/>
+        </w:rPr>
         <w:t>Before class, solve the supported practice: For The marker is, calculate the three empirical probabilities, their sum and their meaning.</w:t>
       </w:r>
     </w:p>
     <w:p>
-      <w:r>
-        <w:t>Reasoned practice answer: Teacher explanation: Probabilities 0.6,0.3,0.1 sum to 1 and describe ten supplied corpus continuations; they are not observations of the current marker.</w:t>
-      </w:r>
-    </w:p>
-    <w:p>
-      <w:r>
-        <w:t>Check every learner before discussion: Use the worked case for Generative and predictive objectives. Proposed explanation: “Generative models do not predict”. Decide whether this explanation is supported. Point to the step or supplied fact that decides; explain your repair if needed.</w:t>
-      </w:r>
-    </w:p>
-    <w:p>
-      <w:r>
-        <w:t>Misconception repair: Autoregressive generation predicts the next item repeatedly.</w:t>
-      </w:r>
-    </w:p>
-    <w:p>
-      <w:r>
-        <w:t>Support: read the exact case aloud, enlarge the labelled picture, supply input cards and model only the first deciding step. Accept a spoken explanation or drawing; retain the reasoning goal.</w:t>
-      </w:r>
-    </w:p>
-    <w:p>
-      <w:r>
-        <w:t>Extension: Change the training table to full 2, empty 7, unknown 1. Require a prediction and a reason before comparing. Expected result: Greedy output becomes empty with probability 0.7. Reason: The continuation distribution changed; the independently observed box has not changed.</w:t>
-      </w:r>
-    </w:p>
-    <w:p>
-      <w:r>
+      <w:pPr>
+        <w:pStyle w:val="Heading3"/>
+      </w:pPr>
+      <w:r>
+        <w:t>Supported practice answer</w:t>
+      </w:r>
+    </w:p>
+    <w:p>
+      <w:pPr>
+        <w:spacing w:line="336" w:lineRule="auto" w:after="180"/>
+        <w:shd w:fill="F1F6FC"/>
+      </w:pPr>
+      <w:r>
+        <w:rPr>
+          <w:b w:val="0"/>
+        </w:rPr>
+        <w:t xml:space="preserve">Reasoned practice answer: Teacher explanation: Probabilities 0.6,0.3,0.1 sum to 1 and describe ten supplied corpus continuations; they are not </w:t>
+      </w:r>
+      <w:r>
+        <w:rPr>
+          <w:b/>
+        </w:rPr>
+        <w:t>observation</w:t>
+      </w:r>
+      <w:r>
+        <w:rPr>
+          <w:b w:val="0"/>
+        </w:rPr>
+        <w:t>s of the current marker.</w:t>
+      </w:r>
+    </w:p>
+    <w:p>
+      <w:pPr>
+        <w:spacing w:line="336" w:lineRule="auto" w:after="180"/>
+      </w:pPr>
+      <w:r>
+        <w:rPr>
+          <w:b w:val="0"/>
+        </w:rPr>
+        <w:t xml:space="preserve">Check every learner before discussion: Use the worked case for </w:t>
+      </w:r>
+      <w:r>
+        <w:rPr>
+          <w:b/>
+        </w:rPr>
+        <w:t>Generative</w:t>
+      </w:r>
+      <w:r>
+        <w:rPr>
+          <w:b w:val="0"/>
+        </w:rPr>
+        <w:t xml:space="preserve"> and </w:t>
+      </w:r>
+      <w:r>
+        <w:rPr>
+          <w:b/>
+        </w:rPr>
+        <w:t>predictive</w:t>
+      </w:r>
+      <w:r>
+        <w:rPr>
+          <w:b w:val="0"/>
+        </w:rPr>
+        <w:t xml:space="preserve"> objectives. Proposed explanation: “</w:t>
+      </w:r>
+      <w:r>
+        <w:rPr>
+          <w:b/>
+        </w:rPr>
+        <w:t>Generative</w:t>
+      </w:r>
+      <w:r>
+        <w:rPr>
+          <w:b w:val="0"/>
+        </w:rPr>
+        <w:t xml:space="preserve"> models do not predict”. Decide whether this explanation is supported.</w:t>
+      </w:r>
+    </w:p>
+    <w:p>
+      <w:pPr>
+        <w:spacing w:line="336" w:lineRule="auto" w:after="180"/>
+      </w:pPr>
+      <w:r>
+        <w:rPr>
+          <w:b w:val="0"/>
+        </w:rPr>
+        <w:t>Point to the step or supplied fact that decides; explain your repair if needed.</w:t>
+      </w:r>
+    </w:p>
+    <w:p>
+      <w:pPr>
+        <w:pStyle w:val="Heading3"/>
+      </w:pPr>
+      <w:r>
+        <w:t>Repair the misconception</w:t>
+      </w:r>
+    </w:p>
+    <w:p>
+      <w:pPr>
+        <w:spacing w:line="336" w:lineRule="auto" w:after="180"/>
+        <w:shd w:fill="FFF5E6"/>
+      </w:pPr>
+      <w:r>
+        <w:rPr>
+          <w:b w:val="0"/>
+        </w:rPr>
+        <w:t xml:space="preserve">Misconception repair: </w:t>
+      </w:r>
+      <w:r>
+        <w:rPr>
+          <w:b/>
+        </w:rPr>
+        <w:t>Autoregressive generation</w:t>
+      </w:r>
+      <w:r>
+        <w:rPr>
+          <w:b w:val="0"/>
+        </w:rPr>
+        <w:t xml:space="preserve"> predicts the next item repeatedly.</w:t>
+      </w:r>
+    </w:p>
+    <w:p>
+      <w:pPr>
+        <w:pStyle w:val="Heading3"/>
+      </w:pPr>
+      <w:r>
+        <w:t>Support without giving away the answer</w:t>
+      </w:r>
+    </w:p>
+    <w:p>
+      <w:pPr>
+        <w:spacing w:line="336" w:lineRule="auto" w:after="180"/>
+        <w:shd w:fill="F1F6F8"/>
+      </w:pPr>
+      <w:r>
+        <w:rPr>
+          <w:b w:val="0"/>
+        </w:rPr>
+        <w:t xml:space="preserve">Support: read the exact case aloud, enlarge the labelled picture, supply </w:t>
+      </w:r>
+      <w:r>
+        <w:rPr>
+          <w:b/>
+        </w:rPr>
+        <w:t>input</w:t>
+      </w:r>
+      <w:r>
+        <w:rPr>
+          <w:b w:val="0"/>
+        </w:rPr>
+        <w:t xml:space="preserve"> cards and model only the first deciding step. Accept a spoken explanation or drawing; retain the reasoning goal.</w:t>
+      </w:r>
+    </w:p>
+    <w:p>
+      <w:pPr>
+        <w:pStyle w:val="Heading3"/>
+      </w:pPr>
+      <w:r>
+        <w:t>Extend the reasoning</w:t>
+      </w:r>
+    </w:p>
+    <w:p>
+      <w:pPr>
+        <w:spacing w:line="336" w:lineRule="auto" w:after="180"/>
+        <w:shd w:fill="F5F1FB"/>
+      </w:pPr>
+      <w:r>
+        <w:rPr>
+          <w:b w:val="0"/>
+        </w:rPr>
+        <w:t xml:space="preserve">Extension: Change the </w:t>
+      </w:r>
+      <w:r>
+        <w:rPr>
+          <w:b/>
+        </w:rPr>
+        <w:t>training</w:t>
+      </w:r>
+      <w:r>
+        <w:rPr>
+          <w:b w:val="0"/>
+        </w:rPr>
+        <w:t xml:space="preserve"> table to full 2, empty 7, unknown 1. Require a </w:t>
+      </w:r>
+      <w:r>
+        <w:rPr>
+          <w:b/>
+        </w:rPr>
+        <w:t>prediction</w:t>
+      </w:r>
+      <w:r>
+        <w:rPr>
+          <w:b w:val="0"/>
+        </w:rPr>
+        <w:t xml:space="preserve"> and a reason before comparing. Expected result: Greedy </w:t>
+      </w:r>
+      <w:r>
+        <w:rPr>
+          <w:b/>
+        </w:rPr>
+        <w:t>output</w:t>
+      </w:r>
+      <w:r>
+        <w:rPr>
+          <w:b w:val="0"/>
+        </w:rPr>
+        <w:t xml:space="preserve"> becomes empty with probability 0.7.</w:t>
+      </w:r>
+    </w:p>
+    <w:p>
+      <w:pPr>
+        <w:spacing w:line="336" w:lineRule="auto" w:after="180"/>
+        <w:shd w:fill="F5F1FB"/>
+      </w:pPr>
+      <w:r>
+        <w:rPr>
+          <w:b w:val="0"/>
+        </w:rPr>
+        <w:t>Reason: The continuation distribution changed; the independently observed box has not changed.</w:t>
+      </w:r>
+    </w:p>
+    <w:p>
+      <w:pPr>
+        <w:pStyle w:val="Heading3"/>
+      </w:pPr>
+      <w:r>
+        <w:t>Protect the independent attempt</w:t>
+      </w:r>
+    </w:p>
+    <w:p>
+      <w:pPr>
+        <w:spacing w:line="336" w:lineRule="auto" w:after="180"/>
+        <w:shd w:fill="FFF5E6"/>
+      </w:pPr>
+      <w:r>
+        <w:rPr>
+          <w:b w:val="0"/>
+        </w:rPr>
         <w:t>Independent assessment: withhold the reserved answer until the learner has attempted the new case. Record support separately from correctness.</w:t>
       </w:r>
     </w:p>
@@ -3207,13 +5819,58 @@
       </w:tr>
     </w:tbl>
     <w:p>
-      <w:r>
-        <w:t>Project checkpoint: Prepare the demonstration. Gather reproducible instructions, evidence, access checks and remaining limitations.</w:t>
-      </w:r>
-    </w:p>
-    <w:p>
-      <w:r>
-        <w:t>Use the weekly teacher answer for topic-specific reasoning. A saved progress tick is an activity record; judge mastery from the learner’s explanation and evidence.</w:t>
+      <w:pPr>
+        <w:pStyle w:val="Heading3"/>
+      </w:pPr>
+      <w:r>
+        <w:t>Project checkpoint</w:t>
+      </w:r>
+    </w:p>
+    <w:p>
+      <w:pPr>
+        <w:spacing w:line="336" w:lineRule="auto" w:after="180"/>
+        <w:shd w:fill="EDF7F3"/>
+      </w:pPr>
+      <w:r>
+        <w:rPr>
+          <w:b w:val="0"/>
+        </w:rPr>
+        <w:t xml:space="preserve">Project checkpoint: Prepare the demonstration. Gather reproducible instructions, </w:t>
+      </w:r>
+      <w:r>
+        <w:rPr>
+          <w:b/>
+        </w:rPr>
+        <w:t>evidence</w:t>
+      </w:r>
+      <w:r>
+        <w:rPr>
+          <w:b w:val="0"/>
+        </w:rPr>
+        <w:t>, access checks and remaining limitations.</w:t>
+      </w:r>
+    </w:p>
+    <w:p>
+      <w:pPr>
+        <w:spacing w:line="336" w:lineRule="auto" w:after="180"/>
+      </w:pPr>
+      <w:r>
+        <w:rPr>
+          <w:b w:val="0"/>
+        </w:rPr>
+        <w:t xml:space="preserve">Use the weekly teacher answer for topic-specific reasoning. A saved progress tick is an activity record; judge mastery from the learner’s explanation and </w:t>
+      </w:r>
+      <w:r>
+        <w:rPr>
+          <w:b/>
+        </w:rPr>
+        <w:t>evidence</w:t>
+      </w:r>
+      <w:r>
+        <w:rPr>
+          <w:b w:val="0"/>
+        </w:rPr>
+        <w:t>.</w:t>
       </w:r>
     </w:p>
     <w:p>
@@ -3226,27 +5883,989 @@
     </w:p>
     <w:p>
       <w:r>
-        <w:t>Use the two formative questions as supported practice, not as independent mastery scores. Discuss the deciding evidence rather than accepting a guessed selection.</w:t>
-      </w:r>
-    </w:p>
-    <w:p>
-      <w:r>
+        <w:t>Use feedback, earlier review and portfolios purposefully. Apply the coding routine only when this lesson has an executable lab.</w:t>
+      </w:r>
+    </w:p>
+    <w:p>
+      <w:pPr>
+        <w:spacing w:line="336" w:lineRule="auto" w:after="180"/>
+      </w:pPr>
+      <w:r>
+        <w:rPr>
+          <w:b w:val="0"/>
+        </w:rPr>
+        <w:t xml:space="preserve">Use the two formative questions as supported practice, not as independent mastery scores. Discuss the deciding </w:t>
+      </w:r>
+      <w:r>
+        <w:rPr>
+          <w:b/>
+        </w:rPr>
+        <w:t>evidence</w:t>
+      </w:r>
+      <w:r>
+        <w:rPr>
+          <w:b w:val="0"/>
+        </w:rPr>
+        <w:t xml:space="preserve"> rather than accepting a guessed selection.</w:t>
+      </w:r>
+    </w:p>
+    <w:p>
+      <w:pPr>
+        <w:spacing w:line="336" w:lineRule="auto" w:after="180"/>
+      </w:pPr>
+      <w:r>
+        <w:rPr>
+          <w:b w:val="0"/>
+        </w:rPr>
         <w:t>The feedback comes from the reviewed public worked case. Do not reveal the separately reserved independent teacher answer until the learner has attempted that case.</w:t>
       </w:r>
     </w:p>
     <w:p>
-      <w:r>
-        <w:t>Ask students to predict before running code. Preserve errors and actual outputs; collect a changed test and an explanation. The branch-boundary and indexing lessons deliberately include failure cases.</w:t>
-      </w:r>
-    </w:p>
-    <w:p>
-      <w:r>
+      <w:pPr>
+        <w:pStyle w:val="Heading3"/>
+      </w:pPr>
+      <w:r>
+        <w:t>For later coding lessons</w:t>
+      </w:r>
+    </w:p>
+    <w:p>
+      <w:r>
+        <w:t>This week has no code block. Use this routine when a later lesson includes an executable lab.</w:t>
+      </w:r>
+    </w:p>
+    <w:p>
+      <w:pPr>
+        <w:spacing w:line="336" w:lineRule="auto" w:after="180"/>
+        <w:shd w:fill="F1F6F8"/>
+      </w:pPr>
+      <w:r>
+        <w:rPr>
+          <w:b w:val="0"/>
+        </w:rPr>
+        <w:t xml:space="preserve">Ask students to predict before running code. Preserve errors and actual </w:t>
+      </w:r>
+      <w:r>
+        <w:rPr>
+          <w:b/>
+        </w:rPr>
+        <w:t>output</w:t>
+      </w:r>
+      <w:r>
+        <w:rPr>
+          <w:b w:val="0"/>
+        </w:rPr>
+        <w:t>s; collect a changed test and an explanation. The branch-boundary and indexing lessons deliberately include failure cases.</w:t>
+      </w:r>
+    </w:p>
+    <w:p>
+      <w:pPr>
+        <w:spacing w:line="336" w:lineRule="auto" w:after="180"/>
+      </w:pPr>
+      <w:r>
+        <w:rPr>
+          <w:b w:val="0"/>
+        </w:rPr>
         <w:t>Use the earlier worked-explanation links to address a specific missing building block, then return to the current question. Adapt this suggestion after observing the learner; it is not an automatic diagnosis.</w:t>
       </w:r>
     </w:p>
     <w:p>
-      <w:r>
-        <w:t>Collect the completed-work portfolio as evidence. Record support separately from correctness, and assess explanation, trace/test and limitations. Progress ticks and quiz selections alone do not establish mastery.</w:t>
+      <w:pPr>
+        <w:spacing w:line="336" w:lineRule="auto" w:after="180"/>
+      </w:pPr>
+      <w:r>
+        <w:rPr>
+          <w:b w:val="0"/>
+        </w:rPr>
+        <w:t xml:space="preserve">Collect the completed-work portfolio as </w:t>
+      </w:r>
+      <w:r>
+        <w:rPr>
+          <w:b/>
+        </w:rPr>
+        <w:t>evidence</w:t>
+      </w:r>
+      <w:r>
+        <w:rPr>
+          <w:b w:val="0"/>
+        </w:rPr>
+        <w:t>. Record support separately from correctness, and assess explanation, trace/test and limitations. Progress ticks and quiz selections alone do not establish mastery.</w:t>
+      </w:r>
+    </w:p>
+    <w:p>
+      <w:pPr>
+        <w:pStyle w:val="Heading1"/>
+      </w:pPr>
+      <w:r>
+        <w:t>09. Visual concept journey</w:t>
+      </w:r>
+    </w:p>
+    <w:p>
+      <w:r>
+        <w:t>Show one Predictive vs Generative graphic at a time, request a prediction and discuss its trace before the independent assessment.</w:t>
+      </w:r>
+    </w:p>
+    <w:p>
+      <w:pPr>
+        <w:spacing w:line="336" w:lineRule="auto" w:after="180"/>
+      </w:pPr>
+      <w:r>
+        <w:rPr>
+          <w:b w:val="0"/>
+        </w:rPr>
+        <w:t xml:space="preserve">Use one picture at a time. Hide a worked result before asking for a </w:t>
+      </w:r>
+      <w:r>
+        <w:rPr>
+          <w:b/>
+        </w:rPr>
+        <w:t>prediction</w:t>
+      </w:r>
+      <w:r>
+        <w:rPr>
+          <w:b w:val="0"/>
+        </w:rPr>
+        <w:t>, then reveal it for feedback. These are supported teaching cases; retain the separate independent assessment for a fresh first attempt.</w:t>
+      </w:r>
+    </w:p>
+    <w:p>
+      <w:pPr>
+        <w:pStyle w:val="Heading3"/>
+      </w:pPr>
+      <w:r>
+        <w:t>01. Predictive vs Generative: the case</w:t>
+      </w:r>
+    </w:p>
+    <w:p>
+      <w:r>
+        <w:drawing>
+          <wp:inline xmlns:a="http://schemas.openxmlformats.org/drawingml/2006/main" xmlns:pic="http://schemas.openxmlformats.org/drawingml/2006/picture">
+            <wp:extent cx="5486400" cy="2840736"/>
+            <wp:docPr id="3" name="Picture 3" descr="A fictional toy generator predicts the next word after “The box is”. Supplied facts: Observed training continuations: full 6, empty 3, unknown 1. Use counts divided by total 10. The current physical box is separately checked and found empty."/>
+            <wp:cNvGraphicFramePr>
+              <a:graphicFrameLocks noChangeAspect="1"/>
+            </wp:cNvGraphicFramePr>
+            <a:graphic>
+              <a:graphicData uri="http://schemas.openxmlformats.org/drawingml/2006/picture">
+                <pic:pic>
+                  <pic:nvPicPr>
+                    <pic:cNvPr id="0" name="academy-story-ai-2-27-01.png"/>
+                    <pic:cNvPicPr/>
+                  </pic:nvPicPr>
+                  <pic:blipFill>
+                    <a:blip r:embed="rId11"/>
+                    <a:stretch>
+                      <a:fillRect/>
+                    </a:stretch>
+                  </pic:blipFill>
+                  <pic:spPr>
+                    <a:xfrm>
+                      <a:off x="0" y="0"/>
+                      <a:ext cx="5486400" cy="2840736"/>
+                    </a:xfrm>
+                    <a:prstGeom prst="rect"/>
+                  </pic:spPr>
+                </pic:pic>
+              </a:graphicData>
+            </a:graphic>
+          </wp:inline>
+        </w:drawing>
+      </w:r>
+    </w:p>
+    <w:p>
+      <w:pPr>
+        <w:spacing w:line="336" w:lineRule="auto" w:after="180"/>
+      </w:pPr>
+      <w:r>
+        <w:rPr>
+          <w:b w:val="0"/>
+        </w:rPr>
+        <w:t xml:space="preserve">A fictional toy generator predicts the next word after “The box is”. Supplied facts: Observed </w:t>
+      </w:r>
+      <w:r>
+        <w:rPr>
+          <w:b/>
+        </w:rPr>
+        <w:t>training</w:t>
+      </w:r>
+      <w:r>
+        <w:rPr>
+          <w:b w:val="0"/>
+        </w:rPr>
+        <w:t xml:space="preserve"> continuations: full 6, empty 3, unknown 1. Use counts divided by total 10.</w:t>
+      </w:r>
+    </w:p>
+    <w:p>
+      <w:pPr>
+        <w:spacing w:line="336" w:lineRule="auto" w:after="180"/>
+      </w:pPr>
+      <w:r>
+        <w:rPr>
+          <w:b w:val="0"/>
+        </w:rPr>
+        <w:t>The current physical box is separately checked and found empty.</w:t>
+      </w:r>
+    </w:p>
+    <w:p>
+      <w:pPr>
+        <w:spacing w:line="336" w:lineRule="auto" w:after="180"/>
+        <w:shd w:fill="F5F1FB"/>
+      </w:pPr>
+      <w:r>
+        <w:rPr>
+          <w:b w:val="0"/>
+        </w:rPr>
+        <w:t>Point to the given fact that matters most. Explain why it matters.</w:t>
+      </w:r>
+    </w:p>
+    <w:p>
+      <w:pPr>
+        <w:pStyle w:val="Heading3"/>
+      </w:pPr>
+      <w:r>
+        <w:t>Discuss while showing the picture</w:t>
+      </w:r>
+    </w:p>
+    <w:p>
+      <w:pPr>
+        <w:spacing w:line="336" w:lineRule="auto" w:after="180"/>
+        <w:shd w:fill="F1F6F8"/>
+      </w:pPr>
+      <w:r>
+        <w:rPr>
+          <w:b w:val="0"/>
+        </w:rPr>
+        <w:t>Teacher prompt: Point to the given fact that matters most. Explain why it matters. Ask learners to describe one label or arrow in ordinary words. Use the adjacent transcript if the image is difficult to see.</w:t>
+      </w:r>
+    </w:p>
+    <w:p>
+      <w:pPr>
+        <w:pStyle w:val="Heading3"/>
+      </w:pPr>
+      <w:r>
+        <w:t>02. Follow the deciding steps</w:t>
+      </w:r>
+    </w:p>
+    <w:p>
+      <w:r>
+        <w:drawing>
+          <wp:inline xmlns:a="http://schemas.openxmlformats.org/drawingml/2006/main" xmlns:pic="http://schemas.openxmlformats.org/drawingml/2006/picture">
+            <wp:extent cx="5486400" cy="4160520"/>
+            <wp:docPr id="4" name="Picture 4" descr="Count table: Continuation counts are 6,3,1; total 10. → Probabilities: full=0.6; empty=0.3; unknown=0.1. → Greedy continuation: Largest probability chooses full for this toy prefix. → Check reality: Current observation says empty; frequent wording is not a present inventory reading."/>
+            <wp:cNvGraphicFramePr>
+              <a:graphicFrameLocks noChangeAspect="1"/>
+            </wp:cNvGraphicFramePr>
+            <a:graphic>
+              <a:graphicData uri="http://schemas.openxmlformats.org/drawingml/2006/picture">
+                <pic:pic>
+                  <pic:nvPicPr>
+                    <pic:cNvPr id="0" name="academy-story-ai-2-27-02.png"/>
+                    <pic:cNvPicPr/>
+                  </pic:nvPicPr>
+                  <pic:blipFill>
+                    <a:blip r:embed="rId12"/>
+                    <a:stretch>
+                      <a:fillRect/>
+                    </a:stretch>
+                  </pic:blipFill>
+                  <pic:spPr>
+                    <a:xfrm>
+                      <a:off x="0" y="0"/>
+                      <a:ext cx="5486400" cy="4160520"/>
+                    </a:xfrm>
+                    <a:prstGeom prst="rect"/>
+                  </pic:spPr>
+                </pic:pic>
+              </a:graphicData>
+            </a:graphic>
+          </wp:inline>
+        </w:drawing>
+      </w:r>
+    </w:p>
+    <w:p>
+      <w:pPr>
+        <w:spacing w:line="336" w:lineRule="auto" w:after="180"/>
+      </w:pPr>
+      <w:r>
+        <w:rPr>
+          <w:b w:val="0"/>
+        </w:rPr>
+        <w:t xml:space="preserve">Count table: Continuation counts are 6,3,1; total 10. → Probabilities: full=0.6; empty=0.3; unknown=0.1. → Greedy continuation: Largest probability chooses full for this toy prefix. → Check reality: Current </w:t>
+      </w:r>
+      <w:r>
+        <w:rPr>
+          <w:b/>
+        </w:rPr>
+        <w:t>observation</w:t>
+      </w:r>
+      <w:r>
+        <w:rPr>
+          <w:b w:val="0"/>
+        </w:rPr>
+        <w:t xml:space="preserve"> says empty; frequent wording is not a present inventory reading.</w:t>
+      </w:r>
+    </w:p>
+    <w:p>
+      <w:pPr>
+        <w:spacing w:line="336" w:lineRule="auto" w:after="180"/>
+        <w:shd w:fill="F5F1FB"/>
+      </w:pPr>
+      <w:r>
+        <w:rPr>
+          <w:b w:val="0"/>
+        </w:rPr>
+        <w:t xml:space="preserve">Point to each numbered stage and explain which recorded </w:t>
+      </w:r>
+      <w:r>
+        <w:rPr>
+          <w:b/>
+        </w:rPr>
+        <w:t>input</w:t>
+      </w:r>
+      <w:r>
+        <w:rPr>
+          <w:b w:val="0"/>
+        </w:rPr>
+        <w:t xml:space="preserve"> it uses.</w:t>
+      </w:r>
+    </w:p>
+    <w:p>
+      <w:pPr>
+        <w:pStyle w:val="Heading3"/>
+      </w:pPr>
+      <w:r>
+        <w:t>Discuss while showing the picture</w:t>
+      </w:r>
+    </w:p>
+    <w:p>
+      <w:pPr>
+        <w:spacing w:line="336" w:lineRule="auto" w:after="180"/>
+        <w:shd w:fill="F1F6F8"/>
+      </w:pPr>
+      <w:r>
+        <w:rPr>
+          <w:b w:val="0"/>
+        </w:rPr>
+        <w:t xml:space="preserve">Teacher prompt: Point to each numbered stage and explain which recorded </w:t>
+      </w:r>
+      <w:r>
+        <w:rPr>
+          <w:b/>
+        </w:rPr>
+        <w:t>input</w:t>
+      </w:r>
+      <w:r>
+        <w:rPr>
+          <w:b w:val="0"/>
+        </w:rPr>
+        <w:t xml:space="preserve"> it uses. Ask learners to describe one label or arrow in ordinary words. Use the adjacent transcript if the image is difficult to see.</w:t>
+      </w:r>
+    </w:p>
+    <w:p>
+      <w:pPr>
+        <w:pStyle w:val="Heading3"/>
+      </w:pPr>
+      <w:r>
+        <w:t>03. Toy next-word distribution</w:t>
+      </w:r>
+    </w:p>
+    <w:p>
+      <w:r>
+        <w:drawing>
+          <wp:inline xmlns:a="http://schemas.openxmlformats.org/drawingml/2006/main" xmlns:pic="http://schemas.openxmlformats.org/drawingml/2006/picture">
+            <wp:extent cx="5486400" cy="3145536"/>
+            <wp:docPr id="5" name="Picture 5" descr="Toy next-word distribution. Units: probability. full: 0.6. empty: 0.3. unknown: 0.1."/>
+            <wp:cNvGraphicFramePr>
+              <a:graphicFrameLocks noChangeAspect="1"/>
+            </wp:cNvGraphicFramePr>
+            <a:graphic>
+              <a:graphicData uri="http://schemas.openxmlformats.org/drawingml/2006/picture">
+                <pic:pic>
+                  <pic:nvPicPr>
+                    <pic:cNvPr id="0" name="academy-story-ai-2-27-03.png"/>
+                    <pic:cNvPicPr/>
+                  </pic:nvPicPr>
+                  <pic:blipFill>
+                    <a:blip r:embed="rId13"/>
+                    <a:stretch>
+                      <a:fillRect/>
+                    </a:stretch>
+                  </pic:blipFill>
+                  <pic:spPr>
+                    <a:xfrm>
+                      <a:off x="0" y="0"/>
+                      <a:ext cx="5486400" cy="3145536"/>
+                    </a:xfrm>
+                    <a:prstGeom prst="rect"/>
+                  </pic:spPr>
+                </pic:pic>
+              </a:graphicData>
+            </a:graphic>
+          </wp:inline>
+        </w:drawing>
+      </w:r>
+    </w:p>
+    <w:p>
+      <w:pPr>
+        <w:spacing w:line="336" w:lineRule="auto" w:after="180"/>
+      </w:pPr>
+      <w:r>
+        <w:rPr>
+          <w:b w:val="0"/>
+        </w:rPr>
+        <w:t>Toy next-word distribution. Units: probability. full: 0.6. empty: 0.3. unknown: 0.1.</w:t>
+      </w:r>
+    </w:p>
+    <w:p>
+      <w:pPr>
+        <w:spacing w:line="336" w:lineRule="auto" w:after="180"/>
+        <w:shd w:fill="F5F1FB"/>
+      </w:pPr>
+      <w:r>
+        <w:rPr>
+          <w:b w:val="0"/>
+        </w:rPr>
+        <w:t>Read the labels and values. Explain the relationship the model shows.</w:t>
+      </w:r>
+    </w:p>
+    <w:p>
+      <w:pPr>
+        <w:pStyle w:val="Heading3"/>
+      </w:pPr>
+      <w:r>
+        <w:t>Discuss while showing the picture</w:t>
+      </w:r>
+    </w:p>
+    <w:p>
+      <w:pPr>
+        <w:spacing w:line="336" w:lineRule="auto" w:after="180"/>
+        <w:shd w:fill="F1F6F8"/>
+      </w:pPr>
+      <w:r>
+        <w:rPr>
+          <w:b w:val="0"/>
+        </w:rPr>
+        <w:t>Teacher prompt: Read the labels and values. Explain the relationship the model shows. Ask learners to describe one label or arrow in ordinary words. Use the adjacent transcript if the image is difficult to see.</w:t>
+      </w:r>
+    </w:p>
+    <w:p>
+      <w:pPr>
+        <w:spacing w:line="336" w:lineRule="auto" w:after="180"/>
+        <w:shd w:fill="F1F6F8"/>
+      </w:pPr>
+      <w:r>
+        <w:rPr>
+          <w:b w:val="0"/>
+        </w:rPr>
+        <w:t>Check row/column meanings, units and denominators before discussing a difference. Supplied toy values are not real class or model results.</w:t>
+      </w:r>
+    </w:p>
+    <w:p>
+      <w:pPr>
+        <w:pStyle w:val="Heading3"/>
+      </w:pPr>
+      <w:r>
+        <w:t>04. Change one thing. Trace what follows.</w:t>
+      </w:r>
+    </w:p>
+    <w:p>
+      <w:r>
+        <w:drawing>
+          <wp:inline xmlns:a="http://schemas.openxmlformats.org/drawingml/2006/main" xmlns:pic="http://schemas.openxmlformats.org/drawingml/2006/picture">
+            <wp:extent cx="5486400" cy="3026664"/>
+            <wp:docPr id="6" name="Picture 6" descr="Original case: Current observation says empty; frequent wording is not a present inventory reading. Changed condition: Change the training table to full 2, empty 7, unknown 1. Expected result: Greedy output becomes empty with probability 0.7. Reason: The continuation distribution changed; the independently observed box has not changed."/>
+            <wp:cNvGraphicFramePr>
+              <a:graphicFrameLocks noChangeAspect="1"/>
+            </wp:cNvGraphicFramePr>
+            <a:graphic>
+              <a:graphicData uri="http://schemas.openxmlformats.org/drawingml/2006/picture">
+                <pic:pic>
+                  <pic:nvPicPr>
+                    <pic:cNvPr id="0" name="academy-story-ai-2-27-04.png"/>
+                    <pic:cNvPicPr/>
+                  </pic:nvPicPr>
+                  <pic:blipFill>
+                    <a:blip r:embed="rId14"/>
+                    <a:stretch>
+                      <a:fillRect/>
+                    </a:stretch>
+                  </pic:blipFill>
+                  <pic:spPr>
+                    <a:xfrm>
+                      <a:off x="0" y="0"/>
+                      <a:ext cx="5486400" cy="3026664"/>
+                    </a:xfrm>
+                    <a:prstGeom prst="rect"/>
+                  </pic:spPr>
+                </pic:pic>
+              </a:graphicData>
+            </a:graphic>
+          </wp:inline>
+        </w:drawing>
+      </w:r>
+    </w:p>
+    <w:p>
+      <w:pPr>
+        <w:spacing w:line="336" w:lineRule="auto" w:after="180"/>
+      </w:pPr>
+      <w:r>
+        <w:rPr>
+          <w:b w:val="0"/>
+        </w:rPr>
+        <w:t xml:space="preserve">Original case: Current </w:t>
+      </w:r>
+      <w:r>
+        <w:rPr>
+          <w:b/>
+        </w:rPr>
+        <w:t>observation</w:t>
+      </w:r>
+      <w:r>
+        <w:rPr>
+          <w:b w:val="0"/>
+        </w:rPr>
+        <w:t xml:space="preserve"> says empty; frequent wording is not a present inventory reading. Changed condition: Change the </w:t>
+      </w:r>
+      <w:r>
+        <w:rPr>
+          <w:b/>
+        </w:rPr>
+        <w:t>training</w:t>
+      </w:r>
+      <w:r>
+        <w:rPr>
+          <w:b w:val="0"/>
+        </w:rPr>
+        <w:t xml:space="preserve"> table to full 2, empty 7, unknown 1.</w:t>
+      </w:r>
+    </w:p>
+    <w:p>
+      <w:pPr>
+        <w:spacing w:line="336" w:lineRule="auto" w:after="180"/>
+      </w:pPr>
+      <w:r>
+        <w:rPr>
+          <w:b w:val="0"/>
+        </w:rPr>
+        <w:t xml:space="preserve">Expected result: Greedy </w:t>
+      </w:r>
+      <w:r>
+        <w:rPr>
+          <w:b/>
+        </w:rPr>
+        <w:t>output</w:t>
+      </w:r>
+      <w:r>
+        <w:rPr>
+          <w:b w:val="0"/>
+        </w:rPr>
+        <w:t xml:space="preserve"> becomes empty with probability 0.7. Reason: The continuation distribution changed; the independently observed box has not changed.</w:t>
+      </w:r>
+    </w:p>
+    <w:p>
+      <w:pPr>
+        <w:spacing w:line="336" w:lineRule="auto" w:after="180"/>
+        <w:shd w:fill="F5F1FB"/>
+      </w:pPr>
+      <w:r>
+        <w:rPr>
+          <w:b w:val="0"/>
+        </w:rPr>
+        <w:t>Predict before checking the worked changed-case result. Name what changed and what the supplied facts allow you to conclude.</w:t>
+      </w:r>
+    </w:p>
+    <w:p>
+      <w:pPr>
+        <w:pStyle w:val="Heading3"/>
+      </w:pPr>
+      <w:r>
+        <w:t>Discuss while showing the picture</w:t>
+      </w:r>
+    </w:p>
+    <w:p>
+      <w:pPr>
+        <w:spacing w:line="336" w:lineRule="auto" w:after="180"/>
+        <w:shd w:fill="F1F6F8"/>
+      </w:pPr>
+      <w:r>
+        <w:rPr>
+          <w:b w:val="0"/>
+        </w:rPr>
+        <w:t>Teacher prompt: Predict before checking the worked changed-case result. Name what changed and what the supplied facts allow you to conclude. Ask learners to describe one label or arrow in ordinary words.</w:t>
+      </w:r>
+    </w:p>
+    <w:p>
+      <w:pPr>
+        <w:spacing w:line="336" w:lineRule="auto" w:after="180"/>
+        <w:shd w:fill="F1F6F8"/>
+      </w:pPr>
+      <w:r>
+        <w:rPr>
+          <w:b w:val="0"/>
+        </w:rPr>
+        <w:t>Use the adjacent transcript if the image is difficult to see. Changed-case reasoning: The continuation distribution changed; the independently observed box has not changed.</w:t>
+      </w:r>
+    </w:p>
+    <w:p>
+      <w:pPr>
+        <w:pStyle w:val="Heading3"/>
+      </w:pPr>
+      <w:r>
+        <w:t>05. Connect the explanation to its limit</w:t>
+      </w:r>
+    </w:p>
+    <w:p>
+      <w:r>
+        <w:drawing>
+          <wp:inline xmlns:a="http://schemas.openxmlformats.org/drawingml/2006/main" xmlns:pic="http://schemas.openxmlformats.org/drawingml/2006/picture">
+            <wp:extent cx="5486400" cy="2834640"/>
+            <wp:docPr id="7" name="Picture 7" descr="The table predicts a continuation in a text exercise, not the contents of the current box. Generating the most frequent token is a model-defined decision. A factual inventory statement needs current evidence. The numerical table is intentionally small; real generative systems condition on richer context and do not simply consult these three counts. Limit: A one-step toy distribution does not describe every predictive or generative model or validate factual accuracy."/>
+            <wp:cNvGraphicFramePr>
+              <a:graphicFrameLocks noChangeAspect="1"/>
+            </wp:cNvGraphicFramePr>
+            <a:graphic>
+              <a:graphicData uri="http://schemas.openxmlformats.org/drawingml/2006/picture">
+                <pic:pic>
+                  <pic:nvPicPr>
+                    <pic:cNvPr id="0" name="academy-story-ai-2-27-05.png"/>
+                    <pic:cNvPicPr/>
+                  </pic:nvPicPr>
+                  <pic:blipFill>
+                    <a:blip r:embed="rId15"/>
+                    <a:stretch>
+                      <a:fillRect/>
+                    </a:stretch>
+                  </pic:blipFill>
+                  <pic:spPr>
+                    <a:xfrm>
+                      <a:off x="0" y="0"/>
+                      <a:ext cx="5486400" cy="2834640"/>
+                    </a:xfrm>
+                    <a:prstGeom prst="rect"/>
+                  </pic:spPr>
+                </pic:pic>
+              </a:graphicData>
+            </a:graphic>
+          </wp:inline>
+        </w:drawing>
+      </w:r>
+    </w:p>
+    <w:p>
+      <w:pPr>
+        <w:spacing w:line="336" w:lineRule="auto" w:after="180"/>
+      </w:pPr>
+      <w:r>
+        <w:rPr>
+          <w:b w:val="0"/>
+        </w:rPr>
+        <w:t xml:space="preserve">The table predicts a continuation in a text exercise, not the contents of the current box. Generating the most frequent token is a model-defined decision. A factual inventory statement needs current </w:t>
+      </w:r>
+      <w:r>
+        <w:rPr>
+          <w:b/>
+        </w:rPr>
+        <w:t>evidence</w:t>
+      </w:r>
+      <w:r>
+        <w:rPr>
+          <w:b w:val="0"/>
+        </w:rPr>
+        <w:t>.</w:t>
+      </w:r>
+    </w:p>
+    <w:p>
+      <w:pPr>
+        <w:spacing w:line="336" w:lineRule="auto" w:after="180"/>
+      </w:pPr>
+      <w:r>
+        <w:rPr>
+          <w:b w:val="0"/>
+        </w:rPr>
+        <w:t xml:space="preserve">The numerical table is intentionally small; real </w:t>
+      </w:r>
+      <w:r>
+        <w:rPr>
+          <w:b/>
+        </w:rPr>
+        <w:t>generative</w:t>
+      </w:r>
+      <w:r>
+        <w:rPr>
+          <w:b w:val="0"/>
+        </w:rPr>
+        <w:t xml:space="preserve"> systems condition on richer context and do not simply consult these three counts.</w:t>
+      </w:r>
+    </w:p>
+    <w:p>
+      <w:pPr>
+        <w:spacing w:line="336" w:lineRule="auto" w:after="180"/>
+      </w:pPr>
+      <w:r>
+        <w:rPr>
+          <w:b w:val="0"/>
+        </w:rPr>
+        <w:t xml:space="preserve">Limit: A one-step toy distribution does not describe every </w:t>
+      </w:r>
+      <w:r>
+        <w:rPr>
+          <w:b/>
+        </w:rPr>
+        <w:t>predictive</w:t>
+      </w:r>
+      <w:r>
+        <w:rPr>
+          <w:b w:val="0"/>
+        </w:rPr>
+        <w:t xml:space="preserve"> or </w:t>
+      </w:r>
+      <w:r>
+        <w:rPr>
+          <w:b/>
+        </w:rPr>
+        <w:t>generative</w:t>
+      </w:r>
+      <w:r>
+        <w:rPr>
+          <w:b w:val="0"/>
+        </w:rPr>
+        <w:t xml:space="preserve"> model or validate factual accuracy.</w:t>
+      </w:r>
+    </w:p>
+    <w:p>
+      <w:pPr>
+        <w:spacing w:line="336" w:lineRule="auto" w:after="180"/>
+        <w:shd w:fill="F5F1FB"/>
+      </w:pPr>
+      <w:r>
+        <w:rPr>
+          <w:b w:val="0"/>
+        </w:rPr>
+        <w:t>Explain the case, then point to a limit on the claim.</w:t>
+      </w:r>
+    </w:p>
+    <w:p>
+      <w:pPr>
+        <w:pStyle w:val="Heading3"/>
+      </w:pPr>
+      <w:r>
+        <w:t>Discuss while showing the picture</w:t>
+      </w:r>
+    </w:p>
+    <w:p>
+      <w:pPr>
+        <w:spacing w:line="336" w:lineRule="auto" w:after="180"/>
+        <w:shd w:fill="F1F6F8"/>
+      </w:pPr>
+      <w:r>
+        <w:rPr>
+          <w:b w:val="0"/>
+        </w:rPr>
+        <w:t>Teacher prompt: Explain the case, then point to a limit on the claim. Ask learners to describe one label or arrow in ordinary words. Use the adjacent transcript if the image is difficult to see.</w:t>
+      </w:r>
+    </w:p>
+    <w:p>
+      <w:pPr>
+        <w:spacing w:line="336" w:lineRule="auto" w:after="180"/>
+        <w:shd w:fill="F1F6F8"/>
+      </w:pPr>
+      <w:r>
+        <w:rPr>
+          <w:b w:val="0"/>
+        </w:rPr>
+        <w:t xml:space="preserve">Keep the stated scope: A one-step toy distribution does not describe every </w:t>
+      </w:r>
+      <w:r>
+        <w:rPr>
+          <w:b/>
+        </w:rPr>
+        <w:t>predictive</w:t>
+      </w:r>
+      <w:r>
+        <w:rPr>
+          <w:b w:val="0"/>
+        </w:rPr>
+        <w:t xml:space="preserve"> or </w:t>
+      </w:r>
+      <w:r>
+        <w:rPr>
+          <w:b/>
+        </w:rPr>
+        <w:t>generative</w:t>
+      </w:r>
+      <w:r>
+        <w:rPr>
+          <w:b w:val="0"/>
+        </w:rPr>
+        <w:t xml:space="preserve"> model or validate factual accuracy.</w:t>
+      </w:r>
+    </w:p>
+    <w:p>
+      <w:pPr>
+        <w:pStyle w:val="Heading3"/>
+      </w:pPr>
+      <w:r>
+        <w:t>06. Make the idea visible in your project</w:t>
+      </w:r>
+    </w:p>
+    <w:p>
+      <w:r>
+        <w:drawing>
+          <wp:inline xmlns:a="http://schemas.openxmlformats.org/drawingml/2006/main" xmlns:pic="http://schemas.openxmlformats.org/drawingml/2006/picture">
+            <wp:extent cx="5486400" cy="3380232"/>
+            <wp:docPr id="8" name="Picture 8" descr="Use approved book facts for recommender explanations; generated fluency is not a replacement for catalogue evidence. Draw your input, deciding step, result and limit. Supported question: Does matching the physical box in the changed table prove the generator measures boxes?"/>
+            <wp:cNvGraphicFramePr>
+              <a:graphicFrameLocks noChangeAspect="1"/>
+            </wp:cNvGraphicFramePr>
+            <a:graphic>
+              <a:graphicData uri="http://schemas.openxmlformats.org/drawingml/2006/picture">
+                <pic:pic>
+                  <pic:nvPicPr>
+                    <pic:cNvPr id="0" name="academy-story-ai-2-27-06.png"/>
+                    <pic:cNvPicPr/>
+                  </pic:nvPicPr>
+                  <pic:blipFill>
+                    <a:blip r:embed="rId16"/>
+                    <a:stretch>
+                      <a:fillRect/>
+                    </a:stretch>
+                  </pic:blipFill>
+                  <pic:spPr>
+                    <a:xfrm>
+                      <a:off x="0" y="0"/>
+                      <a:ext cx="5486400" cy="3380232"/>
+                    </a:xfrm>
+                    <a:prstGeom prst="rect"/>
+                  </pic:spPr>
+                </pic:pic>
+              </a:graphicData>
+            </a:graphic>
+          </wp:inline>
+        </w:drawing>
+      </w:r>
+    </w:p>
+    <w:p>
+      <w:pPr>
+        <w:spacing w:line="336" w:lineRule="auto" w:after="180"/>
+      </w:pPr>
+      <w:r>
+        <w:rPr>
+          <w:b w:val="0"/>
+        </w:rPr>
+        <w:t xml:space="preserve">Use approved book facts for recommender explanations; generated fluency is not a replacement for catalogue </w:t>
+      </w:r>
+      <w:r>
+        <w:rPr>
+          <w:b/>
+        </w:rPr>
+        <w:t>evidence</w:t>
+      </w:r>
+      <w:r>
+        <w:rPr>
+          <w:b w:val="0"/>
+        </w:rPr>
+        <w:t xml:space="preserve">. Draw your </w:t>
+      </w:r>
+      <w:r>
+        <w:rPr>
+          <w:b/>
+        </w:rPr>
+        <w:t>input</w:t>
+      </w:r>
+      <w:r>
+        <w:rPr>
+          <w:b w:val="0"/>
+        </w:rPr>
+        <w:t>, deciding step, result and limit.</w:t>
+      </w:r>
+    </w:p>
+    <w:p>
+      <w:pPr>
+        <w:spacing w:line="336" w:lineRule="auto" w:after="180"/>
+      </w:pPr>
+      <w:r>
+        <w:rPr>
+          <w:b w:val="0"/>
+        </w:rPr>
+        <w:t>Supported question: Does matching the physical box in the changed table prove the generator measures boxes?</w:t>
+      </w:r>
+    </w:p>
+    <w:p>
+      <w:pPr>
+        <w:spacing w:line="336" w:lineRule="auto" w:after="180"/>
+        <w:shd w:fill="F5F1FB"/>
+      </w:pPr>
+      <w:r>
+        <w:rPr>
+          <w:b w:val="0"/>
+        </w:rPr>
+        <w:t xml:space="preserve">Draw your project trace and justify the deciding step using </w:t>
+      </w:r>
+      <w:r>
+        <w:rPr>
+          <w:b/>
+        </w:rPr>
+        <w:t>evidence</w:t>
+      </w:r>
+      <w:r>
+        <w:rPr>
+          <w:b w:val="0"/>
+        </w:rPr>
+        <w:t>.</w:t>
+      </w:r>
+    </w:p>
+    <w:p>
+      <w:pPr>
+        <w:pStyle w:val="Heading3"/>
+      </w:pPr>
+      <w:r>
+        <w:t>Discuss while showing the picture</w:t>
+      </w:r>
+    </w:p>
+    <w:p>
+      <w:pPr>
+        <w:spacing w:line="336" w:lineRule="auto" w:after="180"/>
+        <w:shd w:fill="F1F6F8"/>
+      </w:pPr>
+      <w:r>
+        <w:rPr>
+          <w:b w:val="0"/>
+        </w:rPr>
+        <w:t xml:space="preserve">Teacher prompt: Draw your project trace and justify the deciding step using </w:t>
+      </w:r>
+      <w:r>
+        <w:rPr>
+          <w:b/>
+        </w:rPr>
+        <w:t>evidence</w:t>
+      </w:r>
+      <w:r>
+        <w:rPr>
+          <w:b w:val="0"/>
+        </w:rPr>
+        <w:t>. Ask learners to describe one label or arrow in ordinary words. Use the adjacent transcript if the image is difficult to see.</w:t>
+      </w:r>
+    </w:p>
+    <w:p>
+      <w:pPr>
+        <w:spacing w:line="336" w:lineRule="auto" w:after="180"/>
+        <w:shd w:fill="F1F6F8"/>
+      </w:pPr>
+      <w:r>
+        <w:rPr>
+          <w:b w:val="0"/>
+        </w:rPr>
+        <w:t xml:space="preserve">Supported practice key: No. It happens to match here; its </w:t>
+      </w:r>
+      <w:r>
+        <w:rPr>
+          <w:b/>
+        </w:rPr>
+        <w:t>mechanism</w:t>
+      </w:r>
+      <w:r>
+        <w:rPr>
+          <w:b w:val="0"/>
+        </w:rPr>
+        <w:t xml:space="preserve"> still selects a token from supplied counts rather than sensing contents.</w:t>
       </w:r>
     </w:p>
     <w:sectPr>

--- a/downloads/teacher/ai-2-week-27.docx
+++ b/downloads/teacher/ai-2-week-27.docx
@@ -143,7 +143,7 @@
           </w:tcPr>
           <w:p>
             <w:r>
-              <w:t>Sections 1–6; record the brief recall in the workbook.</w:t>
+              <w:t>Use Your mission, Notice the evidence, See how it works, Compare the cases, Words that unlock the idea and Follow a worked example; record the brief recall in the workbook.</w:t>
             </w:r>
           </w:p>
         </w:tc>
@@ -175,7 +175,7 @@
           </w:tcPr>
           <w:p>
             <w:r>
-              <w:t>Sections 7–10; use the matching workbook W2 and misconception check.</w:t>
+              <w:t>Use Find and repair a mistake, Practise together, Run the investigation and Build your understanding; use the matching workbook W2 and misconception check.</w:t>
             </w:r>
           </w:p>
         </w:tc>
@@ -207,7 +207,7 @@
           </w:tcPr>
           <w:p>
             <w:r>
-              <w:t>Sections 9 and 11–14. Give extra time to finish the full task set; use Section 15 when the week includes a coding lab.</w:t>
+              <w:t>Use Run the investigation, Connect your project, Show what you know, Study a complete case and Try a new case independently. Allow extra time for the full task set. Use a coding lab only when this week actually provides one; Your lesson route is the planning section.</w:t>
             </w:r>
           </w:p>
         </w:tc>
@@ -2159,7 +2159,7 @@
         <w:rPr>
           <w:b w:val="0"/>
         </w:rPr>
-        <w:t xml:space="preserve"> becomes empty with probability 0.7.</w:t>
+        <w:t xml:space="preserve"> becomes empty; the model assigns that token probability 0.7.</w:t>
       </w:r>
     </w:p>
     <w:p>
@@ -2975,7 +2975,7 @@
         <w:rPr>
           <w:b w:val="0"/>
         </w:rPr>
-        <w:t xml:space="preserve"> becomes empty with probability 0.7. The continuation distribution changed; the independently observed box has not changed.</w:t>
+        <w:t xml:space="preserve"> becomes empty; the model assigns that token probability 0.7. The continuation distribution changed; the independently observed box has not changed.</w:t>
       </w:r>
     </w:p>
     <w:p>
@@ -5311,7 +5311,7 @@
           </w:tcPr>
           <w:p>
             <w:r>
-              <w:t>Sections 1–6; record the brief recall in the workbook.</w:t>
+              <w:t>Use Your mission, Notice the evidence, See how it works, Compare the cases, Words that unlock the idea and Follow a worked example; record the brief recall in the workbook.</w:t>
             </w:r>
           </w:p>
         </w:tc>
@@ -5343,7 +5343,7 @@
           </w:tcPr>
           <w:p>
             <w:r>
-              <w:t>Sections 7–10; use the matching workbook W2 and misconception check.</w:t>
+              <w:t>Use Find and repair a mistake, Practise together, Run the investigation and Build your understanding; use the matching workbook W2 and misconception check.</w:t>
             </w:r>
           </w:p>
         </w:tc>
@@ -5375,7 +5375,7 @@
           </w:tcPr>
           <w:p>
             <w:r>
-              <w:t>Sections 9 and 11–14. Give extra time to finish the full task set; use Section 15 when the week includes a coding lab.</w:t>
+              <w:t>Use Run the investigation, Connect your project, Show what you know, Study a complete case and Try a new case independently. Allow extra time for the full task set. Use a coding lab only when this week actually provides one; Your lesson route is the planning section.</w:t>
             </w:r>
           </w:p>
         </w:tc>
@@ -5599,7 +5599,7 @@
         <w:rPr>
           <w:b w:val="0"/>
         </w:rPr>
-        <w:t xml:space="preserve"> becomes empty with probability 0.7.</w:t>
+        <w:t xml:space="preserve"> becomes empty; the model assigns that token probability 0.7.</w:t>
       </w:r>
     </w:p>
     <w:p>
@@ -6372,7 +6372,7 @@
         <w:drawing>
           <wp:inline xmlns:a="http://schemas.openxmlformats.org/drawingml/2006/main" xmlns:pic="http://schemas.openxmlformats.org/drawingml/2006/picture">
             <wp:extent cx="5486400" cy="3026664"/>
-            <wp:docPr id="6" name="Picture 6" descr="Original case: Current observation says empty; frequent wording is not a present inventory reading. Changed condition: Change the training table to full 2, empty 7, unknown 1. Expected result: Greedy output becomes empty with probability 0.7. Reason: The continuation distribution changed; the independently observed box has not changed."/>
+            <wp:docPr id="6" name="Picture 6" descr="Original case: Current observation says empty; frequent wording is not a present inventory reading. Changed condition: Change the training table to full 2, empty 7, unknown 1. Expected result: Greedy output becomes empty; the model assigns that token probability 0.7. Reason: The continuation distribution changed; the independently observed box has not changed."/>
             <wp:cNvGraphicFramePr>
               <a:graphicFrameLocks noChangeAspect="1"/>
             </wp:cNvGraphicFramePr>
@@ -6458,7 +6458,7 @@
         <w:rPr>
           <w:b w:val="0"/>
         </w:rPr>
-        <w:t xml:space="preserve"> becomes empty with probability 0.7. Reason: The continuation distribution changed; the independently observed box has not changed.</w:t>
+        <w:t xml:space="preserve"> becomes empty; the model assigns that token probability 0.7. Reason: The continuation distribution changed; the independently observed box has not changed.</w:t>
       </w:r>
     </w:p>
     <w:p>

--- a/downloads/teacher/ai-2-week-27.docx
+++ b/downloads/teacher/ai-2-week-27.docx
@@ -25,20 +25,38 @@
         <w:pStyle w:val="Heading1"/>
       </w:pPr>
       <w:r>
-        <w:t>01. Predictive vs Generative</w:t>
-      </w:r>
-    </w:p>
-    <w:p>
-      <w:r>
-        <w:t>Prepare Predictive vs Generative: check the target, prerequisites, resources and adaptable teaching schedule.</w:t>
-      </w:r>
-    </w:p>
-    <w:p>
-      <w:pPr>
-        <w:pStyle w:val="Heading3"/>
-      </w:pPr>
-      <w:r>
-        <w:t>Teach the learning cycle</w:t>
+        <w:t>Teach generation as prediction under an objective, not an automatic fact check.</w:t>
+      </w:r>
+    </w:p>
+    <w:p>
+      <w:r>
+        <w:t>Supply complete count tables and task cards, keep cases separate and assess the fresh signal example.</w:t>
+      </w:r>
+    </w:p>
+    <w:p>
+      <w:r>
+        <w:t>Require a conditioning prefix and the appropriate evaluation evidence beside a probability or factual claim.</w:t>
+      </w:r>
+    </w:p>
+    <w:p>
+      <w:pPr>
+        <w:pStyle w:val="Heading1"/>
+      </w:pPr>
+      <w:r>
+        <w:t>01. Prepare this connected week</w:t>
+      </w:r>
+    </w:p>
+    <w:p>
+      <w:r>
+        <w:t>Use one main plan and keep practice separate from the independent first attempt.</w:t>
+      </w:r>
+    </w:p>
+    <w:p>
+      <w:pPr>
+        <w:pStyle w:val="Heading2"/>
+      </w:pPr>
+      <w:r>
+        <w:t>Learning goal and precision</w:t>
       </w:r>
     </w:p>
     <w:p>
@@ -68,6 +86,119 @@
           <w:b/>
         </w:rPr>
         <w:t>output</w:t>
+      </w:r>
+    </w:p>
+    <w:p>
+      <w:pPr>
+        <w:spacing w:line="336" w:lineRule="auto" w:after="180"/>
+      </w:pPr>
+      <w:r>
+        <w:rPr>
+          <w:b w:val="0"/>
+        </w:rPr>
+        <w:t xml:space="preserve">Use two 45-minute sessions. All model </w:t>
+      </w:r>
+      <w:r>
+        <w:rPr>
+          <w:b/>
+        </w:rPr>
+        <w:t>output</w:t>
+      </w:r>
+      <w:r>
+        <w:rPr>
+          <w:b w:val="0"/>
+        </w:rPr>
+        <w:t>s and probability tables are constructed classroom examples. No hosted AI service, external API or student account is needed.</w:t>
+      </w:r>
+    </w:p>
+    <w:p>
+      <w:pPr>
+        <w:spacing w:line="336" w:lineRule="auto" w:after="180"/>
+      </w:pPr>
+      <w:r>
+        <w:rPr>
+          <w:b w:val="0"/>
+        </w:rPr>
+        <w:t>Distinguish a model objective from factual support and system permissions. Collect independent work before discussing its solutions.</w:t>
+      </w:r>
+    </w:p>
+    <w:p>
+      <w:pPr>
+        <w:spacing w:line="336" w:lineRule="auto" w:after="180"/>
+      </w:pPr>
+      <w:r>
+        <w:rPr>
+          <w:b w:val="0"/>
+        </w:rPr>
+        <w:t xml:space="preserve">By the end, I can distinguish a generated continuation from a </w:t>
+      </w:r>
+      <w:r>
+        <w:rPr>
+          <w:b/>
+        </w:rPr>
+        <w:t>prediction</w:t>
+      </w:r>
+      <w:r>
+        <w:rPr>
+          <w:b w:val="0"/>
+        </w:rPr>
+        <w:t xml:space="preserve"> checked against the world.</w:t>
+      </w:r>
+    </w:p>
+    <w:p>
+      <w:pPr>
+        <w:pStyle w:val="Heading2"/>
+      </w:pPr>
+      <w:r>
+        <w:t>What to prepare</w:t>
+      </w:r>
+    </w:p>
+    <w:p>
+      <w:pPr>
+        <w:pStyle w:val="ListBullet"/>
+      </w:pPr>
+      <w:r>
+        <w:t>Use the supplied scenario, student illustrations and blank paper. For numeric work, offer counters or a calculator after learners show the setup. Fictional records are supplied; personal data and paid accounts are unnecessary.</w:t>
+      </w:r>
+    </w:p>
+    <w:p>
+      <w:pPr>
+        <w:pStyle w:val="ListBullet"/>
+      </w:pPr>
+      <w:r>
+        <w:t>Case exposure check: this source example appears in ai-2/27, ai-3/1. Reuse a familiar case for recall or modelling; verify that the case used to assess transfer has not already received feedback.</w:t>
+      </w:r>
+    </w:p>
+    <w:p>
+      <w:pPr>
+        <w:pStyle w:val="ListBullet"/>
+      </w:pPr>
+      <w:r>
+        <w:t>Printed lesson and workbook; paper and pencil</w:t>
+      </w:r>
+    </w:p>
+    <w:p>
+      <w:pPr>
+        <w:pStyle w:val="ListBullet"/>
+      </w:pPr>
+      <w:r>
+        <w:t>Calculator; optional local Python 3 interpreter</w:t>
+      </w:r>
+    </w:p>
+    <w:p>
+      <w:pPr>
+        <w:pStyle w:val="ListBullet"/>
+      </w:pPr>
+      <w:r>
+        <w:t>Prepare the independent task and fresh retry without displaying solutions</w:t>
+      </w:r>
+    </w:p>
+    <w:p>
+      <w:pPr>
+        <w:pStyle w:val="Heading2"/>
+      </w:pPr>
+      <w:r>
+        <w:t>Main teaching plan</w:t>
       </w:r>
     </w:p>
     <w:tbl>
@@ -249,13 +380,240 @@
     </w:p>
     <w:p>
       <w:pPr>
+        <w:pStyle w:val="Heading2"/>
+      </w:pPr>
+      <w:r>
+        <w:t>Opening retrieval and readiness</w:t>
+      </w:r>
+    </w:p>
+    <w:p>
+      <w:pPr>
         <w:spacing w:line="336" w:lineRule="auto" w:after="180"/>
       </w:pPr>
       <w:r>
         <w:rPr>
           <w:b w:val="0"/>
         </w:rPr>
-        <w:t>Case exposure check: this source example appears in ai-2/27, ai-3/1. Reuse a familiar case for recall or modelling; verify that the case used to assess transfer has not already received feedback.</w:t>
+        <w:t>Without opening the old lesson, explain one key idea from Image and Voice Pipelines. Give an example and a mistake that the idea helps you avoid.</w:t>
+      </w:r>
+    </w:p>
+    <w:p>
+      <w:pPr>
+        <w:spacing w:line="336" w:lineRule="auto" w:after="180"/>
+      </w:pPr>
+      <w:r>
+        <w:rPr>
+          <w:b w:val="0"/>
+        </w:rPr>
+        <w:t xml:space="preserve">Look for: Explain the </w:t>
+      </w:r>
+      <w:r>
+        <w:rPr>
+          <w:b/>
+        </w:rPr>
+        <w:t>mechanism</w:t>
+      </w:r>
+      <w:r>
+        <w:rPr>
+          <w:b w:val="0"/>
+        </w:rPr>
+        <w:t xml:space="preserve"> and terminology of speech pipelines and multimodal </w:t>
+      </w:r>
+      <w:r>
+        <w:rPr>
+          <w:b/>
+        </w:rPr>
+        <w:t>evidence</w:t>
+      </w:r>
+    </w:p>
+    <w:p>
+      <w:pPr>
+        <w:spacing w:line="336" w:lineRule="auto" w:after="180"/>
+      </w:pPr>
+      <w:r>
+        <w:rPr>
+          <w:b w:val="0"/>
+        </w:rPr>
+        <w:t>Reference example, not the only acceptable wording: Teacher explanation: A multimodal pipeline may transcribe speech, inspect an image and generate a response.</w:t>
+      </w:r>
+    </w:p>
+    <w:p>
+      <w:pPr>
+        <w:spacing w:line="336" w:lineRule="auto" w:after="180"/>
+      </w:pPr>
+      <w:r>
+        <w:rPr>
+          <w:b w:val="0"/>
+        </w:rPr>
+        <w:t>Errors at one stage can propagate even when later stages run correctly. Track source modality, segment/time references, transcription, interpretation and final claims separately.</w:t>
+      </w:r>
+    </w:p>
+    <w:p>
+      <w:pPr>
+        <w:spacing w:line="336" w:lineRule="auto" w:after="180"/>
+      </w:pPr>
+      <w:r>
+        <w:rPr>
+          <w:b w:val="0"/>
+        </w:rPr>
+        <w:t xml:space="preserve">Compare conflicting </w:t>
+      </w:r>
+      <w:r>
+        <w:rPr>
+          <w:b/>
+        </w:rPr>
+        <w:t>evidence</w:t>
+      </w:r>
+      <w:r>
+        <w:rPr>
+          <w:b w:val="0"/>
+        </w:rPr>
+        <w:t xml:space="preserve"> without assuming one modality always wins. Ask for clarification when the task needs unresolved information.</w:t>
+      </w:r>
+    </w:p>
+    <w:p>
+      <w:pPr>
+        <w:spacing w:line="336" w:lineRule="auto" w:after="180"/>
+      </w:pPr>
+      <w:r>
+        <w:rPr>
+          <w:b w:val="0"/>
+        </w:rPr>
+        <w:t>Without opening the old lesson, explain one key idea from Feedback Loops. Give an example and a mistake that the idea helps you avoid.</w:t>
+      </w:r>
+    </w:p>
+    <w:p>
+      <w:pPr>
+        <w:spacing w:line="336" w:lineRule="auto" w:after="180"/>
+      </w:pPr>
+      <w:r>
+        <w:rPr>
+          <w:b w:val="0"/>
+        </w:rPr>
+        <w:t>Look for: Implement a deterministic recommender</w:t>
+      </w:r>
+    </w:p>
+    <w:p>
+      <w:pPr>
+        <w:spacing w:line="336" w:lineRule="auto" w:after="180"/>
+      </w:pPr>
+      <w:r>
+        <w:rPr>
+          <w:b w:val="0"/>
+        </w:rPr>
+        <w:t>Reference example, not the only acceptable wording: Both score 8 and qualify; A is alphabetically first under the tie rule.</w:t>
+      </w:r>
+    </w:p>
+    <w:p>
+      <w:pPr>
+        <w:spacing w:line="336" w:lineRule="auto" w:after="180"/>
+      </w:pPr>
+      <w:r>
+        <w:rPr>
+          <w:b w:val="0"/>
+        </w:rPr>
+        <w:t>Without opening the old lesson, explain one key idea from Similarity by Selected Traits. Give an example and a mistake that the idea helps you avoid.</w:t>
+      </w:r>
+    </w:p>
+    <w:p>
+      <w:pPr>
+        <w:spacing w:line="336" w:lineRule="auto" w:after="180"/>
+      </w:pPr>
+      <w:r>
+        <w:rPr>
+          <w:b w:val="0"/>
+        </w:rPr>
+        <w:t>Look for: Represent items with numeric features</w:t>
+      </w:r>
+    </w:p>
+    <w:p>
+      <w:pPr>
+        <w:spacing w:line="336" w:lineRule="auto" w:after="180"/>
+      </w:pPr>
+      <w:r>
+        <w:rPr>
+          <w:b w:val="0"/>
+        </w:rPr>
+        <w:t>Reference example, not the only acceptable wording: Energy 4, group work 1.</w:t>
+      </w:r>
+    </w:p>
+    <w:p>
+      <w:pPr>
+        <w:spacing w:line="336" w:lineRule="auto" w:after="180"/>
+      </w:pPr>
+      <w:r>
+        <w:rPr>
+          <w:b w:val="0"/>
+        </w:rPr>
+        <w:t xml:space="preserve">A </w:t>
+      </w:r>
+      <w:r>
+        <w:rPr>
+          <w:b/>
+        </w:rPr>
+        <w:t>prediction</w:t>
+      </w:r>
+      <w:r>
+        <w:rPr>
+          <w:b w:val="0"/>
+        </w:rPr>
+        <w:t xml:space="preserve"> is a model </w:t>
+      </w:r>
+      <w:r>
+        <w:rPr>
+          <w:b/>
+        </w:rPr>
+        <w:t>output</w:t>
+      </w:r>
+      <w:r>
+        <w:rPr>
+          <w:b w:val="0"/>
+        </w:rPr>
+        <w:t xml:space="preserve">. Truth requires appropriate independent </w:t>
+      </w:r>
+      <w:r>
+        <w:rPr>
+          <w:b/>
+        </w:rPr>
+        <w:t>observation</w:t>
+      </w:r>
+      <w:r>
+        <w:rPr>
+          <w:b w:val="0"/>
+        </w:rPr>
+        <w:t xml:space="preserve">s or sources; confidence and low </w:t>
+      </w:r>
+      <w:r>
+        <w:rPr>
+          <w:b/>
+        </w:rPr>
+        <w:t>training</w:t>
+      </w:r>
+      <w:r>
+        <w:rPr>
+          <w:b w:val="0"/>
+        </w:rPr>
+        <w:t xml:space="preserve"> loss do not supply that </w:t>
+      </w:r>
+      <w:r>
+        <w:rPr>
+          <w:b/>
+        </w:rPr>
+        <w:t>evidence</w:t>
+      </w:r>
+      <w:r>
+        <w:rPr>
+          <w:b w:val="0"/>
+        </w:rPr>
+        <w:t>.</w:t>
+      </w:r>
+    </w:p>
+    <w:p>
+      <w:pPr>
+        <w:pStyle w:val="Heading2"/>
+      </w:pPr>
+      <w:r>
+        <w:t>Earlier wording, alternatives and picture transcripts · reference / check after trying</w:t>
       </w:r>
     </w:p>
     <w:p>
@@ -263,6 +621,14 @@
         <w:pStyle w:val="Heading3"/>
       </w:pPr>
       <w:r>
+        <w:t>Teach the learning cycle</w:t>
+      </w:r>
+    </w:p>
+    <w:p>
+      <w:pPr>
+        <w:pStyle w:val="Heading3"/>
+      </w:pPr>
+      <w:r>
         <w:t>Retrieval answer guidance</w:t>
       </w:r>
     </w:p>
@@ -276,91 +642,6 @@
     </w:p>
     <w:p>
       <w:pPr>
-        <w:spacing w:line="336" w:lineRule="auto" w:after="180"/>
-      </w:pPr>
-      <w:r>
-        <w:rPr>
-          <w:b w:val="0"/>
-        </w:rPr>
-        <w:t>Without opening the old lesson, explain one key idea from Image and Voice Pipelines. Give an example and a mistake that the idea helps you avoid.</w:t>
-      </w:r>
-    </w:p>
-    <w:p>
-      <w:pPr>
-        <w:spacing w:line="336" w:lineRule="auto" w:after="180"/>
-      </w:pPr>
-      <w:r>
-        <w:rPr>
-          <w:b w:val="0"/>
-        </w:rPr>
-        <w:t xml:space="preserve">Look for: Explain the </w:t>
-      </w:r>
-      <w:r>
-        <w:rPr>
-          <w:b/>
-        </w:rPr>
-        <w:t>mechanism</w:t>
-      </w:r>
-      <w:r>
-        <w:rPr>
-          <w:b w:val="0"/>
-        </w:rPr>
-        <w:t xml:space="preserve"> and terminology of speech pipelines and multimodal </w:t>
-      </w:r>
-      <w:r>
-        <w:rPr>
-          <w:b/>
-        </w:rPr>
-        <w:t>evidence</w:t>
-      </w:r>
-    </w:p>
-    <w:p>
-      <w:pPr>
-        <w:spacing w:line="336" w:lineRule="auto" w:after="180"/>
-      </w:pPr>
-      <w:r>
-        <w:rPr>
-          <w:b w:val="0"/>
-        </w:rPr>
-        <w:t>Reference example, not the only acceptable wording: Teacher explanation: A multimodal pipeline may transcribe speech, inspect an image and generate a response.</w:t>
-      </w:r>
-    </w:p>
-    <w:p>
-      <w:pPr>
-        <w:spacing w:line="336" w:lineRule="auto" w:after="180"/>
-      </w:pPr>
-      <w:r>
-        <w:rPr>
-          <w:b w:val="0"/>
-        </w:rPr>
-        <w:t>Errors at one stage can propagate even when later stages run correctly. Track source modality, segment/time references, transcription, interpretation and final claims separately.</w:t>
-      </w:r>
-    </w:p>
-    <w:p>
-      <w:pPr>
-        <w:spacing w:line="336" w:lineRule="auto" w:after="180"/>
-      </w:pPr>
-      <w:r>
-        <w:rPr>
-          <w:b w:val="0"/>
-        </w:rPr>
-        <w:t xml:space="preserve">Compare conflicting </w:t>
-      </w:r>
-      <w:r>
-        <w:rPr>
-          <w:b/>
-        </w:rPr>
-        <w:t>evidence</w:t>
-      </w:r>
-      <w:r>
-        <w:rPr>
-          <w:b w:val="0"/>
-        </w:rPr>
-        <w:t xml:space="preserve"> without assuming one modality always wins. Ask for clarification when the task needs unresolved information.</w:t>
-      </w:r>
-    </w:p>
-    <w:p>
-      <w:pPr>
         <w:pStyle w:val="Heading3"/>
       </w:pPr>
       <w:r>
@@ -369,76 +650,10 @@
     </w:p>
     <w:p>
       <w:pPr>
-        <w:spacing w:line="336" w:lineRule="auto" w:after="180"/>
-      </w:pPr>
-      <w:r>
-        <w:rPr>
-          <w:b w:val="0"/>
-        </w:rPr>
-        <w:t>Without opening the old lesson, explain one key idea from Feedback Loops. Give an example and a mistake that the idea helps you avoid.</w:t>
-      </w:r>
-    </w:p>
-    <w:p>
-      <w:pPr>
-        <w:spacing w:line="336" w:lineRule="auto" w:after="180"/>
-      </w:pPr>
-      <w:r>
-        <w:rPr>
-          <w:b w:val="0"/>
-        </w:rPr>
-        <w:t>Look for: Implement a deterministic recommender</w:t>
-      </w:r>
-    </w:p>
-    <w:p>
-      <w:pPr>
-        <w:spacing w:line="336" w:lineRule="auto" w:after="180"/>
-      </w:pPr>
-      <w:r>
-        <w:rPr>
-          <w:b w:val="0"/>
-        </w:rPr>
-        <w:t>Reference example, not the only acceptable wording: Both score 8 and qualify; A is alphabetically first under the tie rule.</w:t>
-      </w:r>
-    </w:p>
-    <w:p>
-      <w:pPr>
         <w:pStyle w:val="Heading3"/>
       </w:pPr>
       <w:r>
         <w:t>Similarity by Selected Traits</w:t>
-      </w:r>
-    </w:p>
-    <w:p>
-      <w:pPr>
-        <w:spacing w:line="336" w:lineRule="auto" w:after="180"/>
-      </w:pPr>
-      <w:r>
-        <w:rPr>
-          <w:b w:val="0"/>
-        </w:rPr>
-        <w:t>Without opening the old lesson, explain one key idea from Similarity by Selected Traits. Give an example and a mistake that the idea helps you avoid.</w:t>
-      </w:r>
-    </w:p>
-    <w:p>
-      <w:pPr>
-        <w:spacing w:line="336" w:lineRule="auto" w:after="180"/>
-      </w:pPr>
-      <w:r>
-        <w:rPr>
-          <w:b w:val="0"/>
-        </w:rPr>
-        <w:t>Look for: Represent items with numeric features</w:t>
-      </w:r>
-    </w:p>
-    <w:p>
-      <w:pPr>
-        <w:spacing w:line="336" w:lineRule="auto" w:after="180"/>
-      </w:pPr>
-      <w:r>
-        <w:rPr>
-          <w:b w:val="0"/>
-        </w:rPr>
-        <w:t>Reference example, not the only acceptable wording: Energy 4, group work 1.</w:t>
       </w:r>
     </w:p>
     <w:p>
@@ -653,6 +868,11 @@
       </w:r>
     </w:p>
     <w:p>
+      <w:r>
+        <w:t>This compact option is not the full-week schedule. Use the main teaching cycle and allow extra sessions for the investigation, independent work and project.</w:t>
+      </w:r>
+    </w:p>
+    <w:p>
       <w:pPr>
         <w:spacing w:line="336" w:lineRule="auto" w:after="180"/>
       </w:pPr>
@@ -660,7 +880,7 @@
         <w:rPr>
           <w:b w:val="0"/>
         </w:rPr>
-        <w:t>Use the supplied scenario, student illustrations and blank paper. For numeric work, offer counters or a calculator after learners show the setup. Fictional records are supplied; personal data and paid accounts are unnecessary.</w:t>
+        <w:t>Allow 80 minutes: recall 8; explanation 12; worked demonstration 15; guided practice 20; independent assessment 15; project and reflection 10. Extend the lab into a second session when needed.</w:t>
       </w:r>
     </w:p>
     <w:p>
@@ -668,24 +888,930 @@
         <w:pStyle w:val="Heading3"/>
       </w:pPr>
       <w:r>
-        <w:t>Alternative compact allocation</w:t>
-      </w:r>
-    </w:p>
-    <w:p>
-      <w:r>
-        <w:t>This compact option is not the full-week schedule. Use the main teaching cycle and allow extra sessions for the investigation, independent work and project.</w:t>
+        <w:t>Preparation for the connected explanation</w:t>
+      </w:r>
+    </w:p>
+    <w:p>
+      <w:pPr>
+        <w:pStyle w:val="Heading3"/>
+      </w:pPr>
+      <w:r>
+        <w:t>Readiness answer</w:t>
+      </w:r>
+    </w:p>
+    <w:p>
+      <w:pPr>
+        <w:pStyle w:val="Heading3"/>
+      </w:pPr>
+      <w:r>
+        <w:t>End goal for the pictorial case</w:t>
       </w:r>
     </w:p>
     <w:p>
       <w:pPr>
         <w:spacing w:line="336" w:lineRule="auto" w:after="180"/>
-        <w:shd w:fill="F1F6F8"/>
       </w:pPr>
       <w:r>
         <w:rPr>
           <w:b w:val="0"/>
         </w:rPr>
-        <w:t>Allow 80 minutes: recall 8; explanation 12; worked demonstration 15; guided practice 20; independent assessment 15; project and reflection 10. Extend the lab into a second session when needed.</w:t>
+        <w:t>This added worked case illustrates the week’s main idea. Retain all original and connected topics; schedule its practice within the teaching cycle.</w:t>
+      </w:r>
+    </w:p>
+    <w:p>
+      <w:pPr>
+        <w:pStyle w:val="Heading1"/>
+      </w:pPr>
+      <w:r>
+        <w:t>02. Teach objectives and empirical probabilities without overstating truth</w:t>
+      </w:r>
+    </w:p>
+    <w:p>
+      <w:r>
+        <w:t>Keep marker, door, box and signal cases separately labelled.</w:t>
+      </w:r>
+    </w:p>
+    <w:p>
+      <w:pPr>
+        <w:pStyle w:val="Heading2"/>
+      </w:pPr>
+      <w:r>
+        <w:t>State component targets and next-token-fit limits</w:t>
+      </w:r>
+    </w:p>
+    <w:p>
+      <w:pPr>
+        <w:spacing w:line="336" w:lineRule="auto" w:after="180"/>
+      </w:pPr>
+      <w:r>
+        <w:rPr>
+          <w:b w:val="0"/>
+        </w:rPr>
+        <w:t>A classifier might map a message to the label request or report. A text generator instead produces a sequence, predicting a distribution over the next token given a prefix.</w:t>
+      </w:r>
+    </w:p>
+    <w:p>
+      <w:pPr>
+        <w:spacing w:line="336" w:lineRule="auto" w:after="180"/>
+      </w:pPr>
+      <w:r>
+        <w:rPr>
+          <w:b w:val="0"/>
+        </w:rPr>
+        <w:t xml:space="preserve">Both make </w:t>
+      </w:r>
+      <w:r>
+        <w:rPr>
+          <w:b/>
+        </w:rPr>
+        <w:t>prediction</w:t>
+      </w:r>
+      <w:r>
+        <w:rPr>
+          <w:b w:val="0"/>
+        </w:rPr>
+        <w:t xml:space="preserve">s, but the </w:t>
+      </w:r>
+      <w:r>
+        <w:rPr>
+          <w:b/>
+        </w:rPr>
+        <w:t>training</w:t>
+      </w:r>
+      <w:r>
+        <w:rPr>
+          <w:b w:val="0"/>
+        </w:rPr>
+        <w:t xml:space="preserve"> targets and permitted </w:t>
+      </w:r>
+      <w:r>
+        <w:rPr>
+          <w:b/>
+        </w:rPr>
+        <w:t>output</w:t>
+      </w:r>
+      <w:r>
+        <w:rPr>
+          <w:b w:val="0"/>
+        </w:rPr>
+        <w:t>s differ. One application can combine generation with a classifier, retrieval and human approval.</w:t>
+      </w:r>
+    </w:p>
+    <w:p>
+      <w:pPr>
+        <w:spacing w:line="336" w:lineRule="auto" w:after="180"/>
+      </w:pPr>
+      <w:r>
+        <w:rPr>
+          <w:b w:val="0"/>
+        </w:rPr>
+        <w:t>Calling a whole product “</w:t>
+      </w:r>
+      <w:r>
+        <w:rPr>
+          <w:b/>
+        </w:rPr>
+        <w:t>generative</w:t>
+      </w:r>
+      <w:r>
+        <w:rPr>
+          <w:b w:val="0"/>
+        </w:rPr>
+        <w:t>” does not describe every component.</w:t>
+      </w:r>
+    </w:p>
+    <w:p>
+      <w:pPr>
+        <w:spacing w:line="336" w:lineRule="auto" w:after="180"/>
+      </w:pPr>
+      <w:r>
+        <w:rPr>
+          <w:b w:val="0"/>
+        </w:rPr>
+        <w:t xml:space="preserve">The objective defines what </w:t>
+      </w:r>
+      <w:r>
+        <w:rPr>
+          <w:b/>
+        </w:rPr>
+        <w:t>training</w:t>
+      </w:r>
+      <w:r>
+        <w:rPr>
+          <w:b w:val="0"/>
+        </w:rPr>
+        <w:t xml:space="preserve"> attempts to fit. Next-token fit rewards matching observed continuations; it does not directly certify that an answer is true, well sourced or permitted.</w:t>
+      </w:r>
+    </w:p>
+    <w:p>
+      <w:pPr>
+        <w:spacing w:line="336" w:lineRule="auto" w:after="180"/>
+      </w:pPr>
+      <w:r>
+        <w:rPr>
+          <w:b w:val="0"/>
+        </w:rPr>
+        <w:t xml:space="preserve">A fluent completion is still an </w:t>
+      </w:r>
+      <w:r>
+        <w:rPr>
+          <w:b/>
+        </w:rPr>
+        <w:t>output</w:t>
+      </w:r>
+      <w:r>
+        <w:rPr>
+          <w:b w:val="0"/>
+        </w:rPr>
+        <w:t xml:space="preserve"> to evaluate against the task.</w:t>
+      </w:r>
+    </w:p>
+    <w:p>
+      <w:pPr>
+        <w:pStyle w:val="Heading2"/>
+      </w:pPr>
+      <w:r>
+        <w:t>Supply and compute the marker table</w:t>
+      </w:r>
+    </w:p>
+    <w:tbl>
+      <w:tblPr>
+        <w:tblStyle w:val="LightShading-Accent1"/>
+        <w:tblW w:type="auto" w:w="0"/>
+        <w:tblLook w:firstColumn="1" w:firstRow="1" w:lastColumn="0" w:lastRow="0" w:noHBand="0" w:noVBand="1" w:val="04A0"/>
+      </w:tblPr>
+      <w:tblGrid>
+        <w:gridCol w:w="3408"/>
+        <w:gridCol w:w="3408"/>
+        <w:gridCol w:w="3408"/>
+      </w:tblGrid>
+      <w:tr>
+        <w:trPr>
+          <w:tblHeader/>
+        </w:trPr>
+        <w:tc>
+          <w:tcPr>
+            <w:tcW w:type="dxa" w:w="3408"/>
+          </w:tcPr>
+          <w:p>
+            <w:r>
+              <w:t>Prefix</w:t>
+            </w:r>
+          </w:p>
+        </w:tc>
+        <w:tc>
+          <w:tcPr>
+            <w:tcW w:type="dxa" w:w="3408"/>
+          </w:tcPr>
+          <w:p>
+            <w:r>
+              <w:t>Continuation</w:t>
+            </w:r>
+          </w:p>
+        </w:tc>
+        <w:tc>
+          <w:tcPr>
+            <w:tcW w:type="dxa" w:w="3408"/>
+          </w:tcPr>
+          <w:p>
+            <w:r>
+              <w:t>Count</w:t>
+            </w:r>
+          </w:p>
+        </w:tc>
+      </w:tr>
+      <w:tr>
+        <w:tc>
+          <w:tcPr>
+            <w:tcW w:type="dxa" w:w="3408"/>
+          </w:tcPr>
+          <w:p>
+            <w:r>
+              <w:t>The marker is</w:t>
+            </w:r>
+          </w:p>
+        </w:tc>
+        <w:tc>
+          <w:tcPr>
+            <w:tcW w:type="dxa" w:w="3408"/>
+          </w:tcPr>
+          <w:p>
+            <w:r>
+              <w:t>red</w:t>
+            </w:r>
+          </w:p>
+        </w:tc>
+        <w:tc>
+          <w:tcPr>
+            <w:tcW w:type="dxa" w:w="3408"/>
+          </w:tcPr>
+          <w:p>
+            <w:r>
+              <w:t>6</w:t>
+            </w:r>
+          </w:p>
+        </w:tc>
+      </w:tr>
+      <w:tr>
+        <w:tc>
+          <w:tcPr>
+            <w:tcW w:type="dxa" w:w="3408"/>
+          </w:tcPr>
+          <w:p>
+            <w:r>
+              <w:t>The marker is</w:t>
+            </w:r>
+          </w:p>
+        </w:tc>
+        <w:tc>
+          <w:tcPr>
+            <w:tcW w:type="dxa" w:w="3408"/>
+          </w:tcPr>
+          <w:p>
+            <w:r>
+              <w:t>blue</w:t>
+            </w:r>
+          </w:p>
+        </w:tc>
+        <w:tc>
+          <w:tcPr>
+            <w:tcW w:type="dxa" w:w="3408"/>
+          </w:tcPr>
+          <w:p>
+            <w:r>
+              <w:t>3</w:t>
+            </w:r>
+          </w:p>
+        </w:tc>
+      </w:tr>
+      <w:tr>
+        <w:tc>
+          <w:tcPr>
+            <w:tcW w:type="dxa" w:w="3408"/>
+          </w:tcPr>
+          <w:p>
+            <w:r>
+              <w:t>The marker is</w:t>
+            </w:r>
+          </w:p>
+        </w:tc>
+        <w:tc>
+          <w:tcPr>
+            <w:tcW w:type="dxa" w:w="3408"/>
+          </w:tcPr>
+          <w:p>
+            <w:r>
+              <w:t>green</w:t>
+            </w:r>
+          </w:p>
+        </w:tc>
+        <w:tc>
+          <w:tcPr>
+            <w:tcW w:type="dxa" w:w="3408"/>
+          </w:tcPr>
+          <w:p>
+            <w:r>
+              <w:t>1</w:t>
+            </w:r>
+          </w:p>
+        </w:tc>
+      </w:tr>
+    </w:tbl>
+    <w:p>
+      <w:pPr>
+        <w:spacing w:line="336" w:lineRule="auto" w:after="180"/>
+      </w:pPr>
+      <w:r>
+        <w:rPr>
+          <w:b w:val="0"/>
+        </w:rPr>
+        <w:t>There are ten observed continuations. The empirical probabilities are red 6/10 = 0.6, blue 3/10 = 0.3, green 1/10 = 0.1. They are nonnegative and sum to 1.</w:t>
+      </w:r>
+    </w:p>
+    <w:p>
+      <w:pPr>
+        <w:spacing w:line="336" w:lineRule="auto" w:after="180"/>
+      </w:pPr>
+      <w:r>
+        <w:rPr>
+          <w:b w:val="0"/>
+        </w:rPr>
+        <w:t>A simple frequentist classroom model uses these relative counts as its next-token distribution. These probabilities describe the supplied corpus counts, not the current colour of any actual marker.</w:t>
+      </w:r>
+    </w:p>
+    <w:p>
+      <w:pPr>
+        <w:pStyle w:val="Heading2"/>
+      </w:pPr>
+      <w:r>
+        <w:t>Expand the prefix before choosing its next alternatives</w:t>
+      </w:r>
+    </w:p>
+    <w:p>
+      <w:pPr>
+        <w:spacing w:line="336" w:lineRule="auto" w:after="180"/>
+      </w:pPr>
+      <w:r>
+        <w:rPr>
+          <w:b w:val="0"/>
+        </w:rPr>
+        <w:t>After producing red, the next step conditions on the expanded prefix “The marker is red”. A second table might give an end token probability 0.8 and the token today probability 0.2.</w:t>
+      </w:r>
+    </w:p>
+    <w:p>
+      <w:pPr>
+        <w:spacing w:line="336" w:lineRule="auto" w:after="180"/>
+      </w:pPr>
+      <w:r>
+        <w:rPr>
+          <w:b w:val="0"/>
+        </w:rPr>
+        <w:t>A generated sequence can stop at the end token or continue. Do not reuse the first-step table unchanged after adding a token unless the model explicitly ignores the new prefix.</w:t>
+      </w:r>
+    </w:p>
+    <w:p>
+      <w:pPr>
+        <w:pStyle w:val="Heading2"/>
+      </w:pPr>
+      <w:r>
+        <w:t>Contrast factual evaluation with continuation</w:t>
+      </w:r>
+    </w:p>
+    <w:p>
+      <w:pPr>
+        <w:spacing w:line="336" w:lineRule="auto" w:after="180"/>
+      </w:pPr>
+      <w:r>
+        <w:rPr>
+          <w:b w:val="0"/>
+        </w:rPr>
+        <w:t xml:space="preserve">A separate classifier can return red as a label from an image; that is a different </w:t>
+      </w:r>
+      <w:r>
+        <w:rPr>
+          <w:b/>
+        </w:rPr>
+        <w:t>input</w:t>
+      </w:r>
+      <w:r>
+        <w:rPr>
+          <w:b w:val="0"/>
+        </w:rPr>
+        <w:t xml:space="preserve"> and target from continuing text. A downstream evaluation asks whether the system correctly reports the current marker.</w:t>
+      </w:r>
+    </w:p>
+    <w:p>
+      <w:pPr>
+        <w:spacing w:line="336" w:lineRule="auto" w:after="180"/>
+      </w:pPr>
+      <w:r>
+        <w:rPr>
+          <w:b w:val="0"/>
+        </w:rPr>
+        <w:t>It must include ground truth or sources and appropriate failure handling, not just count plausible phrases.</w:t>
+      </w:r>
+    </w:p>
+    <w:p>
+      <w:pPr>
+        <w:pStyle w:val="Heading2"/>
+      </w:pPr>
+      <w:r>
+        <w:t>Read the separate box corpus and current observation</w:t>
+      </w:r>
+    </w:p>
+    <w:p>
+      <w:pPr>
+        <w:spacing w:line="336" w:lineRule="auto" w:after="180"/>
+      </w:pPr>
+      <w:r>
+        <w:rPr>
+          <w:b w:val="0"/>
+        </w:rPr>
+        <w:t>A fictional toy generator predicts the next word after “The box is”.</w:t>
+      </w:r>
+    </w:p>
+    <w:p>
+      <w:pPr>
+        <w:spacing w:line="336" w:lineRule="auto" w:after="180"/>
+      </w:pPr>
+      <w:r>
+        <w:rPr>
+          <w:b w:val="0"/>
+        </w:rPr>
+        <w:t xml:space="preserve">Observed </w:t>
+      </w:r>
+      <w:r>
+        <w:rPr>
+          <w:b/>
+        </w:rPr>
+        <w:t>training</w:t>
+      </w:r>
+      <w:r>
+        <w:rPr>
+          <w:b w:val="0"/>
+        </w:rPr>
+        <w:t xml:space="preserve"> continuations: full 6, empty 3, unknown 1.</w:t>
+      </w:r>
+    </w:p>
+    <w:p>
+      <w:pPr>
+        <w:spacing w:line="336" w:lineRule="auto" w:after="180"/>
+      </w:pPr>
+      <w:r>
+        <w:rPr>
+          <w:b w:val="0"/>
+        </w:rPr>
+        <w:t>Use counts divided by total 10. The current physical box is separately checked and found empty.</w:t>
+      </w:r>
+    </w:p>
+    <w:p>
+      <w:pPr>
+        <w:pStyle w:val="Heading2"/>
+      </w:pPr>
+      <w:r>
+        <w:t>Trace greedy output and independent evidence</w:t>
+      </w:r>
+    </w:p>
+    <w:p>
+      <w:r>
+        <w:drawing>
+          <wp:inline xmlns:a="http://schemas.openxmlformats.org/drawingml/2006/main" xmlns:pic="http://schemas.openxmlformats.org/drawingml/2006/picture">
+            <wp:extent cx="5486400" cy="4160520"/>
+            <wp:docPr id="1" name="Picture 1" descr="Count table: Continuation counts are 6,3,1; total 10. → Probabilities: full=0.6; empty=0.3; unknown=0.1. → Greedy continuation: Largest probability chooses full for this toy prefix. → Check reality: Current observation says empty; frequent wording is not a present inventory reading."/>
+            <wp:cNvGraphicFramePr>
+              <a:graphicFrameLocks noChangeAspect="1"/>
+            </wp:cNvGraphicFramePr>
+            <a:graphic>
+              <a:graphicData uri="http://schemas.openxmlformats.org/drawingml/2006/picture">
+                <pic:pic>
+                  <pic:nvPicPr>
+                    <pic:cNvPr id="0" name="academy-story-ai-2-27-02.png"/>
+                    <pic:cNvPicPr/>
+                  </pic:nvPicPr>
+                  <pic:blipFill>
+                    <a:blip r:embed="rId9"/>
+                    <a:stretch>
+                      <a:fillRect/>
+                    </a:stretch>
+                  </pic:blipFill>
+                  <pic:spPr>
+                    <a:xfrm>
+                      <a:off x="0" y="0"/>
+                      <a:ext cx="5486400" cy="4160520"/>
+                    </a:xfrm>
+                    <a:prstGeom prst="rect"/>
+                  </pic:spPr>
+                </pic:pic>
+              </a:graphicData>
+            </a:graphic>
+          </wp:inline>
+        </w:drawing>
+      </w:r>
+    </w:p>
+    <w:p>
+      <w:pPr>
+        <w:spacing w:line="336" w:lineRule="auto" w:after="180"/>
+      </w:pPr>
+      <w:r>
+        <w:rPr>
+          <w:b w:val="0"/>
+        </w:rPr>
+        <w:t xml:space="preserve">The table predicts a continuation in a text exercise, not the contents of the current box. Generating the most frequent token is a model-defined decision. A factual inventory statement needs current </w:t>
+      </w:r>
+      <w:r>
+        <w:rPr>
+          <w:b/>
+        </w:rPr>
+        <w:t>evidence</w:t>
+      </w:r>
+      <w:r>
+        <w:rPr>
+          <w:b w:val="0"/>
+        </w:rPr>
+        <w:t>.</w:t>
+      </w:r>
+    </w:p>
+    <w:p>
+      <w:pPr>
+        <w:spacing w:line="336" w:lineRule="auto" w:after="180"/>
+      </w:pPr>
+      <w:r>
+        <w:rPr>
+          <w:b w:val="0"/>
+        </w:rPr>
+        <w:t xml:space="preserve">The numerical table is intentionally small; real </w:t>
+      </w:r>
+      <w:r>
+        <w:rPr>
+          <w:b/>
+        </w:rPr>
+        <w:t>generative</w:t>
+      </w:r>
+      <w:r>
+        <w:rPr>
+          <w:b w:val="0"/>
+        </w:rPr>
+        <w:t xml:space="preserve"> systems condition on richer context and do not simply consult these three counts.</w:t>
+      </w:r>
+    </w:p>
+    <w:p>
+      <w:pPr>
+        <w:spacing w:line="336" w:lineRule="auto" w:after="180"/>
+      </w:pPr>
+      <w:r>
+        <w:rPr>
+          <w:b w:val="0"/>
+        </w:rPr>
+        <w:t xml:space="preserve">A one-step toy distribution does not describe every </w:t>
+      </w:r>
+      <w:r>
+        <w:rPr>
+          <w:b/>
+        </w:rPr>
+        <w:t>predictive</w:t>
+      </w:r>
+      <w:r>
+        <w:rPr>
+          <w:b w:val="0"/>
+        </w:rPr>
+        <w:t xml:space="preserve"> or </w:t>
+      </w:r>
+      <w:r>
+        <w:rPr>
+          <w:b/>
+        </w:rPr>
+        <w:t>generative</w:t>
+      </w:r>
+      <w:r>
+        <w:rPr>
+          <w:b w:val="0"/>
+        </w:rPr>
+        <w:t xml:space="preserve"> model or validate factual accuracy.</w:t>
+      </w:r>
+    </w:p>
+    <w:p>
+      <w:pPr>
+        <w:pStyle w:val="Heading2"/>
+      </w:pPr>
+      <w:r>
+        <w:t>Change the corpus without changing the box</w:t>
+      </w:r>
+    </w:p>
+    <w:p>
+      <w:pPr>
+        <w:spacing w:line="336" w:lineRule="auto" w:after="180"/>
+      </w:pPr>
+      <w:r>
+        <w:rPr>
+          <w:b w:val="0"/>
+        </w:rPr>
+        <w:t xml:space="preserve">Change: Change the </w:t>
+      </w:r>
+      <w:r>
+        <w:rPr>
+          <w:b/>
+        </w:rPr>
+        <w:t>training</w:t>
+      </w:r>
+      <w:r>
+        <w:rPr>
+          <w:b w:val="0"/>
+        </w:rPr>
+        <w:t xml:space="preserve"> table to full 2, empty 7, unknown 1.</w:t>
+      </w:r>
+    </w:p>
+    <w:p>
+      <w:pPr>
+        <w:spacing w:line="336" w:lineRule="auto" w:after="180"/>
+      </w:pPr>
+      <w:r>
+        <w:rPr>
+          <w:b/>
+        </w:rPr>
+        <w:t>Prediction</w:t>
+      </w:r>
+      <w:r>
+        <w:rPr>
+          <w:b w:val="0"/>
+        </w:rPr>
+        <w:t xml:space="preserve">: Greedy </w:t>
+      </w:r>
+      <w:r>
+        <w:rPr>
+          <w:b/>
+        </w:rPr>
+        <w:t>output</w:t>
+      </w:r>
+      <w:r>
+        <w:rPr>
+          <w:b w:val="0"/>
+        </w:rPr>
+        <w:t xml:space="preserve"> becomes empty; the model assigns that token probability 0.7.</w:t>
+      </w:r>
+    </w:p>
+    <w:p>
+      <w:pPr>
+        <w:spacing w:line="336" w:lineRule="auto" w:after="180"/>
+      </w:pPr>
+      <w:r>
+        <w:rPr>
+          <w:b w:val="0"/>
+        </w:rPr>
+        <w:t>Reason: The continuation distribution changed; the independently observed box has not changed.</w:t>
+      </w:r>
+    </w:p>
+    <w:p>
+      <w:pPr>
+        <w:pStyle w:val="Heading2"/>
+      </w:pPr>
+      <w:r>
+        <w:t>Elicit the evidence-limited explanation</w:t>
+      </w:r>
+    </w:p>
+    <w:p>
+      <w:pPr>
+        <w:spacing w:line="336" w:lineRule="auto" w:after="180"/>
+      </w:pPr>
+      <w:r>
+        <w:rPr>
+          <w:b w:val="0"/>
+        </w:rPr>
+        <w:t>Use the diagram and verbal explanation together. Ask learners to match a sentence to a specific visual step; do not assign learners fixed visual or auditory learning styles.</w:t>
+      </w:r>
+    </w:p>
+    <w:p>
+      <w:pPr>
+        <w:spacing w:line="336" w:lineRule="auto" w:after="180"/>
+      </w:pPr>
+      <w:r>
+        <w:rPr>
+          <w:b w:val="0"/>
+        </w:rPr>
+        <w:t xml:space="preserve">Cover the result. Ask learners to name the </w:t>
+      </w:r>
+      <w:r>
+        <w:rPr>
+          <w:b/>
+        </w:rPr>
+        <w:t>input</w:t>
+      </w:r>
+      <w:r>
+        <w:rPr>
+          <w:b w:val="0"/>
+        </w:rPr>
+        <w:t xml:space="preserve">s and predict the next step. Uncover one step, connect the icon to the actual procedure, and explain its </w:t>
+      </w:r>
+      <w:r>
+        <w:rPr>
+          <w:b/>
+        </w:rPr>
+        <w:t>evidence</w:t>
+      </w:r>
+      <w:r>
+        <w:rPr>
+          <w:b w:val="0"/>
+        </w:rPr>
+        <w:t>. Then change the supplied condition and compare.</w:t>
+      </w:r>
+    </w:p>
+    <w:p>
+      <w:pPr>
+        <w:spacing w:line="336" w:lineRule="auto" w:after="180"/>
+      </w:pPr>
+      <w:r>
+        <w:rPr>
+          <w:b w:val="0"/>
+        </w:rPr>
+        <w:t>The picture is a representation; it does not document execution of a real AI model.</w:t>
+      </w:r>
+    </w:p>
+    <w:p>
+      <w:pPr>
+        <w:pStyle w:val="Heading2"/>
+      </w:pPr>
+      <w:r>
+        <w:t>Earlier wording, alternatives and picture transcripts · reference / check after trying</w:t>
+      </w:r>
+    </w:p>
+    <w:p>
+      <w:pPr>
+        <w:spacing w:line="336" w:lineRule="auto" w:after="180"/>
+      </w:pPr>
+      <w:r>
+        <w:rPr>
+          <w:b w:val="0"/>
+        </w:rPr>
+        <w:t>Explain the mechanism</w:t>
+      </w:r>
+    </w:p>
+    <w:p>
+      <w:pPr>
+        <w:spacing w:line="336" w:lineRule="auto" w:after="180"/>
+      </w:pPr>
+      <w:r>
+        <w:rPr>
+          <w:b/>
+        </w:rPr>
+        <w:t>Input</w:t>
+      </w:r>
+      <w:r>
+        <w:rPr>
+          <w:b w:val="0"/>
+        </w:rPr>
+        <w:t xml:space="preserve"> → </w:t>
+      </w:r>
+      <w:r>
+        <w:rPr>
+          <w:b/>
+        </w:rPr>
+        <w:t>Process</w:t>
+      </w:r>
+      <w:r>
+        <w:rPr>
+          <w:b w:val="0"/>
+        </w:rPr>
+        <w:t xml:space="preserve"> → </w:t>
+      </w:r>
+      <w:r>
+        <w:rPr>
+          <w:b/>
+        </w:rPr>
+        <w:t>Output</w:t>
+      </w:r>
+    </w:p>
+    <w:p>
+      <w:pPr>
+        <w:spacing w:line="336" w:lineRule="auto" w:after="180"/>
+      </w:pPr>
+      <w:r>
+        <w:rPr>
+          <w:b w:val="0"/>
+        </w:rPr>
+        <w:t>Trace the information. At each stage, ask what changed and how you could test it.</w:t>
+      </w:r>
+    </w:p>
+    <w:p>
+      <w:pPr>
+        <w:spacing w:line="336" w:lineRule="auto" w:after="180"/>
+      </w:pPr>
+      <w:r>
+        <w:rPr>
+          <w:b w:val="0"/>
+        </w:rPr>
+        <w:t>Which stage could fail even when the other two are correct? Explain:</w:t>
+      </w:r>
+    </w:p>
+    <w:p>
+      <w:pPr>
+        <w:spacing w:line="336" w:lineRule="auto" w:after="180"/>
+      </w:pPr>
+      <w:r>
+        <w:rPr>
+          <w:b w:val="0"/>
+        </w:rPr>
+        <w:t xml:space="preserve">Predict first. Then check each step. A correct answer without visible reasoning is incomplete </w:t>
+      </w:r>
+      <w:r>
+        <w:rPr>
+          <w:b/>
+        </w:rPr>
+        <w:t>evidence</w:t>
+      </w:r>
+      <w:r>
+        <w:rPr>
+          <w:b w:val="0"/>
+        </w:rPr>
+        <w:t>.</w:t>
+      </w:r>
+    </w:p>
+    <w:p>
+      <w:pPr>
+        <w:spacing w:line="336" w:lineRule="auto" w:after="180"/>
+      </w:pPr>
+      <w:r>
+        <w:rPr>
+          <w:b w:val="0"/>
+        </w:rPr>
+        <w:t>1. ‘Is this book suitable?’ → classification.</w:t>
+      </w:r>
+    </w:p>
+    <w:p>
+      <w:pPr>
+        <w:spacing w:line="336" w:lineRule="auto" w:after="180"/>
+      </w:pPr>
+      <w:r>
+        <w:rPr>
+          <w:b w:val="0"/>
+        </w:rPr>
+        <w:t xml:space="preserve">2. ‘How many days to finish?’ → numeric </w:t>
+      </w:r>
+      <w:r>
+        <w:rPr>
+          <w:b/>
+        </w:rPr>
+        <w:t>prediction</w:t>
+      </w:r>
+      <w:r>
+        <w:rPr>
+          <w:b w:val="0"/>
+        </w:rPr>
+        <w:t>.</w:t>
+      </w:r>
+    </w:p>
+    <w:p>
+      <w:pPr>
+        <w:spacing w:line="336" w:lineRule="auto" w:after="180"/>
+      </w:pPr>
+      <w:r>
+        <w:rPr>
+          <w:b w:val="0"/>
+        </w:rPr>
+        <w:t>3. ‘Write a spoiler-free teaser’ → generation.</w:t>
+      </w:r>
+    </w:p>
+    <w:p>
+      <w:pPr>
+        <w:spacing w:line="336" w:lineRule="auto" w:after="180"/>
+      </w:pPr>
+      <w:r>
+        <w:rPr>
+          <w:b w:val="0"/>
+        </w:rPr>
+        <w:t>4. A product may combine them, but each stage needs its own test.</w:t>
+      </w:r>
+    </w:p>
+    <w:p>
+      <w:pPr>
+        <w:spacing w:line="336" w:lineRule="auto" w:after="180"/>
+      </w:pPr>
+      <w:r>
+        <w:rPr>
+          <w:b w:val="0"/>
+        </w:rPr>
+        <w:t>Recalculate, retrace, or restate the reasoning in your own representation:</w:t>
+      </w:r>
+    </w:p>
+    <w:p>
+      <w:pPr>
+        <w:spacing w:line="336" w:lineRule="auto" w:after="180"/>
+      </w:pPr>
+      <w:r>
+        <w:rPr>
+          <w:b w:val="0"/>
+        </w:rPr>
+        <w:t xml:space="preserve">CHECK Did the </w:t>
+      </w:r>
+      <w:r>
+        <w:rPr>
+          <w:b/>
+        </w:rPr>
+        <w:t>evidence</w:t>
+      </w:r>
+      <w:r>
+        <w:rPr>
+          <w:b w:val="0"/>
+        </w:rPr>
+        <w:t xml:space="preserve"> answer the exact question? Did the total, path, or source record stay consistent?</w:t>
       </w:r>
     </w:p>
     <w:p>
@@ -693,7 +1819,7 @@
         <w:pStyle w:val="Heading3"/>
       </w:pPr>
       <w:r>
-        <w:t>Preparation for the connected explanation</w:t>
+        <w:t>Concrete teaching case</w:t>
       </w:r>
     </w:p>
     <w:p>
@@ -704,19 +1830,26 @@
         <w:rPr>
           <w:b w:val="0"/>
         </w:rPr>
-        <w:t xml:space="preserve">Use two 45-minute sessions. All model </w:t>
-      </w:r>
-      <w:r>
-        <w:rPr>
-          <w:b/>
-        </w:rPr>
-        <w:t>output</w:t>
-      </w:r>
+        <w:t>A labels genre; B writes a new blurb; C computes 24/6.</w:t>
+      </w:r>
+    </w:p>
+    <w:p>
+      <w:pPr>
+        <w:spacing w:line="336" w:lineRule="auto" w:after="180"/>
+      </w:pPr>
       <w:r>
         <w:rPr>
           <w:b w:val="0"/>
         </w:rPr>
-        <w:t>s and probability tables are constructed classroom examples. No hosted AI service, external API or student account is needed.</w:t>
+        <w:t>Distinguish operations.</w:t>
+      </w:r>
+    </w:p>
+    <w:p>
+      <w:pPr>
+        <w:pStyle w:val="Heading3"/>
+      </w:pPr>
+      <w:r>
+        <w:t>Exact explanation to model</w:t>
       </w:r>
     </w:p>
     <w:p>
@@ -727,7 +1860,7 @@
         <w:rPr>
           <w:b w:val="0"/>
         </w:rPr>
-        <w:t>Distinguish a model objective from factual support and system permissions. Collect independent work before discussing its solutions.</w:t>
+        <w:t>A predicts a category, B generates text, C calculates 4. Products may combine them.</w:t>
       </w:r>
     </w:p>
     <w:p>
@@ -735,590 +1868,7 @@
         <w:pStyle w:val="Heading3"/>
       </w:pPr>
       <w:r>
-        <w:t>Readiness answer</w:t>
-      </w:r>
-    </w:p>
-    <w:p>
-      <w:pPr>
-        <w:spacing w:line="336" w:lineRule="auto" w:after="180"/>
-      </w:pPr>
-      <w:r>
-        <w:rPr>
-          <w:b w:val="0"/>
-        </w:rPr>
-        <w:t xml:space="preserve">A </w:t>
-      </w:r>
-      <w:r>
-        <w:rPr>
-          <w:b/>
-        </w:rPr>
-        <w:t>prediction</w:t>
-      </w:r>
-      <w:r>
-        <w:rPr>
-          <w:b w:val="0"/>
-        </w:rPr>
-        <w:t xml:space="preserve"> is a model </w:t>
-      </w:r>
-      <w:r>
-        <w:rPr>
-          <w:b/>
-        </w:rPr>
-        <w:t>output</w:t>
-      </w:r>
-      <w:r>
-        <w:rPr>
-          <w:b w:val="0"/>
-        </w:rPr>
-        <w:t xml:space="preserve">. Truth requires appropriate independent </w:t>
-      </w:r>
-      <w:r>
-        <w:rPr>
-          <w:b/>
-        </w:rPr>
-        <w:t>observation</w:t>
-      </w:r>
-      <w:r>
-        <w:rPr>
-          <w:b w:val="0"/>
-        </w:rPr>
-        <w:t xml:space="preserve">s or sources; confidence and low </w:t>
-      </w:r>
-      <w:r>
-        <w:rPr>
-          <w:b/>
-        </w:rPr>
-        <w:t>training</w:t>
-      </w:r>
-      <w:r>
-        <w:rPr>
-          <w:b w:val="0"/>
-        </w:rPr>
-        <w:t xml:space="preserve"> loss do not supply that </w:t>
-      </w:r>
-      <w:r>
-        <w:rPr>
-          <w:b/>
-        </w:rPr>
-        <w:t>evidence</w:t>
-      </w:r>
-      <w:r>
-        <w:rPr>
-          <w:b w:val="0"/>
-        </w:rPr>
-        <w:t>.</w:t>
-      </w:r>
-    </w:p>
-    <w:p>
-      <w:pPr>
-        <w:spacing w:line="336" w:lineRule="auto" w:after="180"/>
-      </w:pPr>
-      <w:r>
-        <w:rPr>
-          <w:b w:val="0"/>
-        </w:rPr>
-        <w:t>Printed lesson and workbook; paper and pencil</w:t>
-      </w:r>
-    </w:p>
-    <w:p>
-      <w:pPr>
-        <w:spacing w:line="336" w:lineRule="auto" w:after="180"/>
-      </w:pPr>
-      <w:r>
-        <w:rPr>
-          <w:b w:val="0"/>
-        </w:rPr>
-        <w:t>Calculator; optional local Python 3 interpreter</w:t>
-      </w:r>
-    </w:p>
-    <w:p>
-      <w:pPr>
-        <w:spacing w:line="336" w:lineRule="auto" w:after="180"/>
-      </w:pPr>
-      <w:r>
-        <w:rPr>
-          <w:b w:val="0"/>
-        </w:rPr>
-        <w:t>Prepare the independent task and fresh retry without displaying solutions</w:t>
-      </w:r>
-    </w:p>
-    <w:p>
-      <w:pPr>
-        <w:pStyle w:val="Heading3"/>
-      </w:pPr>
-      <w:r>
-        <w:t>End goal for the pictorial case</w:t>
-      </w:r>
-    </w:p>
-    <w:p>
-      <w:pPr>
-        <w:spacing w:line="336" w:lineRule="auto" w:after="180"/>
-      </w:pPr>
-      <w:r>
-        <w:rPr>
-          <w:b w:val="0"/>
-        </w:rPr>
-        <w:t xml:space="preserve">By the end, I can distinguish a generated continuation from a </w:t>
-      </w:r>
-      <w:r>
-        <w:rPr>
-          <w:b/>
-        </w:rPr>
-        <w:t>prediction</w:t>
-      </w:r>
-      <w:r>
-        <w:rPr>
-          <w:b w:val="0"/>
-        </w:rPr>
-        <w:t xml:space="preserve"> checked against the world.</w:t>
-      </w:r>
-    </w:p>
-    <w:p>
-      <w:pPr>
-        <w:spacing w:line="336" w:lineRule="auto" w:after="180"/>
-      </w:pPr>
-      <w:r>
-        <w:rPr>
-          <w:b w:val="0"/>
-        </w:rPr>
-        <w:t>This added worked case illustrates the week’s main idea. Retain all original and connected topics; schedule its practice within the teaching cycle.</w:t>
-      </w:r>
-    </w:p>
-    <w:p>
-      <w:pPr>
-        <w:pStyle w:val="Heading1"/>
-      </w:pPr>
-      <w:r>
-        <w:t>02. Explain the mechanism</w:t>
-      </w:r>
-    </w:p>
-    <w:p>
-      <w:r>
-        <w:t>Model Predictive vs Generative using the supplied case, labelled mechanism and reasoning. Make the scope of each conclusion explicit.</w:t>
-      </w:r>
-    </w:p>
-    <w:p>
-      <w:pPr>
-        <w:spacing w:line="336" w:lineRule="auto" w:after="180"/>
-      </w:pPr>
-      <w:r>
-        <w:rPr>
-          <w:b/>
-        </w:rPr>
-        <w:t>Input</w:t>
-      </w:r>
-      <w:r>
-        <w:rPr>
-          <w:b w:val="0"/>
-        </w:rPr>
-        <w:t xml:space="preserve"> → </w:t>
-      </w:r>
-      <w:r>
-        <w:rPr>
-          <w:b/>
-        </w:rPr>
-        <w:t>Process</w:t>
-      </w:r>
-      <w:r>
-        <w:rPr>
-          <w:b w:val="0"/>
-        </w:rPr>
-        <w:t xml:space="preserve"> → </w:t>
-      </w:r>
-      <w:r>
-        <w:rPr>
-          <w:b/>
-        </w:rPr>
-        <w:t>Output</w:t>
-      </w:r>
-    </w:p>
-    <w:p>
-      <w:pPr>
-        <w:spacing w:line="336" w:lineRule="auto" w:after="180"/>
-      </w:pPr>
-      <w:r>
-        <w:rPr>
-          <w:b w:val="0"/>
-        </w:rPr>
-        <w:t>Trace the information. At each stage, ask what changed and how you could test it.</w:t>
-      </w:r>
-    </w:p>
-    <w:p>
-      <w:pPr>
-        <w:spacing w:line="336" w:lineRule="auto" w:after="180"/>
-      </w:pPr>
-      <w:r>
-        <w:rPr>
-          <w:b w:val="0"/>
-        </w:rPr>
-        <w:t>Which stage could fail even when the other two are correct? Explain:</w:t>
-      </w:r>
-    </w:p>
-    <w:p>
-      <w:pPr>
-        <w:spacing w:line="336" w:lineRule="auto" w:after="180"/>
-      </w:pPr>
-      <w:r>
-        <w:rPr>
-          <w:b w:val="0"/>
-        </w:rPr>
-        <w:t xml:space="preserve">Predict first. Then check each step. A correct answer without visible reasoning is incomplete </w:t>
-      </w:r>
-      <w:r>
-        <w:rPr>
-          <w:b/>
-        </w:rPr>
-        <w:t>evidence</w:t>
-      </w:r>
-      <w:r>
-        <w:rPr>
-          <w:b w:val="0"/>
-        </w:rPr>
-        <w:t>.</w:t>
-      </w:r>
-    </w:p>
-    <w:p>
-      <w:pPr>
-        <w:spacing w:line="336" w:lineRule="auto" w:after="180"/>
-        <w:shd w:fill="F4F9FC"/>
-      </w:pPr>
-      <w:r>
-        <w:rPr>
-          <w:b w:val="0"/>
-        </w:rPr>
-        <w:t>1. ‘Is this book suitable?’ → classification.</w:t>
-      </w:r>
-    </w:p>
-    <w:p>
-      <w:pPr>
-        <w:spacing w:line="336" w:lineRule="auto" w:after="180"/>
-        <w:shd w:fill="F4F9FC"/>
-      </w:pPr>
-      <w:r>
-        <w:rPr>
-          <w:b w:val="0"/>
-        </w:rPr>
-        <w:t xml:space="preserve">2. ‘How many days to finish?’ → numeric </w:t>
-      </w:r>
-      <w:r>
-        <w:rPr>
-          <w:b/>
-        </w:rPr>
-        <w:t>prediction</w:t>
-      </w:r>
-      <w:r>
-        <w:rPr>
-          <w:b w:val="0"/>
-        </w:rPr>
-        <w:t>.</w:t>
-      </w:r>
-    </w:p>
-    <w:p>
-      <w:pPr>
-        <w:spacing w:line="336" w:lineRule="auto" w:after="180"/>
-        <w:shd w:fill="F4F9FC"/>
-      </w:pPr>
-      <w:r>
-        <w:rPr>
-          <w:b w:val="0"/>
-        </w:rPr>
-        <w:t>3. ‘Write a spoiler-free teaser’ → generation.</w:t>
-      </w:r>
-    </w:p>
-    <w:p>
-      <w:pPr>
-        <w:spacing w:line="336" w:lineRule="auto" w:after="180"/>
-        <w:shd w:fill="F4F9FC"/>
-      </w:pPr>
-      <w:r>
-        <w:rPr>
-          <w:b w:val="0"/>
-        </w:rPr>
-        <w:t>4. A product may combine them, but each stage needs its own test.</w:t>
-      </w:r>
-    </w:p>
-    <w:p>
-      <w:pPr>
-        <w:spacing w:line="336" w:lineRule="auto" w:after="180"/>
-      </w:pPr>
-      <w:r>
-        <w:rPr>
-          <w:b w:val="0"/>
-        </w:rPr>
-        <w:t>Recalculate, retrace, or restate the reasoning in your own representation:</w:t>
-      </w:r>
-    </w:p>
-    <w:p>
-      <w:pPr>
-        <w:spacing w:line="336" w:lineRule="auto" w:after="180"/>
-        <w:shd w:fill="F5F1FB"/>
-      </w:pPr>
-      <w:r>
-        <w:rPr>
-          <w:b w:val="0"/>
-        </w:rPr>
-        <w:t xml:space="preserve">CHECK Did the </w:t>
-      </w:r>
-      <w:r>
-        <w:rPr>
-          <w:b/>
-        </w:rPr>
-        <w:t>evidence</w:t>
-      </w:r>
-      <w:r>
-        <w:rPr>
-          <w:b w:val="0"/>
-        </w:rPr>
-        <w:t xml:space="preserve"> answer the exact question? Did the total, path, or source record stay consistent?</w:t>
-      </w:r>
-    </w:p>
-    <w:p>
-      <w:pPr>
-        <w:pStyle w:val="Heading3"/>
-      </w:pPr>
-      <w:r>
-        <w:t>Concrete teaching case</w:t>
-      </w:r>
-    </w:p>
-    <w:p>
-      <w:pPr>
-        <w:pStyle w:val="Heading3"/>
-      </w:pPr>
-      <w:r>
-        <w:t>The teaching case</w:t>
-      </w:r>
-    </w:p>
-    <w:p>
-      <w:pPr>
-        <w:spacing w:line="336" w:lineRule="auto" w:after="180"/>
-        <w:shd w:fill="F1F6FC"/>
-      </w:pPr>
-      <w:r>
-        <w:rPr>
-          <w:b w:val="0"/>
-        </w:rPr>
-        <w:t>A labels genre; B writes a new blurb; C computes 24/6.</w:t>
-      </w:r>
-    </w:p>
-    <w:p>
-      <w:pPr>
-        <w:pStyle w:val="Heading3"/>
-      </w:pPr>
-      <w:r>
-        <w:t>The teaching case</w:t>
-      </w:r>
-    </w:p>
-    <w:p>
-      <w:pPr>
-        <w:spacing w:line="336" w:lineRule="auto" w:after="180"/>
-        <w:shd w:fill="F1F6FC"/>
-      </w:pPr>
-      <w:r>
-        <w:rPr>
-          <w:b w:val="0"/>
-        </w:rPr>
-        <w:t>Distinguish operations.</w:t>
-      </w:r>
-    </w:p>
-    <w:p>
-      <w:pPr>
-        <w:pStyle w:val="Heading3"/>
-      </w:pPr>
-      <w:r>
-        <w:t>Exact explanation to model</w:t>
-      </w:r>
-    </w:p>
-    <w:p>
-      <w:pPr>
-        <w:pStyle w:val="Heading3"/>
-      </w:pPr>
-      <w:r>
-        <w:t>Why the result follows</w:t>
-      </w:r>
-    </w:p>
-    <w:p>
-      <w:pPr>
-        <w:spacing w:line="336" w:lineRule="auto" w:after="180"/>
-        <w:shd w:fill="F1F6FC"/>
-      </w:pPr>
-      <w:r>
-        <w:rPr>
-          <w:b w:val="0"/>
-        </w:rPr>
-        <w:t>A predicts a category, B generates text, C calculates 4. Products may combine them.</w:t>
-      </w:r>
-    </w:p>
-    <w:p>
-      <w:pPr>
-        <w:pStyle w:val="Heading3"/>
-      </w:pPr>
-      <w:r>
         <w:t>Explain the added worked example</w:t>
-      </w:r>
-    </w:p>
-    <w:p>
-      <w:pPr>
-        <w:pStyle w:val="Heading3"/>
-      </w:pPr>
-      <w:r>
-        <w:t>Explain the added worked example · 1</w:t>
-      </w:r>
-    </w:p>
-    <w:p>
-      <w:pPr>
-        <w:spacing w:line="336" w:lineRule="auto" w:after="180"/>
-      </w:pPr>
-      <w:r>
-        <w:rPr>
-          <w:b w:val="0"/>
-        </w:rPr>
-        <w:t>A classifier might map a message to the label request or report. A text generator instead produces a sequence, predicting a distribution over the next token given a prefix.</w:t>
-      </w:r>
-    </w:p>
-    <w:p>
-      <w:pPr>
-        <w:spacing w:line="336" w:lineRule="auto" w:after="180"/>
-      </w:pPr>
-      <w:r>
-        <w:rPr>
-          <w:b w:val="0"/>
-        </w:rPr>
-        <w:t xml:space="preserve">Both make </w:t>
-      </w:r>
-      <w:r>
-        <w:rPr>
-          <w:b/>
-        </w:rPr>
-        <w:t>prediction</w:t>
-      </w:r>
-      <w:r>
-        <w:rPr>
-          <w:b w:val="0"/>
-        </w:rPr>
-        <w:t xml:space="preserve">s, but the </w:t>
-      </w:r>
-      <w:r>
-        <w:rPr>
-          <w:b/>
-        </w:rPr>
-        <w:t>training</w:t>
-      </w:r>
-      <w:r>
-        <w:rPr>
-          <w:b w:val="0"/>
-        </w:rPr>
-        <w:t xml:space="preserve"> targets and permitted </w:t>
-      </w:r>
-      <w:r>
-        <w:rPr>
-          <w:b/>
-        </w:rPr>
-        <w:t>output</w:t>
-      </w:r>
-      <w:r>
-        <w:rPr>
-          <w:b w:val="0"/>
-        </w:rPr>
-        <w:t>s differ. One application can combine generation with a classifier, retrieval and human approval.</w:t>
-      </w:r>
-    </w:p>
-    <w:p>
-      <w:pPr>
-        <w:spacing w:line="336" w:lineRule="auto" w:after="180"/>
-      </w:pPr>
-      <w:r>
-        <w:rPr>
-          <w:b w:val="0"/>
-        </w:rPr>
-        <w:t>Calling a whole product “</w:t>
-      </w:r>
-      <w:r>
-        <w:rPr>
-          <w:b/>
-        </w:rPr>
-        <w:t>generative</w:t>
-      </w:r>
-      <w:r>
-        <w:rPr>
-          <w:b w:val="0"/>
-        </w:rPr>
-        <w:t>” does not describe every component.</w:t>
-      </w:r>
-    </w:p>
-    <w:p>
-      <w:pPr>
-        <w:spacing w:line="336" w:lineRule="auto" w:after="180"/>
-      </w:pPr>
-      <w:r>
-        <w:rPr>
-          <w:b w:val="0"/>
-        </w:rPr>
-        <w:t xml:space="preserve">The objective defines what </w:t>
-      </w:r>
-      <w:r>
-        <w:rPr>
-          <w:b/>
-        </w:rPr>
-        <w:t>training</w:t>
-      </w:r>
-      <w:r>
-        <w:rPr>
-          <w:b w:val="0"/>
-        </w:rPr>
-        <w:t xml:space="preserve"> attempts to fit. Next-token fit rewards matching observed continuations; it does not directly certify that an answer is true, well sourced or permitted.</w:t>
-      </w:r>
-    </w:p>
-    <w:p>
-      <w:pPr>
-        <w:spacing w:line="336" w:lineRule="auto" w:after="180"/>
-      </w:pPr>
-      <w:r>
-        <w:rPr>
-          <w:b w:val="0"/>
-        </w:rPr>
-        <w:t xml:space="preserve">A fluent completion is still an </w:t>
-      </w:r>
-      <w:r>
-        <w:rPr>
-          <w:b/>
-        </w:rPr>
-        <w:t>output</w:t>
-      </w:r>
-      <w:r>
-        <w:rPr>
-          <w:b w:val="0"/>
-        </w:rPr>
-        <w:t xml:space="preserve"> to evaluate against the task.</w:t>
-      </w:r>
-    </w:p>
-    <w:p>
-      <w:pPr>
-        <w:pStyle w:val="Heading3"/>
-      </w:pPr>
-      <w:r>
-        <w:t>Explain the added worked example · 2</w:t>
-      </w:r>
-    </w:p>
-    <w:p>
-      <w:pPr>
-        <w:spacing w:line="336" w:lineRule="auto" w:after="180"/>
-      </w:pPr>
-      <w:r>
-        <w:rPr>
-          <w:b w:val="0"/>
-        </w:rPr>
-        <w:t>There are ten observed continuations. The empirical probabilities are red 6/10 = 0.6, blue 3/10 = 0.3, green 1/10 = 0.1. They are nonnegative and sum to 1.</w:t>
-      </w:r>
-    </w:p>
-    <w:p>
-      <w:pPr>
-        <w:spacing w:line="336" w:lineRule="auto" w:after="180"/>
-      </w:pPr>
-      <w:r>
-        <w:rPr>
-          <w:b w:val="0"/>
-        </w:rPr>
-        <w:t>A simple frequentist classroom model uses these relative counts as its next-token distribution. These probabilities describe the supplied corpus counts, not the current colour of any actual marker.</w:t>
       </w:r>
     </w:p>
     <w:p>
@@ -1495,78 +2045,6 @@
         <w:t>These teacher notes contain solutions; do not reveal the independent case answer during modelling.</w:t>
       </w:r>
     </w:p>
-    <w:p>
-      <w:pPr>
-        <w:pStyle w:val="Heading3"/>
-      </w:pPr>
-      <w:r>
-        <w:t>Model the reasoning aloud · 3</w:t>
-      </w:r>
-    </w:p>
-    <w:p>
-      <w:pPr>
-        <w:spacing w:line="336" w:lineRule="auto" w:after="180"/>
-      </w:pPr>
-      <w:r>
-        <w:rPr>
-          <w:b w:val="0"/>
-        </w:rPr>
-        <w:t>After producing red, the next step conditions on the expanded prefix “The marker is red”. A second table might give an end token probability 0.8 and the token today probability 0.2.</w:t>
-      </w:r>
-    </w:p>
-    <w:p>
-      <w:pPr>
-        <w:spacing w:line="336" w:lineRule="auto" w:after="180"/>
-      </w:pPr>
-      <w:r>
-        <w:rPr>
-          <w:b w:val="0"/>
-        </w:rPr>
-        <w:t>A generated sequence can stop at the end token or continue. Do not reuse the first-step table unchanged after adding a token unless the model explicitly ignores the new prefix.</w:t>
-      </w:r>
-    </w:p>
-    <w:p>
-      <w:pPr>
-        <w:pStyle w:val="Heading3"/>
-      </w:pPr>
-      <w:r>
-        <w:t>Model the reasoning aloud · 4</w:t>
-      </w:r>
-    </w:p>
-    <w:p>
-      <w:pPr>
-        <w:spacing w:line="336" w:lineRule="auto" w:after="180"/>
-      </w:pPr>
-      <w:r>
-        <w:rPr>
-          <w:b w:val="0"/>
-        </w:rPr>
-        <w:t xml:space="preserve">A separate classifier can return red as a label from an image; that is a different </w:t>
-      </w:r>
-      <w:r>
-        <w:rPr>
-          <w:b/>
-        </w:rPr>
-        <w:t>input</w:t>
-      </w:r>
-      <w:r>
-        <w:rPr>
-          <w:b w:val="0"/>
-        </w:rPr>
-        <w:t xml:space="preserve"> and target from continuing text. A downstream evaluation asks whether the system correctly reports the current marker.</w:t>
-      </w:r>
-    </w:p>
-    <w:p>
-      <w:pPr>
-        <w:spacing w:line="336" w:lineRule="auto" w:after="180"/>
-      </w:pPr>
-      <w:r>
-        <w:rPr>
-          <w:b w:val="0"/>
-        </w:rPr>
-        <w:t>It must include ground truth or sources and appropriate failure handling, not just count plausible phrases.</w:t>
-      </w:r>
-    </w:p>
     <w:tbl>
       <w:tblPr>
         <w:tblStyle w:val="LightShading-Accent1"/>
@@ -1671,17 +2149,6 @@
     </w:tbl>
     <w:p>
       <w:pPr>
-        <w:spacing w:line="336" w:lineRule="auto" w:after="180"/>
-      </w:pPr>
-      <w:r>
-        <w:rPr>
-          <w:b w:val="0"/>
-        </w:rPr>
-        <w:t>Use the diagram and verbal explanation together. Ask learners to match a sentence to a specific visual step; do not assign learners fixed visual or auditory learning styles.</w:t>
-      </w:r>
-    </w:p>
-    <w:p>
-      <w:pPr>
         <w:pStyle w:val="Heading3"/>
       </w:pPr>
       <w:r>
@@ -1690,73 +2157,10 @@
     </w:p>
     <w:p>
       <w:pPr>
-        <w:spacing w:line="336" w:lineRule="auto" w:after="180"/>
-      </w:pPr>
-      <w:r>
-        <w:rPr>
-          <w:b w:val="0"/>
-        </w:rPr>
-        <w:t>A fictional toy generator predicts the next word after “The box is”.</w:t>
-      </w:r>
-    </w:p>
-    <w:p>
-      <w:pPr>
         <w:pStyle w:val="Heading3"/>
       </w:pPr>
       <w:r>
         <w:t>The facts we will use</w:t>
-      </w:r>
-    </w:p>
-    <w:p>
-      <w:pPr>
-        <w:pStyle w:val="Heading3"/>
-      </w:pPr>
-      <w:r>
-        <w:t>Supplied facts</w:t>
-      </w:r>
-    </w:p>
-    <w:p>
-      <w:pPr>
-        <w:spacing w:line="336" w:lineRule="auto" w:after="180"/>
-        <w:shd w:fill="F1F6FC"/>
-      </w:pPr>
-      <w:r>
-        <w:rPr>
-          <w:b w:val="0"/>
-        </w:rPr>
-        <w:t xml:space="preserve">Observed </w:t>
-      </w:r>
-      <w:r>
-        <w:rPr>
-          <w:b/>
-        </w:rPr>
-        <w:t>training</w:t>
-      </w:r>
-      <w:r>
-        <w:rPr>
-          <w:b w:val="0"/>
-        </w:rPr>
-        <w:t xml:space="preserve"> continuations: full 6, empty 3, unknown 1.</w:t>
-      </w:r>
-    </w:p>
-    <w:p>
-      <w:pPr>
-        <w:pStyle w:val="Heading3"/>
-      </w:pPr>
-      <w:r>
-        <w:t>Supplied facts</w:t>
-      </w:r>
-    </w:p>
-    <w:p>
-      <w:pPr>
-        <w:spacing w:line="336" w:lineRule="auto" w:after="180"/>
-        <w:shd w:fill="F1F6FC"/>
-      </w:pPr>
-      <w:r>
-        <w:rPr>
-          <w:b w:val="0"/>
-        </w:rPr>
-        <w:t>Use counts divided by total 10. The current physical box is separately checked and found empty.</w:t>
       </w:r>
     </w:p>
     <w:p>
@@ -1764,7 +2168,7 @@
         <w:drawing>
           <wp:inline xmlns:a="http://schemas.openxmlformats.org/drawingml/2006/main" xmlns:pic="http://schemas.openxmlformats.org/drawingml/2006/picture">
             <wp:extent cx="5486400" cy="3131457"/>
-            <wp:docPr id="1" name="Picture 1" descr="Toy next-word distribution"/>
+            <wp:docPr id="2" name="Picture 2" descr="Toy next-word distribution"/>
             <wp:cNvGraphicFramePr>
               <a:graphicFrameLocks noChangeAspect="1"/>
             </wp:cNvGraphicFramePr>
@@ -1776,7 +2180,7 @@
                     <pic:cNvPicPr/>
                   </pic:nvPicPr>
                   <pic:blipFill>
-                    <a:blip r:embed="rId9"/>
+                    <a:blip r:embed="rId10"/>
                     <a:stretch>
                       <a:fillRect/>
                     </a:stretch>
@@ -1800,7 +2204,7 @@
         <w:drawing>
           <wp:inline xmlns:a="http://schemas.openxmlformats.org/drawingml/2006/main" xmlns:pic="http://schemas.openxmlformats.org/drawingml/2006/picture">
             <wp:extent cx="5346057" cy="5943599"/>
-            <wp:docPr id="2" name="Picture 2" descr="Predictive vs Generative. Count table: Continuation counts are 6,3,1; total 10.. Probabilities: full=0.6; empty=0.3; unknown=0.1.. Greedy continuation: Largest probability chooses full for this toy prefix.. Check reality: Current observation says empty; frequent wording is not a present inventory reading."/>
+            <wp:docPr id="3" name="Picture 3" descr="Predictive vs Generative. Count table: Continuation counts are 6,3,1; total 10.. Probabilities: full=0.6; empty=0.3; unknown=0.1.. Greedy continuation: Largest probability chooses full for this toy prefix.. Check reality: Current observation says empty; frequent wording is not a present inventory reading."/>
             <wp:cNvGraphicFramePr>
               <a:graphicFrameLocks noChangeAspect="1"/>
             </wp:cNvGraphicFramePr>
@@ -1812,7 +2216,7 @@
                     <pic:cNvPicPr/>
                   </pic:nvPicPr>
                   <pic:blipFill>
-                    <a:blip r:embed="rId10"/>
+                    <a:blip r:embed="rId11"/>
                     <a:stretch>
                       <a:fillRect/>
                     </a:stretch>
@@ -1981,24 +2385,324 @@
         <w:pStyle w:val="Heading3"/>
       </w:pPr>
       <w:r>
-        <w:t>Why the result follows</w:t>
+        <w:t>What this example does not establish</w:t>
+      </w:r>
+    </w:p>
+    <w:p>
+      <w:pPr>
+        <w:pStyle w:val="Heading3"/>
+      </w:pPr>
+      <w:r>
+        <w:t>Change one thing in the pictured case</w:t>
+      </w:r>
+    </w:p>
+    <w:p>
+      <w:pPr>
+        <w:pStyle w:val="Heading3"/>
+      </w:pPr>
+      <w:r>
+        <w:t>Ask while showing the picture</w:t>
+      </w:r>
+    </w:p>
+    <w:p>
+      <w:pPr>
+        <w:pStyle w:val="Heading1"/>
+      </w:pPr>
+      <w:r>
+        <w:t>03. Guide the reasoning, then remove help</w:t>
+      </w:r>
+    </w:p>
+    <w:p>
+      <w:r>
+        <w:t>Collect a response from each learner before discussing the worked key.</w:t>
+      </w:r>
+    </w:p>
+    <w:p>
+      <w:pPr>
+        <w:pStyle w:val="Heading2"/>
+      </w:pPr>
+      <w:r>
+        <w:t>Prompt before revealing</w:t>
       </w:r>
     </w:p>
     <w:p>
       <w:pPr>
         <w:spacing w:line="336" w:lineRule="auto" w:after="180"/>
-        <w:shd w:fill="F1F6FC"/>
       </w:pPr>
       <w:r>
         <w:rPr>
           <w:b w:val="0"/>
         </w:rPr>
-        <w:t xml:space="preserve">The table predicts a continuation in a text exercise, not the contents of the current box. Generating the most frequent token is a model-defined decision. A factual inventory statement needs current </w:t>
+        <w:t>Completion task: For The marker is, calculate the three empirical probabilities, their sum and their meaning.</w:t>
+      </w:r>
+    </w:p>
+    <w:p>
+      <w:pPr>
+        <w:pStyle w:val="Heading2"/>
+      </w:pPr>
+      <w:r>
+        <w:t>Expected reasoning and fading help</w:t>
+      </w:r>
+    </w:p>
+    <w:p>
+      <w:pPr>
+        <w:spacing w:line="336" w:lineRule="auto" w:after="180"/>
+      </w:pPr>
+      <w:r>
+        <w:rPr>
+          <w:b w:val="0"/>
+        </w:rPr>
+        <w:t xml:space="preserve">Teacher check: Teacher explanation: Probabilities 0.6,0.3,0.1 sum to 1 and describe ten supplied corpus continuations; they are not </w:t>
       </w:r>
       <w:r>
         <w:rPr>
           <w:b/>
         </w:rPr>
+        <w:t>observation</w:t>
+      </w:r>
+      <w:r>
+        <w:rPr>
+          <w:b w:val="0"/>
+        </w:rPr>
+        <w:t>s of the current marker.</w:t>
+      </w:r>
+    </w:p>
+    <w:p>
+      <w:pPr>
+        <w:spacing w:line="336" w:lineRule="auto" w:after="180"/>
+      </w:pPr>
+      <w:r>
+        <w:rPr>
+          <w:b w:val="0"/>
+        </w:rPr>
+        <w:t xml:space="preserve">Start by identifying the given </w:t>
+      </w:r>
+      <w:r>
+        <w:rPr>
+          <w:b/>
+        </w:rPr>
+        <w:t>input</w:t>
+      </w:r>
+      <w:r>
+        <w:rPr>
+          <w:b w:val="0"/>
+        </w:rPr>
+        <w:t>s together. Leave the intermediate steps blank. If needed, model one step, then withdraw that help on the next step. Move to a full trace only when the partial trace is understood.</w:t>
+      </w:r>
+    </w:p>
+    <w:p>
+      <w:pPr>
+        <w:spacing w:line="336" w:lineRule="auto" w:after="180"/>
+      </w:pPr>
+      <w:r>
+        <w:rPr>
+          <w:b w:val="0"/>
+        </w:rPr>
+        <w:t>For partners, alternate explainer and checker; collect a response from every learner before discussion.</w:t>
+      </w:r>
+    </w:p>
+    <w:p>
+      <w:pPr>
+        <w:pStyle w:val="Heading2"/>
+      </w:pPr>
+      <w:r>
+        <w:t>Check the misconception before discussion</w:t>
+      </w:r>
+    </w:p>
+    <w:p>
+      <w:pPr>
+        <w:spacing w:line="336" w:lineRule="auto" w:after="180"/>
+      </w:pPr>
+      <w:r>
+        <w:rPr>
+          <w:b w:val="0"/>
+        </w:rPr>
+        <w:t xml:space="preserve">Use the worked case for </w:t>
+      </w:r>
+      <w:r>
+        <w:rPr>
+          <w:b/>
+        </w:rPr>
+        <w:t>Generative</w:t>
+      </w:r>
+      <w:r>
+        <w:rPr>
+          <w:b w:val="0"/>
+        </w:rPr>
+        <w:t xml:space="preserve"> and </w:t>
+      </w:r>
+      <w:r>
+        <w:rPr>
+          <w:b/>
+        </w:rPr>
+        <w:t>predictive</w:t>
+      </w:r>
+      <w:r>
+        <w:rPr>
+          <w:b w:val="0"/>
+        </w:rPr>
+        <w:t xml:space="preserve"> objectives. Proposed explanation: “</w:t>
+      </w:r>
+      <w:r>
+        <w:rPr>
+          <w:b/>
+        </w:rPr>
+        <w:t>Generative</w:t>
+      </w:r>
+      <w:r>
+        <w:rPr>
+          <w:b w:val="0"/>
+        </w:rPr>
+        <w:t xml:space="preserve"> models do not predict”. Decide whether this explanation is supported.</w:t>
+      </w:r>
+    </w:p>
+    <w:p>
+      <w:pPr>
+        <w:spacing w:line="336" w:lineRule="auto" w:after="180"/>
+      </w:pPr>
+      <w:r>
+        <w:rPr>
+          <w:b w:val="0"/>
+        </w:rPr>
+        <w:t>Point to the step or supplied fact that decides; explain your repair if needed.</w:t>
+      </w:r>
+    </w:p>
+    <w:p>
+      <w:pPr>
+        <w:spacing w:line="336" w:lineRule="auto" w:after="180"/>
+      </w:pPr>
+      <w:r>
+        <w:rPr>
+          <w:b w:val="0"/>
+        </w:rPr>
+        <w:t xml:space="preserve">Expected correction: </w:t>
+      </w:r>
+      <w:r>
+        <w:rPr>
+          <w:b/>
+        </w:rPr>
+        <w:t>Autoregressive generation</w:t>
+      </w:r>
+      <w:r>
+        <w:rPr>
+          <w:b w:val="0"/>
+        </w:rPr>
+        <w:t xml:space="preserve"> predicts the next item repeatedly.</w:t>
+      </w:r>
+    </w:p>
+    <w:p>
+      <w:pPr>
+        <w:spacing w:line="336" w:lineRule="auto" w:after="180"/>
+      </w:pPr>
+      <w:r>
+        <w:rPr>
+          <w:b w:val="0"/>
+        </w:rPr>
+        <w:t>Collect explanations, not only yes/no votes. If a misunderstanding is common, re-model the relevant step for the class.</w:t>
+      </w:r>
+    </w:p>
+    <w:p>
+      <w:pPr>
+        <w:spacing w:line="336" w:lineRule="auto" w:after="180"/>
+      </w:pPr>
+      <w:r>
+        <w:rPr>
+          <w:b w:val="0"/>
+        </w:rPr>
+        <w:t>If it affects a few learners, give a short targeted group explanation while others solve a more demanding variation.</w:t>
+      </w:r>
+    </w:p>
+    <w:p>
+      <w:pPr>
+        <w:pStyle w:val="Heading2"/>
+      </w:pPr>
+      <w:r>
+        <w:t>Use the pictorial check</w:t>
+      </w:r>
+    </w:p>
+    <w:p>
+      <w:pPr>
+        <w:spacing w:line="336" w:lineRule="auto" w:after="180"/>
+      </w:pPr>
+      <w:r>
+        <w:rPr>
+          <w:b w:val="0"/>
+        </w:rPr>
+        <w:t>Does matching the physical box in the changed table prove the generator measures boxes?</w:t>
+      </w:r>
+    </w:p>
+    <w:p>
+      <w:pPr>
+        <w:spacing w:line="336" w:lineRule="auto" w:after="180"/>
+      </w:pPr>
+      <w:r>
+        <w:rPr>
+          <w:b w:val="0"/>
+        </w:rPr>
+        <w:t xml:space="preserve">No. It happens to match here; its </w:t>
+      </w:r>
+      <w:r>
+        <w:rPr>
+          <w:b/>
+        </w:rPr>
+        <w:t>mechanism</w:t>
+      </w:r>
+      <w:r>
+        <w:rPr>
+          <w:b w:val="0"/>
+        </w:rPr>
+        <w:t xml:space="preserve"> still selects a token from supplied counts rather than sensing contents.</w:t>
+      </w:r>
+    </w:p>
+    <w:p>
+      <w:pPr>
+        <w:spacing w:line="336" w:lineRule="auto" w:after="180"/>
+      </w:pPr>
+      <w:r>
+        <w:rPr>
+          <w:b w:val="0"/>
+        </w:rPr>
+        <w:t xml:space="preserve">Changed-case reasoning: Greedy </w:t>
+      </w:r>
+      <w:r>
+        <w:rPr>
+          <w:b/>
+        </w:rPr>
+        <w:t>output</w:t>
+      </w:r>
+      <w:r>
+        <w:rPr>
+          <w:b w:val="0"/>
+        </w:rPr>
+        <w:t xml:space="preserve"> becomes empty; the model assigns that token probability 0.7. The continuation distribution changed; the independently observed box has not changed.</w:t>
+      </w:r>
+    </w:p>
+    <w:p>
+      <w:pPr>
+        <w:spacing w:line="336" w:lineRule="auto" w:after="180"/>
+      </w:pPr>
+      <w:r>
+        <w:rPr>
+          <w:b w:val="0"/>
+        </w:rPr>
+        <w:t xml:space="preserve">Collect each learner’s explanation before discussion. Use the first missing connection between </w:t>
+      </w:r>
+      <w:r>
+        <w:rPr>
+          <w:b/>
+        </w:rPr>
+        <w:t>input</w:t>
+      </w:r>
+      <w:r>
+        <w:rPr>
+          <w:b w:val="0"/>
+        </w:rPr>
+        <w:t xml:space="preserve">, deciding step and result to choose support. This question is worked-case practice, not fresh mastery </w:t>
+      </w:r>
+      <w:r>
+        <w:rPr>
+          <w:b/>
+        </w:rPr>
         <w:t>evidence</w:t>
       </w:r>
       <w:r>
@@ -2010,26 +2714,117 @@
     </w:p>
     <w:p>
       <w:pPr>
+        <w:pStyle w:val="Heading2"/>
+      </w:pPr>
+      <w:r>
+        <w:t>Keep each learner explaining</w:t>
+      </w:r>
+    </w:p>
+    <w:p>
+      <w:pPr>
+        <w:pStyle w:val="ListBullet"/>
+      </w:pPr>
+      <w:r>
+        <w:t>Ask: Which facts are given, and which would we have to assume? Learners mark relevant details before discussing answers.</w:t>
+      </w:r>
+    </w:p>
+    <w:p>
+      <w:pPr>
+        <w:pStyle w:val="ListBullet"/>
+      </w:pPr>
+      <w:r>
+        <w:t>Say: Predict first. Show the rule, information path or calculation that would produce the result. A correct guess is not yet an explanation.</w:t>
+      </w:r>
+    </w:p>
+    <w:p>
+      <w:pPr>
+        <w:pStyle w:val="ListBullet"/>
+      </w:pPr>
+      <w:r>
+        <w:t>In pairs, one learner solves while the other checks evidence; exchange roles. Remove the worked answer before independent assessment.</w:t>
+      </w:r>
+    </w:p>
+    <w:p>
+      <w:pPr>
+        <w:pStyle w:val="Heading2"/>
+      </w:pPr>
+      <w:r>
+        <w:t>Earlier wording, alternatives and picture transcripts · reference / check after trying</w:t>
+      </w:r>
+    </w:p>
+    <w:p>
+      <w:pPr>
         <w:spacing w:line="336" w:lineRule="auto" w:after="180"/>
-        <w:shd w:fill="F1F6FC"/>
       </w:pPr>
       <w:r>
         <w:rPr>
           <w:b w:val="0"/>
         </w:rPr>
-        <w:t xml:space="preserve">The numerical table is intentionally small; real </w:t>
+        <w:t>Demonstrate and guide practice</w:t>
+      </w:r>
+    </w:p>
+    <w:p>
+      <w:pPr>
+        <w:pStyle w:val="Heading3"/>
+      </w:pPr>
+      <w:r>
+        <w:t>Board sequence</w:t>
+      </w:r>
+    </w:p>
+    <w:p>
+      <w:pPr>
+        <w:spacing w:line="336" w:lineRule="auto" w:after="180"/>
+      </w:pPr>
+      <w:r>
+        <w:rPr>
+          <w:b w:val="0"/>
+        </w:rPr>
+        <w:t>Write the given facts: A labels genre; B writes a new blurb; C computes 24/6.</w:t>
+      </w:r>
+    </w:p>
+    <w:p>
+      <w:pPr>
+        <w:spacing w:line="336" w:lineRule="auto" w:after="180"/>
+      </w:pPr>
+      <w:r>
+        <w:rPr>
+          <w:b w:val="0"/>
+        </w:rPr>
+        <w:t>Write the question to explain: Distinguish operations.</w:t>
+      </w:r>
+    </w:p>
+    <w:p>
+      <w:pPr>
+        <w:spacing w:line="336" w:lineRule="auto" w:after="180"/>
+      </w:pPr>
+      <w:r>
+        <w:rPr>
+          <w:b w:val="0"/>
+        </w:rPr>
+        <w:t xml:space="preserve">Reveal after </w:t>
       </w:r>
       <w:r>
         <w:rPr>
           <w:b/>
         </w:rPr>
-        <w:t>generative</w:t>
+        <w:t>prediction</w:t>
       </w:r>
       <w:r>
         <w:rPr>
           <w:b w:val="0"/>
         </w:rPr>
-        <w:t xml:space="preserve"> systems condition on richer context and do not simply consult these three counts.</w:t>
+        <w:t>s: A predicts a category, B generates text, C calculates 4. Products may combine them.</w:t>
+      </w:r>
+    </w:p>
+    <w:p>
+      <w:pPr>
+        <w:spacing w:line="336" w:lineRule="auto" w:after="180"/>
+      </w:pPr>
+      <w:r>
+        <w:rPr>
+          <w:b w:val="0"/>
+        </w:rPr>
+        <w:t>Use the earlier changed question as optional later practice. Reserve Analyse a new corpus independently for the first independent attempt before hints or feedback.</w:t>
       </w:r>
     </w:p>
     <w:p>
@@ -2037,406 +2832,18 @@
         <w:pStyle w:val="Heading3"/>
       </w:pPr>
       <w:r>
-        <w:t>What this example does not establish</w:t>
-      </w:r>
-    </w:p>
-    <w:p>
-      <w:pPr>
-        <w:pStyle w:val="Heading3"/>
-      </w:pPr>
-      <w:r>
-        <w:t>Keep the stated limit</w:t>
+        <w:t>Classroom dialogue</w:t>
       </w:r>
     </w:p>
     <w:p>
       <w:pPr>
         <w:spacing w:line="336" w:lineRule="auto" w:after="180"/>
-        <w:shd w:fill="FFF5E6"/>
       </w:pPr>
       <w:r>
         <w:rPr>
           <w:b w:val="0"/>
         </w:rPr>
-        <w:t xml:space="preserve">A one-step toy distribution does not describe every </w:t>
-      </w:r>
-      <w:r>
-        <w:rPr>
-          <w:b/>
-        </w:rPr>
-        <w:t>predictive</w:t>
-      </w:r>
-      <w:r>
-        <w:rPr>
-          <w:b w:val="0"/>
-        </w:rPr>
-        <w:t xml:space="preserve"> or </w:t>
-      </w:r>
-      <w:r>
-        <w:rPr>
-          <w:b/>
-        </w:rPr>
-        <w:t>generative</w:t>
-      </w:r>
-      <w:r>
-        <w:rPr>
-          <w:b w:val="0"/>
-        </w:rPr>
-        <w:t xml:space="preserve"> model or validate factual accuracy.</w:t>
-      </w:r>
-    </w:p>
-    <w:p>
-      <w:pPr>
-        <w:pStyle w:val="Heading3"/>
-      </w:pPr>
-      <w:r>
-        <w:t>Change one thing in the pictured case</w:t>
-      </w:r>
-    </w:p>
-    <w:p>
-      <w:pPr>
-        <w:pStyle w:val="Heading3"/>
-      </w:pPr>
-      <w:r>
-        <w:t>Change one thing</w:t>
-      </w:r>
-    </w:p>
-    <w:p>
-      <w:pPr>
-        <w:spacing w:line="336" w:lineRule="auto" w:after="180"/>
-        <w:shd w:fill="F5F1FB"/>
-      </w:pPr>
-      <w:r>
-        <w:rPr>
-          <w:b w:val="0"/>
-        </w:rPr>
-        <w:t xml:space="preserve">Change: Change the </w:t>
-      </w:r>
-      <w:r>
-        <w:rPr>
-          <w:b/>
-        </w:rPr>
-        <w:t>training</w:t>
-      </w:r>
-      <w:r>
-        <w:rPr>
-          <w:b w:val="0"/>
-        </w:rPr>
-        <w:t xml:space="preserve"> table to full 2, empty 7, unknown 1.</w:t>
-      </w:r>
-    </w:p>
-    <w:p>
-      <w:pPr>
-        <w:pStyle w:val="Heading3"/>
-      </w:pPr>
-      <w:r>
-        <w:t>Predicted result</w:t>
-      </w:r>
-    </w:p>
-    <w:p>
-      <w:pPr>
-        <w:spacing w:line="336" w:lineRule="auto" w:after="180"/>
-        <w:shd w:fill="F1F6FC"/>
-      </w:pPr>
-      <w:r>
-        <w:rPr>
-          <w:b/>
-        </w:rPr>
-        <w:t>Prediction</w:t>
-      </w:r>
-      <w:r>
-        <w:rPr>
-          <w:b w:val="0"/>
-        </w:rPr>
-        <w:t xml:space="preserve">: Greedy </w:t>
-      </w:r>
-      <w:r>
-        <w:rPr>
-          <w:b/>
-        </w:rPr>
-        <w:t>output</w:t>
-      </w:r>
-      <w:r>
-        <w:rPr>
-          <w:b w:val="0"/>
-        </w:rPr>
-        <w:t xml:space="preserve"> becomes empty; the model assigns that token probability 0.7.</w:t>
-      </w:r>
-    </w:p>
-    <w:p>
-      <w:pPr>
-        <w:pStyle w:val="Heading3"/>
-      </w:pPr>
-      <w:r>
-        <w:t>Why the result follows</w:t>
-      </w:r>
-    </w:p>
-    <w:p>
-      <w:pPr>
-        <w:spacing w:line="336" w:lineRule="auto" w:after="180"/>
-        <w:shd w:fill="F1F6FC"/>
-      </w:pPr>
-      <w:r>
-        <w:rPr>
-          <w:b w:val="0"/>
-        </w:rPr>
-        <w:t>Reason: The continuation distribution changed; the independently observed box has not changed.</w:t>
-      </w:r>
-    </w:p>
-    <w:p>
-      <w:pPr>
-        <w:pStyle w:val="Heading3"/>
-      </w:pPr>
-      <w:r>
-        <w:t>Ask while showing the picture</w:t>
-      </w:r>
-    </w:p>
-    <w:p>
-      <w:pPr>
-        <w:pStyle w:val="Heading3"/>
-      </w:pPr>
-      <w:r>
-        <w:t>Ask while showing the picture · 5</w:t>
-      </w:r>
-    </w:p>
-    <w:p>
-      <w:pPr>
-        <w:spacing w:line="336" w:lineRule="auto" w:after="180"/>
-      </w:pPr>
-      <w:r>
-        <w:rPr>
-          <w:b w:val="0"/>
-        </w:rPr>
-        <w:t xml:space="preserve">Cover the result. Ask learners to name the </w:t>
-      </w:r>
-      <w:r>
-        <w:rPr>
-          <w:b/>
-        </w:rPr>
-        <w:t>input</w:t>
-      </w:r>
-      <w:r>
-        <w:rPr>
-          <w:b w:val="0"/>
-        </w:rPr>
-        <w:t xml:space="preserve">s and predict the next step. Uncover one step, connect the icon to the actual procedure, and explain its </w:t>
-      </w:r>
-      <w:r>
-        <w:rPr>
-          <w:b/>
-        </w:rPr>
-        <w:t>evidence</w:t>
-      </w:r>
-      <w:r>
-        <w:rPr>
-          <w:b w:val="0"/>
-        </w:rPr>
-        <w:t>. Then change the supplied condition and compare.</w:t>
-      </w:r>
-    </w:p>
-    <w:p>
-      <w:pPr>
-        <w:spacing w:line="336" w:lineRule="auto" w:after="180"/>
-      </w:pPr>
-      <w:r>
-        <w:rPr>
-          <w:b w:val="0"/>
-        </w:rPr>
-        <w:t>The picture is a representation; it does not document execution of a real AI model.</w:t>
-      </w:r>
-    </w:p>
-    <w:p>
-      <w:pPr>
-        <w:pStyle w:val="Heading1"/>
-      </w:pPr>
-      <w:r>
-        <w:t>03. Demonstrate and guide practice</w:t>
-      </w:r>
-    </w:p>
-    <w:p>
-      <w:r>
-        <w:t>Demonstrate Predictive vs Generative, reduce support deliberately and check individual reasoning before discussing answers.</w:t>
-      </w:r>
-    </w:p>
-    <w:p>
-      <w:pPr>
-        <w:pStyle w:val="Heading3"/>
-      </w:pPr>
-      <w:r>
-        <w:t>Board sequence</w:t>
-      </w:r>
-    </w:p>
-    <w:p>
-      <w:pPr>
-        <w:pStyle w:val="Heading3"/>
-      </w:pPr>
-      <w:r>
-        <w:t>1. Put the facts on the board</w:t>
-      </w:r>
-    </w:p>
-    <w:p>
-      <w:pPr>
-        <w:spacing w:line="336" w:lineRule="auto" w:after="180"/>
-        <w:shd w:fill="F4F9FC"/>
-      </w:pPr>
-      <w:r>
-        <w:rPr>
-          <w:b w:val="0"/>
-        </w:rPr>
-        <w:t>Write the given facts: A labels genre; B writes a new blurb; C computes 24/6.</w:t>
-      </w:r>
-    </w:p>
-    <w:p>
-      <w:pPr>
-        <w:pStyle w:val="Heading3"/>
-      </w:pPr>
-      <w:r>
-        <w:t>2. State the decision to explain</w:t>
-      </w:r>
-    </w:p>
-    <w:p>
-      <w:pPr>
-        <w:spacing w:line="336" w:lineRule="auto" w:after="180"/>
-        <w:shd w:fill="F4F9FC"/>
-      </w:pPr>
-      <w:r>
-        <w:rPr>
-          <w:b w:val="0"/>
-        </w:rPr>
-        <w:t>Write the question to explain: Distinguish operations.</w:t>
-      </w:r>
-    </w:p>
-    <w:p>
-      <w:pPr>
-        <w:pStyle w:val="Heading3"/>
-      </w:pPr>
-      <w:r>
-        <w:t>3. Reveal the worked reasoning</w:t>
-      </w:r>
-    </w:p>
-    <w:p>
-      <w:pPr>
-        <w:spacing w:line="336" w:lineRule="auto" w:after="180"/>
-        <w:shd w:fill="F1F6FC"/>
-      </w:pPr>
-      <w:r>
-        <w:rPr>
-          <w:b w:val="0"/>
-        </w:rPr>
-        <w:t xml:space="preserve">Reveal after </w:t>
-      </w:r>
-      <w:r>
-        <w:rPr>
-          <w:b/>
-        </w:rPr>
-        <w:t>prediction</w:t>
-      </w:r>
-      <w:r>
-        <w:rPr>
-          <w:b w:val="0"/>
-        </w:rPr>
-        <w:t>s: A predicts a category, B generates text, C calculates 4. Products may combine them.</w:t>
-      </w:r>
-    </w:p>
-    <w:p>
-      <w:pPr>
-        <w:pStyle w:val="Heading3"/>
-      </w:pPr>
-      <w:r>
-        <w:t>Hold back the independent task</w:t>
-      </w:r>
-    </w:p>
-    <w:p>
-      <w:pPr>
-        <w:spacing w:line="336" w:lineRule="auto" w:after="180"/>
-        <w:shd w:fill="F5F1FB"/>
-      </w:pPr>
-      <w:r>
-        <w:rPr>
-          <w:b w:val="0"/>
-        </w:rPr>
-        <w:t>Keep for an independent attempt: One model labels a review positive or negative; another writes a new review. Which classifies and which generates? Must generated text be true?</w:t>
-      </w:r>
-    </w:p>
-    <w:p>
-      <w:pPr>
-        <w:pStyle w:val="Heading3"/>
-      </w:pPr>
-      <w:r>
-        <w:t>Classroom dialogue</w:t>
-      </w:r>
-    </w:p>
-    <w:p>
-      <w:pPr>
-        <w:pStyle w:val="Heading3"/>
-      </w:pPr>
-      <w:r>
-        <w:t>Ask the class</w:t>
-      </w:r>
-    </w:p>
-    <w:p>
-      <w:pPr>
-        <w:spacing w:line="336" w:lineRule="auto" w:after="180"/>
-        <w:shd w:fill="F5F1FB"/>
-      </w:pPr>
-      <w:r>
-        <w:rPr>
-          <w:b w:val="0"/>
-        </w:rPr>
-        <w:t>Ask: Which facts are given, and which would we have to assume? Learners mark relevant details before discussing answers.</w:t>
-      </w:r>
-    </w:p>
-    <w:p>
-      <w:pPr>
-        <w:pStyle w:val="Heading3"/>
-      </w:pPr>
-      <w:r>
-        <w:t>Language to model</w:t>
-      </w:r>
-    </w:p>
-    <w:p>
-      <w:pPr>
-        <w:spacing w:line="336" w:lineRule="auto" w:after="180"/>
-        <w:shd w:fill="F1F6F8"/>
-      </w:pPr>
-      <w:r>
-        <w:rPr>
-          <w:b w:val="0"/>
-        </w:rPr>
-        <w:t>Say: Predict first. Show the rule, information path or calculation that would produce the result. A correct guess is not yet an explanation.</w:t>
-      </w:r>
-    </w:p>
-    <w:p>
-      <w:pPr>
-        <w:spacing w:line="336" w:lineRule="auto" w:after="180"/>
-      </w:pPr>
-      <w:r>
-        <w:rPr>
-          <w:b w:val="0"/>
-        </w:rPr>
         <w:t>Reveal reasoning one step at a time. Explain why a tempting alternative fails. Write units and denominators for arithmetic, trace conditions for decisions, and identify supporting sources for claims.</w:t>
-      </w:r>
-    </w:p>
-    <w:p>
-      <w:pPr>
-        <w:spacing w:line="336" w:lineRule="auto" w:after="180"/>
-      </w:pPr>
-      <w:r>
-        <w:rPr>
-          <w:b w:val="0"/>
-        </w:rPr>
-        <w:t xml:space="preserve">In pairs, one learner solves while the other checks </w:t>
-      </w:r>
-      <w:r>
-        <w:rPr>
-          <w:b/>
-        </w:rPr>
-        <w:t>evidence</w:t>
-      </w:r>
-      <w:r>
-        <w:rPr>
-          <w:b w:val="0"/>
-        </w:rPr>
-        <w:t>; exchange roles. Remove the worked answer before independent assessment.</w:t>
       </w:r>
     </w:p>
     <w:p>
@@ -2703,448 +3110,103 @@
         <w:pStyle w:val="Heading3"/>
       </w:pPr>
       <w:r>
-        <w:t>Completion practice</w:t>
+        <w:t>Individual reasoning check</w:t>
+      </w:r>
+    </w:p>
+    <w:p>
+      <w:pPr>
+        <w:pStyle w:val="Heading3"/>
+      </w:pPr>
+      <w:r>
+        <w:t>Pictorial practice question</w:t>
+      </w:r>
+    </w:p>
+    <w:p>
+      <w:pPr>
+        <w:pStyle w:val="Heading3"/>
+      </w:pPr>
+      <w:r>
+        <w:t>Reasoned teacher answer</w:t>
+      </w:r>
+    </w:p>
+    <w:p>
+      <w:pPr>
+        <w:pStyle w:val="Heading1"/>
+      </w:pPr>
+      <w:r>
+        <w:t>04. Run the supplied investigation</w:t>
+      </w:r>
+    </w:p>
+    <w:p>
+      <w:r>
+        <w:t>Keep expected results, observed paper traces and remaining limits distinguishable.</w:t>
+      </w:r>
+    </w:p>
+    <w:p>
+      <w:pPr>
+        <w:pStyle w:val="Heading2"/>
+      </w:pPr>
+      <w:r>
+        <w:t>Supplied materials and answer guidance</w:t>
       </w:r>
     </w:p>
     <w:p>
       <w:pPr>
         <w:spacing w:line="336" w:lineRule="auto" w:after="180"/>
-        <w:shd w:fill="F5F1FB"/>
       </w:pPr>
       <w:r>
         <w:rPr>
           <w:b w:val="0"/>
         </w:rPr>
-        <w:t>Completion task: For The marker is, calculate the three empirical probabilities, their sum and their meaning.</w:t>
-      </w:r>
-    </w:p>
-    <w:p>
-      <w:pPr>
-        <w:pStyle w:val="Heading3"/>
-      </w:pPr>
-      <w:r>
-        <w:t>Reasoning to listen for</w:t>
-      </w:r>
-    </w:p>
-    <w:p>
-      <w:pPr>
-        <w:spacing w:line="336" w:lineRule="auto" w:after="180"/>
-        <w:shd w:fill="F1F6FC"/>
-      </w:pPr>
-      <w:r>
-        <w:rPr>
-          <w:b w:val="0"/>
-        </w:rPr>
-        <w:t xml:space="preserve">Teacher check: Teacher explanation: Probabilities 0.6,0.3,0.1 sum to 1 and describe ten supplied corpus continuations; they are not </w:t>
-      </w:r>
-      <w:r>
-        <w:rPr>
-          <w:b/>
-        </w:rPr>
-        <w:t>observation</w:t>
-      </w:r>
-      <w:r>
-        <w:rPr>
-          <w:b w:val="0"/>
-        </w:rPr>
-        <w:t>s of the current marker.</w:t>
-      </w:r>
-    </w:p>
-    <w:p>
-      <w:pPr>
-        <w:spacing w:line="336" w:lineRule="auto" w:after="180"/>
-      </w:pPr>
-      <w:r>
-        <w:rPr>
-          <w:b w:val="0"/>
-        </w:rPr>
-        <w:t xml:space="preserve">Start by identifying the given </w:t>
-      </w:r>
-      <w:r>
-        <w:rPr>
-          <w:b/>
-        </w:rPr>
-        <w:t>input</w:t>
-      </w:r>
-      <w:r>
-        <w:rPr>
-          <w:b w:val="0"/>
-        </w:rPr>
-        <w:t>s together. Leave the intermediate steps blank. If needed, model one step, then withdraw that help on the next step. Move to a full trace only when the partial trace is understood.</w:t>
-      </w:r>
-    </w:p>
-    <w:p>
-      <w:pPr>
-        <w:spacing w:line="336" w:lineRule="auto" w:after="180"/>
-      </w:pPr>
-      <w:r>
-        <w:rPr>
-          <w:b w:val="0"/>
-        </w:rPr>
-        <w:t>For partners, alternate explainer and checker; collect a response from every learner before discussion.</w:t>
-      </w:r>
-    </w:p>
-    <w:p>
-      <w:pPr>
-        <w:pStyle w:val="Heading3"/>
-      </w:pPr>
-      <w:r>
-        <w:t>Individual reasoning check</w:t>
-      </w:r>
-    </w:p>
-    <w:p>
-      <w:pPr>
-        <w:spacing w:line="336" w:lineRule="auto" w:after="180"/>
-      </w:pPr>
-      <w:r>
-        <w:rPr>
-          <w:b w:val="0"/>
-        </w:rPr>
-        <w:t xml:space="preserve">Use the worked case for </w:t>
-      </w:r>
-      <w:r>
-        <w:rPr>
-          <w:b/>
-        </w:rPr>
-        <w:t>Generative</w:t>
-      </w:r>
-      <w:r>
-        <w:rPr>
-          <w:b w:val="0"/>
-        </w:rPr>
-        <w:t xml:space="preserve"> and </w:t>
-      </w:r>
-      <w:r>
-        <w:rPr>
-          <w:b/>
-        </w:rPr>
-        <w:t>predictive</w:t>
-      </w:r>
-      <w:r>
-        <w:rPr>
-          <w:b w:val="0"/>
-        </w:rPr>
-        <w:t xml:space="preserve"> objectives. Proposed explanation: “</w:t>
-      </w:r>
-      <w:r>
-        <w:rPr>
-          <w:b/>
-        </w:rPr>
-        <w:t>Generative</w:t>
-      </w:r>
-      <w:r>
-        <w:rPr>
-          <w:b w:val="0"/>
-        </w:rPr>
-        <w:t xml:space="preserve"> models do not predict”. Decide whether this explanation is supported.</w:t>
-      </w:r>
-    </w:p>
-    <w:p>
-      <w:pPr>
-        <w:spacing w:line="336" w:lineRule="auto" w:after="180"/>
-      </w:pPr>
-      <w:r>
-        <w:rPr>
-          <w:b w:val="0"/>
-        </w:rPr>
-        <w:t>Point to the step or supplied fact that decides; explain your repair if needed.</w:t>
-      </w:r>
-    </w:p>
-    <w:p>
-      <w:pPr>
-        <w:pStyle w:val="Heading3"/>
-      </w:pPr>
-      <w:r>
-        <w:t>Expected repair</w:t>
-      </w:r>
-    </w:p>
-    <w:p>
-      <w:pPr>
-        <w:spacing w:line="336" w:lineRule="auto" w:after="180"/>
-        <w:shd w:fill="F1F6FC"/>
-      </w:pPr>
-      <w:r>
-        <w:rPr>
-          <w:b w:val="0"/>
-        </w:rPr>
-        <w:t xml:space="preserve">Expected correction: </w:t>
-      </w:r>
-      <w:r>
-        <w:rPr>
-          <w:b/>
-        </w:rPr>
-        <w:t>Autoregressive generation</w:t>
-      </w:r>
-      <w:r>
-        <w:rPr>
-          <w:b w:val="0"/>
-        </w:rPr>
-        <w:t xml:space="preserve"> predicts the next item repeatedly.</w:t>
-      </w:r>
-    </w:p>
-    <w:p>
-      <w:pPr>
-        <w:spacing w:line="336" w:lineRule="auto" w:after="180"/>
-      </w:pPr>
-      <w:r>
-        <w:rPr>
-          <w:b w:val="0"/>
-        </w:rPr>
-        <w:t>Collect explanations, not only yes/no votes. If a misunderstanding is common, re-model the relevant step for the class.</w:t>
-      </w:r>
-    </w:p>
-    <w:p>
-      <w:pPr>
-        <w:spacing w:line="336" w:lineRule="auto" w:after="180"/>
-      </w:pPr>
-      <w:r>
-        <w:rPr>
-          <w:b w:val="0"/>
-        </w:rPr>
-        <w:t>If it affects a few learners, give a short targeted group explanation while others solve a more demanding variation.</w:t>
-      </w:r>
-    </w:p>
-    <w:p>
-      <w:pPr>
-        <w:pStyle w:val="Heading3"/>
-      </w:pPr>
-      <w:r>
-        <w:t>Pictorial practice question</w:t>
-      </w:r>
-    </w:p>
-    <w:p>
-      <w:pPr>
-        <w:spacing w:line="336" w:lineRule="auto" w:after="180"/>
-        <w:shd w:fill="F5F1FB"/>
-      </w:pPr>
-      <w:r>
-        <w:rPr>
-          <w:b w:val="0"/>
-        </w:rPr>
-        <w:t>Does matching the physical box in the changed table prove the generator measures boxes?</w:t>
-      </w:r>
-    </w:p>
-    <w:p>
-      <w:pPr>
-        <w:pStyle w:val="Heading3"/>
-      </w:pPr>
-      <w:r>
-        <w:t>Reasoned teacher answer</w:t>
-      </w:r>
-    </w:p>
-    <w:p>
-      <w:pPr>
-        <w:spacing w:line="336" w:lineRule="auto" w:after="180"/>
-      </w:pPr>
-      <w:r>
-        <w:rPr>
-          <w:b w:val="0"/>
-        </w:rPr>
-        <w:t xml:space="preserve">No. It happens to match here; its </w:t>
-      </w:r>
-      <w:r>
-        <w:rPr>
-          <w:b/>
-        </w:rPr>
-        <w:t>mechanism</w:t>
-      </w:r>
-      <w:r>
-        <w:rPr>
-          <w:b w:val="0"/>
-        </w:rPr>
-        <w:t xml:space="preserve"> still selects a token from supplied counts rather than sensing contents.</w:t>
-      </w:r>
-    </w:p>
-    <w:p>
-      <w:pPr>
-        <w:spacing w:line="336" w:lineRule="auto" w:after="180"/>
-      </w:pPr>
-      <w:r>
-        <w:rPr>
-          <w:b w:val="0"/>
-        </w:rPr>
-        <w:t xml:space="preserve">Changed-case reasoning: Greedy </w:t>
-      </w:r>
-      <w:r>
-        <w:rPr>
-          <w:b/>
-        </w:rPr>
-        <w:t>output</w:t>
-      </w:r>
-      <w:r>
-        <w:rPr>
-          <w:b w:val="0"/>
-        </w:rPr>
-        <w:t xml:space="preserve"> becomes empty; the model assigns that token probability 0.7. The continuation distribution changed; the independently observed box has not changed.</w:t>
-      </w:r>
-    </w:p>
-    <w:p>
-      <w:pPr>
-        <w:spacing w:line="336" w:lineRule="auto" w:after="180"/>
-      </w:pPr>
-      <w:r>
-        <w:rPr>
-          <w:b w:val="0"/>
-        </w:rPr>
-        <w:t xml:space="preserve">Collect each learner’s explanation before discussion. Use the first missing connection between </w:t>
-      </w:r>
-      <w:r>
-        <w:rPr>
-          <w:b/>
-        </w:rPr>
-        <w:t>input</w:t>
-      </w:r>
-      <w:r>
-        <w:rPr>
-          <w:b w:val="0"/>
-        </w:rPr>
-        <w:t xml:space="preserve">, deciding step and result to choose support. This question is worked-case practice, not fresh mastery </w:t>
-      </w:r>
-      <w:r>
-        <w:rPr>
-          <w:b/>
-        </w:rPr>
-        <w:t>evidence</w:t>
-      </w:r>
-      <w:r>
-        <w:rPr>
-          <w:b w:val="0"/>
-        </w:rPr>
-        <w:t>.</w:t>
-      </w:r>
-    </w:p>
-    <w:p>
-      <w:pPr>
-        <w:pStyle w:val="Heading1"/>
-      </w:pPr>
-      <w:r>
-        <w:t>04. Run the weekly evidence lab</w:t>
-      </w:r>
-    </w:p>
-    <w:p>
-      <w:r>
-        <w:t>Run the Predictive vs Generative investigation and use the first unsupported step to choose a teaching response.</w:t>
-      </w:r>
-    </w:p>
-    <w:p>
-      <w:pPr>
-        <w:spacing w:line="336" w:lineRule="auto" w:after="180"/>
-      </w:pPr>
-      <w:r>
-        <w:rPr>
-          <w:b w:val="0"/>
-        </w:rPr>
-        <w:t>Words You Can Use to Reason</w:t>
-      </w:r>
-    </w:p>
-    <w:p>
-      <w:pPr>
-        <w:spacing w:line="336" w:lineRule="auto" w:after="180"/>
-      </w:pPr>
-      <w:r>
-        <w:rPr>
-          <w:b w:val="0"/>
-        </w:rPr>
-        <w:t>A definition matters when you can recognize the idea, use it, and contrast it with a near-miss.</w:t>
-      </w:r>
-    </w:p>
-    <w:p>
-      <w:pPr>
-        <w:spacing w:line="336" w:lineRule="auto" w:after="180"/>
-      </w:pPr>
-      <w:r>
-        <w:rPr>
-          <w:b w:val="0"/>
-        </w:rPr>
+        <w:t>Marker6/10,3/10,1/10→0.6,0.3,0.1,sum1; next-prefix end/today0.8/0.2 is not a replacement colour distribution. Door4/5open,1/5closed still conflicts with supplied current closed if greedyopen. Separate box counts6/3/1 greedyfull conflict with currentempty; changed2/7/1 greedilyempty does not imply measurement. Task cards distinguish stated calculation, retrieval, label/number prediction, sequence output and combined stages; no model performance is measured. Reserve the signal corpus for W4.</w:t>
+      </w:r>
+    </w:p>
+    <w:p>
+      <w:pPr>
+        <w:pStyle w:val="Heading2"/>
+      </w:pPr>
+      <w:r>
+        <w:t>Run and record</w:t>
+      </w:r>
+    </w:p>
+    <w:p>
+      <w:pPr>
+        <w:pStyle w:val="ListNumber"/>
+      </w:pPr>
+      <w:r>
         <w:t>Predict → Test → Record → Explain</w:t>
       </w:r>
     </w:p>
     <w:p>
       <w:pPr>
-        <w:spacing w:line="336" w:lineRule="auto" w:after="180"/>
-      </w:pPr>
-      <w:r>
-        <w:rPr>
-          <w:b w:val="0"/>
-        </w:rPr>
+        <w:pStyle w:val="ListNumber"/>
+      </w:pPr>
+      <w:r>
         <w:t>Keep expected and actual results separate. Surprises are useful data when recorded honestly.</w:t>
       </w:r>
     </w:p>
     <w:p>
       <w:pPr>
-        <w:spacing w:line="336" w:lineRule="auto" w:after="180"/>
-      </w:pPr>
-      <w:r>
-        <w:rPr>
-          <w:b w:val="0"/>
-        </w:rPr>
-        <w:t xml:space="preserve">Sort nine task cards by </w:t>
-      </w:r>
-      <w:r>
-        <w:rPr>
-          <w:b/>
-        </w:rPr>
-        <w:t>mechanism</w:t>
-      </w:r>
-      <w:r>
-        <w:rPr>
-          <w:b w:val="0"/>
-        </w:rPr>
-        <w:t xml:space="preserve">, name the </w:t>
-      </w:r>
-      <w:r>
-        <w:rPr>
-          <w:b/>
-        </w:rPr>
-        <w:t>output space</w:t>
-      </w:r>
-      <w:r>
-        <w:rPr>
-          <w:b w:val="0"/>
-        </w:rPr>
-        <w:t>, and specify one evaluation method for each category.</w:t>
-      </w:r>
-    </w:p>
-    <w:p>
-      <w:pPr>
-        <w:spacing w:line="336" w:lineRule="auto" w:after="180"/>
-        <w:shd w:fill="F5F1FB"/>
-      </w:pPr>
-      <w:r>
-        <w:rPr>
-          <w:b w:val="0"/>
-        </w:rPr>
+        <w:pStyle w:val="ListNumber"/>
+      </w:pPr>
+      <w:r>
+        <w:t>Use the supplied nine component cards. State input/output contracts, distinguish the stated mechanisms and propose evidence-based checks. No real model outputs or performance scores are supplied for these task cards.</w:t>
+      </w:r>
+    </w:p>
+    <w:p>
+      <w:pPr>
+        <w:pStyle w:val="ListNumber"/>
+      </w:pPr>
+      <w:r>
         <w:t>What did the hardest test teach you that the normal test did not?</w:t>
       </w:r>
     </w:p>
     <w:p>
       <w:pPr>
-        <w:pStyle w:val="Heading3"/>
-      </w:pPr>
-      <w:r>
-        <w:t>Make the lab runnable</w:t>
-      </w:r>
-    </w:p>
-    <w:p>
-      <w:pPr>
-        <w:spacing w:line="336" w:lineRule="auto" w:after="180"/>
-      </w:pPr>
-      <w:r>
-        <w:rPr>
-          <w:b w:val="0"/>
-        </w:rPr>
-        <w:t>Use the concrete case as the shared normal case and the independent question as a second case. Each pair creates a boundary or missing-information case and predicts its result before testing.</w:t>
-      </w:r>
-    </w:p>
-    <w:p>
-      <w:pPr>
-        <w:spacing w:line="336" w:lineRule="auto" w:after="180"/>
-      </w:pPr>
-      <w:r>
-        <w:rPr>
-          <w:b w:val="0"/>
-        </w:rPr>
-        <w:t>Keep the expected result separate from an observed mistake.</w:t>
+        <w:pStyle w:val="Heading2"/>
+      </w:pPr>
+      <w:r>
+        <w:t>Keep an inspectable record</w:t>
       </w:r>
     </w:p>
     <w:tbl>
@@ -3295,10 +3357,10 @@
     </w:tbl>
     <w:p>
       <w:pPr>
-        <w:pStyle w:val="Heading3"/>
-      </w:pPr>
-      <w:r>
-        <w:t>Diagnose and reteach</w:t>
+        <w:pStyle w:val="Heading2"/>
+      </w:pPr>
+      <w:r>
+        <w:t>Diagnose the first misunderstanding</w:t>
       </w:r>
     </w:p>
     <w:p>
@@ -3307,9 +3369,27 @@
       </w:pPr>
       <w:r>
         <w:rPr>
+          <w:b/>
+        </w:rPr>
+        <w:t>Generative</w:t>
+      </w:r>
+      <w:r>
+        <w:rPr>
           <w:b w:val="0"/>
         </w:rPr>
-        <w:t>For guessing, return to given facts and request a trace. For vocabulary without application, use one example and one non-example. For arithmetic errors, check the setup before the calculation.</w:t>
+        <w:t xml:space="preserve"> models do not predict: </w:t>
+      </w:r>
+      <w:r>
+        <w:rPr>
+          <w:b/>
+        </w:rPr>
+        <w:t>Autoregressive generation</w:t>
+      </w:r>
+      <w:r>
+        <w:rPr>
+          <w:b w:val="0"/>
+        </w:rPr>
+        <w:t xml:space="preserve"> predicts the next item repeatedly.</w:t>
       </w:r>
     </w:p>
     <w:p>
@@ -3320,15 +3400,19 @@
         <w:rPr>
           <w:b w:val="0"/>
         </w:rPr>
-        <w:t>Finish with a different uncoached case before recording mastery.</w:t>
-      </w:r>
-    </w:p>
-    <w:p>
-      <w:pPr>
-        <w:pStyle w:val="Heading3"/>
-      </w:pPr>
-      <w:r>
-        <w:t>Address these additional misconceptions</w:t>
+        <w:t xml:space="preserve">The most frequent phrase is the current truth: Corpus frequency and current </w:t>
+      </w:r>
+      <w:r>
+        <w:rPr>
+          <w:b/>
+        </w:rPr>
+        <w:t>observation</w:t>
+      </w:r>
+      <w:r>
+        <w:rPr>
+          <w:b w:val="0"/>
+        </w:rPr>
+        <w:t>s answer different questions.</w:t>
       </w:r>
     </w:p>
     <w:p>
@@ -3337,69 +3421,17 @@
       </w:pPr>
       <w:r>
         <w:rPr>
-          <w:b/>
-        </w:rPr>
-        <w:t>Generative</w:t>
-      </w:r>
-      <w:r>
-        <w:rPr>
           <w:b w:val="0"/>
         </w:rPr>
-        <w:t xml:space="preserve"> models do not predict: </w:t>
-      </w:r>
-      <w:r>
-        <w:rPr>
-          <w:b/>
-        </w:rPr>
-        <w:t>Autoregressive generation</w:t>
-      </w:r>
-      <w:r>
-        <w:rPr>
-          <w:b w:val="0"/>
-        </w:rPr>
-        <w:t xml:space="preserve"> predicts the next item repeatedly.</w:t>
-      </w:r>
-    </w:p>
-    <w:p>
-      <w:pPr>
-        <w:spacing w:line="336" w:lineRule="auto" w:after="180"/>
-      </w:pPr>
-      <w:r>
-        <w:rPr>
-          <w:b w:val="0"/>
-        </w:rPr>
-        <w:t xml:space="preserve">The most frequent phrase is the current truth: Corpus frequency and current </w:t>
-      </w:r>
-      <w:r>
-        <w:rPr>
-          <w:b/>
-        </w:rPr>
-        <w:t>observation</w:t>
-      </w:r>
-      <w:r>
-        <w:rPr>
-          <w:b w:val="0"/>
-        </w:rPr>
-        <w:t>s answer different questions.</w:t>
-      </w:r>
-    </w:p>
-    <w:p>
-      <w:pPr>
-        <w:spacing w:line="336" w:lineRule="auto" w:after="180"/>
-      </w:pPr>
-      <w:r>
-        <w:rPr>
-          <w:b w:val="0"/>
-        </w:rPr>
         <w:t>A single accuracy score evaluates the whole system: Generation, retrieval, grounding, formatting and permissions require appropriate separate checks.</w:t>
       </w:r>
     </w:p>
     <w:p>
       <w:pPr>
-        <w:pStyle w:val="Heading3"/>
-      </w:pPr>
-      <w:r>
-        <w:t>Match the support to the first error</w:t>
+        <w:pStyle w:val="Heading2"/>
+      </w:pPr>
+      <w:r>
+        <w:t>Choose support from the response</w:t>
       </w:r>
     </w:p>
     <w:tbl>
@@ -3572,15 +3604,580 @@
     </w:p>
     <w:p>
       <w:pPr>
+        <w:pStyle w:val="Heading2"/>
+      </w:pPr>
+      <w:r>
+        <w:t>Earlier wording, alternatives and picture transcripts · reference / check after trying</w:t>
+      </w:r>
+    </w:p>
+    <w:p>
+      <w:pPr>
+        <w:spacing w:line="336" w:lineRule="auto" w:after="180"/>
+      </w:pPr>
+      <w:r>
+        <w:rPr>
+          <w:b w:val="0"/>
+        </w:rPr>
+        <w:t>Run the weekly evidence lab</w:t>
+      </w:r>
+    </w:p>
+    <w:p>
+      <w:pPr>
+        <w:spacing w:line="336" w:lineRule="auto" w:after="180"/>
+      </w:pPr>
+      <w:r>
+        <w:rPr>
+          <w:b w:val="0"/>
+        </w:rPr>
+        <w:t>Words You Can Use to Reason</w:t>
+      </w:r>
+    </w:p>
+    <w:p>
+      <w:pPr>
+        <w:spacing w:line="336" w:lineRule="auto" w:after="180"/>
+      </w:pPr>
+      <w:r>
+        <w:rPr>
+          <w:b w:val="0"/>
+        </w:rPr>
+        <w:t>A definition matters when you can recognize the idea, use it, and contrast it with a near-miss.</w:t>
+      </w:r>
+    </w:p>
+    <w:p>
+      <w:pPr>
+        <w:pStyle w:val="Heading3"/>
+      </w:pPr>
+      <w:r>
+        <w:t>Make the lab runnable</w:t>
+      </w:r>
+    </w:p>
+    <w:p>
+      <w:pPr>
+        <w:spacing w:line="336" w:lineRule="auto" w:after="180"/>
+      </w:pPr>
+      <w:r>
+        <w:rPr>
+          <w:b w:val="0"/>
+        </w:rPr>
+        <w:t>Use the supplied investigation for shared practice. Keep predictions and observed paper-trace results separate. Reserve Analyse a new corpus independently for the individual first attempt before feedback; do not use the reserved case as a paired lab task.</w:t>
+      </w:r>
+    </w:p>
+    <w:p>
+      <w:pPr>
+        <w:pStyle w:val="Heading3"/>
+      </w:pPr>
+      <w:r>
+        <w:t>Diagnose and reteach</w:t>
+      </w:r>
+    </w:p>
+    <w:p>
+      <w:pPr>
+        <w:spacing w:line="336" w:lineRule="auto" w:after="180"/>
+      </w:pPr>
+      <w:r>
+        <w:rPr>
+          <w:b w:val="0"/>
+        </w:rPr>
+        <w:t>For guessing, return to given facts and request a trace. For vocabulary without application, use one example and one non-example. For arithmetic errors, check the setup before the calculation.</w:t>
+      </w:r>
+    </w:p>
+    <w:p>
+      <w:pPr>
+        <w:spacing w:line="336" w:lineRule="auto" w:after="180"/>
+      </w:pPr>
+      <w:r>
+        <w:rPr>
+          <w:b w:val="0"/>
+        </w:rPr>
+        <w:t>Finish with a different uncoached case before recording mastery.</w:t>
+      </w:r>
+    </w:p>
+    <w:p>
+      <w:pPr>
+        <w:pStyle w:val="Heading3"/>
+      </w:pPr>
+      <w:r>
+        <w:t>Address these additional misconceptions</w:t>
+      </w:r>
+    </w:p>
+    <w:p>
+      <w:pPr>
+        <w:pStyle w:val="Heading3"/>
+      </w:pPr>
+      <w:r>
+        <w:t>Match the support to the first error</w:t>
+      </w:r>
+    </w:p>
+    <w:p>
+      <w:pPr>
         <w:pStyle w:val="Heading1"/>
       </w:pPr>
       <w:r>
-        <w:t>05. Assess and explain the answers</w:t>
-      </w:r>
-    </w:p>
-    <w:p>
-      <w:r>
-        <w:t>Use the Predictive vs Generative questions, teacher keys and criteria after the relevant attempts. Previously discussed cases are practice; protect the separately selected independent task.</w:t>
+        <w:t>05. Assess the selected new case</w:t>
+      </w:r>
+    </w:p>
+    <w:p>
+      <w:r>
+        <w:t>Keep this key until after the first attempt; accept valid alternatives with defensible reasoning.</w:t>
+      </w:r>
+    </w:p>
+    <w:p>
+      <w:pPr>
+        <w:pStyle w:val="Heading2"/>
+      </w:pPr>
+      <w:r>
+        <w:t>Selected independent question and key</w:t>
+      </w:r>
+    </w:p>
+    <w:p>
+      <w:pPr>
+        <w:spacing w:line="336" w:lineRule="auto" w:after="180"/>
+      </w:pPr>
+      <w:r>
+        <w:rPr>
+          <w:b w:val="0"/>
+        </w:rPr>
+        <w:t>Selected case: For prefix The signal is, counts are high 2, low 5, unknown 3. Compute all probabilities and the most frequent continuation. A current measurement reports high.</w:t>
+      </w:r>
+    </w:p>
+    <w:p>
+      <w:pPr>
+        <w:spacing w:line="336" w:lineRule="auto" w:after="180"/>
+      </w:pPr>
+      <w:r>
+        <w:rPr>
+          <w:b w:val="0"/>
+        </w:rPr>
+        <w:t>State what the most frequent continuation does and does not establish.</w:t>
+      </w:r>
+    </w:p>
+    <w:p>
+      <w:pPr>
+        <w:spacing w:line="336" w:lineRule="auto" w:after="180"/>
+      </w:pPr>
+      <w:r>
+        <w:rPr>
+          <w:b w:val="0"/>
+        </w:rPr>
+        <w:t>Teacher explanation: Probabilities high 0.2, low 0.5, unknown 0.3; low is most frequent. This describes the constructed corpus, not the current signal.</w:t>
+      </w:r>
+    </w:p>
+    <w:p>
+      <w:pPr>
+        <w:spacing w:line="336" w:lineRule="auto" w:after="180"/>
+      </w:pPr>
+      <w:r>
+        <w:rPr>
+          <w:b w:val="0"/>
+        </w:rPr>
+        <w:t xml:space="preserve">Current high is supported by the supplied measurement; generating low would conflict with that </w:t>
+      </w:r>
+      <w:r>
+        <w:rPr>
+          <w:b/>
+        </w:rPr>
+        <w:t>observation</w:t>
+      </w:r>
+      <w:r>
+        <w:rPr>
+          <w:b w:val="0"/>
+        </w:rPr>
+        <w:t>.</w:t>
+      </w:r>
+    </w:p>
+    <w:p>
+      <w:pPr>
+        <w:pStyle w:val="Heading2"/>
+      </w:pPr>
+      <w:r>
+        <w:t>Judge explanation, trace and limits</w:t>
+      </w:r>
+    </w:p>
+    <w:tbl>
+      <w:tblPr>
+        <w:tblStyle w:val="LightShading-Accent1"/>
+        <w:tblW w:type="auto" w:w="0"/>
+        <w:tblLook w:firstColumn="1" w:firstRow="1" w:lastColumn="0" w:lastRow="0" w:noHBand="0" w:noVBand="1" w:val="04A0"/>
+      </w:tblPr>
+      <w:tblGrid>
+        <w:gridCol w:w="5112"/>
+        <w:gridCol w:w="5112"/>
+      </w:tblGrid>
+      <w:tr>
+        <w:trPr>
+          <w:tblHeader/>
+        </w:trPr>
+        <w:tc>
+          <w:tcPr>
+            <w:tcW w:type="dxa" w:w="5112"/>
+          </w:tcPr>
+          <w:p>
+            <w:r>
+              <w:t>Dimension</w:t>
+            </w:r>
+          </w:p>
+        </w:tc>
+        <w:tc>
+          <w:tcPr>
+            <w:tcW w:type="dxa" w:w="5112"/>
+          </w:tcPr>
+          <w:p>
+            <w:r>
+              <w:t>Evidence required</w:t>
+            </w:r>
+          </w:p>
+        </w:tc>
+      </w:tr>
+      <w:tr>
+        <w:tc>
+          <w:tcPr>
+            <w:tcW w:type="dxa" w:w="5112"/>
+          </w:tcPr>
+          <w:p>
+            <w:r>
+              <w:t>Explanation</w:t>
+            </w:r>
+          </w:p>
+        </w:tc>
+        <w:tc>
+          <w:tcPr>
+            <w:tcW w:type="dxa" w:w="5112"/>
+          </w:tcPr>
+          <w:p>
+            <w:r>
+              <w:t>Names the applicable idea or procedure and ties it to the supplied facts.</w:t>
+            </w:r>
+          </w:p>
+        </w:tc>
+      </w:tr>
+      <w:tr>
+        <w:tc>
+          <w:tcPr>
+            <w:tcW w:type="dxa" w:w="5112"/>
+          </w:tcPr>
+          <w:p>
+            <w:r>
+              <w:t>Trace and result</w:t>
+            </w:r>
+          </w:p>
+        </w:tc>
+        <w:tc>
+          <w:tcPr>
+            <w:tcW w:type="dxa" w:w="5112"/>
+          </w:tcPr>
+          <w:p>
+            <w:r>
+              <w:t>Preserves the given inputs and shows the relevant intermediate steps; distinguishes a prediction from an observed execution.</w:t>
+            </w:r>
+          </w:p>
+        </w:tc>
+      </w:tr>
+      <w:tr>
+        <w:tc>
+          <w:tcPr>
+            <w:tcW w:type="dxa" w:w="5112"/>
+          </w:tcPr>
+          <w:p>
+            <w:r>
+              <w:t>Limits</w:t>
+            </w:r>
+          </w:p>
+        </w:tc>
+        <w:tc>
+          <w:tcPr>
+            <w:tcW w:type="dxa" w:w="5112"/>
+          </w:tcPr>
+          <w:p>
+            <w:r>
+              <w:t>States the assumptions, missing evidence or conditions under which the result would change.</w:t>
+            </w:r>
+          </w:p>
+        </w:tc>
+      </w:tr>
+    </w:tbl>
+    <w:p>
+      <w:pPr>
+        <w:spacing w:line="336" w:lineRule="auto" w:after="180"/>
+      </w:pPr>
+      <w:r>
+        <w:rPr>
+          <w:b w:val="0"/>
+        </w:rPr>
+        <w:t>Record each dimension as not yet, with support, or independent. Accept a valid alternative procedure with a defensible trace.</w:t>
+      </w:r>
+    </w:p>
+    <w:p>
+      <w:pPr>
+        <w:spacing w:line="336" w:lineRule="auto" w:after="180"/>
+      </w:pPr>
+      <w:r>
+        <w:rPr>
+          <w:b w:val="0"/>
+        </w:rPr>
+        <w:t xml:space="preserve">Do not penalise an honestly recorded model failure if the learner correctly explains its </w:t>
+      </w:r>
+      <w:r>
+        <w:rPr>
+          <w:b/>
+        </w:rPr>
+        <w:t>evidence</w:t>
+      </w:r>
+      <w:r>
+        <w:rPr>
+          <w:b w:val="0"/>
+        </w:rPr>
+        <w:t xml:space="preserve"> and limits.</w:t>
+      </w:r>
+    </w:p>
+    <w:p>
+      <w:pPr>
+        <w:pStyle w:val="Heading2"/>
+      </w:pPr>
+      <w:r>
+        <w:t>Give one usable repair action</w:t>
+      </w:r>
+    </w:p>
+    <w:p>
+      <w:pPr>
+        <w:spacing w:line="336" w:lineRule="auto" w:after="180"/>
+      </w:pPr>
+      <w:r>
+        <w:rPr>
+          <w:b w:val="0"/>
+        </w:rPr>
+        <w:t>Name the earliest unsupported step and give one action to repair it. Have the learner make that repair now and explain why. Then assess the relevant skill on a fresh, fully specified case.</w:t>
+      </w:r>
+    </w:p>
+    <w:p>
+      <w:pPr>
+        <w:spacing w:line="336" w:lineRule="auto" w:after="180"/>
+      </w:pPr>
+      <w:r>
+        <w:rPr>
+          <w:b w:val="0"/>
+        </w:rPr>
+        <w:t>Confirm it was not previously practised with feedback; solve and check the new case before assigning it. A follow-up design prompt is a starting brief, not automatically an equivalent test.</w:t>
+      </w:r>
+    </w:p>
+    <w:p>
+      <w:pPr>
+        <w:pStyle w:val="Heading2"/>
+      </w:pPr>
+      <w:r>
+        <w:t>W1 Identify the objective</w:t>
+      </w:r>
+    </w:p>
+    <w:p>
+      <w:pPr>
+        <w:spacing w:line="336" w:lineRule="auto" w:after="180"/>
+      </w:pPr>
+      <w:r>
+        <w:rPr>
+          <w:b w:val="0"/>
+        </w:rPr>
+        <w:t>Classify these components by target: label a message request/report; continue a prefix with a sequence; retrieve a stored sensor record. Explain why the application may combine them.</w:t>
+      </w:r>
+    </w:p>
+    <w:p>
+      <w:pPr>
+        <w:spacing w:line="336" w:lineRule="auto" w:after="180"/>
+      </w:pPr>
+      <w:r>
+        <w:rPr>
+          <w:b w:val="0"/>
+        </w:rPr>
+        <w:t xml:space="preserve">Teacher explanation: Message labels are discriminative </w:t>
+      </w:r>
+      <w:r>
+        <w:rPr>
+          <w:b/>
+        </w:rPr>
+        <w:t>prediction</w:t>
+      </w:r>
+      <w:r>
+        <w:rPr>
+          <w:b w:val="0"/>
+        </w:rPr>
+        <w:t>; continuing a sequence is generation; record lookup is retrieval rather than learned generation by itself.</w:t>
+      </w:r>
+    </w:p>
+    <w:p>
+      <w:pPr>
+        <w:spacing w:line="336" w:lineRule="auto" w:after="180"/>
+      </w:pPr>
+      <w:r>
+        <w:rPr>
+          <w:b w:val="0"/>
+        </w:rPr>
+        <w:t xml:space="preserve">One application can route a request, retrieve </w:t>
+      </w:r>
+      <w:r>
+        <w:rPr>
+          <w:b/>
+        </w:rPr>
+        <w:t>evidence</w:t>
+      </w:r>
+      <w:r>
+        <w:rPr>
+          <w:b w:val="0"/>
+        </w:rPr>
+        <w:t xml:space="preserve"> and generate a response.</w:t>
+      </w:r>
+    </w:p>
+    <w:p>
+      <w:pPr>
+        <w:pStyle w:val="Heading2"/>
+      </w:pPr>
+      <w:r>
+        <w:t>W2 Compute the distribution</w:t>
+      </w:r>
+    </w:p>
+    <w:p>
+      <w:pPr>
+        <w:spacing w:line="336" w:lineRule="auto" w:after="180"/>
+      </w:pPr>
+      <w:r>
+        <w:rPr>
+          <w:b w:val="0"/>
+        </w:rPr>
+        <w:t>For The marker is, calculate the three empirical probabilities, their sum and their meaning.</w:t>
+      </w:r>
+    </w:p>
+    <w:p>
+      <w:pPr>
+        <w:spacing w:line="336" w:lineRule="auto" w:after="180"/>
+      </w:pPr>
+      <w:r>
+        <w:rPr>
+          <w:b w:val="0"/>
+        </w:rPr>
+        <w:t xml:space="preserve">Teacher explanation: Probabilities 0.6,0.3,0.1 sum to 1 and describe ten supplied corpus continuations; they are not </w:t>
+      </w:r>
+      <w:r>
+        <w:rPr>
+          <w:b/>
+        </w:rPr>
+        <w:t>observation</w:t>
+      </w:r>
+      <w:r>
+        <w:rPr>
+          <w:b w:val="0"/>
+        </w:rPr>
+        <w:t>s of the current marker.</w:t>
+      </w:r>
+    </w:p>
+    <w:p>
+      <w:pPr>
+        <w:pStyle w:val="Heading2"/>
+      </w:pPr>
+      <w:r>
+        <w:t>W3 Follow the prefix</w:t>
+      </w:r>
+    </w:p>
+    <w:p>
+      <w:pPr>
+        <w:spacing w:line="336" w:lineRule="auto" w:after="180"/>
+      </w:pPr>
+      <w:r>
+        <w:rPr>
+          <w:b w:val="0"/>
+        </w:rPr>
+        <w:t>After red is selected, the expanded-prefix table gives end 0.8 and today 0.2. Explain why these values cannot be substituted for the red/blue/green probabilities.</w:t>
+      </w:r>
+    </w:p>
+    <w:p>
+      <w:pPr>
+        <w:spacing w:line="336" w:lineRule="auto" w:after="180"/>
+      </w:pPr>
+      <w:r>
+        <w:rPr>
+          <w:b w:val="0"/>
+        </w:rPr>
+        <w:t>Teacher explanation: The conditional prefix and alternatives differ. The second table describes what follows The marker is red, not what colour follows the earlier prefix.</w:t>
+      </w:r>
+    </w:p>
+    <w:p>
+      <w:pPr>
+        <w:pStyle w:val="Heading2"/>
+      </w:pPr>
+      <w:r>
+        <w:t>W5 Design a useful evaluation</w:t>
+      </w:r>
+    </w:p>
+    <w:p>
+      <w:pPr>
+        <w:spacing w:line="336" w:lineRule="auto" w:after="180"/>
+      </w:pPr>
+      <w:r>
+        <w:rPr>
+          <w:b w:val="0"/>
+        </w:rPr>
+        <w:t xml:space="preserve">A system reports current room status using retrieved measurements and generated sentences. Name checks for </w:t>
+      </w:r>
+      <w:r>
+        <w:rPr>
+          <w:b/>
+        </w:rPr>
+        <w:t>evidence</w:t>
+      </w:r>
+      <w:r>
+        <w:rPr>
+          <w:b w:val="0"/>
+        </w:rPr>
+        <w:t>, response quality and permission.</w:t>
+      </w:r>
+    </w:p>
+    <w:p>
+      <w:pPr>
+        <w:spacing w:line="336" w:lineRule="auto" w:after="180"/>
+      </w:pPr>
+      <w:r>
+        <w:rPr>
+          <w:b w:val="0"/>
+        </w:rPr>
+        <w:t xml:space="preserve">Teacher explanation: Check the correct room and measurement time/source, agreement of every status claim with retrieved data, required response format and handling of missing/conflicting </w:t>
+      </w:r>
+      <w:r>
+        <w:rPr>
+          <w:b/>
+        </w:rPr>
+        <w:t>observation</w:t>
+      </w:r>
+      <w:r>
+        <w:rPr>
+          <w:b w:val="0"/>
+        </w:rPr>
+        <w:t>s, and that only approved read/report actions occur.</w:t>
+      </w:r>
+    </w:p>
+    <w:p>
+      <w:pPr>
+        <w:spacing w:line="336" w:lineRule="auto" w:after="180"/>
+      </w:pPr>
+      <w:r>
+        <w:rPr>
+          <w:b w:val="0"/>
+        </w:rPr>
+        <w:t>Continuation fit alone is insufficient.</w:t>
+      </w:r>
+    </w:p>
+    <w:p>
+      <w:pPr>
+        <w:pStyle w:val="Heading2"/>
+      </w:pPr>
+      <w:r>
+        <w:t>Earlier wording, alternatives and picture transcripts · reference / check after trying</w:t>
+      </w:r>
+    </w:p>
+    <w:p>
+      <w:pPr>
+        <w:spacing w:line="336" w:lineRule="auto" w:after="180"/>
+      </w:pPr>
+      <w:r>
+        <w:rPr>
+          <w:b w:val="0"/>
+        </w:rPr>
+        <w:t>Assess and explain the answers</w:t>
       </w:r>
     </w:p>
     <w:p>
@@ -3593,22 +4190,32 @@
     </w:p>
     <w:p>
       <w:pPr>
+        <w:spacing w:line="336" w:lineRule="auto" w:after="180"/>
+      </w:pPr>
+      <w:r>
+        <w:rPr>
+          <w:b w:val="0"/>
+        </w:rPr>
+        <w:t>A predicts a category, B generates text, C calculates 4. Products may combine them.</w:t>
+      </w:r>
+    </w:p>
+    <w:p>
+      <w:pPr>
         <w:pStyle w:val="Heading3"/>
       </w:pPr>
       <w:r>
-        <w:t>Teacher key · Worked case answer</w:t>
+        <w:t>Additional transfer practice question</w:t>
       </w:r>
     </w:p>
     <w:p>
       <w:pPr>
         <w:spacing w:line="336" w:lineRule="auto" w:after="180"/>
-        <w:shd w:fill="F1F6FC"/>
       </w:pPr>
       <w:r>
         <w:rPr>
           <w:b w:val="0"/>
         </w:rPr>
-        <w:t>A predicts a category, B generates text, C calculates 4. Products may combine them.</w:t>
+        <w:t>One model labels a review positive or negative; another writes a new review. Which classifies and which generates? Must generated text be true?</w:t>
       </w:r>
     </w:p>
     <w:p>
@@ -3616,49 +4223,12 @@
         <w:pStyle w:val="Heading3"/>
       </w:pPr>
       <w:r>
-        <w:t>Independent question</w:t>
-      </w:r>
-    </w:p>
-    <w:p>
-      <w:pPr>
-        <w:pStyle w:val="Heading3"/>
-      </w:pPr>
-      <w:r>
-        <w:t>Independent question · withhold the key</w:t>
+        <w:t>Reasoned practice answer</w:t>
       </w:r>
     </w:p>
     <w:p>
       <w:pPr>
         <w:spacing w:line="336" w:lineRule="auto" w:after="180"/>
-        <w:shd w:fill="F5F1FB"/>
-      </w:pPr>
-      <w:r>
-        <w:rPr>
-          <w:b w:val="0"/>
-        </w:rPr>
-        <w:t>One model labels a review positive or negative; another writes a new review. Which classifies and which generates? Must generated text be true?</w:t>
-      </w:r>
-    </w:p>
-    <w:p>
-      <w:pPr>
-        <w:pStyle w:val="Heading3"/>
-      </w:pPr>
-      <w:r>
-        <w:t>Expected independent answer</w:t>
-      </w:r>
-    </w:p>
-    <w:p>
-      <w:pPr>
-        <w:pStyle w:val="Heading3"/>
-      </w:pPr>
-      <w:r>
-        <w:t>Teacher key · Expected independent answer</w:t>
-      </w:r>
-    </w:p>
-    <w:p>
-      <w:pPr>
-        <w:spacing w:line="336" w:lineRule="auto" w:after="180"/>
-        <w:shd w:fill="F1F6FC"/>
       </w:pPr>
       <w:r>
         <w:rPr>
@@ -3976,949 +4546,373 @@
     </w:p>
     <w:p>
       <w:pPr>
+        <w:spacing w:line="336" w:lineRule="auto" w:after="180"/>
+      </w:pPr>
+      <w:r>
+        <w:rPr>
+          <w:b w:val="0"/>
+        </w:rPr>
+        <w:t xml:space="preserve">Retrieval may fetch the wrong edition; </w:t>
+      </w:r>
+      <w:r>
+        <w:rPr>
+          <w:b/>
+        </w:rPr>
+        <w:t>prediction</w:t>
+      </w:r>
+      <w:r>
+        <w:rPr>
+          <w:b w:val="0"/>
+        </w:rPr>
+        <w:t xml:space="preserve"> may choose the wrong genre; generation may invent an unsupported detail. Check document identity, the genre against reliable </w:t>
+      </w:r>
+      <w:r>
+        <w:rPr>
+          <w:b/>
+        </w:rPr>
+        <w:t>evidence</w:t>
+      </w:r>
+      <w:r>
+        <w:rPr>
+          <w:b w:val="0"/>
+        </w:rPr>
+        <w:t xml:space="preserve"> and each factual claim in the blurb.</w:t>
+      </w:r>
+    </w:p>
+    <w:p>
+      <w:pPr>
+        <w:spacing w:line="336" w:lineRule="auto" w:after="180"/>
+      </w:pPr>
+      <w:r>
+        <w:rPr>
+          <w:b w:val="0"/>
+        </w:rPr>
+        <w:t>Fluency does not validate the preceding stages.</w:t>
+      </w:r>
+    </w:p>
+    <w:p>
+      <w:pPr>
         <w:pStyle w:val="Heading3"/>
       </w:pPr>
       <w:r>
-        <w:t>Teacher key · Original transfer answer</w:t>
+        <w:t>Explanations for the additional workbook examples</w:t>
+      </w:r>
+    </w:p>
+    <w:p>
+      <w:pPr>
+        <w:pStyle w:val="Heading3"/>
+      </w:pPr>
+      <w:r>
+        <w:t>W1 Identify the objective</w:t>
+      </w:r>
+    </w:p>
+    <w:p>
+      <w:pPr>
+        <w:pStyle w:val="Heading3"/>
+      </w:pPr>
+      <w:r>
+        <w:t>W2 Compute the distribution</w:t>
+      </w:r>
+    </w:p>
+    <w:p>
+      <w:pPr>
+        <w:pStyle w:val="Heading3"/>
+      </w:pPr>
+      <w:r>
+        <w:t>W3 Follow the prefix</w:t>
+      </w:r>
+    </w:p>
+    <w:p>
+      <w:pPr>
+        <w:pStyle w:val="Heading3"/>
+      </w:pPr>
+      <w:r>
+        <w:t>W4 Analyse a new corpus independently</w:t>
       </w:r>
     </w:p>
     <w:p>
       <w:pPr>
         <w:spacing w:line="336" w:lineRule="auto" w:after="180"/>
-        <w:shd w:fill="F1F6FC"/>
       </w:pPr>
       <w:r>
         <w:rPr>
           <w:b w:val="0"/>
         </w:rPr>
-        <w:t xml:space="preserve">Retrieval may fetch the wrong edition; </w:t>
+        <w:t>For prefix The signal is, counts are high 2, low 5, unknown 3. Compute all probabilities and the most frequent continuation. A current measurement reports high.</w:t>
+      </w:r>
+    </w:p>
+    <w:p>
+      <w:pPr>
+        <w:spacing w:line="336" w:lineRule="auto" w:after="180"/>
+      </w:pPr>
+      <w:r>
+        <w:rPr>
+          <w:b w:val="0"/>
+        </w:rPr>
+        <w:t>State what the most frequent continuation does and does not establish.</w:t>
+      </w:r>
+    </w:p>
+    <w:p>
+      <w:pPr>
+        <w:spacing w:line="336" w:lineRule="auto" w:after="180"/>
+      </w:pPr>
+      <w:r>
+        <w:rPr>
+          <w:b w:val="0"/>
+        </w:rPr>
+        <w:t>Teacher explanation: Probabilities high 0.2, low 0.5, unknown 0.3; low is most frequent. This describes the constructed corpus, not the current signal.</w:t>
+      </w:r>
+    </w:p>
+    <w:p>
+      <w:pPr>
+        <w:spacing w:line="336" w:lineRule="auto" w:after="180"/>
+      </w:pPr>
+      <w:r>
+        <w:rPr>
+          <w:b w:val="0"/>
+        </w:rPr>
+        <w:t xml:space="preserve">Current high is supported by the supplied measurement; generating low would conflict with that </w:t>
       </w:r>
       <w:r>
         <w:rPr>
           <w:b/>
         </w:rPr>
-        <w:t>prediction</w:t>
+        <w:t>observation</w:t>
       </w:r>
       <w:r>
         <w:rPr>
           <w:b w:val="0"/>
         </w:rPr>
-        <w:t xml:space="preserve"> may choose the wrong genre; generation may invent an unsupported detail. Check document identity, the genre against reliable </w:t>
+        <w:t>.</w:t>
+      </w:r>
+    </w:p>
+    <w:p>
+      <w:pPr>
+        <w:pStyle w:val="Heading3"/>
+      </w:pPr>
+      <w:r>
+        <w:t>W5 Design a useful evaluation</w:t>
+      </w:r>
+    </w:p>
+    <w:p>
+      <w:pPr>
+        <w:pStyle w:val="Heading3"/>
+      </w:pPr>
+      <w:r>
+        <w:t>Assess independent transfer</w:t>
+      </w:r>
+    </w:p>
+    <w:p>
+      <w:pPr>
+        <w:pStyle w:val="Heading3"/>
+      </w:pPr>
+      <w:r>
+        <w:t>Selected case answer</w:t>
+      </w:r>
+    </w:p>
+    <w:p>
+      <w:pPr>
+        <w:pStyle w:val="Heading3"/>
+      </w:pPr>
+      <w:r>
+        <w:t>Feedback that the learner uses</w:t>
+      </w:r>
+    </w:p>
+    <w:p>
+      <w:pPr>
+        <w:pStyle w:val="Heading1"/>
+      </w:pPr>
+      <w:r>
+        <w:t>06. Connect, adapt and return</w:t>
+      </w:r>
+    </w:p>
+    <w:p>
+      <w:r>
+        <w:t>Retain the project evidence and revisit the reasoning on a changed case.</w:t>
+      </w:r>
+    </w:p>
+    <w:p>
+      <w:pPr>
+        <w:pStyle w:val="Heading2"/>
+      </w:pPr>
+      <w:r>
+        <w:t>Project evidence to keep</w:t>
+      </w:r>
+    </w:p>
+    <w:p>
+      <w:pPr>
+        <w:spacing w:line="336" w:lineRule="auto" w:after="180"/>
+      </w:pPr>
+      <w:r>
+        <w:rPr>
+          <w:b w:val="0"/>
+        </w:rPr>
+        <w:t xml:space="preserve">Keep scoring </w:t>
       </w:r>
       <w:r>
         <w:rPr>
           <w:b/>
         </w:rPr>
+        <w:t>predictive</w:t>
+      </w:r>
+      <w:r>
+        <w:rPr>
+          <w:b w:val="0"/>
+        </w:rPr>
+        <w:t xml:space="preserve"> and explanations templated or carefully generated and verified.</w:t>
+      </w:r>
+    </w:p>
+    <w:p>
+      <w:pPr>
+        <w:spacing w:line="336" w:lineRule="auto" w:after="180"/>
+      </w:pPr>
+      <w:r>
+        <w:rPr>
+          <w:b w:val="0"/>
+        </w:rPr>
+        <w:t xml:space="preserve">Keep the decision, </w:t>
+      </w:r>
+      <w:r>
+        <w:rPr>
+          <w:b/>
+        </w:rPr>
+        <w:t>input</w:t>
+      </w:r>
+      <w:r>
+        <w:rPr>
+          <w:b w:val="0"/>
+        </w:rPr>
+        <w:t xml:space="preserve">, result, explanation and remaining limitation in the project </w:t>
+      </w:r>
+      <w:r>
+        <w:rPr>
+          <w:b/>
+        </w:rPr>
         <w:t>evidence</w:t>
       </w:r>
       <w:r>
         <w:rPr>
           <w:b w:val="0"/>
         </w:rPr>
-        <w:t xml:space="preserve"> and each factual claim in the blurb.</w:t>
+        <w:t xml:space="preserve"> record. Retrieve this record next week rather than restarting the project.</w:t>
       </w:r>
     </w:p>
     <w:p>
       <w:pPr>
         <w:spacing w:line="336" w:lineRule="auto" w:after="180"/>
-        <w:shd w:fill="F1F6FC"/>
       </w:pPr>
       <w:r>
         <w:rPr>
           <w:b w:val="0"/>
         </w:rPr>
-        <w:t>Fluency does not validate the preceding stages.</w:t>
-      </w:r>
-    </w:p>
-    <w:p>
-      <w:pPr>
-        <w:pStyle w:val="Heading3"/>
-      </w:pPr>
-      <w:r>
-        <w:t>Explanations for the additional workbook examples</w:t>
-      </w:r>
-    </w:p>
-    <w:p>
-      <w:pPr>
-        <w:pStyle w:val="Heading3"/>
-      </w:pPr>
-      <w:r>
-        <w:t>W1 Identify the objective</w:t>
-      </w:r>
-    </w:p>
-    <w:p>
-      <w:pPr>
-        <w:pStyle w:val="Heading3"/>
-      </w:pPr>
-      <w:r>
-        <w:t>Workbook question · W1</w:t>
+        <w:t xml:space="preserve">Use approved book facts for recommender explanations; generated fluency is not a replacement for catalogue </w:t>
+      </w:r>
+      <w:r>
+        <w:rPr>
+          <w:b/>
+        </w:rPr>
+        <w:t>evidence</w:t>
+      </w:r>
+      <w:r>
+        <w:rPr>
+          <w:b w:val="0"/>
+        </w:rPr>
+        <w:t>.</w:t>
+      </w:r>
+    </w:p>
+    <w:p>
+      <w:pPr>
+        <w:pStyle w:val="Heading2"/>
+      </w:pPr>
+      <w:r>
+        <w:t>Support while preserving the reasoning goal</w:t>
       </w:r>
     </w:p>
     <w:p>
       <w:pPr>
         <w:spacing w:line="336" w:lineRule="auto" w:after="180"/>
-        <w:shd w:fill="F5F1FB"/>
       </w:pPr>
       <w:r>
         <w:rPr>
           <w:b w:val="0"/>
         </w:rPr>
-        <w:t>Classify these components by target: label a message request/report; continue a prefix with a sequence; retrieve a stored sensor record. Explain why the application may combine them.</w:t>
-      </w:r>
-    </w:p>
-    <w:p>
-      <w:pPr>
-        <w:pStyle w:val="Heading3"/>
-      </w:pPr>
-      <w:r>
-        <w:t>Teacher reasoning · W1</w:t>
+        <w:t>Trace one record or condition at a time with counters and labelled columns. Stretch: introduce a tie, boundary or missing field and declare its handling policy before rerunning.</w:t>
       </w:r>
     </w:p>
     <w:p>
       <w:pPr>
         <w:spacing w:line="336" w:lineRule="auto" w:after="180"/>
-        <w:shd w:fill="F1F6FC"/>
       </w:pPr>
       <w:r>
         <w:rPr>
           <w:b w:val="0"/>
         </w:rPr>
-        <w:t xml:space="preserve">Teacher explanation: Message labels are discriminative </w:t>
+        <w:t>Provide labelled intermediate columns and allow a calculator. Ask students to state the meaning and denominator of a value before interpreting it.</w:t>
+      </w:r>
+    </w:p>
+    <w:p>
+      <w:pPr>
+        <w:spacing w:line="336" w:lineRule="auto" w:after="180"/>
+      </w:pPr>
+      <w:r>
+        <w:rPr>
+          <w:b w:val="0"/>
+        </w:rPr>
+        <w:t>Extension: implement the classroom calculation locally and test boundary cases without using personal data.</w:t>
+      </w:r>
+    </w:p>
+    <w:p>
+      <w:pPr>
+        <w:spacing w:line="336" w:lineRule="auto" w:after="180"/>
+      </w:pPr>
+      <w:r>
+        <w:rPr>
+          <w:b w:val="0"/>
+        </w:rPr>
+        <w:t>W4 requires 0.2,0.5,0.3 and low, with the corpus/current-</w:t>
       </w:r>
       <w:r>
         <w:rPr>
           <w:b/>
         </w:rPr>
-        <w:t>prediction</w:t>
+        <w:t>evidence</w:t>
       </w:r>
       <w:r>
         <w:rPr>
           <w:b w:val="0"/>
         </w:rPr>
-        <w:t>; continuing a sequence is generation; record lookup is retrieval rather than learned generation by itself.</w:t>
+        <w:t xml:space="preserve"> distinction. Fresh retry: counts ready 7, busy 1, unknown 2 and current </w:t>
+      </w:r>
+      <w:r>
+        <w:rPr>
+          <w:b/>
+        </w:rPr>
+        <w:t>observation</w:t>
+      </w:r>
+      <w:r>
+        <w:rPr>
+          <w:b w:val="0"/>
+        </w:rPr>
+        <w:t xml:space="preserve"> busy.</w:t>
       </w:r>
     </w:p>
     <w:p>
       <w:pPr>
         <w:spacing w:line="336" w:lineRule="auto" w:after="180"/>
-        <w:shd w:fill="F1F6FC"/>
       </w:pPr>
       <w:r>
         <w:rPr>
           <w:b w:val="0"/>
         </w:rPr>
-        <w:t xml:space="preserve">One application can route a request, retrieve </w:t>
-      </w:r>
-      <w:r>
-        <w:rPr>
-          <w:b/>
-        </w:rPr>
-        <w:t>evidence</w:t>
-      </w:r>
-      <w:r>
-        <w:rPr>
-          <w:b w:val="0"/>
-        </w:rPr>
-        <w:t xml:space="preserve"> and generate a response.</w:t>
-      </w:r>
-    </w:p>
-    <w:p>
-      <w:pPr>
-        <w:pStyle w:val="Heading3"/>
-      </w:pPr>
-      <w:r>
-        <w:t>W2 Compute the distribution</w:t>
-      </w:r>
-    </w:p>
-    <w:p>
-      <w:pPr>
-        <w:pStyle w:val="Heading3"/>
-      </w:pPr>
-      <w:r>
-        <w:t>Workbook question · W2</w:t>
-      </w:r>
-    </w:p>
-    <w:p>
-      <w:pPr>
-        <w:spacing w:line="336" w:lineRule="auto" w:after="180"/>
-        <w:shd w:fill="F5F1FB"/>
-      </w:pPr>
-      <w:r>
-        <w:rPr>
-          <w:b w:val="0"/>
-        </w:rPr>
-        <w:t>For The marker is, calculate the three empirical probabilities, their sum and their meaning.</w:t>
-      </w:r>
-    </w:p>
-    <w:p>
-      <w:pPr>
-        <w:pStyle w:val="Heading3"/>
-      </w:pPr>
-      <w:r>
-        <w:t>Teacher reasoning · W2</w:t>
-      </w:r>
-    </w:p>
-    <w:p>
-      <w:pPr>
-        <w:spacing w:line="336" w:lineRule="auto" w:after="180"/>
-        <w:shd w:fill="F1F6FC"/>
-      </w:pPr>
-      <w:r>
-        <w:rPr>
-          <w:b w:val="0"/>
-        </w:rPr>
-        <w:t xml:space="preserve">Teacher explanation: Probabilities 0.6,0.3,0.1 sum to 1 and describe ten supplied corpus continuations; they are not </w:t>
-      </w:r>
-      <w:r>
-        <w:rPr>
-          <w:b/>
-        </w:rPr>
-        <w:t>observation</w:t>
-      </w:r>
-      <w:r>
-        <w:rPr>
-          <w:b w:val="0"/>
-        </w:rPr>
-        <w:t>s of the current marker.</w:t>
-      </w:r>
-    </w:p>
-    <w:p>
-      <w:pPr>
-        <w:pStyle w:val="Heading3"/>
-      </w:pPr>
-      <w:r>
-        <w:t>W3 Follow the prefix</w:t>
-      </w:r>
-    </w:p>
-    <w:p>
-      <w:pPr>
-        <w:pStyle w:val="Heading3"/>
-      </w:pPr>
-      <w:r>
-        <w:t>Workbook question · W3</w:t>
-      </w:r>
-    </w:p>
-    <w:p>
-      <w:pPr>
-        <w:spacing w:line="336" w:lineRule="auto" w:after="180"/>
-        <w:shd w:fill="F5F1FB"/>
-      </w:pPr>
-      <w:r>
-        <w:rPr>
-          <w:b w:val="0"/>
-        </w:rPr>
-        <w:t>After red is selected, the expanded-prefix table gives end 0.8 and today 0.2. Explain why these values cannot be substituted for the red/blue/green probabilities.</w:t>
-      </w:r>
-    </w:p>
-    <w:p>
-      <w:pPr>
-        <w:pStyle w:val="Heading3"/>
-      </w:pPr>
-      <w:r>
-        <w:t>Teacher reasoning · W3</w:t>
-      </w:r>
-    </w:p>
-    <w:p>
-      <w:pPr>
-        <w:spacing w:line="336" w:lineRule="auto" w:after="180"/>
-        <w:shd w:fill="F1F6FC"/>
-      </w:pPr>
-      <w:r>
-        <w:rPr>
-          <w:b w:val="0"/>
-        </w:rPr>
-        <w:t>Teacher explanation: The conditional prefix and alternatives differ. The second table describes what follows The marker is red, not what colour follows the earlier prefix.</w:t>
-      </w:r>
-    </w:p>
-    <w:p>
-      <w:pPr>
-        <w:pStyle w:val="Heading3"/>
-      </w:pPr>
-      <w:r>
-        <w:t>W4 Analyse a new corpus independently</w:t>
-      </w:r>
-    </w:p>
-    <w:p>
-      <w:pPr>
-        <w:pStyle w:val="Heading3"/>
-      </w:pPr>
-      <w:r>
-        <w:t>Workbook question · W4</w:t>
-      </w:r>
-    </w:p>
-    <w:p>
-      <w:pPr>
-        <w:spacing w:line="336" w:lineRule="auto" w:after="180"/>
-        <w:shd w:fill="F5F1FB"/>
-      </w:pPr>
-      <w:r>
-        <w:rPr>
-          <w:b w:val="0"/>
-        </w:rPr>
-        <w:t>For prefix The signal is, counts are high 2, low 5, unknown 3. Compute all probabilities and the most frequent continuation. A current measurement reports high.</w:t>
-      </w:r>
-    </w:p>
-    <w:p>
-      <w:pPr>
-        <w:spacing w:line="336" w:lineRule="auto" w:after="180"/>
-        <w:shd w:fill="F5F1FB"/>
-      </w:pPr>
-      <w:r>
-        <w:rPr>
-          <w:b w:val="0"/>
-        </w:rPr>
-        <w:t>State what the most frequent continuation does and does not establish.</w:t>
-      </w:r>
-    </w:p>
-    <w:p>
-      <w:pPr>
-        <w:pStyle w:val="Heading3"/>
-      </w:pPr>
-      <w:r>
-        <w:t>Teacher reasoning · W4</w:t>
-      </w:r>
-    </w:p>
-    <w:p>
-      <w:pPr>
-        <w:spacing w:line="336" w:lineRule="auto" w:after="180"/>
-        <w:shd w:fill="F1F6FC"/>
-      </w:pPr>
-      <w:r>
-        <w:rPr>
-          <w:b w:val="0"/>
-        </w:rPr>
-        <w:t>Teacher explanation: Probabilities high 0.2, low 0.5, unknown 0.3; low is most frequent. This describes the constructed corpus, not the current signal.</w:t>
-      </w:r>
-    </w:p>
-    <w:p>
-      <w:pPr>
-        <w:spacing w:line="336" w:lineRule="auto" w:after="180"/>
-        <w:shd w:fill="F1F6FC"/>
-      </w:pPr>
-      <w:r>
-        <w:rPr>
-          <w:b w:val="0"/>
-        </w:rPr>
-        <w:t xml:space="preserve">Current high is supported by the supplied measurement; generating low would conflict with that </w:t>
-      </w:r>
-      <w:r>
-        <w:rPr>
-          <w:b/>
-        </w:rPr>
-        <w:t>observation</w:t>
-      </w:r>
-      <w:r>
-        <w:rPr>
-          <w:b w:val="0"/>
-        </w:rPr>
-        <w:t>.</w:t>
-      </w:r>
-    </w:p>
-    <w:p>
-      <w:pPr>
-        <w:pStyle w:val="Heading3"/>
-      </w:pPr>
-      <w:r>
-        <w:t>W5 Design a useful evaluation</w:t>
-      </w:r>
-    </w:p>
-    <w:p>
-      <w:pPr>
-        <w:pStyle w:val="Heading3"/>
-      </w:pPr>
-      <w:r>
-        <w:t>Workbook question · W5</w:t>
-      </w:r>
-    </w:p>
-    <w:p>
-      <w:pPr>
-        <w:spacing w:line="336" w:lineRule="auto" w:after="180"/>
-        <w:shd w:fill="F5F1FB"/>
-      </w:pPr>
-      <w:r>
-        <w:rPr>
-          <w:b w:val="0"/>
-        </w:rPr>
-        <w:t xml:space="preserve">A system reports current room status using retrieved measurements and generated sentences. Name checks for </w:t>
-      </w:r>
-      <w:r>
-        <w:rPr>
-          <w:b/>
-        </w:rPr>
-        <w:t>evidence</w:t>
-      </w:r>
-      <w:r>
-        <w:rPr>
-          <w:b w:val="0"/>
-        </w:rPr>
-        <w:t>, response quality and permission.</w:t>
-      </w:r>
-    </w:p>
-    <w:p>
-      <w:pPr>
-        <w:pStyle w:val="Heading3"/>
-      </w:pPr>
-      <w:r>
-        <w:t>Teacher reasoning · W5</w:t>
-      </w:r>
-    </w:p>
-    <w:p>
-      <w:pPr>
-        <w:spacing w:line="336" w:lineRule="auto" w:after="180"/>
-        <w:shd w:fill="F1F6FC"/>
-      </w:pPr>
-      <w:r>
-        <w:rPr>
-          <w:b w:val="0"/>
-        </w:rPr>
-        <w:t xml:space="preserve">Teacher explanation: Check the correct room and measurement time/source, agreement of every status claim with retrieved data, required response format and handling of missing/conflicting </w:t>
-      </w:r>
-      <w:r>
-        <w:rPr>
-          <w:b/>
-        </w:rPr>
-        <w:t>observation</w:t>
-      </w:r>
-      <w:r>
-        <w:rPr>
-          <w:b w:val="0"/>
-        </w:rPr>
-        <w:t>s, and that only approved read/report actions occur.</w:t>
-      </w:r>
-    </w:p>
-    <w:p>
-      <w:pPr>
-        <w:spacing w:line="336" w:lineRule="auto" w:after="180"/>
-        <w:shd w:fill="F1F6FC"/>
-      </w:pPr>
-      <w:r>
-        <w:rPr>
-          <w:b w:val="0"/>
-        </w:rPr>
-        <w:t>Continuation fit alone is insufficient.</w:t>
-      </w:r>
-    </w:p>
-    <w:p>
-      <w:pPr>
-        <w:pStyle w:val="Heading3"/>
-      </w:pPr>
-      <w:r>
-        <w:t>Assess independent transfer</w:t>
-      </w:r>
-    </w:p>
-    <w:p>
-      <w:pPr>
-        <w:pStyle w:val="Heading3"/>
-      </w:pPr>
-      <w:r>
-        <w:t>Independent question · withhold the key</w:t>
-      </w:r>
-    </w:p>
-    <w:p>
-      <w:pPr>
-        <w:spacing w:line="336" w:lineRule="auto" w:after="180"/>
-        <w:shd w:fill="F5F1FB"/>
-      </w:pPr>
-      <w:r>
-        <w:rPr>
-          <w:b w:val="0"/>
-        </w:rPr>
-        <w:t>Selected case: For prefix The signal is, counts are high 2, low 5, unknown 3. Compute all probabilities and the most frequent continuation. A current measurement reports high.</w:t>
-      </w:r>
-    </w:p>
-    <w:p>
-      <w:pPr>
-        <w:spacing w:line="336" w:lineRule="auto" w:after="180"/>
-        <w:shd w:fill="F5F1FB"/>
-      </w:pPr>
-      <w:r>
-        <w:rPr>
-          <w:b w:val="0"/>
-        </w:rPr>
-        <w:t>State what the most frequent continuation does and does not establish.</w:t>
-      </w:r>
-    </w:p>
-    <w:p>
-      <w:pPr>
-        <w:pStyle w:val="Heading3"/>
-      </w:pPr>
-      <w:r>
-        <w:t>Selected case answer</w:t>
-      </w:r>
-    </w:p>
-    <w:p>
-      <w:pPr>
-        <w:pStyle w:val="Heading3"/>
-      </w:pPr>
-      <w:r>
-        <w:t>Teacher key · Selected case answer</w:t>
-      </w:r>
-    </w:p>
-    <w:p>
-      <w:pPr>
-        <w:spacing w:line="336" w:lineRule="auto" w:after="180"/>
-        <w:shd w:fill="F1F6FC"/>
-      </w:pPr>
-      <w:r>
-        <w:rPr>
-          <w:b w:val="0"/>
-        </w:rPr>
-        <w:t>Teacher explanation: Probabilities high 0.2, low 0.5, unknown 0.3; low is most frequent. This describes the constructed corpus, not the current signal.</w:t>
-      </w:r>
-    </w:p>
-    <w:p>
-      <w:pPr>
-        <w:spacing w:line="336" w:lineRule="auto" w:after="180"/>
-        <w:shd w:fill="F1F6FC"/>
-      </w:pPr>
-      <w:r>
-        <w:rPr>
-          <w:b w:val="0"/>
-        </w:rPr>
-        <w:t xml:space="preserve">Current high is supported by the supplied measurement; generating low would conflict with that </w:t>
-      </w:r>
-      <w:r>
-        <w:rPr>
-          <w:b/>
-        </w:rPr>
-        <w:t>observation</w:t>
-      </w:r>
-      <w:r>
-        <w:rPr>
-          <w:b w:val="0"/>
-        </w:rPr>
-        <w:t>.</w:t>
-      </w:r>
-    </w:p>
-    <w:tbl>
-      <w:tblPr>
-        <w:tblStyle w:val="LightShading-Accent1"/>
-        <w:tblW w:type="auto" w:w="0"/>
-        <w:tblLook w:firstColumn="1" w:firstRow="1" w:lastColumn="0" w:lastRow="0" w:noHBand="0" w:noVBand="1" w:val="04A0"/>
-      </w:tblPr>
-      <w:tblGrid>
-        <w:gridCol w:w="5112"/>
-        <w:gridCol w:w="5112"/>
-      </w:tblGrid>
-      <w:tr>
-        <w:trPr>
-          <w:tblHeader/>
-        </w:trPr>
-        <w:tc>
-          <w:tcPr>
-            <w:tcW w:type="dxa" w:w="5112"/>
-          </w:tcPr>
-          <w:p>
-            <w:r>
-              <w:t>Dimension</w:t>
-            </w:r>
-          </w:p>
-        </w:tc>
-        <w:tc>
-          <w:tcPr>
-            <w:tcW w:type="dxa" w:w="5112"/>
-          </w:tcPr>
-          <w:p>
-            <w:r>
-              <w:t>Evidence required</w:t>
-            </w:r>
-          </w:p>
-        </w:tc>
-      </w:tr>
-      <w:tr>
-        <w:tc>
-          <w:tcPr>
-            <w:tcW w:type="dxa" w:w="5112"/>
-          </w:tcPr>
-          <w:p>
-            <w:r>
-              <w:t>Explanation</w:t>
-            </w:r>
-          </w:p>
-        </w:tc>
-        <w:tc>
-          <w:tcPr>
-            <w:tcW w:type="dxa" w:w="5112"/>
-          </w:tcPr>
-          <w:p>
-            <w:r>
-              <w:t>Names the applicable idea or procedure and ties it to the supplied facts.</w:t>
-            </w:r>
-          </w:p>
-        </w:tc>
-      </w:tr>
-      <w:tr>
-        <w:tc>
-          <w:tcPr>
-            <w:tcW w:type="dxa" w:w="5112"/>
-          </w:tcPr>
-          <w:p>
-            <w:r>
-              <w:t>Trace and result</w:t>
-            </w:r>
-          </w:p>
-        </w:tc>
-        <w:tc>
-          <w:tcPr>
-            <w:tcW w:type="dxa" w:w="5112"/>
-          </w:tcPr>
-          <w:p>
-            <w:r>
-              <w:t>Preserves the given inputs and shows the relevant intermediate steps; distinguishes a prediction from an observed execution.</w:t>
-            </w:r>
-          </w:p>
-        </w:tc>
-      </w:tr>
-      <w:tr>
-        <w:tc>
-          <w:tcPr>
-            <w:tcW w:type="dxa" w:w="5112"/>
-          </w:tcPr>
-          <w:p>
-            <w:r>
-              <w:t>Limits</w:t>
-            </w:r>
-          </w:p>
-        </w:tc>
-        <w:tc>
-          <w:tcPr>
-            <w:tcW w:type="dxa" w:w="5112"/>
-          </w:tcPr>
-          <w:p>
-            <w:r>
-              <w:t>States the assumptions, missing evidence or conditions under which the result would change.</w:t>
-            </w:r>
-          </w:p>
-        </w:tc>
-      </w:tr>
-    </w:tbl>
-    <w:p>
-      <w:pPr>
-        <w:pStyle w:val="Heading3"/>
-      </w:pPr>
-      <w:r>
-        <w:t>Teacher key · Selected case answer</w:t>
-      </w:r>
-    </w:p>
-    <w:p>
-      <w:pPr>
-        <w:spacing w:line="336" w:lineRule="auto" w:after="180"/>
-        <w:shd w:fill="F1F6FC"/>
-      </w:pPr>
-      <w:r>
-        <w:rPr>
-          <w:b w:val="0"/>
-        </w:rPr>
-        <w:t>Record each dimension as not yet, with support, or independent. Accept a valid alternative procedure with a defensible trace.</w:t>
-      </w:r>
-    </w:p>
-    <w:p>
-      <w:pPr>
-        <w:spacing w:line="336" w:lineRule="auto" w:after="180"/>
-        <w:shd w:fill="F1F6FC"/>
-      </w:pPr>
-      <w:r>
-        <w:rPr>
-          <w:b w:val="0"/>
-        </w:rPr>
-        <w:t xml:space="preserve">Do not penalise an honestly recorded model failure if the learner correctly explains its </w:t>
-      </w:r>
-      <w:r>
-        <w:rPr>
-          <w:b/>
-        </w:rPr>
-        <w:t>evidence</w:t>
-      </w:r>
-      <w:r>
-        <w:rPr>
-          <w:b w:val="0"/>
-        </w:rPr>
-        <w:t xml:space="preserve"> and limits.</w:t>
-      </w:r>
-    </w:p>
-    <w:p>
-      <w:pPr>
-        <w:pStyle w:val="Heading3"/>
-      </w:pPr>
-      <w:r>
-        <w:t>Feedback that the learner uses</w:t>
-      </w:r>
-    </w:p>
-    <w:p>
-      <w:pPr>
-        <w:spacing w:line="336" w:lineRule="auto" w:after="180"/>
-      </w:pPr>
-      <w:r>
-        <w:rPr>
-          <w:b w:val="0"/>
-        </w:rPr>
-        <w:t>Name the earliest unsupported step and give one action to repair it. Have the learner make that repair now and explain why. Then assess the relevant skill on a fresh, fully specified case.</w:t>
-      </w:r>
-    </w:p>
-    <w:p>
-      <w:pPr>
-        <w:spacing w:line="336" w:lineRule="auto" w:after="180"/>
-      </w:pPr>
-      <w:r>
-        <w:rPr>
-          <w:b w:val="0"/>
-        </w:rPr>
-        <w:t>Confirm it was not previously practised with feedback; solve and check the new case before assigning it. A follow-up design prompt is a starting brief, not automatically an equivalent test.</w:t>
-      </w:r>
-    </w:p>
-    <w:p>
-      <w:pPr>
-        <w:pStyle w:val="Heading1"/>
-      </w:pPr>
-      <w:r>
-        <w:t>06. Connect and extend learning</w:t>
-      </w:r>
-    </w:p>
-    <w:p>
-      <w:r>
-        <w:t>Connect Predictive vs Generative to Transparent Book Recommender, adapt support and plan a later changed-case check.</w:t>
-      </w:r>
-    </w:p>
-    <w:p>
-      <w:pPr>
-        <w:pStyle w:val="Heading3"/>
-      </w:pPr>
-      <w:r>
-        <w:t>Transparent Book Recommender</w:t>
-      </w:r>
-    </w:p>
-    <w:p>
-      <w:pPr>
-        <w:spacing w:line="336" w:lineRule="auto" w:after="180"/>
-      </w:pPr>
-      <w:r>
-        <w:rPr>
-          <w:b w:val="0"/>
-        </w:rPr>
-        <w:t xml:space="preserve">Keep scoring </w:t>
-      </w:r>
-      <w:r>
-        <w:rPr>
-          <w:b/>
-        </w:rPr>
-        <w:t>predictive</w:t>
-      </w:r>
-      <w:r>
-        <w:rPr>
-          <w:b w:val="0"/>
-        </w:rPr>
-        <w:t xml:space="preserve"> and explanations templated or carefully generated and verified.</w:t>
-      </w:r>
-    </w:p>
-    <w:p>
-      <w:pPr>
-        <w:spacing w:line="336" w:lineRule="auto" w:after="180"/>
-      </w:pPr>
-      <w:r>
-        <w:rPr>
-          <w:b w:val="0"/>
-        </w:rPr>
-        <w:t xml:space="preserve">Keep the decision, </w:t>
-      </w:r>
-      <w:r>
-        <w:rPr>
-          <w:b/>
-        </w:rPr>
-        <w:t>input</w:t>
-      </w:r>
-      <w:r>
-        <w:rPr>
-          <w:b w:val="0"/>
-        </w:rPr>
-        <w:t xml:space="preserve">, result, explanation and remaining limitation in the project </w:t>
-      </w:r>
-      <w:r>
-        <w:rPr>
-          <w:b/>
-        </w:rPr>
-        <w:t>evidence</w:t>
-      </w:r>
-      <w:r>
-        <w:rPr>
-          <w:b w:val="0"/>
-        </w:rPr>
-        <w:t xml:space="preserve"> record. Retrieve this record next week rather than restarting the project.</w:t>
-      </w:r>
-    </w:p>
-    <w:p>
-      <w:pPr>
-        <w:pStyle w:val="Heading3"/>
-      </w:pPr>
-      <w:r>
-        <w:t>Support and stretch</w:t>
-      </w:r>
-    </w:p>
-    <w:p>
-      <w:pPr>
-        <w:spacing w:line="336" w:lineRule="auto" w:after="180"/>
-      </w:pPr>
-      <w:r>
-        <w:rPr>
-          <w:b w:val="0"/>
-        </w:rPr>
-        <w:t>Trace one record or condition at a time with counters and labelled columns. Stretch: introduce a tie, boundary or missing field and declare its handling policy before rerunning.</w:t>
-      </w:r>
-    </w:p>
-    <w:p>
-      <w:pPr>
-        <w:pStyle w:val="Heading3"/>
-      </w:pPr>
-      <w:r>
-        <w:t>Exit reflection</w:t>
-      </w:r>
-    </w:p>
-    <w:p>
-      <w:pPr>
-        <w:spacing w:line="336" w:lineRule="auto" w:after="180"/>
-      </w:pPr>
-      <w:r>
-        <w:rPr>
-          <w:b w:val="0"/>
-        </w:rPr>
-        <w:t xml:space="preserve">Ask for one decision the learner can now justify and one situation requiring more </w:t>
-      </w:r>
-      <w:r>
-        <w:rPr>
-          <w:b/>
-        </w:rPr>
-        <w:t>evidence</w:t>
-      </w:r>
-      <w:r>
-        <w:rPr>
-          <w:b w:val="0"/>
-        </w:rPr>
-        <w:t xml:space="preserve"> or human review. Confidence ratings are separate from correct independent performance.</w:t>
-      </w:r>
-    </w:p>
-    <w:p>
-      <w:pPr>
-        <w:pStyle w:val="Heading3"/>
-      </w:pPr>
-      <w:r>
-        <w:t>Bridge to the next week</w:t>
-      </w:r>
-    </w:p>
-    <w:p>
-      <w:pPr>
-        <w:spacing w:line="336" w:lineRule="auto" w:after="180"/>
-      </w:pPr>
-      <w:r>
-        <w:rPr>
-          <w:b w:val="0"/>
-        </w:rPr>
-        <w:t xml:space="preserve">Next: Week 28: Prompt Experiments. Retrieve today’s </w:t>
-      </w:r>
-      <w:r>
-        <w:rPr>
-          <w:b/>
-        </w:rPr>
-        <w:t>evidence</w:t>
-      </w:r>
-      <w:r>
-        <w:rPr>
-          <w:b w:val="0"/>
-        </w:rPr>
-        <w:t xml:space="preserve"> and identify what carries forward and what is new.</w:t>
-      </w:r>
-    </w:p>
-    <w:p>
-      <w:pPr>
-        <w:pStyle w:val="Heading3"/>
-      </w:pPr>
-      <w:r>
-        <w:t>Support and fresh reassessment</w:t>
-      </w:r>
-    </w:p>
-    <w:p>
-      <w:pPr>
-        <w:spacing w:line="336" w:lineRule="auto" w:after="180"/>
-      </w:pPr>
-      <w:r>
-        <w:rPr>
-          <w:b w:val="0"/>
-        </w:rPr>
-        <w:t>Provide labelled intermediate columns and allow a calculator. Ask students to state the meaning and denominator of a value before interpreting it.</w:t>
-      </w:r>
-    </w:p>
-    <w:p>
-      <w:pPr>
-        <w:spacing w:line="336" w:lineRule="auto" w:after="180"/>
-      </w:pPr>
-      <w:r>
-        <w:rPr>
-          <w:b w:val="0"/>
-        </w:rPr>
-        <w:t>Extension: implement the classroom calculation locally and test boundary cases without using personal data.</w:t>
-      </w:r>
-    </w:p>
-    <w:p>
-      <w:pPr>
-        <w:spacing w:line="336" w:lineRule="auto" w:after="180"/>
-      </w:pPr>
-      <w:r>
-        <w:rPr>
-          <w:b w:val="0"/>
-        </w:rPr>
-        <w:t>W4 requires 0.2,0.5,0.3 and low, with the corpus/current-</w:t>
-      </w:r>
-      <w:r>
-        <w:rPr>
-          <w:b/>
-        </w:rPr>
-        <w:t>evidence</w:t>
-      </w:r>
-      <w:r>
-        <w:rPr>
-          <w:b w:val="0"/>
-        </w:rPr>
-        <w:t xml:space="preserve"> distinction. Fresh retry: counts ready 7, busy 1, unknown 2 and current </w:t>
-      </w:r>
-      <w:r>
-        <w:rPr>
-          <w:b/>
-        </w:rPr>
-        <w:t>observation</w:t>
-      </w:r>
-      <w:r>
-        <w:rPr>
-          <w:b w:val="0"/>
-        </w:rPr>
-        <w:t xml:space="preserve"> busy.</w:t>
-      </w:r>
-    </w:p>
-    <w:p>
-      <w:pPr>
-        <w:spacing w:line="336" w:lineRule="auto" w:after="180"/>
-      </w:pPr>
-      <w:r>
-        <w:rPr>
-          <w:b w:val="0"/>
-        </w:rPr>
         <w:t>Probabilities 0.7,0.1,0.2; ready is most frequent but does not establish the current state.</w:t>
       </w:r>
     </w:p>
     <w:p>
       <w:pPr>
-        <w:spacing w:line="336" w:lineRule="auto" w:after="180"/>
-      </w:pPr>
-      <w:r>
-        <w:rPr>
-          <w:b w:val="0"/>
-        </w:rPr>
-        <w:t>Week 2 defines a small token vocabulary and traces encoding and decoding without assuming tokens are words.</w:t>
-      </w:r>
-    </w:p>
-    <w:p>
-      <w:pPr>
-        <w:pStyle w:val="Heading3"/>
-      </w:pPr>
-      <w:r>
-        <w:t>Plan the delayed return</w:t>
+        <w:pStyle w:val="Heading2"/>
+      </w:pPr>
+      <w:r>
+        <w:t>Plan the delayed check</w:t>
       </w:r>
     </w:p>
     <w:p>
@@ -5135,60 +5129,176 @@
     </w:p>
     <w:p>
       <w:pPr>
+        <w:pStyle w:val="Heading2"/>
+      </w:pPr>
+      <w:r>
+        <w:t>Bridge to next week</w:t>
+      </w:r>
+    </w:p>
+    <w:p>
+      <w:pPr>
+        <w:spacing w:line="336" w:lineRule="auto" w:after="180"/>
+      </w:pPr>
+      <w:r>
+        <w:rPr>
+          <w:b w:val="0"/>
+        </w:rPr>
+        <w:t xml:space="preserve">Ask for one decision the learner can now justify and one situation requiring more </w:t>
+      </w:r>
+      <w:r>
+        <w:rPr>
+          <w:b/>
+        </w:rPr>
+        <w:t>evidence</w:t>
+      </w:r>
+      <w:r>
+        <w:rPr>
+          <w:b w:val="0"/>
+        </w:rPr>
+        <w:t xml:space="preserve"> or human review. Confidence ratings are separate from correct independent performance.</w:t>
+      </w:r>
+    </w:p>
+    <w:p>
+      <w:pPr>
+        <w:spacing w:line="336" w:lineRule="auto" w:after="180"/>
+      </w:pPr>
+      <w:r>
+        <w:rPr>
+          <w:b w:val="0"/>
+        </w:rPr>
+        <w:t xml:space="preserve">Next: Week 28: Prompt Experiments. Retrieve today’s </w:t>
+      </w:r>
+      <w:r>
+        <w:rPr>
+          <w:b/>
+        </w:rPr>
+        <w:t>evidence</w:t>
+      </w:r>
+      <w:r>
+        <w:rPr>
+          <w:b w:val="0"/>
+        </w:rPr>
+        <w:t xml:space="preserve"> and identify what carries forward and what is new.</w:t>
+      </w:r>
+    </w:p>
+    <w:p>
+      <w:pPr>
+        <w:spacing w:line="336" w:lineRule="auto" w:after="180"/>
+      </w:pPr>
+      <w:r>
+        <w:rPr>
+          <w:b w:val="0"/>
+        </w:rPr>
+        <w:t>Next is Week28: Prompt Experiments. Carry forward component objectives, fixed evidence and separate factual/task criteria before comparing prompt variants.</w:t>
+      </w:r>
+    </w:p>
+    <w:p>
+      <w:pPr>
+        <w:pStyle w:val="Heading2"/>
+      </w:pPr>
+      <w:r>
+        <w:t>Earlier wording, alternatives and picture transcripts · reference / check after trying</w:t>
+      </w:r>
+    </w:p>
+    <w:p>
+      <w:pPr>
+        <w:spacing w:line="336" w:lineRule="auto" w:after="180"/>
+      </w:pPr>
+      <w:r>
+        <w:rPr>
+          <w:b w:val="0"/>
+        </w:rPr>
+        <w:t>Connect and extend learning</w:t>
+      </w:r>
+    </w:p>
+    <w:p>
+      <w:pPr>
         <w:pStyle w:val="Heading3"/>
       </w:pPr>
       <w:r>
+        <w:t>Transparent Book Recommender</w:t>
+      </w:r>
+    </w:p>
+    <w:p>
+      <w:pPr>
+        <w:pStyle w:val="Heading3"/>
+      </w:pPr>
+      <w:r>
+        <w:t>Support and stretch</w:t>
+      </w:r>
+    </w:p>
+    <w:p>
+      <w:pPr>
+        <w:pStyle w:val="Heading3"/>
+      </w:pPr>
+      <w:r>
+        <w:t>Exit reflection</w:t>
+      </w:r>
+    </w:p>
+    <w:p>
+      <w:pPr>
+        <w:pStyle w:val="Heading3"/>
+      </w:pPr>
+      <w:r>
+        <w:t>Bridge to the next week</w:t>
+      </w:r>
+    </w:p>
+    <w:p>
+      <w:pPr>
+        <w:pStyle w:val="Heading3"/>
+      </w:pPr>
+      <w:r>
+        <w:t>Support and fresh reassessment</w:t>
+      </w:r>
+    </w:p>
+    <w:p>
+      <w:pPr>
+        <w:pStyle w:val="Heading3"/>
+      </w:pPr>
+      <w:r>
+        <w:t>Plan the delayed return</w:t>
+      </w:r>
+    </w:p>
+    <w:p>
+      <w:pPr>
+        <w:pStyle w:val="Heading3"/>
+      </w:pPr>
+      <w:r>
         <w:t>Project evidence from this case</w:t>
       </w:r>
     </w:p>
     <w:p>
       <w:pPr>
+        <w:pStyle w:val="Heading1"/>
+      </w:pPr>
+      <w:r>
+        <w:t>Reference bank and extra practice</w:t>
+      </w:r>
+    </w:p>
+    <w:p>
+      <w:pPr>
+        <w:pStyle w:val="Heading1"/>
+      </w:pPr>
+      <w:r>
+        <w:t>07. Reference: alternative planning checklist</w:t>
+      </w:r>
+    </w:p>
+    <w:p>
+      <w:r>
+        <w:t>Use as a reminder alongside the main route rather than teaching the cycle twice.</w:t>
+      </w:r>
+    </w:p>
+    <w:p>
+      <w:pPr>
+        <w:pStyle w:val="Heading2"/>
+      </w:pPr>
+      <w:r>
+        <w:t>Preparation and schedule</w:t>
+      </w:r>
+    </w:p>
+    <w:p>
+      <w:pPr>
         <w:spacing w:line="336" w:lineRule="auto" w:after="180"/>
-      </w:pPr>
-      <w:r>
-        <w:rPr>
-          <w:b w:val="0"/>
-        </w:rPr>
-        <w:t xml:space="preserve">Use approved book facts for recommender explanations; generated fluency is not a replacement for catalogue </w:t>
-      </w:r>
-      <w:r>
-        <w:rPr>
-          <w:b/>
-        </w:rPr>
-        <w:t>evidence</w:t>
-      </w:r>
-      <w:r>
-        <w:rPr>
-          <w:b w:val="0"/>
-        </w:rPr>
-        <w:t>.</w:t>
-      </w:r>
-    </w:p>
-    <w:p>
-      <w:pPr>
-        <w:pStyle w:val="Heading1"/>
-      </w:pPr>
-      <w:r>
-        <w:t>07. Prepare, teach and assess</w:t>
-      </w:r>
-    </w:p>
-    <w:p>
-      <w:r>
-        <w:t>Use this preparation summary alongside the detailed Predictive vs Generative lesson; it is a checklist rather than a replacement for the full sequence.</w:t>
-      </w:r>
-    </w:p>
-    <w:p>
-      <w:pPr>
-        <w:pStyle w:val="Heading3"/>
-      </w:pPr>
-      <w:r>
-        <w:t>Teaching target</w:t>
-      </w:r>
-    </w:p>
-    <w:p>
-      <w:pPr>
-        <w:spacing w:line="336" w:lineRule="auto" w:after="180"/>
-        <w:shd w:fill="EDF7F3"/>
       </w:pPr>
       <w:r>
         <w:rPr>
@@ -5383,6 +5493,14 @@
     </w:tbl>
     <w:p>
       <w:pPr>
+        <w:pStyle w:val="Heading2"/>
+      </w:pPr>
+      <w:r>
+        <w:t>Practice and assessment reminders</w:t>
+      </w:r>
+    </w:p>
+    <w:p>
+      <w:pPr>
         <w:spacing w:line="336" w:lineRule="auto" w:after="180"/>
       </w:pPr>
       <w:r>
@@ -5394,16 +5512,7 @@
     </w:p>
     <w:p>
       <w:pPr>
-        <w:pStyle w:val="Heading3"/>
-      </w:pPr>
-      <w:r>
-        <w:t>Supported practice answer</w:t>
-      </w:r>
-    </w:p>
-    <w:p>
-      <w:pPr>
         <w:spacing w:line="336" w:lineRule="auto" w:after="180"/>
-        <w:shd w:fill="F1F6FC"/>
       </w:pPr>
       <w:r>
         <w:rPr>
@@ -5484,16 +5593,7 @@
     </w:p>
     <w:p>
       <w:pPr>
-        <w:pStyle w:val="Heading3"/>
-      </w:pPr>
-      <w:r>
-        <w:t>Repair the misconception</w:t>
-      </w:r>
-    </w:p>
-    <w:p>
-      <w:pPr>
         <w:spacing w:line="336" w:lineRule="auto" w:after="180"/>
-        <w:shd w:fill="FFF5E6"/>
       </w:pPr>
       <w:r>
         <w:rPr>
@@ -5516,16 +5616,7 @@
     </w:p>
     <w:p>
       <w:pPr>
-        <w:pStyle w:val="Heading3"/>
-      </w:pPr>
-      <w:r>
-        <w:t>Support without giving away the answer</w:t>
-      </w:r>
-    </w:p>
-    <w:p>
-      <w:pPr>
         <w:spacing w:line="336" w:lineRule="auto" w:after="180"/>
-        <w:shd w:fill="F1F6F8"/>
       </w:pPr>
       <w:r>
         <w:rPr>
@@ -5548,16 +5639,7 @@
     </w:p>
     <w:p>
       <w:pPr>
-        <w:pStyle w:val="Heading3"/>
-      </w:pPr>
-      <w:r>
-        <w:t>Extend the reasoning</w:t>
-      </w:r>
-    </w:p>
-    <w:p>
-      <w:pPr>
         <w:spacing w:line="336" w:lineRule="auto" w:after="180"/>
-        <w:shd w:fill="F5F1FB"/>
       </w:pPr>
       <w:r>
         <w:rPr>
@@ -5605,7 +5687,6 @@
     <w:p>
       <w:pPr>
         <w:spacing w:line="336" w:lineRule="auto" w:after="180"/>
-        <w:shd w:fill="F5F1FB"/>
       </w:pPr>
       <w:r>
         <w:rPr>
@@ -5616,16 +5697,7 @@
     </w:p>
     <w:p>
       <w:pPr>
-        <w:pStyle w:val="Heading3"/>
-      </w:pPr>
-      <w:r>
-        <w:t>Protect the independent attempt</w:t>
-      </w:r>
-    </w:p>
-    <w:p>
-      <w:pPr>
         <w:spacing w:line="336" w:lineRule="auto" w:after="180"/>
-        <w:shd w:fill="FFF5E6"/>
       </w:pPr>
       <w:r>
         <w:rPr>
@@ -5820,16 +5892,7 @@
     </w:tbl>
     <w:p>
       <w:pPr>
-        <w:pStyle w:val="Heading3"/>
-      </w:pPr>
-      <w:r>
-        <w:t>Project checkpoint</w:t>
-      </w:r>
-    </w:p>
-    <w:p>
-      <w:pPr>
         <w:spacing w:line="336" w:lineRule="auto" w:after="180"/>
-        <w:shd w:fill="EDF7F3"/>
       </w:pPr>
       <w:r>
         <w:rPr>
@@ -5878,12 +5941,20 @@
         <w:pStyle w:val="Heading1"/>
       </w:pPr>
       <w:r>
-        <w:t>08. Use feedback, labs and repair paths</w:t>
-      </w:r>
-    </w:p>
-    <w:p>
-      <w:r>
-        <w:t>Use feedback, earlier review and portfolios purposefully. Apply the coding routine only when this lesson has an executable lab.</w:t>
+        <w:t>08. Reference: feedback and records</w:t>
+      </w:r>
+    </w:p>
+    <w:p>
+      <w:r>
+        <w:t>Use digital tools where they help retain an explanation and its evidence.</w:t>
+      </w:r>
+    </w:p>
+    <w:p>
+      <w:pPr>
+        <w:pStyle w:val="Heading2"/>
+      </w:pPr>
+      <w:r>
+        <w:t>Keep practice and independent evidence separate</w:t>
       </w:r>
     </w:p>
     <w:p>
@@ -5922,10 +5993,52 @@
     </w:p>
     <w:p>
       <w:pPr>
-        <w:pStyle w:val="Heading3"/>
-      </w:pPr>
-      <w:r>
-        <w:t>For later coding lessons</w:t>
+        <w:pStyle w:val="Heading2"/>
+      </w:pPr>
+      <w:r>
+        <w:t>Repair and portfolio records</w:t>
+      </w:r>
+    </w:p>
+    <w:p>
+      <w:pPr>
+        <w:spacing w:line="336" w:lineRule="auto" w:after="180"/>
+      </w:pPr>
+      <w:r>
+        <w:rPr>
+          <w:b w:val="0"/>
+        </w:rPr>
+        <w:t>Use the earlier worked-explanation links to address a specific missing building block, then return to the current question. Adapt this suggestion after observing the learner; it is not an automatic diagnosis.</w:t>
+      </w:r>
+    </w:p>
+    <w:p>
+      <w:pPr>
+        <w:spacing w:line="336" w:lineRule="auto" w:after="180"/>
+      </w:pPr>
+      <w:r>
+        <w:rPr>
+          <w:b w:val="0"/>
+        </w:rPr>
+        <w:t xml:space="preserve">Collect the completed-work portfolio as </w:t>
+      </w:r>
+      <w:r>
+        <w:rPr>
+          <w:b/>
+        </w:rPr>
+        <w:t>evidence</w:t>
+      </w:r>
+      <w:r>
+        <w:rPr>
+          <w:b w:val="0"/>
+        </w:rPr>
+        <w:t>. Record support separately from correctness, and assess explanation, trace/test and limitations. Progress ticks and quiz selections alone do not establish mastery.</w:t>
+      </w:r>
+    </w:p>
+    <w:p>
+      <w:pPr>
+        <w:pStyle w:val="Heading2"/>
+      </w:pPr>
+      <w:r>
+        <w:t>Earlier wording, alternatives and picture transcripts · reference / check after trying</w:t>
       </w:r>
     </w:p>
     <w:p>
@@ -5936,7 +6049,6 @@
     <w:p>
       <w:pPr>
         <w:spacing w:line="336" w:lineRule="auto" w:after="180"/>
-        <w:shd w:fill="F1F6F8"/>
       </w:pPr>
       <w:r>
         <w:rPr>
@@ -5959,77 +6071,20 @@
     </w:p>
     <w:p>
       <w:pPr>
-        <w:spacing w:line="336" w:lineRule="auto" w:after="180"/>
-      </w:pPr>
-      <w:r>
-        <w:rPr>
-          <w:b w:val="0"/>
-        </w:rPr>
-        <w:t>Use the earlier worked-explanation links to address a specific missing building block, then return to the current question. Adapt this suggestion after observing the learner; it is not an automatic diagnosis.</w:t>
-      </w:r>
-    </w:p>
-    <w:p>
-      <w:pPr>
-        <w:spacing w:line="336" w:lineRule="auto" w:after="180"/>
-      </w:pPr>
-      <w:r>
-        <w:rPr>
-          <w:b w:val="0"/>
-        </w:rPr>
-        <w:t xml:space="preserve">Collect the completed-work portfolio as </w:t>
-      </w:r>
-      <w:r>
-        <w:rPr>
-          <w:b/>
-        </w:rPr>
-        <w:t>evidence</w:t>
-      </w:r>
-      <w:r>
-        <w:rPr>
-          <w:b w:val="0"/>
-        </w:rPr>
-        <w:t>. Record support separately from correctness, and assess explanation, trace/test and limitations. Progress ticks and quiz selections alone do not establish mastery.</w:t>
-      </w:r>
-    </w:p>
-    <w:p>
-      <w:pPr>
         <w:pStyle w:val="Heading1"/>
       </w:pPr>
       <w:r>
-        <w:t>09. Visual concept journey</w:t>
-      </w:r>
-    </w:p>
-    <w:p>
-      <w:r>
-        <w:t>Show one Predictive vs Generative graphic at a time, request a prediction and discuss its trace before the independent assessment.</w:t>
-      </w:r>
-    </w:p>
-    <w:p>
-      <w:pPr>
-        <w:spacing w:line="336" w:lineRule="auto" w:after="180"/>
-      </w:pPr>
-      <w:r>
-        <w:rPr>
-          <w:b w:val="0"/>
-        </w:rPr>
-        <w:t xml:space="preserve">Use one picture at a time. Hide a worked result before asking for a </w:t>
-      </w:r>
-      <w:r>
-        <w:rPr>
-          <w:b/>
-        </w:rPr>
-        <w:t>prediction</w:t>
-      </w:r>
-      <w:r>
-        <w:rPr>
-          <w:b w:val="0"/>
-        </w:rPr>
-        <w:t>, then reveal it for feedback. These are supported teaching cases; retain the separate independent assessment for a fresh first attempt.</w:t>
-      </w:r>
-    </w:p>
-    <w:p>
-      <w:pPr>
-        <w:pStyle w:val="Heading3"/>
+        <w:t>09. Reference: teach with the six pictures</w:t>
+      </w:r>
+    </w:p>
+    <w:p>
+      <w:r>
+        <w:t>Choose the picture for the teaching move and connect it to the explanation.</w:t>
+      </w:r>
+    </w:p>
+    <w:p>
+      <w:pPr>
+        <w:pStyle w:val="Heading2"/>
       </w:pPr>
       <w:r>
         <w:t>01. Predictive vs Generative: the case</w:t>
@@ -6040,7 +6095,7 @@
         <w:drawing>
           <wp:inline xmlns:a="http://schemas.openxmlformats.org/drawingml/2006/main" xmlns:pic="http://schemas.openxmlformats.org/drawingml/2006/picture">
             <wp:extent cx="5486400" cy="2840736"/>
-            <wp:docPr id="3" name="Picture 3" descr="A fictional toy generator predicts the next word after “The box is”. Supplied facts: Observed training continuations: full 6, empty 3, unknown 1. Use counts divided by total 10. The current physical box is separately checked and found empty."/>
+            <wp:docPr id="4" name="Picture 4" descr="A fictional toy generator predicts the next word after “The box is”. Supplied facts: Observed training continuations: full 6, empty 3, unknown 1. Use counts divided by total 10. The current physical box is separately checked and found empty."/>
             <wp:cNvGraphicFramePr>
               <a:graphicFrameLocks noChangeAspect="1"/>
             </wp:cNvGraphicFramePr>
@@ -6052,7 +6107,7 @@
                     <pic:cNvPicPr/>
                   </pic:nvPicPr>
                   <pic:blipFill>
-                    <a:blip r:embed="rId11"/>
+                    <a:blip r:embed="rId12"/>
                     <a:stretch>
                       <a:fillRect/>
                     </a:stretch>
@@ -6108,7 +6163,6 @@
     <w:p>
       <w:pPr>
         <w:spacing w:line="336" w:lineRule="auto" w:after="180"/>
-        <w:shd w:fill="F5F1FB"/>
       </w:pPr>
       <w:r>
         <w:rPr>
@@ -6119,16 +6173,7 @@
     </w:p>
     <w:p>
       <w:pPr>
-        <w:pStyle w:val="Heading3"/>
-      </w:pPr>
-      <w:r>
-        <w:t>Discuss while showing the picture</w:t>
-      </w:r>
-    </w:p>
-    <w:p>
-      <w:pPr>
         <w:spacing w:line="336" w:lineRule="auto" w:after="180"/>
-        <w:shd w:fill="F1F6F8"/>
       </w:pPr>
       <w:r>
         <w:rPr>
@@ -6139,7 +6184,7 @@
     </w:p>
     <w:p>
       <w:pPr>
-        <w:pStyle w:val="Heading3"/>
+        <w:pStyle w:val="Heading2"/>
       </w:pPr>
       <w:r>
         <w:t>02. Follow the deciding steps</w:t>
@@ -6150,7 +6195,7 @@
         <w:drawing>
           <wp:inline xmlns:a="http://schemas.openxmlformats.org/drawingml/2006/main" xmlns:pic="http://schemas.openxmlformats.org/drawingml/2006/picture">
             <wp:extent cx="5486400" cy="4160520"/>
-            <wp:docPr id="4" name="Picture 4" descr="Count table: Continuation counts are 6,3,1; total 10. → Probabilities: full=0.6; empty=0.3; unknown=0.1. → Greedy continuation: Largest probability chooses full for this toy prefix. → Check reality: Current observation says empty; frequent wording is not a present inventory reading."/>
+            <wp:docPr id="5" name="Picture 5" descr="Count table: Continuation counts are 6,3,1; total 10. → Probabilities: full=0.6; empty=0.3; unknown=0.1. → Greedy continuation: Largest probability chooses full for this toy prefix. → Check reality: Current observation says empty; frequent wording is not a present inventory reading."/>
             <wp:cNvGraphicFramePr>
               <a:graphicFrameLocks noChangeAspect="1"/>
             </wp:cNvGraphicFramePr>
@@ -6162,7 +6207,7 @@
                     <pic:cNvPicPr/>
                   </pic:nvPicPr>
                   <pic:blipFill>
-                    <a:blip r:embed="rId12"/>
+                    <a:blip r:embed="rId9"/>
                     <a:stretch>
                       <a:fillRect/>
                     </a:stretch>
@@ -6207,7 +6252,6 @@
     <w:p>
       <w:pPr>
         <w:spacing w:line="336" w:lineRule="auto" w:after="180"/>
-        <w:shd w:fill="F5F1FB"/>
       </w:pPr>
       <w:r>
         <w:rPr>
@@ -6230,16 +6274,7 @@
     </w:p>
     <w:p>
       <w:pPr>
-        <w:pStyle w:val="Heading3"/>
-      </w:pPr>
-      <w:r>
-        <w:t>Discuss while showing the picture</w:t>
-      </w:r>
-    </w:p>
-    <w:p>
-      <w:pPr>
         <w:spacing w:line="336" w:lineRule="auto" w:after="180"/>
-        <w:shd w:fill="F1F6F8"/>
       </w:pPr>
       <w:r>
         <w:rPr>
@@ -6262,7 +6297,7 @@
     </w:p>
     <w:p>
       <w:pPr>
-        <w:pStyle w:val="Heading3"/>
+        <w:pStyle w:val="Heading2"/>
       </w:pPr>
       <w:r>
         <w:t>03. Toy next-word distribution</w:t>
@@ -6273,7 +6308,7 @@
         <w:drawing>
           <wp:inline xmlns:a="http://schemas.openxmlformats.org/drawingml/2006/main" xmlns:pic="http://schemas.openxmlformats.org/drawingml/2006/picture">
             <wp:extent cx="5486400" cy="3145536"/>
-            <wp:docPr id="5" name="Picture 5" descr="Toy next-word distribution. Units: probability. full: 0.6. empty: 0.3. unknown: 0.1."/>
+            <wp:docPr id="6" name="Picture 6" descr="Toy next-word distribution. Units: probability. full: 0.6. empty: 0.3. unknown: 0.1."/>
             <wp:cNvGraphicFramePr>
               <a:graphicFrameLocks noChangeAspect="1"/>
             </wp:cNvGraphicFramePr>
@@ -6318,7 +6353,6 @@
     <w:p>
       <w:pPr>
         <w:spacing w:line="336" w:lineRule="auto" w:after="180"/>
-        <w:shd w:fill="F5F1FB"/>
       </w:pPr>
       <w:r>
         <w:rPr>
@@ -6329,16 +6363,7 @@
     </w:p>
     <w:p>
       <w:pPr>
-        <w:pStyle w:val="Heading3"/>
-      </w:pPr>
-      <w:r>
-        <w:t>Discuss while showing the picture</w:t>
-      </w:r>
-    </w:p>
-    <w:p>
-      <w:pPr>
         <w:spacing w:line="336" w:lineRule="auto" w:after="180"/>
-        <w:shd w:fill="F1F6F8"/>
       </w:pPr>
       <w:r>
         <w:rPr>
@@ -6350,7 +6375,6 @@
     <w:p>
       <w:pPr>
         <w:spacing w:line="336" w:lineRule="auto" w:after="180"/>
-        <w:shd w:fill="F1F6F8"/>
       </w:pPr>
       <w:r>
         <w:rPr>
@@ -6361,7 +6385,7 @@
     </w:p>
     <w:p>
       <w:pPr>
-        <w:pStyle w:val="Heading3"/>
+        <w:pStyle w:val="Heading2"/>
       </w:pPr>
       <w:r>
         <w:t>04. Change one thing. Trace what follows.</w:t>
@@ -6372,7 +6396,7 @@
         <w:drawing>
           <wp:inline xmlns:a="http://schemas.openxmlformats.org/drawingml/2006/main" xmlns:pic="http://schemas.openxmlformats.org/drawingml/2006/picture">
             <wp:extent cx="5486400" cy="3026664"/>
-            <wp:docPr id="6" name="Picture 6" descr="Original case: Current observation says empty; frequent wording is not a present inventory reading. Changed condition: Change the training table to full 2, empty 7, unknown 1. Expected result: Greedy output becomes empty; the model assigns that token probability 0.7. Reason: The continuation distribution changed; the independently observed box has not changed."/>
+            <wp:docPr id="7" name="Picture 7" descr="Original case: Current observation says empty; frequent wording is not a present inventory reading. Changed condition: Change the training table to full 2, empty 7, unknown 1. Expected result: Greedy output becomes empty; the model assigns that token probability 0.7. Reason: The continuation distribution changed; the independently observed box has not changed."/>
             <wp:cNvGraphicFramePr>
               <a:graphicFrameLocks noChangeAspect="1"/>
             </wp:cNvGraphicFramePr>
@@ -6464,7 +6488,6 @@
     <w:p>
       <w:pPr>
         <w:spacing w:line="336" w:lineRule="auto" w:after="180"/>
-        <w:shd w:fill="F5F1FB"/>
       </w:pPr>
       <w:r>
         <w:rPr>
@@ -6475,16 +6498,7 @@
     </w:p>
     <w:p>
       <w:pPr>
-        <w:pStyle w:val="Heading3"/>
-      </w:pPr>
-      <w:r>
-        <w:t>Discuss while showing the picture</w:t>
-      </w:r>
-    </w:p>
-    <w:p>
-      <w:pPr>
         <w:spacing w:line="336" w:lineRule="auto" w:after="180"/>
-        <w:shd w:fill="F1F6F8"/>
       </w:pPr>
       <w:r>
         <w:rPr>
@@ -6496,7 +6510,6 @@
     <w:p>
       <w:pPr>
         <w:spacing w:line="336" w:lineRule="auto" w:after="180"/>
-        <w:shd w:fill="F1F6F8"/>
       </w:pPr>
       <w:r>
         <w:rPr>
@@ -6507,7 +6520,7 @@
     </w:p>
     <w:p>
       <w:pPr>
-        <w:pStyle w:val="Heading3"/>
+        <w:pStyle w:val="Heading2"/>
       </w:pPr>
       <w:r>
         <w:t>05. Connect the explanation to its limit</w:t>
@@ -6518,7 +6531,7 @@
         <w:drawing>
           <wp:inline xmlns:a="http://schemas.openxmlformats.org/drawingml/2006/main" xmlns:pic="http://schemas.openxmlformats.org/drawingml/2006/picture">
             <wp:extent cx="5486400" cy="2834640"/>
-            <wp:docPr id="7" name="Picture 7" descr="The table predicts a continuation in a text exercise, not the contents of the current box. Generating the most frequent token is a model-defined decision. A factual inventory statement needs current evidence. The numerical table is intentionally small; real generative systems condition on richer context and do not simply consult these three counts. Limit: A one-step toy distribution does not describe every predictive or generative model or validate factual accuracy."/>
+            <wp:docPr id="8" name="Picture 8" descr="The table predicts a continuation in a text exercise, not the contents of the current box. Generating the most frequent token is a model-defined decision. A factual inventory statement needs current evidence. The numerical table is intentionally small; real generative systems condition on richer context and do not simply consult these three counts. Limit: A one-step toy distribution does not describe every predictive or generative model or validate factual accuracy."/>
             <wp:cNvGraphicFramePr>
               <a:graphicFrameLocks noChangeAspect="1"/>
             </wp:cNvGraphicFramePr>
@@ -6633,7 +6646,6 @@
     <w:p>
       <w:pPr>
         <w:spacing w:line="336" w:lineRule="auto" w:after="180"/>
-        <w:shd w:fill="F5F1FB"/>
       </w:pPr>
       <w:r>
         <w:rPr>
@@ -6644,16 +6656,7 @@
     </w:p>
     <w:p>
       <w:pPr>
-        <w:pStyle w:val="Heading3"/>
-      </w:pPr>
-      <w:r>
-        <w:t>Discuss while showing the picture</w:t>
-      </w:r>
-    </w:p>
-    <w:p>
-      <w:pPr>
         <w:spacing w:line="336" w:lineRule="auto" w:after="180"/>
-        <w:shd w:fill="F1F6F8"/>
       </w:pPr>
       <w:r>
         <w:rPr>
@@ -6665,7 +6668,6 @@
     <w:p>
       <w:pPr>
         <w:spacing w:line="336" w:lineRule="auto" w:after="180"/>
-        <w:shd w:fill="F1F6F8"/>
       </w:pPr>
       <w:r>
         <w:rPr>
@@ -6700,7 +6702,7 @@
     </w:p>
     <w:p>
       <w:pPr>
-        <w:pStyle w:val="Heading3"/>
+        <w:pStyle w:val="Heading2"/>
       </w:pPr>
       <w:r>
         <w:t>06. Make the idea visible in your project</w:t>
@@ -6711,7 +6713,7 @@
         <w:drawing>
           <wp:inline xmlns:a="http://schemas.openxmlformats.org/drawingml/2006/main" xmlns:pic="http://schemas.openxmlformats.org/drawingml/2006/picture">
             <wp:extent cx="5486400" cy="3380232"/>
-            <wp:docPr id="8" name="Picture 8" descr="Use approved book facts for recommender explanations; generated fluency is not a replacement for catalogue evidence. Draw your input, deciding step, result and limit. Supported question: Does matching the physical box in the changed table prove the generator measures boxes?"/>
+            <wp:docPr id="9" name="Picture 9" descr="Use approved book facts for recommender explanations; generated fluency is not a replacement for catalogue evidence. Draw your input, deciding step, result and limit. Supported question: Does matching the physical box in the changed table prove the generator measures boxes?"/>
             <wp:cNvGraphicFramePr>
               <a:graphicFrameLocks noChangeAspect="1"/>
             </wp:cNvGraphicFramePr>
@@ -6791,7 +6793,6 @@
     <w:p>
       <w:pPr>
         <w:spacing w:line="336" w:lineRule="auto" w:after="180"/>
-        <w:shd w:fill="F5F1FB"/>
       </w:pPr>
       <w:r>
         <w:rPr>
@@ -6814,58 +6815,127 @@
     </w:p>
     <w:p>
       <w:pPr>
+        <w:spacing w:line="336" w:lineRule="auto" w:after="180"/>
+      </w:pPr>
+      <w:r>
+        <w:rPr>
+          <w:b w:val="0"/>
+        </w:rPr>
+        <w:t xml:space="preserve">Teacher prompt: Draw your project trace and justify the deciding step using </w:t>
+      </w:r>
+      <w:r>
+        <w:rPr>
+          <w:b/>
+        </w:rPr>
+        <w:t>evidence</w:t>
+      </w:r>
+      <w:r>
+        <w:rPr>
+          <w:b w:val="0"/>
+        </w:rPr>
+        <w:t>. Ask learners to describe one label or arrow in ordinary words. Use the adjacent transcript if the image is difficult to see.</w:t>
+      </w:r>
+    </w:p>
+    <w:p>
+      <w:pPr>
+        <w:spacing w:line="336" w:lineRule="auto" w:after="180"/>
+      </w:pPr>
+      <w:r>
+        <w:rPr>
+          <w:b w:val="0"/>
+        </w:rPr>
+        <w:t xml:space="preserve">Supported practice key: No. It happens to match here; its </w:t>
+      </w:r>
+      <w:r>
+        <w:rPr>
+          <w:b/>
+        </w:rPr>
+        <w:t>mechanism</w:t>
+      </w:r>
+      <w:r>
+        <w:rPr>
+          <w:b w:val="0"/>
+        </w:rPr>
+        <w:t xml:space="preserve"> still selects a token from supplied counts rather than sensing contents.</w:t>
+      </w:r>
+    </w:p>
+    <w:p>
+      <w:pPr>
+        <w:pStyle w:val="Heading2"/>
+      </w:pPr>
+      <w:r>
+        <w:t>Earlier wording, alternatives and picture transcripts · reference / check after trying</w:t>
+      </w:r>
+    </w:p>
+    <w:p>
+      <w:pPr>
+        <w:spacing w:line="336" w:lineRule="auto" w:after="180"/>
+      </w:pPr>
+      <w:r>
+        <w:rPr>
+          <w:b w:val="0"/>
+        </w:rPr>
+        <w:t xml:space="preserve">Use one picture at a time. Hide a worked result before asking for a </w:t>
+      </w:r>
+      <w:r>
+        <w:rPr>
+          <w:b/>
+        </w:rPr>
+        <w:t>prediction</w:t>
+      </w:r>
+      <w:r>
+        <w:rPr>
+          <w:b w:val="0"/>
+        </w:rPr>
+        <w:t>, then reveal it for feedback. These are supported teaching cases; retain the separate independent assessment for a fresh first attempt.</w:t>
+      </w:r>
+    </w:p>
+    <w:p>
+      <w:pPr>
         <w:pStyle w:val="Heading3"/>
       </w:pPr>
       <w:r>
-        <w:t>Discuss while showing the picture</w:t>
-      </w:r>
-    </w:p>
-    <w:p>
-      <w:pPr>
-        <w:spacing w:line="336" w:lineRule="auto" w:after="180"/>
-        <w:shd w:fill="F1F6F8"/>
-      </w:pPr>
-      <w:r>
-        <w:rPr>
-          <w:b w:val="0"/>
-        </w:rPr>
-        <w:t xml:space="preserve">Teacher prompt: Draw your project trace and justify the deciding step using </w:t>
-      </w:r>
-      <w:r>
-        <w:rPr>
-          <w:b/>
-        </w:rPr>
-        <w:t>evidence</w:t>
-      </w:r>
-      <w:r>
-        <w:rPr>
-          <w:b w:val="0"/>
-        </w:rPr>
-        <w:t>. Ask learners to describe one label or arrow in ordinary words. Use the adjacent transcript if the image is difficult to see.</w:t>
-      </w:r>
-    </w:p>
-    <w:p>
-      <w:pPr>
-        <w:spacing w:line="336" w:lineRule="auto" w:after="180"/>
-        <w:shd w:fill="F1F6F8"/>
-      </w:pPr>
-      <w:r>
-        <w:rPr>
-          <w:b w:val="0"/>
-        </w:rPr>
-        <w:t xml:space="preserve">Supported practice key: No. It happens to match here; its </w:t>
-      </w:r>
-      <w:r>
-        <w:rPr>
-          <w:b/>
-        </w:rPr>
-        <w:t>mechanism</w:t>
-      </w:r>
-      <w:r>
-        <w:rPr>
-          <w:b w:val="0"/>
-        </w:rPr>
-        <w:t xml:space="preserve"> still selects a token from supplied counts rather than sensing contents.</w:t>
+        <w:t>01. Predictive vs Generative: the case</w:t>
+      </w:r>
+    </w:p>
+    <w:p>
+      <w:pPr>
+        <w:pStyle w:val="Heading3"/>
+      </w:pPr>
+      <w:r>
+        <w:t>02. Follow the deciding steps</w:t>
+      </w:r>
+    </w:p>
+    <w:p>
+      <w:pPr>
+        <w:pStyle w:val="Heading3"/>
+      </w:pPr>
+      <w:r>
+        <w:t>03. Toy next-word distribution</w:t>
+      </w:r>
+    </w:p>
+    <w:p>
+      <w:pPr>
+        <w:pStyle w:val="Heading3"/>
+      </w:pPr>
+      <w:r>
+        <w:t>04. Change one thing. Trace what follows.</w:t>
+      </w:r>
+    </w:p>
+    <w:p>
+      <w:pPr>
+        <w:pStyle w:val="Heading3"/>
+      </w:pPr>
+      <w:r>
+        <w:t>05. Connect the explanation to its limit</w:t>
+      </w:r>
+    </w:p>
+    <w:p>
+      <w:pPr>
+        <w:pStyle w:val="Heading3"/>
+      </w:pPr>
+      <w:r>
+        <w:t>06. Make the idea visible in your project</w:t>
       </w:r>
     </w:p>
     <w:sectPr>
